--- a/ProektirovanieBD.docx
+++ b/ProektirovanieBD.docx
@@ -4,19 +4,15 @@
   <w:body>
     <w:p>
       <w:pPr>
-        <w:spacing w:after="0" w:line="360" w:lineRule="auto"/>
-        <w:ind w:firstLine="709"/>
         <w:jc w:val="both"/>
         <w:rPr>
-          <w:rFonts w:ascii="Times New Roman" w:hAnsi="Times New Roman" w:cs="Times New Roman"/>
-          <w:sz w:val="28"/>
-          <w:szCs w:val="28"/>
-        </w:rPr>
-      </w:pPr>
-      <w:r>
-        <w:rPr>
-          <w:rFonts w:ascii="Times New Roman" w:hAnsi="Times New Roman" w:cs="Times New Roman"/>
-          <w:sz w:val="28"/>
+          <w:rFonts w:cs="Times New Roman"/>
+          <w:szCs w:val="28"/>
+        </w:rPr>
+      </w:pPr>
+      <w:r>
+        <w:rPr>
+          <w:rFonts w:cs="Times New Roman"/>
           <w:szCs w:val="28"/>
         </w:rPr>
         <w:t>ПРОЕКТИРОВАНИЕ БАЗЫ ДАННЫХ «ПОЛЕТ»</w:t>
@@ -24,47 +20,37 @@
     </w:p>
     <w:p>
       <w:pPr>
-        <w:spacing w:after="0" w:line="360" w:lineRule="auto"/>
-        <w:ind w:firstLine="709"/>
         <w:jc w:val="both"/>
         <w:rPr>
-          <w:rFonts w:ascii="Times New Roman" w:hAnsi="Times New Roman" w:cs="Times New Roman"/>
-          <w:sz w:val="28"/>
-          <w:szCs w:val="28"/>
-        </w:rPr>
-      </w:pPr>
-    </w:p>
-    <w:p>
-      <w:pPr>
-        <w:spacing w:after="0" w:line="360" w:lineRule="auto"/>
-        <w:ind w:firstLine="709"/>
+          <w:rFonts w:cs="Times New Roman"/>
+          <w:szCs w:val="28"/>
+        </w:rPr>
+      </w:pPr>
+    </w:p>
+    <w:p>
+      <w:pPr>
         <w:jc w:val="both"/>
         <w:rPr>
-          <w:rFonts w:ascii="Times New Roman" w:hAnsi="Times New Roman" w:cs="Times New Roman"/>
-          <w:sz w:val="28"/>
-          <w:szCs w:val="28"/>
-        </w:rPr>
-      </w:pPr>
-    </w:p>
-    <w:p>
-      <w:pPr>
-        <w:spacing w:after="0" w:line="360" w:lineRule="auto"/>
-        <w:ind w:firstLine="709"/>
+          <w:rFonts w:cs="Times New Roman"/>
+          <w:szCs w:val="28"/>
+        </w:rPr>
+      </w:pPr>
+    </w:p>
+    <w:p>
+      <w:pPr>
         <w:jc w:val="both"/>
         <w:rPr>
-          <w:rFonts w:ascii="Times New Roman" w:hAnsi="Times New Roman" w:cs="Times New Roman"/>
+          <w:rFonts w:cs="Times New Roman"/>
           <w:i/>
           <w:iCs/>
-          <w:sz w:val="28"/>
-          <w:szCs w:val="28"/>
-        </w:rPr>
-      </w:pPr>
-      <w:r>
-        <w:rPr>
-          <w:rFonts w:ascii="Times New Roman" w:hAnsi="Times New Roman" w:cs="Times New Roman"/>
+          <w:szCs w:val="28"/>
+        </w:rPr>
+      </w:pPr>
+      <w:r>
+        <w:rPr>
+          <w:rFonts w:cs="Times New Roman"/>
           <w:i/>
           <w:iCs/>
-          <w:sz w:val="28"/>
           <w:szCs w:val="28"/>
         </w:rPr>
         <w:t>Анализ предметной области</w:t>
@@ -72,19 +58,15 @@
     </w:p>
     <w:p>
       <w:pPr>
-        <w:spacing w:after="0" w:line="360" w:lineRule="auto"/>
-        <w:ind w:firstLine="709"/>
         <w:jc w:val="both"/>
         <w:rPr>
-          <w:rFonts w:ascii="Times New Roman" w:hAnsi="Times New Roman" w:cs="Times New Roman"/>
-          <w:sz w:val="28"/>
-          <w:szCs w:val="28"/>
-        </w:rPr>
-      </w:pPr>
-      <w:r>
-        <w:rPr>
-          <w:rFonts w:ascii="Times New Roman" w:hAnsi="Times New Roman" w:cs="Times New Roman"/>
-          <w:sz w:val="28"/>
+          <w:rFonts w:cs="Times New Roman"/>
+          <w:szCs w:val="28"/>
+        </w:rPr>
+      </w:pPr>
+      <w:r>
+        <w:rPr>
+          <w:rFonts w:cs="Times New Roman"/>
           <w:szCs w:val="28"/>
         </w:rPr>
         <w:t>Создать базу данных фирмы «Полет», которая продает авиабилеты.</w:t>
@@ -92,19 +74,15 @@
     </w:p>
     <w:p>
       <w:pPr>
-        <w:spacing w:after="0" w:line="360" w:lineRule="auto"/>
-        <w:ind w:firstLine="709"/>
         <w:jc w:val="both"/>
         <w:rPr>
-          <w:rFonts w:ascii="Times New Roman" w:hAnsi="Times New Roman" w:cs="Times New Roman"/>
-          <w:sz w:val="28"/>
-          <w:szCs w:val="28"/>
-        </w:rPr>
-      </w:pPr>
-      <w:r>
-        <w:rPr>
-          <w:rFonts w:ascii="Times New Roman" w:hAnsi="Times New Roman" w:cs="Times New Roman"/>
-          <w:sz w:val="28"/>
+          <w:rFonts w:cs="Times New Roman"/>
+          <w:szCs w:val="28"/>
+        </w:rPr>
+      </w:pPr>
+      <w:r>
+        <w:rPr>
+          <w:rFonts w:cs="Times New Roman"/>
           <w:szCs w:val="28"/>
         </w:rPr>
         <w:t>Таблицы:</w:t>
@@ -112,27 +90,22 @@
     </w:p>
     <w:p>
       <w:pPr>
-        <w:spacing w:after="0" w:line="360" w:lineRule="auto"/>
-        <w:ind w:firstLine="709"/>
         <w:jc w:val="both"/>
         <w:rPr>
-          <w:rFonts w:ascii="Times New Roman" w:hAnsi="Times New Roman" w:cs="Times New Roman"/>
-          <w:sz w:val="28"/>
-          <w:szCs w:val="28"/>
-        </w:rPr>
-      </w:pPr>
-      <w:r>
-        <w:rPr>
-          <w:rFonts w:ascii="Times New Roman" w:hAnsi="Times New Roman" w:cs="Times New Roman"/>
-          <w:sz w:val="28"/>
+          <w:rFonts w:cs="Times New Roman"/>
+          <w:szCs w:val="28"/>
+        </w:rPr>
+      </w:pPr>
+      <w:r>
+        <w:rPr>
+          <w:rFonts w:cs="Times New Roman"/>
           <w:szCs w:val="28"/>
         </w:rPr>
         <w:t>1.</w:t>
       </w:r>
       <w:r>
         <w:rPr>
-          <w:rFonts w:ascii="Times New Roman" w:hAnsi="Times New Roman" w:cs="Times New Roman"/>
-          <w:sz w:val="28"/>
+          <w:rFonts w:cs="Times New Roman"/>
           <w:szCs w:val="28"/>
         </w:rPr>
         <w:tab/>
@@ -141,27 +114,22 @@
     </w:p>
     <w:p>
       <w:pPr>
-        <w:spacing w:after="0" w:line="360" w:lineRule="auto"/>
-        <w:ind w:firstLine="709"/>
         <w:jc w:val="both"/>
         <w:rPr>
-          <w:rFonts w:ascii="Times New Roman" w:hAnsi="Times New Roman" w:cs="Times New Roman"/>
-          <w:sz w:val="28"/>
-          <w:szCs w:val="28"/>
-        </w:rPr>
-      </w:pPr>
-      <w:r>
-        <w:rPr>
-          <w:rFonts w:ascii="Times New Roman" w:hAnsi="Times New Roman" w:cs="Times New Roman"/>
-          <w:sz w:val="28"/>
+          <w:rFonts w:cs="Times New Roman"/>
+          <w:szCs w:val="28"/>
+        </w:rPr>
+      </w:pPr>
+      <w:r>
+        <w:rPr>
+          <w:rFonts w:cs="Times New Roman"/>
           <w:szCs w:val="28"/>
         </w:rPr>
         <w:t>2.</w:t>
       </w:r>
       <w:r>
         <w:rPr>
-          <w:rFonts w:ascii="Times New Roman" w:hAnsi="Times New Roman" w:cs="Times New Roman"/>
-          <w:sz w:val="28"/>
+          <w:rFonts w:cs="Times New Roman"/>
           <w:szCs w:val="28"/>
         </w:rPr>
         <w:tab/>
@@ -170,19 +138,15 @@
     </w:p>
     <w:p>
       <w:pPr>
-        <w:spacing w:after="0" w:line="360" w:lineRule="auto"/>
-        <w:ind w:firstLine="709"/>
         <w:jc w:val="both"/>
         <w:rPr>
-          <w:rFonts w:ascii="Times New Roman" w:hAnsi="Times New Roman" w:cs="Times New Roman"/>
-          <w:sz w:val="28"/>
-          <w:szCs w:val="28"/>
-        </w:rPr>
-      </w:pPr>
-      <w:r>
-        <w:rPr>
-          <w:rFonts w:ascii="Times New Roman" w:hAnsi="Times New Roman" w:cs="Times New Roman"/>
-          <w:sz w:val="28"/>
+          <w:rFonts w:cs="Times New Roman"/>
+          <w:szCs w:val="28"/>
+        </w:rPr>
+      </w:pPr>
+      <w:r>
+        <w:rPr>
+          <w:rFonts w:cs="Times New Roman"/>
           <w:szCs w:val="28"/>
         </w:rPr>
         <w:t>Определения в базе данных:</w:t>
@@ -190,19 +154,15 @@
     </w:p>
     <w:p>
       <w:pPr>
-        <w:spacing w:after="0" w:line="360" w:lineRule="auto"/>
-        <w:ind w:firstLine="709"/>
         <w:jc w:val="both"/>
         <w:rPr>
-          <w:rFonts w:ascii="Times New Roman" w:hAnsi="Times New Roman" w:cs="Times New Roman"/>
-          <w:sz w:val="28"/>
-          <w:szCs w:val="28"/>
-        </w:rPr>
-      </w:pPr>
-      <w:r>
-        <w:rPr>
-          <w:rFonts w:ascii="Times New Roman" w:hAnsi="Times New Roman" w:cs="Times New Roman"/>
-          <w:sz w:val="28"/>
+          <w:rFonts w:cs="Times New Roman"/>
+          <w:szCs w:val="28"/>
+        </w:rPr>
+      </w:pPr>
+      <w:r>
+        <w:rPr>
+          <w:rFonts w:cs="Times New Roman"/>
           <w:szCs w:val="28"/>
         </w:rPr>
         <w:t>Авиабилет – это договор о перевозке между авиакомпанией и пассажиром, который предоставляет право на услуги авиационной пассажирской перевозки.</w:t>
@@ -210,19 +170,15 @@
     </w:p>
     <w:p>
       <w:pPr>
-        <w:spacing w:after="0" w:line="360" w:lineRule="auto"/>
-        <w:ind w:firstLine="709"/>
         <w:jc w:val="both"/>
         <w:rPr>
-          <w:rFonts w:ascii="Times New Roman" w:hAnsi="Times New Roman" w:cs="Times New Roman"/>
-          <w:sz w:val="28"/>
-          <w:szCs w:val="28"/>
-        </w:rPr>
-      </w:pPr>
-      <w:r>
-        <w:rPr>
-          <w:rFonts w:ascii="Times New Roman" w:hAnsi="Times New Roman" w:cs="Times New Roman"/>
-          <w:sz w:val="28"/>
+          <w:rFonts w:cs="Times New Roman"/>
+          <w:szCs w:val="28"/>
+        </w:rPr>
+      </w:pPr>
+      <w:r>
+        <w:rPr>
+          <w:rFonts w:cs="Times New Roman"/>
           <w:szCs w:val="28"/>
         </w:rPr>
         <w:t>Код билета – это уникальный идентификатор, присваиваемый каждому билету после покупки. Обычно он состоит из 13 цифр.</w:t>
@@ -230,19 +186,15 @@
     </w:p>
     <w:p>
       <w:pPr>
-        <w:spacing w:after="0" w:line="360" w:lineRule="auto"/>
-        <w:ind w:firstLine="709"/>
         <w:jc w:val="both"/>
         <w:rPr>
-          <w:rFonts w:ascii="Times New Roman" w:hAnsi="Times New Roman" w:cs="Times New Roman"/>
-          <w:sz w:val="28"/>
-          <w:szCs w:val="28"/>
-        </w:rPr>
-      </w:pPr>
-      <w:r>
-        <w:rPr>
-          <w:rFonts w:ascii="Times New Roman" w:hAnsi="Times New Roman" w:cs="Times New Roman"/>
-          <w:sz w:val="28"/>
+          <w:rFonts w:cs="Times New Roman"/>
+          <w:szCs w:val="28"/>
+        </w:rPr>
+      </w:pPr>
+      <w:r>
+        <w:rPr>
+          <w:rFonts w:cs="Times New Roman"/>
           <w:szCs w:val="28"/>
         </w:rPr>
         <w:t>Маршрут – это заранее намеченный путь следования самолёта с указанием места и времени посадок.</w:t>
@@ -250,19 +202,15 @@
     </w:p>
     <w:p>
       <w:pPr>
-        <w:spacing w:after="0" w:line="360" w:lineRule="auto"/>
-        <w:ind w:firstLine="709"/>
         <w:jc w:val="both"/>
         <w:rPr>
-          <w:rFonts w:ascii="Times New Roman" w:hAnsi="Times New Roman" w:cs="Times New Roman"/>
-          <w:sz w:val="28"/>
-          <w:szCs w:val="28"/>
-        </w:rPr>
-      </w:pPr>
-      <w:r>
-        <w:rPr>
-          <w:rFonts w:ascii="Times New Roman" w:hAnsi="Times New Roman" w:cs="Times New Roman"/>
-          <w:sz w:val="28"/>
+          <w:rFonts w:cs="Times New Roman"/>
+          <w:szCs w:val="28"/>
+        </w:rPr>
+      </w:pPr>
+      <w:r>
+        <w:rPr>
+          <w:rFonts w:cs="Times New Roman"/>
           <w:szCs w:val="28"/>
         </w:rPr>
         <w:t>Конечный пункт – пункт, в котором заканчивается выполнение рейса по расписанию (плану полётов).</w:t>
@@ -270,19 +218,15 @@
     </w:p>
     <w:p>
       <w:pPr>
-        <w:spacing w:after="0" w:line="360" w:lineRule="auto"/>
-        <w:ind w:firstLine="709"/>
         <w:jc w:val="both"/>
         <w:rPr>
-          <w:rFonts w:ascii="Times New Roman" w:hAnsi="Times New Roman" w:cs="Times New Roman"/>
-          <w:sz w:val="28"/>
-          <w:szCs w:val="28"/>
-        </w:rPr>
-      </w:pPr>
-      <w:r>
-        <w:rPr>
-          <w:rFonts w:ascii="Times New Roman" w:hAnsi="Times New Roman" w:cs="Times New Roman"/>
-          <w:sz w:val="28"/>
+          <w:rFonts w:cs="Times New Roman"/>
+          <w:szCs w:val="28"/>
+        </w:rPr>
+      </w:pPr>
+      <w:r>
+        <w:rPr>
+          <w:rFonts w:cs="Times New Roman"/>
           <w:szCs w:val="28"/>
         </w:rPr>
         <w:t>Тип самолёта – это категория, которая обозначает воздушное судно конкретной конструкции, повторяемое серийно.</w:t>
@@ -290,19 +234,15 @@
     </w:p>
     <w:p>
       <w:pPr>
-        <w:spacing w:after="0" w:line="360" w:lineRule="auto"/>
-        <w:ind w:firstLine="709"/>
         <w:jc w:val="both"/>
         <w:rPr>
-          <w:rFonts w:ascii="Times New Roman" w:hAnsi="Times New Roman" w:cs="Times New Roman"/>
-          <w:sz w:val="28"/>
-          <w:szCs w:val="28"/>
-        </w:rPr>
-      </w:pPr>
-      <w:r>
-        <w:rPr>
-          <w:rFonts w:ascii="Times New Roman" w:hAnsi="Times New Roman" w:cs="Times New Roman"/>
-          <w:sz w:val="28"/>
+          <w:rFonts w:cs="Times New Roman"/>
+          <w:szCs w:val="28"/>
+        </w:rPr>
+      </w:pPr>
+      <w:r>
+        <w:rPr>
+          <w:rFonts w:cs="Times New Roman"/>
           <w:szCs w:val="28"/>
         </w:rPr>
         <w:t>Дата вылета – это дата перелёта по данному посадочному талону.</w:t>
@@ -310,19 +250,15 @@
     </w:p>
     <w:p>
       <w:pPr>
-        <w:spacing w:after="0" w:line="360" w:lineRule="auto"/>
-        <w:ind w:firstLine="709"/>
         <w:jc w:val="both"/>
         <w:rPr>
-          <w:rFonts w:ascii="Times New Roman" w:hAnsi="Times New Roman" w:cs="Times New Roman"/>
-          <w:sz w:val="28"/>
-          <w:szCs w:val="28"/>
-        </w:rPr>
-      </w:pPr>
-      <w:r>
-        <w:rPr>
-          <w:rFonts w:ascii="Times New Roman" w:hAnsi="Times New Roman" w:cs="Times New Roman"/>
-          <w:sz w:val="28"/>
+          <w:rFonts w:cs="Times New Roman"/>
+          <w:szCs w:val="28"/>
+        </w:rPr>
+      </w:pPr>
+      <w:r>
+        <w:rPr>
+          <w:rFonts w:cs="Times New Roman"/>
           <w:szCs w:val="28"/>
         </w:rPr>
         <w:t>Продолжительность полета – это время нахождения летательного аппарата в воздухе, время от отрыва от взлётно-посадочной полосы или другой опорной поверхности до касания этой поверхности.</w:t>
@@ -330,19 +266,15 @@
     </w:p>
     <w:p>
       <w:pPr>
-        <w:spacing w:after="0" w:line="360" w:lineRule="auto"/>
-        <w:ind w:firstLine="709"/>
         <w:jc w:val="both"/>
         <w:rPr>
-          <w:rFonts w:ascii="Times New Roman" w:hAnsi="Times New Roman" w:cs="Times New Roman"/>
-          <w:sz w:val="28"/>
-          <w:szCs w:val="28"/>
-        </w:rPr>
-      </w:pPr>
-      <w:r>
-        <w:rPr>
-          <w:rFonts w:ascii="Times New Roman" w:hAnsi="Times New Roman" w:cs="Times New Roman"/>
-          <w:sz w:val="28"/>
+          <w:rFonts w:cs="Times New Roman"/>
+          <w:szCs w:val="28"/>
+        </w:rPr>
+      </w:pPr>
+      <w:r>
+        <w:rPr>
+          <w:rFonts w:cs="Times New Roman"/>
           <w:szCs w:val="28"/>
         </w:rPr>
         <w:t>Цена – денежное выражение стоимости товара или услуги, конкретная сумма, которую покупатель платит продавцу при совершении сделки.</w:t>
@@ -350,19 +282,15 @@
     </w:p>
     <w:p>
       <w:pPr>
-        <w:spacing w:after="0" w:line="360" w:lineRule="auto"/>
-        <w:ind w:firstLine="709"/>
         <w:jc w:val="both"/>
         <w:rPr>
-          <w:rFonts w:ascii="Times New Roman" w:hAnsi="Times New Roman" w:cs="Times New Roman"/>
-          <w:sz w:val="28"/>
-          <w:szCs w:val="28"/>
-        </w:rPr>
-      </w:pPr>
-      <w:r>
-        <w:rPr>
-          <w:rFonts w:ascii="Times New Roman" w:hAnsi="Times New Roman" w:cs="Times New Roman"/>
-          <w:sz w:val="28"/>
+          <w:rFonts w:cs="Times New Roman"/>
+          <w:szCs w:val="28"/>
+        </w:rPr>
+      </w:pPr>
+      <w:r>
+        <w:rPr>
+          <w:rFonts w:cs="Times New Roman"/>
           <w:szCs w:val="28"/>
         </w:rPr>
         <w:t>Клиент – юридическое или физическое лицо, которое использует товары, работы, услуги, выступает в качестве покупателя (потребителя), заказчика.</w:t>
@@ -370,19 +298,15 @@
     </w:p>
     <w:p>
       <w:pPr>
-        <w:spacing w:after="0" w:line="360" w:lineRule="auto"/>
-        <w:ind w:firstLine="709"/>
         <w:jc w:val="both"/>
         <w:rPr>
-          <w:rFonts w:ascii="Times New Roman" w:hAnsi="Times New Roman" w:cs="Times New Roman"/>
-          <w:sz w:val="28"/>
-          <w:szCs w:val="28"/>
-        </w:rPr>
-      </w:pPr>
-      <w:r>
-        <w:rPr>
-          <w:rFonts w:ascii="Times New Roman" w:hAnsi="Times New Roman" w:cs="Times New Roman"/>
-          <w:sz w:val="28"/>
+          <w:rFonts w:cs="Times New Roman"/>
+          <w:szCs w:val="28"/>
+        </w:rPr>
+      </w:pPr>
+      <w:r>
+        <w:rPr>
+          <w:rFonts w:cs="Times New Roman"/>
           <w:szCs w:val="28"/>
         </w:rPr>
         <w:lastRenderedPageBreak/>
@@ -391,19 +315,15 @@
     </w:p>
     <w:p>
       <w:pPr>
-        <w:spacing w:after="0" w:line="360" w:lineRule="auto"/>
-        <w:ind w:firstLine="709"/>
         <w:jc w:val="both"/>
         <w:rPr>
-          <w:rFonts w:ascii="Times New Roman" w:hAnsi="Times New Roman" w:cs="Times New Roman"/>
-          <w:sz w:val="28"/>
-          <w:szCs w:val="28"/>
-        </w:rPr>
-      </w:pPr>
-      <w:r>
-        <w:rPr>
-          <w:rFonts w:ascii="Times New Roman" w:hAnsi="Times New Roman" w:cs="Times New Roman"/>
-          <w:sz w:val="28"/>
+          <w:rFonts w:cs="Times New Roman"/>
+          <w:szCs w:val="28"/>
+        </w:rPr>
+      </w:pPr>
+      <w:r>
+        <w:rPr>
+          <w:rFonts w:cs="Times New Roman"/>
           <w:szCs w:val="28"/>
         </w:rPr>
         <w:t>Код билета – это уникальный код бронирования в авиабилете, который создаётся в системе авиакомпании или агентства во время оформления билета на самолёт.</w:t>
@@ -411,19 +331,15 @@
     </w:p>
     <w:p>
       <w:pPr>
-        <w:spacing w:after="0" w:line="360" w:lineRule="auto"/>
-        <w:ind w:firstLine="709"/>
         <w:jc w:val="both"/>
         <w:rPr>
-          <w:rFonts w:ascii="Times New Roman" w:hAnsi="Times New Roman" w:cs="Times New Roman"/>
-          <w:sz w:val="28"/>
-          <w:szCs w:val="28"/>
-        </w:rPr>
-      </w:pPr>
-      <w:r>
-        <w:rPr>
-          <w:rFonts w:ascii="Times New Roman" w:hAnsi="Times New Roman" w:cs="Times New Roman"/>
-          <w:sz w:val="28"/>
+          <w:rFonts w:cs="Times New Roman"/>
+          <w:szCs w:val="28"/>
+        </w:rPr>
+      </w:pPr>
+      <w:r>
+        <w:rPr>
+          <w:rFonts w:cs="Times New Roman"/>
           <w:szCs w:val="28"/>
         </w:rPr>
         <w:t>Фамилия – это наследственное родовое имя, которое указывает на принадлежность человека к одному роду, ведущему начало от общего предка, или в более узком понимании – к одной семье.</w:t>
@@ -431,19 +347,15 @@
     </w:p>
     <w:p>
       <w:pPr>
-        <w:spacing w:after="0" w:line="360" w:lineRule="auto"/>
-        <w:ind w:firstLine="709"/>
         <w:jc w:val="both"/>
         <w:rPr>
-          <w:rFonts w:ascii="Times New Roman" w:hAnsi="Times New Roman" w:cs="Times New Roman"/>
-          <w:sz w:val="28"/>
-          <w:szCs w:val="28"/>
-        </w:rPr>
-      </w:pPr>
-      <w:r>
-        <w:rPr>
-          <w:rFonts w:ascii="Times New Roman" w:hAnsi="Times New Roman" w:cs="Times New Roman"/>
-          <w:sz w:val="28"/>
+          <w:rFonts w:cs="Times New Roman"/>
+          <w:szCs w:val="28"/>
+        </w:rPr>
+      </w:pPr>
+      <w:r>
+        <w:rPr>
+          <w:rFonts w:cs="Times New Roman"/>
           <w:szCs w:val="28"/>
         </w:rPr>
         <w:t>Имя – это личное название человека, даваемое ему при рождении и отличающее его от других.</w:t>
@@ -451,19 +363,15 @@
     </w:p>
     <w:p>
       <w:pPr>
-        <w:spacing w:after="0" w:line="360" w:lineRule="auto"/>
-        <w:ind w:firstLine="709"/>
         <w:jc w:val="both"/>
         <w:rPr>
-          <w:rFonts w:ascii="Times New Roman" w:hAnsi="Times New Roman" w:cs="Times New Roman"/>
-          <w:sz w:val="28"/>
-          <w:szCs w:val="28"/>
-        </w:rPr>
-      </w:pPr>
-      <w:r>
-        <w:rPr>
-          <w:rFonts w:ascii="Times New Roman" w:hAnsi="Times New Roman" w:cs="Times New Roman"/>
-          <w:sz w:val="28"/>
+          <w:rFonts w:cs="Times New Roman"/>
+          <w:szCs w:val="28"/>
+        </w:rPr>
+      </w:pPr>
+      <w:r>
+        <w:rPr>
+          <w:rFonts w:cs="Times New Roman"/>
           <w:szCs w:val="28"/>
         </w:rPr>
         <w:t>Отчество – часть родового имени, которая присваивается ребёнку по имени отца.</w:t>
@@ -471,19 +379,15 @@
     </w:p>
     <w:p>
       <w:pPr>
-        <w:spacing w:after="0" w:line="360" w:lineRule="auto"/>
-        <w:ind w:firstLine="709"/>
         <w:jc w:val="both"/>
         <w:rPr>
-          <w:rFonts w:ascii="Times New Roman" w:hAnsi="Times New Roman" w:cs="Times New Roman"/>
-          <w:sz w:val="28"/>
-          <w:szCs w:val="28"/>
-        </w:rPr>
-      </w:pPr>
-      <w:r>
-        <w:rPr>
-          <w:rFonts w:ascii="Times New Roman" w:hAnsi="Times New Roman" w:cs="Times New Roman"/>
-          <w:sz w:val="28"/>
+          <w:rFonts w:cs="Times New Roman"/>
+          <w:szCs w:val="28"/>
+        </w:rPr>
+      </w:pPr>
+      <w:r>
+        <w:rPr>
+          <w:rFonts w:cs="Times New Roman"/>
           <w:szCs w:val="28"/>
         </w:rPr>
         <w:t>Адрес – это место, где человек постоянно или временно находится, независимо от его официальной регистрации.</w:t>
@@ -491,19 +395,15 @@
     </w:p>
     <w:p>
       <w:pPr>
-        <w:spacing w:after="0" w:line="360" w:lineRule="auto"/>
-        <w:ind w:firstLine="709"/>
         <w:jc w:val="both"/>
         <w:rPr>
-          <w:rFonts w:ascii="Times New Roman" w:hAnsi="Times New Roman" w:cs="Times New Roman"/>
-          <w:sz w:val="28"/>
-          <w:szCs w:val="28"/>
-        </w:rPr>
-      </w:pPr>
-      <w:r>
-        <w:rPr>
-          <w:rFonts w:ascii="Times New Roman" w:hAnsi="Times New Roman" w:cs="Times New Roman"/>
-          <w:sz w:val="28"/>
+          <w:rFonts w:cs="Times New Roman"/>
+          <w:szCs w:val="28"/>
+        </w:rPr>
+      </w:pPr>
+      <w:r>
+        <w:rPr>
+          <w:rFonts w:cs="Times New Roman"/>
           <w:szCs w:val="28"/>
         </w:rPr>
         <w:t>Город – населённый пункт, имеющий соответствующий статус с учётом численности населения, характера занятий большинства его жителей, географического, экономического, исторического и культурного значения.</w:t>
@@ -511,19 +411,15 @@
     </w:p>
     <w:p>
       <w:pPr>
-        <w:spacing w:after="0" w:line="360" w:lineRule="auto"/>
-        <w:ind w:firstLine="709"/>
         <w:jc w:val="both"/>
         <w:rPr>
-          <w:rFonts w:ascii="Times New Roman" w:hAnsi="Times New Roman" w:cs="Times New Roman"/>
-          <w:sz w:val="28"/>
-          <w:szCs w:val="28"/>
-        </w:rPr>
-      </w:pPr>
-      <w:r>
-        <w:rPr>
-          <w:rFonts w:ascii="Times New Roman" w:hAnsi="Times New Roman" w:cs="Times New Roman"/>
-          <w:sz w:val="28"/>
+          <w:rFonts w:cs="Times New Roman"/>
+          <w:szCs w:val="28"/>
+        </w:rPr>
+      </w:pPr>
+      <w:r>
+        <w:rPr>
+          <w:rFonts w:cs="Times New Roman"/>
           <w:szCs w:val="28"/>
         </w:rPr>
         <w:t>Количество – это мера численности элементов в какой–либо совокупности.</w:t>
@@ -531,19 +427,15 @@
     </w:p>
     <w:p>
       <w:pPr>
-        <w:spacing w:after="0" w:line="360" w:lineRule="auto"/>
-        <w:ind w:firstLine="709"/>
         <w:jc w:val="both"/>
         <w:rPr>
-          <w:rFonts w:ascii="Times New Roman" w:hAnsi="Times New Roman" w:cs="Times New Roman"/>
-          <w:sz w:val="28"/>
-          <w:szCs w:val="28"/>
-        </w:rPr>
-      </w:pPr>
-      <w:r>
-        <w:rPr>
-          <w:rFonts w:ascii="Times New Roman" w:hAnsi="Times New Roman" w:cs="Times New Roman"/>
-          <w:sz w:val="28"/>
+          <w:rFonts w:cs="Times New Roman"/>
+          <w:szCs w:val="28"/>
+        </w:rPr>
+      </w:pPr>
+      <w:r>
+        <w:rPr>
+          <w:rFonts w:cs="Times New Roman"/>
           <w:szCs w:val="28"/>
         </w:rPr>
         <w:t>Скидка – это сниженная стоимость товара или услуги, которая становится доступна покупателю при соблюдении определённых условий.</w:t>
@@ -551,19 +443,15 @@
     </w:p>
     <w:p>
       <w:pPr>
-        <w:spacing w:after="0" w:line="360" w:lineRule="auto"/>
-        <w:ind w:firstLine="709"/>
         <w:jc w:val="both"/>
         <w:rPr>
-          <w:rFonts w:ascii="Times New Roman" w:hAnsi="Times New Roman" w:cs="Times New Roman"/>
-          <w:sz w:val="28"/>
-          <w:szCs w:val="28"/>
-        </w:rPr>
-      </w:pPr>
-      <w:r>
-        <w:rPr>
-          <w:rFonts w:ascii="Times New Roman" w:hAnsi="Times New Roman" w:cs="Times New Roman"/>
-          <w:sz w:val="28"/>
+          <w:rFonts w:cs="Times New Roman"/>
+          <w:szCs w:val="28"/>
+        </w:rPr>
+      </w:pPr>
+      <w:r>
+        <w:rPr>
+          <w:rFonts w:cs="Times New Roman"/>
           <w:szCs w:val="28"/>
         </w:rPr>
         <w:t>Дата заказа – это дата, когда заказ был оформлен.</w:t>
@@ -571,19 +459,15 @@
     </w:p>
     <w:p>
       <w:pPr>
-        <w:spacing w:after="0" w:line="360" w:lineRule="auto"/>
-        <w:ind w:firstLine="709"/>
         <w:jc w:val="both"/>
         <w:rPr>
-          <w:rFonts w:ascii="Times New Roman" w:hAnsi="Times New Roman" w:cs="Times New Roman"/>
-          <w:sz w:val="28"/>
-          <w:szCs w:val="28"/>
-        </w:rPr>
-      </w:pPr>
-      <w:r>
-        <w:rPr>
-          <w:rFonts w:ascii="Times New Roman" w:hAnsi="Times New Roman" w:cs="Times New Roman"/>
-          <w:sz w:val="28"/>
+          <w:rFonts w:cs="Times New Roman"/>
+          <w:szCs w:val="28"/>
+        </w:rPr>
+      </w:pPr>
+      <w:r>
+        <w:rPr>
+          <w:rFonts w:cs="Times New Roman"/>
           <w:szCs w:val="28"/>
         </w:rPr>
         <w:t>Запросы:</w:t>
@@ -591,27 +475,23 @@
     </w:p>
     <w:p>
       <w:pPr>
-        <w:spacing w:after="0" w:line="360" w:lineRule="auto"/>
         <w:ind w:left="993" w:hanging="284"/>
         <w:jc w:val="both"/>
         <w:rPr>
-          <w:rFonts w:ascii="Times New Roman" w:hAnsi="Times New Roman" w:cs="Times New Roman"/>
-          <w:sz w:val="28"/>
-          <w:szCs w:val="28"/>
-        </w:rPr>
-      </w:pPr>
-      <w:r>
-        <w:rPr>
-          <w:rFonts w:ascii="Times New Roman" w:hAnsi="Times New Roman" w:cs="Times New Roman"/>
-          <w:sz w:val="28"/>
+          <w:rFonts w:cs="Times New Roman"/>
+          <w:szCs w:val="28"/>
+        </w:rPr>
+      </w:pPr>
+      <w:r>
+        <w:rPr>
+          <w:rFonts w:cs="Times New Roman"/>
           <w:szCs w:val="28"/>
         </w:rPr>
         <w:t>1.</w:t>
       </w:r>
       <w:r>
         <w:rPr>
-          <w:rFonts w:ascii="Times New Roman" w:hAnsi="Times New Roman" w:cs="Times New Roman"/>
-          <w:sz w:val="28"/>
+          <w:rFonts w:cs="Times New Roman"/>
           <w:szCs w:val="28"/>
         </w:rPr>
         <w:tab/>
@@ -620,27 +500,23 @@
     </w:p>
     <w:p>
       <w:pPr>
-        <w:spacing w:after="0" w:line="360" w:lineRule="auto"/>
         <w:ind w:left="993" w:hanging="284"/>
         <w:jc w:val="both"/>
         <w:rPr>
-          <w:rFonts w:ascii="Times New Roman" w:hAnsi="Times New Roman" w:cs="Times New Roman"/>
-          <w:sz w:val="28"/>
-          <w:szCs w:val="28"/>
-        </w:rPr>
-      </w:pPr>
-      <w:r>
-        <w:rPr>
-          <w:rFonts w:ascii="Times New Roman" w:hAnsi="Times New Roman" w:cs="Times New Roman"/>
-          <w:sz w:val="28"/>
+          <w:rFonts w:cs="Times New Roman"/>
+          <w:szCs w:val="28"/>
+        </w:rPr>
+      </w:pPr>
+      <w:r>
+        <w:rPr>
+          <w:rFonts w:cs="Times New Roman"/>
           <w:szCs w:val="28"/>
         </w:rPr>
         <w:t>2.</w:t>
       </w:r>
       <w:r>
         <w:rPr>
-          <w:rFonts w:ascii="Times New Roman" w:hAnsi="Times New Roman" w:cs="Times New Roman"/>
-          <w:sz w:val="28"/>
+          <w:rFonts w:cs="Times New Roman"/>
           <w:szCs w:val="28"/>
         </w:rPr>
         <w:tab/>
@@ -649,35 +525,28 @@
     </w:p>
     <w:p>
       <w:pPr>
-        <w:spacing w:after="0" w:line="360" w:lineRule="auto"/>
-        <w:ind w:firstLine="709"/>
         <w:jc w:val="both"/>
         <w:rPr>
-          <w:rFonts w:ascii="Times New Roman" w:hAnsi="Times New Roman" w:cs="Times New Roman"/>
-          <w:sz w:val="28"/>
-          <w:szCs w:val="28"/>
-        </w:rPr>
-      </w:pPr>
-    </w:p>
-    <w:p>
-      <w:pPr>
-        <w:spacing w:after="0" w:line="360" w:lineRule="auto"/>
-        <w:ind w:firstLine="709"/>
+          <w:rFonts w:cs="Times New Roman"/>
+          <w:szCs w:val="28"/>
+        </w:rPr>
+      </w:pPr>
+    </w:p>
+    <w:p>
+      <w:pPr>
         <w:jc w:val="both"/>
         <w:rPr>
-          <w:rFonts w:ascii="Times New Roman" w:hAnsi="Times New Roman" w:cs="Times New Roman"/>
+          <w:rFonts w:cs="Times New Roman"/>
           <w:i/>
           <w:iCs/>
-          <w:sz w:val="28"/>
-          <w:szCs w:val="28"/>
-        </w:rPr>
-      </w:pPr>
-      <w:r>
-        <w:rPr>
-          <w:rFonts w:ascii="Times New Roman" w:hAnsi="Times New Roman" w:cs="Times New Roman"/>
+          <w:szCs w:val="28"/>
+        </w:rPr>
+      </w:pPr>
+      <w:r>
+        <w:rPr>
+          <w:rFonts w:cs="Times New Roman"/>
           <w:i/>
           <w:iCs/>
-          <w:sz w:val="28"/>
           <w:szCs w:val="28"/>
         </w:rPr>
         <w:lastRenderedPageBreak/>
@@ -686,20 +555,16 @@
     </w:p>
     <w:p>
       <w:pPr>
-        <w:spacing w:after="0" w:line="360" w:lineRule="auto"/>
-        <w:ind w:firstLine="709"/>
         <w:jc w:val="both"/>
         <w:rPr>
-          <w:rFonts w:ascii="Times New Roman" w:hAnsi="Times New Roman" w:cs="Times New Roman"/>
-          <w:sz w:val="28"/>
+          <w:rFonts w:cs="Times New Roman"/>
           <w:szCs w:val="28"/>
         </w:rPr>
       </w:pPr>
       <w:proofErr w:type="gramStart"/>
       <w:r>
         <w:rPr>
-          <w:rFonts w:ascii="Times New Roman" w:hAnsi="Times New Roman" w:cs="Times New Roman"/>
-          <w:sz w:val="28"/>
+          <w:rFonts w:cs="Times New Roman"/>
           <w:szCs w:val="28"/>
         </w:rPr>
         <w:t>В сущности</w:t>
@@ -707,8 +572,7 @@
       <w:proofErr w:type="gramEnd"/>
       <w:r>
         <w:rPr>
-          <w:rFonts w:ascii="Times New Roman" w:hAnsi="Times New Roman" w:cs="Times New Roman"/>
-          <w:sz w:val="28"/>
+          <w:rFonts w:cs="Times New Roman"/>
           <w:szCs w:val="28"/>
         </w:rPr>
         <w:t xml:space="preserve"> «Авиабилеты» имеются следующие атрибуты: код билета, маршрут, конечный пункт, тип самолета, дата вылета, продолжительность полета, цена.</w:t>
@@ -716,20 +580,16 @@
     </w:p>
     <w:p>
       <w:pPr>
-        <w:spacing w:after="0" w:line="360" w:lineRule="auto"/>
-        <w:ind w:firstLine="709"/>
         <w:jc w:val="both"/>
         <w:rPr>
-          <w:rFonts w:ascii="Times New Roman" w:hAnsi="Times New Roman" w:cs="Times New Roman"/>
-          <w:sz w:val="28"/>
+          <w:rFonts w:cs="Times New Roman"/>
           <w:szCs w:val="28"/>
         </w:rPr>
       </w:pPr>
       <w:proofErr w:type="gramStart"/>
       <w:r>
         <w:rPr>
-          <w:rFonts w:ascii="Times New Roman" w:hAnsi="Times New Roman" w:cs="Times New Roman"/>
-          <w:sz w:val="28"/>
+          <w:rFonts w:cs="Times New Roman"/>
           <w:szCs w:val="28"/>
         </w:rPr>
         <w:t>В сущности</w:t>
@@ -737,8 +597,7 @@
       <w:proofErr w:type="gramEnd"/>
       <w:r>
         <w:rPr>
-          <w:rFonts w:ascii="Times New Roman" w:hAnsi="Times New Roman" w:cs="Times New Roman"/>
-          <w:sz w:val="28"/>
+          <w:rFonts w:cs="Times New Roman"/>
           <w:szCs w:val="28"/>
         </w:rPr>
         <w:t xml:space="preserve"> «Клиенты» имеются следующие атрибуты: номер заказа, код билета, фамилия, имя, отчество, адрес, город, количество (шт.), скидка (%), дата заказа.</w:t>
@@ -746,23 +605,19 @@
     </w:p>
     <w:p>
       <w:pPr>
-        <w:spacing w:after="0" w:line="360" w:lineRule="auto"/>
-        <w:ind w:firstLine="709"/>
         <w:jc w:val="both"/>
         <w:rPr>
-          <w:rFonts w:ascii="Times New Roman" w:hAnsi="Times New Roman" w:cs="Times New Roman"/>
+          <w:rFonts w:cs="Times New Roman"/>
           <w:i/>
           <w:iCs/>
-          <w:sz w:val="28"/>
-          <w:szCs w:val="28"/>
-        </w:rPr>
-      </w:pPr>
-      <w:r>
-        <w:rPr>
-          <w:rFonts w:ascii="Times New Roman" w:hAnsi="Times New Roman" w:cs="Times New Roman"/>
+          <w:szCs w:val="28"/>
+        </w:rPr>
+      </w:pPr>
+      <w:r>
+        <w:rPr>
+          <w:rFonts w:cs="Times New Roman"/>
           <w:i/>
           <w:iCs/>
-          <w:sz w:val="28"/>
           <w:szCs w:val="28"/>
         </w:rPr>
         <w:t>Связи:</w:t>
@@ -770,19 +625,15 @@
     </w:p>
     <w:p>
       <w:pPr>
-        <w:spacing w:after="0" w:line="360" w:lineRule="auto"/>
-        <w:ind w:firstLine="709"/>
         <w:jc w:val="both"/>
         <w:rPr>
-          <w:rFonts w:ascii="Times New Roman" w:hAnsi="Times New Roman" w:cs="Times New Roman"/>
-          <w:sz w:val="28"/>
-          <w:szCs w:val="28"/>
-        </w:rPr>
-      </w:pPr>
-      <w:r>
-        <w:rPr>
-          <w:rFonts w:ascii="Times New Roman" w:hAnsi="Times New Roman" w:cs="Times New Roman"/>
-          <w:sz w:val="28"/>
+          <w:rFonts w:cs="Times New Roman"/>
+          <w:szCs w:val="28"/>
+        </w:rPr>
+      </w:pPr>
+      <w:r>
+        <w:rPr>
+          <w:rFonts w:cs="Times New Roman"/>
           <w:szCs w:val="28"/>
         </w:rPr>
         <w:t>Клиенты – покупают – Авиабилеты</w:t>
@@ -790,19 +641,15 @@
     </w:p>
     <w:p>
       <w:pPr>
-        <w:spacing w:after="0" w:line="360" w:lineRule="auto"/>
-        <w:ind w:firstLine="709"/>
         <w:jc w:val="both"/>
         <w:rPr>
-          <w:rFonts w:ascii="Times New Roman" w:hAnsi="Times New Roman" w:cs="Times New Roman"/>
-          <w:sz w:val="28"/>
-          <w:szCs w:val="28"/>
-        </w:rPr>
-      </w:pPr>
-      <w:r>
-        <w:rPr>
-          <w:rFonts w:ascii="Times New Roman" w:hAnsi="Times New Roman" w:cs="Times New Roman"/>
-          <w:sz w:val="28"/>
+          <w:rFonts w:cs="Times New Roman"/>
+          <w:szCs w:val="28"/>
+        </w:rPr>
+      </w:pPr>
+      <w:r>
+        <w:rPr>
+          <w:rFonts w:cs="Times New Roman"/>
           <w:szCs w:val="28"/>
         </w:rPr>
         <w:t>Ключи:</w:t>
@@ -810,19 +657,15 @@
     </w:p>
     <w:p>
       <w:pPr>
-        <w:spacing w:after="0" w:line="360" w:lineRule="auto"/>
-        <w:ind w:firstLine="709"/>
         <w:jc w:val="both"/>
         <w:rPr>
-          <w:rFonts w:ascii="Times New Roman" w:hAnsi="Times New Roman" w:cs="Times New Roman"/>
-          <w:sz w:val="28"/>
-          <w:szCs w:val="28"/>
-        </w:rPr>
-      </w:pPr>
-      <w:r>
-        <w:rPr>
-          <w:rFonts w:ascii="Times New Roman" w:hAnsi="Times New Roman" w:cs="Times New Roman"/>
-          <w:sz w:val="28"/>
+          <w:rFonts w:cs="Times New Roman"/>
+          <w:szCs w:val="28"/>
+        </w:rPr>
+      </w:pPr>
+      <w:r>
+        <w:rPr>
+          <w:rFonts w:cs="Times New Roman"/>
           <w:szCs w:val="28"/>
         </w:rPr>
         <w:t xml:space="preserve">Авиабилеты: первичный ключ – </w:t>
@@ -830,8 +673,7 @@
       <w:proofErr w:type="spellStart"/>
       <w:r>
         <w:rPr>
-          <w:rFonts w:ascii="Times New Roman" w:hAnsi="Times New Roman" w:cs="Times New Roman"/>
-          <w:sz w:val="28"/>
+          <w:rFonts w:cs="Times New Roman"/>
           <w:szCs w:val="28"/>
         </w:rPr>
         <w:t>Код_билета</w:t>
@@ -839,8 +681,7 @@
       <w:proofErr w:type="spellEnd"/>
       <w:r>
         <w:rPr>
-          <w:rFonts w:ascii="Times New Roman" w:hAnsi="Times New Roman" w:cs="Times New Roman"/>
-          <w:sz w:val="28"/>
+          <w:rFonts w:cs="Times New Roman"/>
           <w:szCs w:val="28"/>
         </w:rPr>
         <w:t>.</w:t>
@@ -848,19 +689,15 @@
     </w:p>
     <w:p>
       <w:pPr>
-        <w:spacing w:after="0" w:line="360" w:lineRule="auto"/>
-        <w:ind w:firstLine="709"/>
         <w:jc w:val="both"/>
         <w:rPr>
-          <w:rFonts w:ascii="Times New Roman" w:hAnsi="Times New Roman" w:cs="Times New Roman"/>
-          <w:sz w:val="28"/>
-          <w:szCs w:val="28"/>
-        </w:rPr>
-      </w:pPr>
-      <w:r>
-        <w:rPr>
-          <w:rFonts w:ascii="Times New Roman" w:hAnsi="Times New Roman" w:cs="Times New Roman"/>
-          <w:sz w:val="28"/>
+          <w:rFonts w:cs="Times New Roman"/>
+          <w:szCs w:val="28"/>
+        </w:rPr>
+      </w:pPr>
+      <w:r>
+        <w:rPr>
+          <w:rFonts w:cs="Times New Roman"/>
           <w:szCs w:val="28"/>
         </w:rPr>
         <w:t xml:space="preserve">Клиенты: первичный ключ – </w:t>
@@ -868,8 +705,7 @@
       <w:proofErr w:type="spellStart"/>
       <w:r>
         <w:rPr>
-          <w:rFonts w:ascii="Times New Roman" w:hAnsi="Times New Roman" w:cs="Times New Roman"/>
-          <w:sz w:val="28"/>
+          <w:rFonts w:cs="Times New Roman"/>
           <w:szCs w:val="28"/>
         </w:rPr>
         <w:t>Номер_заказа</w:t>
@@ -877,8 +713,7 @@
       <w:proofErr w:type="spellEnd"/>
       <w:r>
         <w:rPr>
-          <w:rFonts w:ascii="Times New Roman" w:hAnsi="Times New Roman" w:cs="Times New Roman"/>
-          <w:sz w:val="28"/>
+          <w:rFonts w:cs="Times New Roman"/>
           <w:szCs w:val="28"/>
         </w:rPr>
         <w:t xml:space="preserve">, вторичный ключ – </w:t>
@@ -886,8 +721,7 @@
       <w:proofErr w:type="spellStart"/>
       <w:r>
         <w:rPr>
-          <w:rFonts w:ascii="Times New Roman" w:hAnsi="Times New Roman" w:cs="Times New Roman"/>
-          <w:sz w:val="28"/>
+          <w:rFonts w:cs="Times New Roman"/>
           <w:szCs w:val="28"/>
         </w:rPr>
         <w:t>Код_билета</w:t>
@@ -895,8 +729,7 @@
       <w:proofErr w:type="spellEnd"/>
       <w:r>
         <w:rPr>
-          <w:rFonts w:ascii="Times New Roman" w:hAnsi="Times New Roman" w:cs="Times New Roman"/>
-          <w:sz w:val="28"/>
+          <w:rFonts w:cs="Times New Roman"/>
           <w:szCs w:val="28"/>
         </w:rPr>
         <w:t>.</w:t>
@@ -904,23 +737,19 @@
     </w:p>
     <w:p>
       <w:pPr>
-        <w:spacing w:after="0" w:line="360" w:lineRule="auto"/>
-        <w:ind w:firstLine="709"/>
         <w:jc w:val="both"/>
         <w:rPr>
-          <w:rFonts w:ascii="Times New Roman" w:hAnsi="Times New Roman" w:cs="Times New Roman"/>
+          <w:rFonts w:cs="Times New Roman"/>
           <w:i/>
           <w:iCs/>
-          <w:sz w:val="28"/>
-          <w:szCs w:val="28"/>
-        </w:rPr>
-      </w:pPr>
-      <w:r>
-        <w:rPr>
-          <w:rFonts w:ascii="Times New Roman" w:hAnsi="Times New Roman" w:cs="Times New Roman"/>
+          <w:szCs w:val="28"/>
+        </w:rPr>
+      </w:pPr>
+      <w:r>
+        <w:rPr>
+          <w:rFonts w:cs="Times New Roman"/>
           <w:i/>
           <w:iCs/>
-          <w:sz w:val="28"/>
           <w:szCs w:val="28"/>
           <w:lang w:val="en-US"/>
         </w:rPr>
@@ -928,10 +757,9 @@
       </w:r>
       <w:r>
         <w:rPr>
-          <w:rFonts w:ascii="Times New Roman" w:hAnsi="Times New Roman" w:cs="Times New Roman"/>
+          <w:rFonts w:cs="Times New Roman"/>
           <w:i/>
           <w:iCs/>
-          <w:sz w:val="28"/>
           <w:szCs w:val="28"/>
         </w:rPr>
         <w:t>-ДИАГРАММА</w:t>
@@ -939,41 +767,37 @@
     </w:p>
     <w:p>
       <w:pPr>
-        <w:spacing w:after="0" w:line="240" w:lineRule="auto"/>
-        <w:ind w:firstLine="709"/>
+        <w:spacing w:line="240" w:lineRule="auto"/>
         <w:jc w:val="both"/>
         <w:rPr>
-          <w:rFonts w:ascii="Times New Roman" w:hAnsi="Times New Roman" w:cs="Times New Roman"/>
-          <w:sz w:val="28"/>
-          <w:szCs w:val="28"/>
-        </w:rPr>
-      </w:pPr>
-    </w:p>
-    <w:p>
-      <w:pPr>
-        <w:spacing w:after="0" w:line="240" w:lineRule="auto"/>
-        <w:ind w:firstLine="709"/>
+          <w:rFonts w:cs="Times New Roman"/>
+          <w:szCs w:val="28"/>
+        </w:rPr>
+      </w:pPr>
+    </w:p>
+    <w:p>
+      <w:pPr>
+        <w:spacing w:line="240" w:lineRule="auto"/>
         <w:jc w:val="both"/>
         <w:rPr>
-          <w:rFonts w:ascii="Times New Roman" w:hAnsi="Times New Roman" w:cs="Times New Roman"/>
-          <w:sz w:val="28"/>
-          <w:szCs w:val="28"/>
-        </w:rPr>
-      </w:pPr>
-    </w:p>
-    <w:p>
-      <w:pPr>
-        <w:spacing w:after="0" w:line="240" w:lineRule="auto"/>
+          <w:rFonts w:cs="Times New Roman"/>
+          <w:szCs w:val="28"/>
+        </w:rPr>
+      </w:pPr>
+    </w:p>
+    <w:p>
+      <w:pPr>
+        <w:spacing w:line="240" w:lineRule="auto"/>
+        <w:ind w:firstLine="0"/>
         <w:jc w:val="center"/>
         <w:rPr>
-          <w:rFonts w:ascii="Times New Roman" w:hAnsi="Times New Roman" w:cs="Times New Roman"/>
-        </w:rPr>
-      </w:pPr>
-      <w:r>
-        <w:rPr>
-          <w:rFonts w:ascii="Times New Roman" w:hAnsi="Times New Roman" w:cs="Times New Roman"/>
+          <w:rFonts w:cs="Times New Roman"/>
+        </w:rPr>
+      </w:pPr>
+      <w:r>
+        <w:rPr>
+          <w:rFonts w:cs="Times New Roman"/>
           <w:noProof/>
-          <w:sz w:val="28"/>
           <w:szCs w:val="28"/>
         </w:rPr>
         <w:drawing>
@@ -994,7 +818,7 @@
                     </pic:cNvPicPr>
                   </pic:nvPicPr>
                   <pic:blipFill>
-                    <a:blip r:embed="rId5">
+                    <a:blip r:embed="rId6">
                       <a:extLst>
                         <a:ext uri="{28A0092B-C50C-407E-A947-70E740481C1C}">
                           <a14:useLocalDpi xmlns:a14="http://schemas.microsoft.com/office/drawing/2010/main" val="0"/>
@@ -1025,59 +849,62 @@
     </w:p>
     <w:p>
       <w:pPr>
-        <w:spacing w:after="0" w:line="240" w:lineRule="auto"/>
+        <w:spacing w:line="240" w:lineRule="auto"/>
         <w:jc w:val="center"/>
         <w:rPr>
-          <w:rFonts w:ascii="Times New Roman" w:hAnsi="Times New Roman" w:cs="Times New Roman"/>
-        </w:rPr>
-      </w:pPr>
-    </w:p>
-    <w:p>
-      <w:pPr>
-        <w:spacing w:after="0" w:line="240" w:lineRule="auto"/>
+          <w:rFonts w:cs="Times New Roman"/>
+          <w:sz w:val="24"/>
+          <w:szCs w:val="22"/>
+        </w:rPr>
+      </w:pPr>
+    </w:p>
+    <w:p>
+      <w:pPr>
+        <w:spacing w:line="240" w:lineRule="auto"/>
+        <w:ind w:firstLine="0"/>
         <w:jc w:val="center"/>
         <w:rPr>
-          <w:rFonts w:ascii="Times New Roman" w:hAnsi="Times New Roman" w:cs="Times New Roman"/>
-        </w:rPr>
-      </w:pPr>
-      <w:r>
-        <w:rPr>
-          <w:rFonts w:ascii="Times New Roman" w:hAnsi="Times New Roman" w:cs="Times New Roman"/>
+          <w:rFonts w:cs="Times New Roman"/>
+          <w:sz w:val="24"/>
+          <w:szCs w:val="22"/>
+        </w:rPr>
+      </w:pPr>
+      <w:r>
+        <w:rPr>
+          <w:rFonts w:cs="Times New Roman"/>
+          <w:sz w:val="24"/>
+          <w:szCs w:val="22"/>
         </w:rPr>
         <w:t xml:space="preserve">Рисунок 1. </w:t>
       </w:r>
       <w:r>
         <w:rPr>
-          <w:rFonts w:ascii="Times New Roman" w:hAnsi="Times New Roman" w:cs="Times New Roman"/>
+          <w:rFonts w:cs="Times New Roman"/>
+          <w:sz w:val="24"/>
+          <w:szCs w:val="22"/>
           <w:lang w:val="en-US"/>
         </w:rPr>
         <w:t>ER</w:t>
       </w:r>
       <w:r>
         <w:rPr>
-          <w:rFonts w:ascii="Times New Roman" w:hAnsi="Times New Roman" w:cs="Times New Roman"/>
-        </w:rPr>
-        <w:t>-</w:t>
-      </w:r>
-      <w:r>
-        <w:rPr>
-          <w:rFonts w:ascii="Times New Roman" w:hAnsi="Times New Roman" w:cs="Times New Roman"/>
-        </w:rPr>
-        <w:t>диаграмма</w:t>
-      </w:r>
-    </w:p>
-    <w:p>
-      <w:pPr>
-        <w:rPr>
-          <w:rFonts w:ascii="Times New Roman" w:hAnsi="Times New Roman" w:cs="Times New Roman"/>
-          <w:sz w:val="28"/>
-          <w:szCs w:val="28"/>
-        </w:rPr>
-      </w:pPr>
-      <w:r>
-        <w:rPr>
-          <w:rFonts w:ascii="Times New Roman" w:hAnsi="Times New Roman" w:cs="Times New Roman"/>
-          <w:sz w:val="28"/>
+          <w:rFonts w:cs="Times New Roman"/>
+          <w:sz w:val="24"/>
+          <w:szCs w:val="22"/>
+        </w:rPr>
+        <w:t>-диаграмма</w:t>
+      </w:r>
+    </w:p>
+    <w:p>
+      <w:pPr>
+        <w:rPr>
+          <w:rFonts w:cs="Times New Roman"/>
+          <w:szCs w:val="28"/>
+        </w:rPr>
+      </w:pPr>
+      <w:r>
+        <w:rPr>
+          <w:rFonts w:cs="Times New Roman"/>
           <w:szCs w:val="28"/>
         </w:rPr>
         <w:br w:type="page"/>
@@ -1085,23 +912,19 @@
     </w:p>
     <w:p>
       <w:pPr>
-        <w:spacing w:after="0" w:line="360" w:lineRule="auto"/>
-        <w:ind w:firstLine="709"/>
         <w:jc w:val="both"/>
         <w:rPr>
-          <w:rFonts w:ascii="Times New Roman" w:hAnsi="Times New Roman" w:cs="Times New Roman"/>
+          <w:rFonts w:cs="Times New Roman"/>
           <w:i/>
           <w:iCs/>
-          <w:sz w:val="28"/>
-          <w:szCs w:val="28"/>
-        </w:rPr>
-      </w:pPr>
-      <w:r>
-        <w:rPr>
-          <w:rFonts w:ascii="Times New Roman" w:hAnsi="Times New Roman" w:cs="Times New Roman"/>
+          <w:szCs w:val="28"/>
+        </w:rPr>
+      </w:pPr>
+      <w:r>
+        <w:rPr>
+          <w:rFonts w:cs="Times New Roman"/>
           <w:i/>
           <w:iCs/>
-          <w:sz w:val="28"/>
           <w:szCs w:val="28"/>
         </w:rPr>
         <w:lastRenderedPageBreak/>
@@ -1109,10 +932,9 @@
       </w:r>
       <w:r>
         <w:rPr>
-          <w:rFonts w:ascii="Times New Roman" w:hAnsi="Times New Roman" w:cs="Times New Roman"/>
+          <w:rFonts w:cs="Times New Roman"/>
           <w:i/>
           <w:iCs/>
-          <w:sz w:val="28"/>
           <w:szCs w:val="28"/>
         </w:rPr>
         <w:t>модель</w:t>
@@ -1120,43 +942,35 @@
     </w:p>
     <w:p>
       <w:pPr>
-        <w:spacing w:after="0" w:line="240" w:lineRule="auto"/>
-        <w:ind w:firstLine="709"/>
+        <w:spacing w:line="240" w:lineRule="auto"/>
         <w:jc w:val="both"/>
         <w:rPr>
-          <w:rFonts w:ascii="Times New Roman" w:hAnsi="Times New Roman" w:cs="Times New Roman"/>
-          <w:sz w:val="28"/>
-          <w:szCs w:val="28"/>
-        </w:rPr>
-      </w:pPr>
-    </w:p>
-    <w:p>
-      <w:pPr>
-        <w:spacing w:after="0" w:line="240" w:lineRule="auto"/>
-        <w:ind w:firstLine="709"/>
+          <w:rFonts w:cs="Times New Roman"/>
+          <w:szCs w:val="28"/>
+        </w:rPr>
+      </w:pPr>
+    </w:p>
+    <w:p>
+      <w:pPr>
+        <w:spacing w:line="240" w:lineRule="auto"/>
         <w:jc w:val="both"/>
         <w:rPr>
-          <w:rFonts w:ascii="Times New Roman" w:hAnsi="Times New Roman" w:cs="Times New Roman"/>
-          <w:sz w:val="28"/>
-          <w:szCs w:val="28"/>
-        </w:rPr>
-      </w:pPr>
-    </w:p>
-    <w:p>
-      <w:pPr>
-        <w:spacing w:after="0" w:line="360" w:lineRule="auto"/>
-        <w:ind w:firstLine="709"/>
+          <w:rFonts w:cs="Times New Roman"/>
+          <w:szCs w:val="28"/>
+        </w:rPr>
+      </w:pPr>
+    </w:p>
+    <w:p>
+      <w:pPr>
         <w:jc w:val="both"/>
         <w:rPr>
-          <w:rFonts w:ascii="Times New Roman" w:hAnsi="Times New Roman" w:cs="Times New Roman"/>
-          <w:sz w:val="28"/>
+          <w:rFonts w:cs="Times New Roman"/>
           <w:szCs w:val="32"/>
         </w:rPr>
       </w:pPr>
       <w:r>
         <w:rPr>
-          <w:rFonts w:ascii="Times New Roman" w:hAnsi="Times New Roman" w:cs="Times New Roman"/>
-          <w:sz w:val="28"/>
+          <w:rFonts w:cs="Times New Roman"/>
           <w:szCs w:val="32"/>
         </w:rPr>
         <w:t>Первая нормальная форма</w:t>
@@ -1164,19 +978,15 @@
     </w:p>
     <w:p>
       <w:pPr>
-        <w:spacing w:after="0" w:line="360" w:lineRule="auto"/>
-        <w:ind w:firstLine="709"/>
         <w:jc w:val="both"/>
         <w:rPr>
-          <w:rFonts w:ascii="Times New Roman" w:hAnsi="Times New Roman" w:cs="Times New Roman"/>
-          <w:sz w:val="28"/>
+          <w:rFonts w:cs="Times New Roman"/>
           <w:szCs w:val="32"/>
         </w:rPr>
       </w:pPr>
       <w:r>
         <w:rPr>
-          <w:rFonts w:ascii="Times New Roman" w:hAnsi="Times New Roman" w:cs="Times New Roman"/>
-          <w:sz w:val="28"/>
+          <w:rFonts w:cs="Times New Roman"/>
           <w:szCs w:val="32"/>
         </w:rPr>
         <w:t>Все атрибуты – атомарные. Нет повторяющихся групп или массивов в ячейках. Каждая строка уникальна (есть первичный ключ) (см. рис. 2).</w:t>
@@ -1184,231 +994,56 @@
     </w:p>
     <w:p>
       <w:pPr>
-        <w:spacing w:after="0" w:line="360" w:lineRule="auto"/>
         <w:ind w:left="993"/>
         <w:contextualSpacing/>
         <w:jc w:val="both"/>
         <w:rPr>
-          <w:rFonts w:ascii="Times New Roman" w:hAnsi="Times New Roman" w:cs="Times New Roman"/>
+          <w:rFonts w:cs="Times New Roman"/>
           <w:b/>
           <w:bCs/>
-          <w:sz w:val="28"/>
           <w:szCs w:val="32"/>
         </w:rPr>
       </w:pPr>
     </w:p>
     <w:p>
       <w:pPr>
-        <w:spacing w:after="0" w:line="360" w:lineRule="auto"/>
         <w:ind w:left="993"/>
         <w:contextualSpacing/>
         <w:jc w:val="both"/>
         <w:rPr>
-          <w:rFonts w:ascii="Times New Roman" w:hAnsi="Times New Roman" w:cs="Times New Roman"/>
+          <w:rFonts w:cs="Times New Roman"/>
           <w:b/>
           <w:bCs/>
-          <w:sz w:val="28"/>
           <w:szCs w:val="32"/>
         </w:rPr>
       </w:pPr>
     </w:p>
     <w:p>
       <w:pPr>
-        <w:spacing w:after="0" w:line="240" w:lineRule="auto"/>
-        <w:ind w:left="993" w:hanging="993"/>
+        <w:spacing w:line="240" w:lineRule="auto"/>
+        <w:ind w:firstLine="0"/>
         <w:contextualSpacing/>
         <w:jc w:val="center"/>
         <w:rPr>
-          <w:rFonts w:ascii="Times New Roman" w:hAnsi="Times New Roman" w:cs="Times New Roman"/>
+          <w:rFonts w:cs="Times New Roman"/>
           <w:b/>
           <w:bCs/>
-          <w:sz w:val="28"/>
           <w:szCs w:val="32"/>
         </w:rPr>
       </w:pPr>
       <w:r>
         <w:rPr>
-          <w:rFonts w:ascii="Times New Roman" w:hAnsi="Times New Roman" w:cs="Times New Roman"/>
+          <w:rFonts w:cs="Times New Roman"/>
           <w:b/>
           <w:bCs/>
           <w:noProof/>
-          <w:sz w:val="28"/>
           <w:szCs w:val="32"/>
         </w:rPr>
         <w:drawing>
-          <wp:inline distT="0" distB="0" distL="0" distR="0" wp14:anchorId="52C731F1" wp14:editId="3ED3C2E4">
-            <wp:extent cx="1821123" cy="2876550"/>
-            <wp:effectExtent l="19050" t="19050" r="27305" b="19050"/>
+          <wp:inline distT="0" distB="0" distL="0" distR="0" wp14:anchorId="52C731F1" wp14:editId="2EAAE8DF">
+            <wp:extent cx="1200150" cy="1895693"/>
+            <wp:effectExtent l="19050" t="19050" r="19050" b="28575"/>
             <wp:docPr id="31" name="Рисунок 31"/>
-            <wp:cNvGraphicFramePr>
-              <a:graphicFrameLocks xmlns:a="http://schemas.openxmlformats.org/drawingml/2006/main" noChangeAspect="1"/>
-            </wp:cNvGraphicFramePr>
-            <a:graphic xmlns:a="http://schemas.openxmlformats.org/drawingml/2006/main">
-              <a:graphicData uri="http://schemas.openxmlformats.org/drawingml/2006/picture">
-                <pic:pic xmlns:pic="http://schemas.openxmlformats.org/drawingml/2006/picture">
-                  <pic:nvPicPr>
-                    <pic:cNvPr id="1" name=""/>
-                    <pic:cNvPicPr/>
-                  </pic:nvPicPr>
-                  <pic:blipFill>
-                    <a:blip r:embed="rId6"/>
-                    <a:stretch>
-                      <a:fillRect/>
-                    </a:stretch>
-                  </pic:blipFill>
-                  <pic:spPr>
-                    <a:xfrm>
-                      <a:off x="0" y="0"/>
-                      <a:ext cx="1863221" cy="2943046"/>
-                    </a:xfrm>
-                    <a:prstGeom prst="rect">
-                      <a:avLst/>
-                    </a:prstGeom>
-                    <a:ln>
-                      <a:solidFill>
-                        <a:sysClr val="windowText" lastClr="000000"/>
-                      </a:solidFill>
-                    </a:ln>
-                  </pic:spPr>
-                </pic:pic>
-              </a:graphicData>
-            </a:graphic>
-          </wp:inline>
-        </w:drawing>
-      </w:r>
-    </w:p>
-    <w:p>
-      <w:pPr>
-        <w:spacing w:after="0" w:line="240" w:lineRule="auto"/>
-        <w:ind w:left="993"/>
-        <w:contextualSpacing/>
-        <w:jc w:val="center"/>
-        <w:rPr>
-          <w:rFonts w:ascii="Times New Roman" w:hAnsi="Times New Roman" w:cs="Times New Roman"/>
-          <w:b/>
-          <w:bCs/>
-          <w:szCs w:val="28"/>
-        </w:rPr>
-      </w:pPr>
-    </w:p>
-    <w:p>
-      <w:pPr>
-        <w:spacing w:after="0" w:line="240" w:lineRule="auto"/>
-        <w:ind w:left="993" w:hanging="993"/>
-        <w:contextualSpacing/>
-        <w:jc w:val="center"/>
-        <w:rPr>
-          <w:rFonts w:ascii="Times New Roman" w:hAnsi="Times New Roman" w:cs="Times New Roman"/>
-          <w:szCs w:val="28"/>
-        </w:rPr>
-      </w:pPr>
-      <w:r>
-        <w:rPr>
-          <w:rFonts w:ascii="Times New Roman" w:hAnsi="Times New Roman" w:cs="Times New Roman"/>
-          <w:szCs w:val="28"/>
-        </w:rPr>
-        <w:t>Рисунок 2. Первая нормальная форма</w:t>
-      </w:r>
-    </w:p>
-    <w:p>
-      <w:pPr>
-        <w:spacing w:after="0" w:line="240" w:lineRule="auto"/>
-        <w:ind w:left="993" w:hanging="993"/>
-        <w:contextualSpacing/>
-        <w:jc w:val="center"/>
-        <w:rPr>
-          <w:rFonts w:ascii="Times New Roman" w:hAnsi="Times New Roman" w:cs="Times New Roman"/>
-          <w:szCs w:val="28"/>
-        </w:rPr>
-      </w:pPr>
-    </w:p>
-    <w:p>
-      <w:pPr>
-        <w:spacing w:after="0" w:line="360" w:lineRule="auto"/>
-        <w:ind w:firstLine="709"/>
-        <w:jc w:val="both"/>
-        <w:rPr>
-          <w:rFonts w:ascii="Times New Roman" w:hAnsi="Times New Roman" w:cs="Times New Roman"/>
-          <w:sz w:val="28"/>
-          <w:szCs w:val="32"/>
-        </w:rPr>
-      </w:pPr>
-      <w:r>
-        <w:rPr>
-          <w:rFonts w:ascii="Times New Roman" w:hAnsi="Times New Roman" w:cs="Times New Roman"/>
-          <w:sz w:val="28"/>
-          <w:szCs w:val="32"/>
-        </w:rPr>
-        <w:t>Вторая нормальная форма</w:t>
-      </w:r>
-    </w:p>
-    <w:p>
-      <w:pPr>
-        <w:spacing w:after="0" w:line="360" w:lineRule="auto"/>
-        <w:ind w:firstLine="709"/>
-        <w:jc w:val="both"/>
-        <w:rPr>
-          <w:rFonts w:ascii="Times New Roman" w:hAnsi="Times New Roman" w:cs="Times New Roman"/>
-          <w:sz w:val="28"/>
-          <w:szCs w:val="32"/>
-        </w:rPr>
-      </w:pPr>
-      <w:r>
-        <w:rPr>
-          <w:rFonts w:ascii="Times New Roman" w:hAnsi="Times New Roman" w:cs="Times New Roman"/>
-          <w:sz w:val="28"/>
-          <w:szCs w:val="32"/>
-        </w:rPr>
-        <w:t>Таблица должна быть в 1НФ. Все не ключевые атрибуты должны полностью зависеть от всего первичного ключа, а не от его части. Поэтому нужно разделить вторую таблицу, чтобы привести к 2НФ (см. рис. 3).</w:t>
-      </w:r>
-    </w:p>
-    <w:p>
-      <w:pPr>
-        <w:spacing w:after="0" w:line="360" w:lineRule="auto"/>
-        <w:jc w:val="both"/>
-        <w:rPr>
-          <w:rFonts w:ascii="Times New Roman" w:hAnsi="Times New Roman" w:cs="Times New Roman"/>
-          <w:sz w:val="28"/>
-          <w:szCs w:val="32"/>
-        </w:rPr>
-      </w:pPr>
-    </w:p>
-    <w:p>
-      <w:pPr>
-        <w:spacing w:after="0" w:line="360" w:lineRule="auto"/>
-        <w:jc w:val="both"/>
-        <w:rPr>
-          <w:rFonts w:ascii="Times New Roman" w:hAnsi="Times New Roman" w:cs="Times New Roman"/>
-          <w:sz w:val="28"/>
-          <w:szCs w:val="32"/>
-        </w:rPr>
-      </w:pPr>
-    </w:p>
-    <w:p>
-      <w:pPr>
-        <w:spacing w:after="0" w:line="360" w:lineRule="auto"/>
-        <w:ind w:left="993" w:hanging="993"/>
-        <w:contextualSpacing/>
-        <w:jc w:val="center"/>
-        <w:rPr>
-          <w:rFonts w:ascii="Times New Roman" w:hAnsi="Times New Roman" w:cs="Times New Roman"/>
-          <w:sz w:val="28"/>
-          <w:szCs w:val="32"/>
-        </w:rPr>
-      </w:pPr>
-      <w:r>
-        <w:rPr>
-          <w:rFonts w:ascii="Times New Roman" w:hAnsi="Times New Roman" w:cs="Times New Roman"/>
-          <w:noProof/>
-          <w:sz w:val="28"/>
-          <w:szCs w:val="32"/>
-        </w:rPr>
-        <w:lastRenderedPageBreak/>
-        <w:drawing>
-          <wp:inline distT="0" distB="0" distL="0" distR="0" wp14:anchorId="5CE88496" wp14:editId="5F334D93">
-            <wp:extent cx="2827866" cy="2127170"/>
-            <wp:effectExtent l="19050" t="19050" r="10795" b="26035"/>
-            <wp:docPr id="2" name="Рисунок 2"/>
             <wp:cNvGraphicFramePr>
               <a:graphicFrameLocks xmlns:a="http://schemas.openxmlformats.org/drawingml/2006/main" noChangeAspect="1"/>
             </wp:cNvGraphicFramePr>
@@ -1428,7 +1063,7 @@
                   <pic:spPr>
                     <a:xfrm>
                       <a:off x="0" y="0"/>
-                      <a:ext cx="2907498" cy="2187071"/>
+                      <a:ext cx="1238864" cy="1956843"/>
                     </a:xfrm>
                     <a:prstGeom prst="rect">
                       <a:avLst/>
@@ -1448,147 +1083,118 @@
     </w:p>
     <w:p>
       <w:pPr>
-        <w:spacing w:after="0" w:line="240" w:lineRule="auto"/>
+        <w:spacing w:line="240" w:lineRule="auto"/>
         <w:ind w:left="993"/>
         <w:contextualSpacing/>
         <w:jc w:val="center"/>
         <w:rPr>
-          <w:rFonts w:ascii="Times New Roman" w:hAnsi="Times New Roman" w:cs="Times New Roman"/>
-          <w:szCs w:val="28"/>
-        </w:rPr>
-      </w:pPr>
-    </w:p>
-    <w:p>
-      <w:pPr>
-        <w:spacing w:after="0" w:line="360" w:lineRule="auto"/>
+          <w:rFonts w:cs="Times New Roman"/>
+          <w:b/>
+          <w:bCs/>
+          <w:sz w:val="24"/>
+        </w:rPr>
+      </w:pPr>
+    </w:p>
+    <w:p>
+      <w:pPr>
+        <w:spacing w:line="240" w:lineRule="auto"/>
+        <w:ind w:firstLine="0"/>
+        <w:contextualSpacing/>
+        <w:jc w:val="center"/>
+        <w:rPr>
+          <w:rFonts w:cs="Times New Roman"/>
+          <w:sz w:val="24"/>
+        </w:rPr>
+      </w:pPr>
+      <w:r>
+        <w:rPr>
+          <w:rFonts w:cs="Times New Roman"/>
+          <w:sz w:val="24"/>
+        </w:rPr>
+        <w:t>Рисунок 2. Первая нормальная форма</w:t>
+      </w:r>
+    </w:p>
+    <w:p>
+      <w:pPr>
+        <w:spacing w:line="240" w:lineRule="auto"/>
         <w:ind w:left="993" w:hanging="993"/>
         <w:contextualSpacing/>
         <w:jc w:val="center"/>
         <w:rPr>
-          <w:rFonts w:ascii="Times New Roman" w:hAnsi="Times New Roman" w:cs="Times New Roman"/>
-          <w:szCs w:val="28"/>
-        </w:rPr>
-      </w:pPr>
-      <w:r>
-        <w:rPr>
-          <w:rFonts w:ascii="Times New Roman" w:hAnsi="Times New Roman" w:cs="Times New Roman"/>
-          <w:szCs w:val="28"/>
-        </w:rPr>
-        <w:t>Рисунок 3. Вторая нормальная форма</w:t>
-      </w:r>
-    </w:p>
-    <w:p>
-      <w:pPr>
-        <w:spacing w:after="0" w:line="240" w:lineRule="auto"/>
-        <w:ind w:left="993"/>
+          <w:rFonts w:cs="Times New Roman"/>
+          <w:szCs w:val="28"/>
+        </w:rPr>
+      </w:pPr>
+    </w:p>
+    <w:p>
+      <w:pPr>
+        <w:jc w:val="both"/>
+        <w:rPr>
+          <w:rFonts w:cs="Times New Roman"/>
+          <w:szCs w:val="32"/>
+        </w:rPr>
+      </w:pPr>
+      <w:r>
+        <w:rPr>
+          <w:rFonts w:cs="Times New Roman"/>
+          <w:szCs w:val="32"/>
+        </w:rPr>
+        <w:t>Вторая нормальная форма</w:t>
+      </w:r>
+    </w:p>
+    <w:p>
+      <w:pPr>
+        <w:jc w:val="both"/>
+        <w:rPr>
+          <w:rFonts w:cs="Times New Roman"/>
+          <w:szCs w:val="32"/>
+        </w:rPr>
+      </w:pPr>
+      <w:r>
+        <w:rPr>
+          <w:rFonts w:cs="Times New Roman"/>
+          <w:szCs w:val="32"/>
+        </w:rPr>
+        <w:t>Таблица должна быть в 1НФ. Все не ключевые атрибуты должны полностью зависеть от всего первичного ключа, а не от его части. Поэтому нужно разделить вторую таблицу, чтобы привести к 2НФ (см. рис. 3).</w:t>
+      </w:r>
+    </w:p>
+    <w:p>
+      <w:pPr>
+        <w:jc w:val="both"/>
+        <w:rPr>
+          <w:rFonts w:cs="Times New Roman"/>
+          <w:szCs w:val="32"/>
+        </w:rPr>
+      </w:pPr>
+    </w:p>
+    <w:p>
+      <w:pPr>
+        <w:jc w:val="both"/>
+        <w:rPr>
+          <w:rFonts w:cs="Times New Roman"/>
+          <w:szCs w:val="32"/>
+        </w:rPr>
+      </w:pPr>
+    </w:p>
+    <w:p>
+      <w:pPr>
+        <w:ind w:firstLine="0"/>
         <w:contextualSpacing/>
         <w:jc w:val="center"/>
         <w:rPr>
-          <w:rFonts w:ascii="Times New Roman" w:hAnsi="Times New Roman" w:cs="Times New Roman"/>
-          <w:sz w:val="28"/>
+          <w:rFonts w:cs="Times New Roman"/>
           <w:szCs w:val="32"/>
         </w:rPr>
       </w:pPr>
-    </w:p>
-    <w:p>
-      <w:pPr>
-        <w:spacing w:after="0" w:line="240" w:lineRule="auto"/>
-        <w:ind w:left="993"/>
-        <w:contextualSpacing/>
-        <w:jc w:val="center"/>
-        <w:rPr>
-          <w:rFonts w:ascii="Times New Roman" w:hAnsi="Times New Roman" w:cs="Times New Roman"/>
-          <w:sz w:val="28"/>
-          <w:szCs w:val="32"/>
-        </w:rPr>
-      </w:pPr>
-    </w:p>
-    <w:p>
-      <w:pPr>
-        <w:spacing w:after="0" w:line="360" w:lineRule="auto"/>
-        <w:ind w:firstLine="709"/>
-        <w:jc w:val="both"/>
-        <w:rPr>
-          <w:rFonts w:ascii="Times New Roman" w:hAnsi="Times New Roman" w:cs="Times New Roman"/>
-          <w:sz w:val="28"/>
-          <w:szCs w:val="32"/>
-        </w:rPr>
-      </w:pPr>
-      <w:r>
-        <w:rPr>
-          <w:rFonts w:ascii="Times New Roman" w:hAnsi="Times New Roman" w:cs="Times New Roman"/>
-          <w:sz w:val="28"/>
-          <w:szCs w:val="32"/>
-        </w:rPr>
-        <w:t>Третья нормальная форма</w:t>
-      </w:r>
-    </w:p>
-    <w:p>
-      <w:pPr>
-        <w:spacing w:after="0" w:line="360" w:lineRule="auto"/>
-        <w:ind w:firstLine="709"/>
-        <w:jc w:val="both"/>
-        <w:rPr>
-          <w:rFonts w:ascii="Times New Roman" w:hAnsi="Times New Roman" w:cs="Times New Roman"/>
-          <w:sz w:val="28"/>
-          <w:szCs w:val="32"/>
-        </w:rPr>
-      </w:pPr>
-      <w:r>
-        <w:rPr>
-          <w:rFonts w:ascii="Times New Roman" w:hAnsi="Times New Roman" w:cs="Times New Roman"/>
-          <w:sz w:val="28"/>
-          <w:szCs w:val="32"/>
-        </w:rPr>
-        <w:t>Таблица в 2НФ. Нет транзитивных зависимостей: не ключевые атрибуты не должны зависеть от других не ключевых атрибутов (см. рис. 4).</w:t>
-      </w:r>
-    </w:p>
-    <w:p>
-      <w:pPr>
-        <w:spacing w:after="0" w:line="360" w:lineRule="auto"/>
-        <w:ind w:firstLine="709"/>
-        <w:jc w:val="both"/>
-        <w:rPr>
-          <w:rFonts w:ascii="Times New Roman" w:hAnsi="Times New Roman" w:cs="Times New Roman"/>
-          <w:sz w:val="28"/>
-          <w:szCs w:val="32"/>
-        </w:rPr>
-      </w:pPr>
-    </w:p>
-    <w:p>
-      <w:pPr>
-        <w:spacing w:after="0" w:line="360" w:lineRule="auto"/>
-        <w:ind w:firstLine="709"/>
-        <w:jc w:val="both"/>
-        <w:rPr>
-          <w:rFonts w:ascii="Times New Roman" w:hAnsi="Times New Roman" w:cs="Times New Roman"/>
-          <w:sz w:val="28"/>
-          <w:szCs w:val="32"/>
-        </w:rPr>
-      </w:pPr>
-    </w:p>
-    <w:p>
-      <w:pPr>
-        <w:spacing w:after="0" w:line="360" w:lineRule="auto"/>
-        <w:jc w:val="center"/>
-        <w:rPr>
-          <w:rFonts w:ascii="Times New Roman" w:hAnsi="Times New Roman" w:cs="Times New Roman"/>
-          <w:sz w:val="28"/>
-          <w:szCs w:val="32"/>
-        </w:rPr>
-      </w:pPr>
-      <w:r>
-        <w:rPr>
-          <w:rFonts w:ascii="Times New Roman" w:hAnsi="Times New Roman" w:cs="Times New Roman"/>
+      <w:r>
+        <w:rPr>
           <w:noProof/>
-          <w:sz w:val="28"/>
-          <w:szCs w:val="32"/>
         </w:rPr>
         <w:drawing>
-          <wp:inline distT="0" distB="0" distL="0" distR="0" wp14:anchorId="4E33ED7F" wp14:editId="392B0CF6">
-            <wp:extent cx="2813900" cy="2116667"/>
-            <wp:effectExtent l="19050" t="19050" r="24765" b="17145"/>
-            <wp:docPr id="3" name="Рисунок 3"/>
+          <wp:inline distT="0" distB="0" distL="0" distR="0" wp14:anchorId="7079897B" wp14:editId="47A98658">
+            <wp:extent cx="3466887" cy="2129790"/>
+            <wp:effectExtent l="19050" t="19050" r="19685" b="22860"/>
+            <wp:docPr id="20" name="Рисунок 20"/>
             <wp:cNvGraphicFramePr>
               <a:graphicFrameLocks xmlns:a="http://schemas.openxmlformats.org/drawingml/2006/main" noChangeAspect="1"/>
             </wp:cNvGraphicFramePr>
@@ -1600,7 +1206,7 @@
                     <pic:cNvPicPr/>
                   </pic:nvPicPr>
                   <pic:blipFill>
-                    <a:blip r:embed="rId7"/>
+                    <a:blip r:embed="rId8"/>
                     <a:stretch>
                       <a:fillRect/>
                     </a:stretch>
@@ -1608,14 +1214,14 @@
                   <pic:spPr>
                     <a:xfrm>
                       <a:off x="0" y="0"/>
-                      <a:ext cx="2917407" cy="2194527"/>
+                      <a:ext cx="3525227" cy="2165630"/>
                     </a:xfrm>
                     <a:prstGeom prst="rect">
                       <a:avLst/>
                     </a:prstGeom>
                     <a:ln>
                       <a:solidFill>
-                        <a:sysClr val="windowText" lastClr="000000"/>
+                        <a:schemeClr val="tx1"/>
                       </a:solidFill>
                     </a:ln>
                   </pic:spPr>
@@ -1628,72 +1234,223 @@
     </w:p>
     <w:p>
       <w:pPr>
-        <w:spacing w:after="0" w:line="240" w:lineRule="auto"/>
-        <w:ind w:firstLine="709"/>
+        <w:spacing w:line="240" w:lineRule="auto"/>
+        <w:ind w:left="993"/>
+        <w:contextualSpacing/>
         <w:jc w:val="center"/>
         <w:rPr>
-          <w:rFonts w:ascii="Times New Roman" w:hAnsi="Times New Roman" w:cs="Times New Roman"/>
-          <w:szCs w:val="28"/>
-        </w:rPr>
-      </w:pPr>
-    </w:p>
-    <w:p>
-      <w:pPr>
-        <w:spacing w:after="0" w:line="240" w:lineRule="auto"/>
+          <w:rFonts w:cs="Times New Roman"/>
+          <w:sz w:val="24"/>
+        </w:rPr>
+      </w:pPr>
+    </w:p>
+    <w:p>
+      <w:pPr>
+        <w:ind w:left="-142" w:firstLine="142"/>
+        <w:contextualSpacing/>
         <w:jc w:val="center"/>
         <w:rPr>
-          <w:rFonts w:ascii="Times New Roman" w:hAnsi="Times New Roman" w:cs="Times New Roman"/>
-          <w:szCs w:val="28"/>
-        </w:rPr>
-      </w:pPr>
-      <w:r>
-        <w:rPr>
-          <w:rFonts w:ascii="Times New Roman" w:hAnsi="Times New Roman" w:cs="Times New Roman"/>
-          <w:szCs w:val="28"/>
+          <w:rFonts w:cs="Times New Roman"/>
+          <w:sz w:val="24"/>
+        </w:rPr>
+      </w:pPr>
+      <w:r>
+        <w:rPr>
+          <w:rFonts w:cs="Times New Roman"/>
+          <w:sz w:val="24"/>
+        </w:rPr>
+        <w:t>Рисунок 3. Вторая нормальная форма</w:t>
+      </w:r>
+    </w:p>
+    <w:p>
+      <w:pPr>
+        <w:spacing w:line="240" w:lineRule="auto"/>
+        <w:ind w:left="993"/>
+        <w:contextualSpacing/>
+        <w:jc w:val="center"/>
+        <w:rPr>
+          <w:rFonts w:cs="Times New Roman"/>
+          <w:szCs w:val="32"/>
+        </w:rPr>
+      </w:pPr>
+    </w:p>
+    <w:p>
+      <w:pPr>
+        <w:spacing w:line="240" w:lineRule="auto"/>
+        <w:ind w:left="993"/>
+        <w:contextualSpacing/>
+        <w:jc w:val="center"/>
+        <w:rPr>
+          <w:rFonts w:cs="Times New Roman"/>
+          <w:szCs w:val="32"/>
+        </w:rPr>
+      </w:pPr>
+    </w:p>
+    <w:p>
+      <w:pPr>
+        <w:jc w:val="both"/>
+        <w:rPr>
+          <w:rFonts w:cs="Times New Roman"/>
+          <w:szCs w:val="32"/>
+        </w:rPr>
+      </w:pPr>
+      <w:r>
+        <w:rPr>
+          <w:rFonts w:cs="Times New Roman"/>
+          <w:szCs w:val="32"/>
+        </w:rPr>
+        <w:t>Третья нормальная форма</w:t>
+      </w:r>
+    </w:p>
+    <w:p>
+      <w:pPr>
+        <w:jc w:val="both"/>
+        <w:rPr>
+          <w:rFonts w:cs="Times New Roman"/>
+          <w:szCs w:val="32"/>
+        </w:rPr>
+      </w:pPr>
+      <w:r>
+        <w:rPr>
+          <w:rFonts w:cs="Times New Roman"/>
+          <w:szCs w:val="32"/>
+        </w:rPr>
+        <w:t>Таблица в 2НФ. Нет транзитивных зависимостей: не ключевые атрибуты не должны зависеть от других не ключевых атрибутов (см. рис. 4).</w:t>
+      </w:r>
+    </w:p>
+    <w:p>
+      <w:pPr>
+        <w:jc w:val="both"/>
+        <w:rPr>
+          <w:rFonts w:cs="Times New Roman"/>
+          <w:szCs w:val="32"/>
+        </w:rPr>
+      </w:pPr>
+    </w:p>
+    <w:p>
+      <w:pPr>
+        <w:jc w:val="both"/>
+        <w:rPr>
+          <w:rFonts w:cs="Times New Roman"/>
+          <w:szCs w:val="32"/>
+        </w:rPr>
+      </w:pPr>
+    </w:p>
+    <w:p>
+      <w:pPr>
+        <w:ind w:firstLine="0"/>
+        <w:jc w:val="center"/>
+        <w:rPr>
+          <w:rFonts w:cs="Times New Roman"/>
+          <w:szCs w:val="32"/>
+        </w:rPr>
+      </w:pPr>
+      <w:r>
+        <w:rPr>
+          <w:noProof/>
+        </w:rPr>
+        <w:drawing>
+          <wp:inline distT="0" distB="0" distL="0" distR="0" wp14:anchorId="738D83D5" wp14:editId="717D5467">
+            <wp:extent cx="4874724" cy="2994660"/>
+            <wp:effectExtent l="19050" t="19050" r="21590" b="15240"/>
+            <wp:docPr id="21" name="Рисунок 21"/>
+            <wp:cNvGraphicFramePr>
+              <a:graphicFrameLocks xmlns:a="http://schemas.openxmlformats.org/drawingml/2006/main" noChangeAspect="1"/>
+            </wp:cNvGraphicFramePr>
+            <a:graphic xmlns:a="http://schemas.openxmlformats.org/drawingml/2006/main">
+              <a:graphicData uri="http://schemas.openxmlformats.org/drawingml/2006/picture">
+                <pic:pic xmlns:pic="http://schemas.openxmlformats.org/drawingml/2006/picture">
+                  <pic:nvPicPr>
+                    <pic:cNvPr id="1" name=""/>
+                    <pic:cNvPicPr/>
+                  </pic:nvPicPr>
+                  <pic:blipFill>
+                    <a:blip r:embed="rId8"/>
+                    <a:stretch>
+                      <a:fillRect/>
+                    </a:stretch>
+                  </pic:blipFill>
+                  <pic:spPr>
+                    <a:xfrm>
+                      <a:off x="0" y="0"/>
+                      <a:ext cx="4898929" cy="3009530"/>
+                    </a:xfrm>
+                    <a:prstGeom prst="rect">
+                      <a:avLst/>
+                    </a:prstGeom>
+                    <a:ln>
+                      <a:solidFill>
+                        <a:schemeClr val="tx1"/>
+                      </a:solidFill>
+                    </a:ln>
+                  </pic:spPr>
+                </pic:pic>
+              </a:graphicData>
+            </a:graphic>
+          </wp:inline>
+        </w:drawing>
+      </w:r>
+    </w:p>
+    <w:p>
+      <w:pPr>
+        <w:spacing w:line="240" w:lineRule="auto"/>
+        <w:jc w:val="center"/>
+        <w:rPr>
+          <w:rFonts w:cs="Times New Roman"/>
+          <w:szCs w:val="28"/>
+        </w:rPr>
+      </w:pPr>
+    </w:p>
+    <w:p>
+      <w:pPr>
+        <w:spacing w:line="240" w:lineRule="auto"/>
+        <w:ind w:firstLine="0"/>
+        <w:jc w:val="center"/>
+        <w:rPr>
+          <w:rFonts w:cs="Times New Roman"/>
+          <w:sz w:val="24"/>
+        </w:rPr>
+      </w:pPr>
+      <w:r>
+        <w:rPr>
+          <w:rFonts w:cs="Times New Roman"/>
+          <w:sz w:val="24"/>
         </w:rPr>
         <w:t>Рисунок 4. Третья нормальная форма</w:t>
       </w:r>
     </w:p>
     <w:p>
       <w:pPr>
-        <w:spacing w:after="0" w:line="240" w:lineRule="auto"/>
-        <w:ind w:firstLine="709"/>
-        <w:rPr>
-          <w:rFonts w:ascii="Times New Roman" w:hAnsi="Times New Roman" w:cs="Times New Roman"/>
-          <w:sz w:val="28"/>
-          <w:szCs w:val="28"/>
-        </w:rPr>
-      </w:pPr>
-    </w:p>
-    <w:p>
-      <w:pPr>
-        <w:spacing w:after="0" w:line="240" w:lineRule="auto"/>
-        <w:ind w:firstLine="709"/>
-        <w:rPr>
-          <w:rFonts w:ascii="Times New Roman" w:hAnsi="Times New Roman" w:cs="Times New Roman"/>
-          <w:sz w:val="28"/>
-          <w:szCs w:val="28"/>
-        </w:rPr>
-      </w:pPr>
-    </w:p>
-    <w:p>
-      <w:pPr>
-        <w:spacing w:after="0" w:line="360" w:lineRule="auto"/>
-        <w:ind w:firstLine="709"/>
-        <w:rPr>
-          <w:rFonts w:ascii="Times New Roman" w:hAnsi="Times New Roman" w:cs="Times New Roman"/>
+        <w:spacing w:line="240" w:lineRule="auto"/>
+        <w:rPr>
+          <w:rFonts w:cs="Times New Roman"/>
+          <w:szCs w:val="28"/>
+        </w:rPr>
+      </w:pPr>
+    </w:p>
+    <w:p>
+      <w:pPr>
+        <w:spacing w:line="240" w:lineRule="auto"/>
+        <w:rPr>
+          <w:rFonts w:cs="Times New Roman"/>
+          <w:szCs w:val="28"/>
+        </w:rPr>
+      </w:pPr>
+    </w:p>
+    <w:p>
+      <w:pPr>
+        <w:rPr>
+          <w:rFonts w:cs="Times New Roman"/>
           <w:i/>
           <w:iCs/>
-          <w:sz w:val="28"/>
-          <w:szCs w:val="28"/>
-        </w:rPr>
-      </w:pPr>
-      <w:r>
-        <w:rPr>
-          <w:rFonts w:ascii="Times New Roman" w:hAnsi="Times New Roman" w:cs="Times New Roman"/>
+          <w:szCs w:val="28"/>
+        </w:rPr>
+      </w:pPr>
+      <w:r>
+        <w:rPr>
+          <w:rFonts w:cs="Times New Roman"/>
           <w:i/>
           <w:iCs/>
-          <w:sz w:val="28"/>
           <w:szCs w:val="28"/>
         </w:rPr>
         <w:t>Логическая модель</w:t>
@@ -1701,22 +1458,20 @@
     </w:p>
     <w:p>
       <w:pPr>
-        <w:spacing w:after="0" w:line="240" w:lineRule="auto"/>
-        <w:rPr>
-          <w:rFonts w:ascii="Times New Roman" w:eastAsia="Calibri" w:hAnsi="Times New Roman" w:cs="Times New Roman"/>
+        <w:spacing w:line="240" w:lineRule="auto"/>
+        <w:rPr>
+          <w:rFonts w:eastAsia="Calibri" w:cs="Times New Roman"/>
           <w:color w:val="00000A"/>
           <w:kern w:val="0"/>
-          <w:sz w:val="28"/>
           <w:szCs w:val="28"/>
           <w14:ligatures w14:val="none"/>
         </w:rPr>
       </w:pPr>
       <w:r>
         <w:rPr>
-          <w:rFonts w:ascii="Times New Roman" w:eastAsia="Calibri" w:hAnsi="Times New Roman" w:cs="Times New Roman"/>
+          <w:rFonts w:eastAsia="Calibri" w:cs="Times New Roman"/>
           <w:color w:val="00000A"/>
           <w:kern w:val="0"/>
-          <w:sz w:val="28"/>
           <w:szCs w:val="28"/>
           <w14:ligatures w14:val="none"/>
         </w:rPr>
@@ -2052,7 +1807,6 @@
               <w:rPr>
                 <w:rFonts w:eastAsia="Calibri"/>
               </w:rPr>
-              <w:lastRenderedPageBreak/>
               <w:t>Тип_самолета</w:t>
             </w:r>
             <w:proofErr w:type="spellEnd"/>
@@ -2365,49 +2119,44 @@
     </w:tbl>
     <w:p>
       <w:pPr>
-        <w:spacing w:after="0" w:line="240" w:lineRule="auto"/>
-        <w:ind w:firstLine="709"/>
+        <w:spacing w:line="240" w:lineRule="auto"/>
         <w:jc w:val="both"/>
         <w:rPr>
-          <w:rFonts w:ascii="Times New Roman" w:hAnsi="Times New Roman" w:cs="Times New Roman"/>
-          <w:sz w:val="28"/>
+          <w:rFonts w:cs="Times New Roman"/>
           <w:szCs w:val="32"/>
         </w:rPr>
       </w:pPr>
     </w:p>
     <w:p>
       <w:pPr>
-        <w:spacing w:after="0" w:line="240" w:lineRule="auto"/>
-        <w:ind w:firstLine="709"/>
+        <w:spacing w:line="240" w:lineRule="auto"/>
         <w:jc w:val="both"/>
         <w:rPr>
-          <w:rFonts w:ascii="Times New Roman" w:hAnsi="Times New Roman" w:cs="Times New Roman"/>
-          <w:sz w:val="28"/>
+          <w:rFonts w:cs="Times New Roman"/>
           <w:szCs w:val="32"/>
         </w:rPr>
       </w:pPr>
     </w:p>
     <w:p>
       <w:pPr>
-        <w:spacing w:after="0" w:line="240" w:lineRule="auto"/>
-        <w:rPr>
-          <w:rFonts w:ascii="Times New Roman" w:eastAsia="Calibri" w:hAnsi="Times New Roman" w:cs="Times New Roman"/>
+        <w:spacing w:line="240" w:lineRule="auto"/>
+        <w:rPr>
+          <w:rFonts w:eastAsia="Calibri" w:cs="Times New Roman"/>
           <w:color w:val="00000A"/>
           <w:kern w:val="0"/>
-          <w:sz w:val="28"/>
           <w:szCs w:val="28"/>
           <w14:ligatures w14:val="none"/>
         </w:rPr>
       </w:pPr>
       <w:r>
         <w:rPr>
-          <w:rFonts w:ascii="Times New Roman" w:eastAsia="Calibri" w:hAnsi="Times New Roman" w:cs="Times New Roman"/>
+          <w:rFonts w:eastAsia="Calibri" w:cs="Times New Roman"/>
           <w:color w:val="00000A"/>
           <w:kern w:val="0"/>
-          <w:sz w:val="28"/>
           <w:szCs w:val="28"/>
           <w14:ligatures w14:val="none"/>
         </w:rPr>
+        <w:lastRenderedPageBreak/>
         <w:t>Таблица 2 – Сущность «Клиенты»</w:t>
       </w:r>
     </w:p>
@@ -2924,45 +2673,40 @@
     </w:tbl>
     <w:p>
       <w:pPr>
-        <w:spacing w:after="0" w:line="240" w:lineRule="auto"/>
-        <w:ind w:firstLine="709"/>
+        <w:spacing w:line="240" w:lineRule="auto"/>
         <w:jc w:val="both"/>
         <w:rPr>
-          <w:rFonts w:ascii="Times New Roman" w:hAnsi="Times New Roman" w:cs="Times New Roman"/>
-          <w:sz w:val="28"/>
+          <w:rFonts w:cs="Times New Roman"/>
           <w:szCs w:val="32"/>
         </w:rPr>
       </w:pPr>
     </w:p>
     <w:p>
       <w:pPr>
-        <w:spacing w:after="0" w:line="240" w:lineRule="auto"/>
+        <w:spacing w:line="240" w:lineRule="auto"/>
         <w:jc w:val="both"/>
         <w:rPr>
-          <w:rFonts w:ascii="Times New Roman" w:hAnsi="Times New Roman" w:cs="Times New Roman"/>
-          <w:sz w:val="28"/>
+          <w:rFonts w:cs="Times New Roman"/>
           <w:szCs w:val="32"/>
         </w:rPr>
       </w:pPr>
     </w:p>
     <w:p>
       <w:pPr>
-        <w:spacing w:after="0" w:line="240" w:lineRule="auto"/>
-        <w:rPr>
-          <w:rFonts w:ascii="Times New Roman" w:eastAsia="Calibri" w:hAnsi="Times New Roman" w:cs="Times New Roman"/>
+        <w:spacing w:line="240" w:lineRule="auto"/>
+        <w:rPr>
+          <w:rFonts w:eastAsia="Calibri" w:cs="Times New Roman"/>
           <w:color w:val="00000A"/>
           <w:kern w:val="0"/>
-          <w:sz w:val="28"/>
           <w:szCs w:val="28"/>
           <w14:ligatures w14:val="none"/>
         </w:rPr>
       </w:pPr>
       <w:r>
         <w:rPr>
-          <w:rFonts w:ascii="Times New Roman" w:eastAsia="Calibri" w:hAnsi="Times New Roman" w:cs="Times New Roman"/>
+          <w:rFonts w:eastAsia="Calibri" w:cs="Times New Roman"/>
           <w:color w:val="00000A"/>
           <w:kern w:val="0"/>
-          <w:sz w:val="28"/>
           <w:szCs w:val="28"/>
           <w14:ligatures w14:val="none"/>
         </w:rPr>
@@ -3495,30 +3239,25 @@
     </w:tbl>
     <w:p>
       <w:pPr>
-        <w:spacing w:after="0" w:line="360" w:lineRule="auto"/>
         <w:jc w:val="both"/>
         <w:rPr>
-          <w:rFonts w:ascii="Times New Roman" w:hAnsi="Times New Roman" w:cs="Times New Roman"/>
-          <w:sz w:val="28"/>
+          <w:rFonts w:cs="Times New Roman"/>
           <w:szCs w:val="32"/>
         </w:rPr>
       </w:pPr>
     </w:p>
     <w:p>
       <w:pPr>
-        <w:spacing w:after="0" w:line="240" w:lineRule="auto"/>
-        <w:ind w:firstLine="709"/>
+        <w:spacing w:line="240" w:lineRule="auto"/>
         <w:jc w:val="both"/>
         <w:rPr>
-          <w:rFonts w:ascii="Times New Roman" w:hAnsi="Times New Roman" w:cs="Times New Roman"/>
-          <w:sz w:val="28"/>
+          <w:rFonts w:cs="Times New Roman"/>
           <w:szCs w:val="32"/>
         </w:rPr>
       </w:pPr>
       <w:r>
         <w:rPr>
-          <w:rFonts w:ascii="Times New Roman" w:hAnsi="Times New Roman" w:cs="Times New Roman"/>
-          <w:sz w:val="28"/>
+          <w:rFonts w:cs="Times New Roman"/>
           <w:szCs w:val="32"/>
         </w:rPr>
         <w:t>Всего база данных займет на 100 записей: 15600 Б.</w:t>
@@ -3526,11 +3265,10 @@
     </w:p>
     <w:p>
       <w:pPr>
-        <w:spacing w:after="0" w:line="240" w:lineRule="auto"/>
+        <w:spacing w:line="240" w:lineRule="auto"/>
         <w:jc w:val="both"/>
         <w:rPr>
-          <w:rFonts w:ascii="Times New Roman" w:hAnsi="Times New Roman" w:cs="Times New Roman"/>
-          <w:sz w:val="28"/>
+          <w:rFonts w:cs="Times New Roman"/>
           <w:szCs w:val="32"/>
         </w:rPr>
       </w:pPr>
@@ -3538,15 +3276,13 @@
     <w:p>
       <w:pPr>
         <w:rPr>
-          <w:rFonts w:ascii="Times New Roman" w:hAnsi="Times New Roman" w:cs="Times New Roman"/>
-          <w:sz w:val="28"/>
-          <w:szCs w:val="28"/>
-        </w:rPr>
-      </w:pPr>
-      <w:r>
-        <w:rPr>
-          <w:rFonts w:ascii="Times New Roman" w:hAnsi="Times New Roman" w:cs="Times New Roman"/>
-          <w:sz w:val="28"/>
+          <w:rFonts w:cs="Times New Roman"/>
+          <w:szCs w:val="28"/>
+        </w:rPr>
+      </w:pPr>
+      <w:r>
+        <w:rPr>
+          <w:rFonts w:cs="Times New Roman"/>
           <w:szCs w:val="28"/>
         </w:rPr>
         <w:br w:type="page"/>
@@ -3554,18 +3290,14 @@
     </w:p>
     <w:p>
       <w:pPr>
-        <w:spacing w:after="0" w:line="360" w:lineRule="auto"/>
-        <w:ind w:firstLine="709"/>
-        <w:rPr>
-          <w:rFonts w:ascii="Times New Roman" w:hAnsi="Times New Roman" w:cs="Times New Roman"/>
-          <w:sz w:val="28"/>
-          <w:szCs w:val="28"/>
-        </w:rPr>
-      </w:pPr>
-      <w:r>
-        <w:rPr>
-          <w:rFonts w:ascii="Times New Roman" w:hAnsi="Times New Roman" w:cs="Times New Roman"/>
-          <w:sz w:val="28"/>
+        <w:rPr>
+          <w:rFonts w:cs="Times New Roman"/>
+          <w:szCs w:val="28"/>
+        </w:rPr>
+      </w:pPr>
+      <w:r>
+        <w:rPr>
+          <w:rFonts w:cs="Times New Roman"/>
           <w:szCs w:val="28"/>
         </w:rPr>
         <w:lastRenderedPageBreak/>
@@ -3574,38 +3306,35 @@
     </w:p>
     <w:p>
       <w:pPr>
-        <w:spacing w:after="0" w:line="240" w:lineRule="auto"/>
-        <w:ind w:firstLine="709"/>
-        <w:rPr>
-          <w:rFonts w:ascii="Times New Roman" w:hAnsi="Times New Roman" w:cs="Times New Roman"/>
-          <w:sz w:val="28"/>
-          <w:szCs w:val="28"/>
-        </w:rPr>
-      </w:pPr>
-    </w:p>
-    <w:p>
-      <w:pPr>
-        <w:spacing w:after="0" w:line="240" w:lineRule="auto"/>
-        <w:ind w:firstLine="709"/>
-        <w:rPr>
-          <w:rFonts w:ascii="Times New Roman" w:hAnsi="Times New Roman" w:cs="Times New Roman"/>
-          <w:sz w:val="28"/>
-          <w:szCs w:val="28"/>
-        </w:rPr>
-      </w:pPr>
-    </w:p>
-    <w:p>
-      <w:pPr>
-        <w:spacing w:after="0" w:line="240" w:lineRule="auto"/>
+        <w:spacing w:line="240" w:lineRule="auto"/>
+        <w:rPr>
+          <w:rFonts w:cs="Times New Roman"/>
+          <w:szCs w:val="28"/>
+        </w:rPr>
+      </w:pPr>
+    </w:p>
+    <w:p>
+      <w:pPr>
+        <w:spacing w:line="240" w:lineRule="auto"/>
+        <w:rPr>
+          <w:rFonts w:cs="Times New Roman"/>
+          <w:szCs w:val="28"/>
+        </w:rPr>
+      </w:pPr>
+    </w:p>
+    <w:p>
+      <w:pPr>
+        <w:spacing w:line="240" w:lineRule="auto"/>
+        <w:ind w:firstLine="0"/>
         <w:jc w:val="center"/>
         <w:rPr>
-          <w:rFonts w:ascii="Times New Roman" w:hAnsi="Times New Roman" w:cs="Times New Roman"/>
-        </w:rPr>
-      </w:pPr>
-      <w:r>
-        <w:rPr>
-          <w:rFonts w:ascii="Times New Roman" w:hAnsi="Times New Roman" w:cs="Times New Roman"/>
-          <w:sz w:val="28"/>
+          <w:rFonts w:cs="Times New Roman"/>
+        </w:rPr>
+      </w:pPr>
+      <w:r>
+        <w:rPr>
+          <w:rFonts w:cs="Times New Roman"/>
+          <w:noProof/>
           <w:szCs w:val="28"/>
         </w:rPr>
         <w:drawing>
@@ -3624,7 +3353,7 @@
                     <pic:cNvPicPr/>
                   </pic:nvPicPr>
                   <pic:blipFill>
-                    <a:blip r:embed="rId8"/>
+                    <a:blip r:embed="rId9"/>
                     <a:stretch>
                       <a:fillRect/>
                     </a:stretch>
@@ -3652,53 +3381,53 @@
     </w:p>
     <w:p>
       <w:pPr>
-        <w:spacing w:after="0" w:line="240" w:lineRule="auto"/>
+        <w:spacing w:line="240" w:lineRule="auto"/>
         <w:jc w:val="center"/>
         <w:rPr>
-          <w:rFonts w:ascii="Times New Roman" w:hAnsi="Times New Roman" w:cs="Times New Roman"/>
-        </w:rPr>
-      </w:pPr>
-    </w:p>
-    <w:p>
-      <w:pPr>
-        <w:spacing w:after="0" w:line="240" w:lineRule="auto"/>
+          <w:rFonts w:cs="Times New Roman"/>
+        </w:rPr>
+      </w:pPr>
+    </w:p>
+    <w:p>
+      <w:pPr>
+        <w:spacing w:line="240" w:lineRule="auto"/>
+        <w:ind w:firstLine="0"/>
         <w:jc w:val="center"/>
         <w:rPr>
-          <w:rFonts w:ascii="Times New Roman" w:hAnsi="Times New Roman" w:cs="Times New Roman"/>
-        </w:rPr>
-      </w:pPr>
-      <w:r>
-        <w:rPr>
-          <w:rFonts w:ascii="Times New Roman" w:hAnsi="Times New Roman" w:cs="Times New Roman"/>
+          <w:rFonts w:cs="Times New Roman"/>
+          <w:sz w:val="24"/>
+          <w:szCs w:val="22"/>
+        </w:rPr>
+      </w:pPr>
+      <w:r>
+        <w:rPr>
+          <w:rFonts w:cs="Times New Roman"/>
+          <w:sz w:val="24"/>
+          <w:szCs w:val="22"/>
         </w:rPr>
         <w:t>Рисунок 5. Реализация в СУБД</w:t>
       </w:r>
     </w:p>
     <w:p>
       <w:pPr>
-        <w:spacing w:after="0" w:line="240" w:lineRule="auto"/>
+        <w:spacing w:line="240" w:lineRule="auto"/>
         <w:jc w:val="center"/>
         <w:rPr>
-          <w:rFonts w:ascii="Times New Roman" w:hAnsi="Times New Roman" w:cs="Times New Roman"/>
-          <w:sz w:val="28"/>
-          <w:szCs w:val="28"/>
-        </w:rPr>
-      </w:pPr>
-    </w:p>
-    <w:p>
-      <w:pPr>
-        <w:spacing w:after="0" w:line="360" w:lineRule="auto"/>
-        <w:ind w:firstLine="709"/>
-        <w:rPr>
-          <w:rFonts w:ascii="Times New Roman" w:hAnsi="Times New Roman" w:cs="Times New Roman"/>
-          <w:sz w:val="28"/>
-          <w:szCs w:val="28"/>
-        </w:rPr>
-      </w:pPr>
-      <w:r>
-        <w:rPr>
-          <w:rFonts w:ascii="Times New Roman" w:hAnsi="Times New Roman" w:cs="Times New Roman"/>
-          <w:sz w:val="28"/>
+          <w:rFonts w:cs="Times New Roman"/>
+          <w:szCs w:val="28"/>
+        </w:rPr>
+      </w:pPr>
+    </w:p>
+    <w:p>
+      <w:pPr>
+        <w:rPr>
+          <w:rFonts w:cs="Times New Roman"/>
+          <w:szCs w:val="28"/>
+        </w:rPr>
+      </w:pPr>
+      <w:r>
+        <w:rPr>
+          <w:rFonts w:cs="Times New Roman"/>
           <w:szCs w:val="28"/>
         </w:rPr>
         <w:t xml:space="preserve">СУБД </w:t>
@@ -3706,8 +3435,7 @@
       <w:proofErr w:type="spellStart"/>
       <w:r>
         <w:rPr>
-          <w:rFonts w:ascii="Times New Roman" w:hAnsi="Times New Roman" w:cs="Times New Roman"/>
-          <w:sz w:val="28"/>
+          <w:rFonts w:cs="Times New Roman"/>
           <w:szCs w:val="28"/>
         </w:rPr>
         <w:t>DBeaver</w:t>
@@ -3715,8 +3443,7 @@
       <w:proofErr w:type="spellEnd"/>
       <w:r>
         <w:rPr>
-          <w:rFonts w:ascii="Times New Roman" w:hAnsi="Times New Roman" w:cs="Times New Roman"/>
-          <w:sz w:val="28"/>
+          <w:rFonts w:cs="Times New Roman"/>
           <w:szCs w:val="28"/>
         </w:rPr>
         <w:t>, характеристика</w:t>
@@ -3724,19 +3451,15 @@
     </w:p>
     <w:p>
       <w:pPr>
-        <w:spacing w:after="0" w:line="360" w:lineRule="auto"/>
-        <w:ind w:firstLine="709"/>
-        <w:rPr>
-          <w:rFonts w:ascii="Times New Roman" w:hAnsi="Times New Roman" w:cs="Times New Roman"/>
-          <w:sz w:val="28"/>
+        <w:rPr>
+          <w:rFonts w:cs="Times New Roman"/>
           <w:szCs w:val="28"/>
         </w:rPr>
       </w:pPr>
       <w:proofErr w:type="spellStart"/>
       <w:r>
         <w:rPr>
-          <w:rFonts w:ascii="Times New Roman" w:hAnsi="Times New Roman" w:cs="Times New Roman"/>
-          <w:sz w:val="28"/>
+          <w:rFonts w:cs="Times New Roman"/>
           <w:szCs w:val="28"/>
         </w:rPr>
         <w:t>DBeaver</w:t>
@@ -3744,8 +3467,7 @@
       <w:proofErr w:type="spellEnd"/>
       <w:r>
         <w:rPr>
-          <w:rFonts w:ascii="Times New Roman" w:hAnsi="Times New Roman" w:cs="Times New Roman"/>
-          <w:sz w:val="28"/>
+          <w:rFonts w:cs="Times New Roman"/>
           <w:szCs w:val="28"/>
         </w:rPr>
         <w:t xml:space="preserve"> – это универсальный инструмент для работы с базами данных (клиент СУБД), поддерживающий различные системы управления базами данных. Он используется для подключения, администрирования, выполнения SQL-запросов и визуального управления данными.</w:t>
@@ -3753,18 +3475,14 @@
     </w:p>
     <w:p>
       <w:pPr>
-        <w:spacing w:after="0" w:line="360" w:lineRule="auto"/>
-        <w:ind w:firstLine="709"/>
-        <w:rPr>
-          <w:rFonts w:ascii="Times New Roman" w:hAnsi="Times New Roman" w:cs="Times New Roman"/>
-          <w:sz w:val="28"/>
-          <w:szCs w:val="28"/>
-        </w:rPr>
-      </w:pPr>
-      <w:r>
-        <w:rPr>
-          <w:rFonts w:ascii="Times New Roman" w:hAnsi="Times New Roman" w:cs="Times New Roman"/>
-          <w:sz w:val="28"/>
+        <w:rPr>
+          <w:rFonts w:cs="Times New Roman"/>
+          <w:szCs w:val="28"/>
+        </w:rPr>
+      </w:pPr>
+      <w:r>
+        <w:rPr>
+          <w:rFonts w:cs="Times New Roman"/>
           <w:szCs w:val="28"/>
         </w:rPr>
         <w:t>Основные особенности:</w:t>
@@ -3777,18 +3495,15 @@
           <w:ilvl w:val="0"/>
           <w:numId w:val="4"/>
         </w:numPr>
-        <w:spacing w:after="0" w:line="360" w:lineRule="auto"/>
         <w:ind w:left="993" w:hanging="284"/>
         <w:rPr>
-          <w:rFonts w:ascii="Times New Roman" w:hAnsi="Times New Roman" w:cs="Times New Roman"/>
-          <w:sz w:val="28"/>
-          <w:szCs w:val="28"/>
-        </w:rPr>
-      </w:pPr>
-      <w:r>
-        <w:rPr>
-          <w:rFonts w:ascii="Times New Roman" w:hAnsi="Times New Roman" w:cs="Times New Roman"/>
-          <w:sz w:val="28"/>
+          <w:rFonts w:cs="Times New Roman"/>
+          <w:szCs w:val="28"/>
+        </w:rPr>
+      </w:pPr>
+      <w:r>
+        <w:rPr>
+          <w:rFonts w:cs="Times New Roman"/>
           <w:szCs w:val="28"/>
         </w:rPr>
         <w:t>бесплатная версия с открытым исходным кодом (</w:t>
@@ -3796,8 +3511,7 @@
       <w:proofErr w:type="spellStart"/>
       <w:r>
         <w:rPr>
-          <w:rFonts w:ascii="Times New Roman" w:hAnsi="Times New Roman" w:cs="Times New Roman"/>
-          <w:sz w:val="28"/>
+          <w:rFonts w:cs="Times New Roman"/>
           <w:szCs w:val="28"/>
         </w:rPr>
         <w:t>Community</w:t>
@@ -3805,8 +3519,7 @@
       <w:proofErr w:type="spellEnd"/>
       <w:r>
         <w:rPr>
-          <w:rFonts w:ascii="Times New Roman" w:hAnsi="Times New Roman" w:cs="Times New Roman"/>
-          <w:sz w:val="28"/>
+          <w:rFonts w:cs="Times New Roman"/>
           <w:szCs w:val="28"/>
         </w:rPr>
         <w:t xml:space="preserve"> </w:t>
@@ -3814,8 +3527,7 @@
       <w:proofErr w:type="spellStart"/>
       <w:r>
         <w:rPr>
-          <w:rFonts w:ascii="Times New Roman" w:hAnsi="Times New Roman" w:cs="Times New Roman"/>
-          <w:sz w:val="28"/>
+          <w:rFonts w:cs="Times New Roman"/>
           <w:szCs w:val="28"/>
         </w:rPr>
         <w:t>Edition</w:t>
@@ -3823,8 +3535,7 @@
       <w:proofErr w:type="spellEnd"/>
       <w:r>
         <w:rPr>
-          <w:rFonts w:ascii="Times New Roman" w:hAnsi="Times New Roman" w:cs="Times New Roman"/>
-          <w:sz w:val="28"/>
+          <w:rFonts w:cs="Times New Roman"/>
           <w:szCs w:val="28"/>
         </w:rPr>
         <w:t>), а также коммерческая версия;</w:t>
@@ -3837,18 +3548,15 @@
           <w:ilvl w:val="0"/>
           <w:numId w:val="4"/>
         </w:numPr>
-        <w:spacing w:after="0" w:line="360" w:lineRule="auto"/>
         <w:ind w:left="993" w:hanging="284"/>
         <w:rPr>
-          <w:rFonts w:ascii="Times New Roman" w:hAnsi="Times New Roman" w:cs="Times New Roman"/>
-          <w:sz w:val="28"/>
-          <w:szCs w:val="28"/>
-        </w:rPr>
-      </w:pPr>
-      <w:r>
-        <w:rPr>
-          <w:rFonts w:ascii="Times New Roman" w:hAnsi="Times New Roman" w:cs="Times New Roman"/>
-          <w:sz w:val="28"/>
+          <w:rFonts w:cs="Times New Roman"/>
+          <w:szCs w:val="28"/>
+        </w:rPr>
+      </w:pPr>
+      <w:r>
+        <w:rPr>
+          <w:rFonts w:cs="Times New Roman"/>
           <w:szCs w:val="28"/>
         </w:rPr>
         <w:t xml:space="preserve">кроссплатформенность: работает на </w:t>
@@ -3856,8 +3564,7 @@
       <w:proofErr w:type="spellStart"/>
       <w:r>
         <w:rPr>
-          <w:rFonts w:ascii="Times New Roman" w:hAnsi="Times New Roman" w:cs="Times New Roman"/>
-          <w:sz w:val="28"/>
+          <w:rFonts w:cs="Times New Roman"/>
           <w:szCs w:val="28"/>
         </w:rPr>
         <w:t>Windows</w:t>
@@ -3865,8 +3572,7 @@
       <w:proofErr w:type="spellEnd"/>
       <w:r>
         <w:rPr>
-          <w:rFonts w:ascii="Times New Roman" w:hAnsi="Times New Roman" w:cs="Times New Roman"/>
-          <w:sz w:val="28"/>
+          <w:rFonts w:cs="Times New Roman"/>
           <w:szCs w:val="28"/>
         </w:rPr>
         <w:t xml:space="preserve">, </w:t>
@@ -3874,8 +3580,7 @@
       <w:proofErr w:type="spellStart"/>
       <w:r>
         <w:rPr>
-          <w:rFonts w:ascii="Times New Roman" w:hAnsi="Times New Roman" w:cs="Times New Roman"/>
-          <w:sz w:val="28"/>
+          <w:rFonts w:cs="Times New Roman"/>
           <w:szCs w:val="28"/>
         </w:rPr>
         <w:t>Linux</w:t>
@@ -3883,8 +3588,7 @@
       <w:proofErr w:type="spellEnd"/>
       <w:r>
         <w:rPr>
-          <w:rFonts w:ascii="Times New Roman" w:hAnsi="Times New Roman" w:cs="Times New Roman"/>
-          <w:sz w:val="28"/>
+          <w:rFonts w:cs="Times New Roman"/>
           <w:szCs w:val="28"/>
         </w:rPr>
         <w:t xml:space="preserve">, </w:t>
@@ -3892,8 +3596,7 @@
       <w:proofErr w:type="spellStart"/>
       <w:r>
         <w:rPr>
-          <w:rFonts w:ascii="Times New Roman" w:hAnsi="Times New Roman" w:cs="Times New Roman"/>
-          <w:sz w:val="28"/>
+          <w:rFonts w:cs="Times New Roman"/>
           <w:szCs w:val="28"/>
         </w:rPr>
         <w:t>macOS</w:t>
@@ -3901,8 +3604,7 @@
       <w:proofErr w:type="spellEnd"/>
       <w:r>
         <w:rPr>
-          <w:rFonts w:ascii="Times New Roman" w:hAnsi="Times New Roman" w:cs="Times New Roman"/>
-          <w:sz w:val="28"/>
+          <w:rFonts w:cs="Times New Roman"/>
           <w:szCs w:val="28"/>
         </w:rPr>
         <w:t>;</w:t>
@@ -3915,18 +3617,15 @@
           <w:ilvl w:val="0"/>
           <w:numId w:val="4"/>
         </w:numPr>
-        <w:spacing w:after="0" w:line="360" w:lineRule="auto"/>
         <w:ind w:left="993" w:hanging="284"/>
         <w:rPr>
-          <w:rFonts w:ascii="Times New Roman" w:hAnsi="Times New Roman" w:cs="Times New Roman"/>
-          <w:sz w:val="28"/>
-          <w:szCs w:val="28"/>
-        </w:rPr>
-      </w:pPr>
-      <w:r>
-        <w:rPr>
-          <w:rFonts w:ascii="Times New Roman" w:hAnsi="Times New Roman" w:cs="Times New Roman"/>
-          <w:sz w:val="28"/>
+          <w:rFonts w:cs="Times New Roman"/>
+          <w:szCs w:val="28"/>
+        </w:rPr>
+      </w:pPr>
+      <w:r>
+        <w:rPr>
+          <w:rFonts w:cs="Times New Roman"/>
           <w:szCs w:val="28"/>
         </w:rPr>
         <w:t>поддержка множества СУБД (</w:t>
@@ -3934,8 +3633,7 @@
       <w:proofErr w:type="spellStart"/>
       <w:r>
         <w:rPr>
-          <w:rFonts w:ascii="Times New Roman" w:hAnsi="Times New Roman" w:cs="Times New Roman"/>
-          <w:sz w:val="28"/>
+          <w:rFonts w:cs="Times New Roman"/>
           <w:szCs w:val="28"/>
         </w:rPr>
         <w:t>MySQL</w:t>
@@ -3943,8 +3641,7 @@
       <w:proofErr w:type="spellEnd"/>
       <w:r>
         <w:rPr>
-          <w:rFonts w:ascii="Times New Roman" w:hAnsi="Times New Roman" w:cs="Times New Roman"/>
-          <w:sz w:val="28"/>
+          <w:rFonts w:cs="Times New Roman"/>
           <w:szCs w:val="28"/>
         </w:rPr>
         <w:t xml:space="preserve">, </w:t>
@@ -3952,8 +3649,7 @@
       <w:proofErr w:type="spellStart"/>
       <w:r>
         <w:rPr>
-          <w:rFonts w:ascii="Times New Roman" w:hAnsi="Times New Roman" w:cs="Times New Roman"/>
-          <w:sz w:val="28"/>
+          <w:rFonts w:cs="Times New Roman"/>
           <w:szCs w:val="28"/>
         </w:rPr>
         <w:t>PostgreSQL</w:t>
@@ -3961,8 +3657,7 @@
       <w:proofErr w:type="spellEnd"/>
       <w:r>
         <w:rPr>
-          <w:rFonts w:ascii="Times New Roman" w:hAnsi="Times New Roman" w:cs="Times New Roman"/>
-          <w:sz w:val="28"/>
+          <w:rFonts w:cs="Times New Roman"/>
           <w:szCs w:val="28"/>
         </w:rPr>
         <w:t xml:space="preserve">, </w:t>
@@ -3970,8 +3665,7 @@
       <w:proofErr w:type="spellStart"/>
       <w:r>
         <w:rPr>
-          <w:rFonts w:ascii="Times New Roman" w:hAnsi="Times New Roman" w:cs="Times New Roman"/>
-          <w:sz w:val="28"/>
+          <w:rFonts w:cs="Times New Roman"/>
           <w:szCs w:val="28"/>
         </w:rPr>
         <w:t>SQLite</w:t>
@@ -3979,8 +3673,7 @@
       <w:proofErr w:type="spellEnd"/>
       <w:r>
         <w:rPr>
-          <w:rFonts w:ascii="Times New Roman" w:hAnsi="Times New Roman" w:cs="Times New Roman"/>
-          <w:sz w:val="28"/>
+          <w:rFonts w:cs="Times New Roman"/>
           <w:szCs w:val="28"/>
         </w:rPr>
         <w:t xml:space="preserve">, </w:t>
@@ -3988,8 +3681,7 @@
       <w:proofErr w:type="spellStart"/>
       <w:r>
         <w:rPr>
-          <w:rFonts w:ascii="Times New Roman" w:hAnsi="Times New Roman" w:cs="Times New Roman"/>
-          <w:sz w:val="28"/>
+          <w:rFonts w:cs="Times New Roman"/>
           <w:szCs w:val="28"/>
         </w:rPr>
         <w:t>Oracle</w:t>
@@ -3997,8 +3689,7 @@
       <w:proofErr w:type="spellEnd"/>
       <w:r>
         <w:rPr>
-          <w:rFonts w:ascii="Times New Roman" w:hAnsi="Times New Roman" w:cs="Times New Roman"/>
-          <w:sz w:val="28"/>
+          <w:rFonts w:cs="Times New Roman"/>
           <w:szCs w:val="28"/>
         </w:rPr>
         <w:t xml:space="preserve"> и др.);</w:t>
@@ -4011,18 +3702,15 @@
           <w:ilvl w:val="0"/>
           <w:numId w:val="4"/>
         </w:numPr>
-        <w:spacing w:after="0" w:line="360" w:lineRule="auto"/>
         <w:ind w:left="993" w:hanging="284"/>
         <w:rPr>
-          <w:rFonts w:ascii="Times New Roman" w:hAnsi="Times New Roman" w:cs="Times New Roman"/>
-          <w:sz w:val="28"/>
-          <w:szCs w:val="28"/>
-        </w:rPr>
-      </w:pPr>
-      <w:r>
-        <w:rPr>
-          <w:rFonts w:ascii="Times New Roman" w:hAnsi="Times New Roman" w:cs="Times New Roman"/>
-          <w:sz w:val="28"/>
+          <w:rFonts w:cs="Times New Roman"/>
+          <w:szCs w:val="28"/>
+        </w:rPr>
+      </w:pPr>
+      <w:r>
+        <w:rPr>
+          <w:rFonts w:cs="Times New Roman"/>
           <w:szCs w:val="28"/>
         </w:rPr>
         <w:t>удобный графический интерфейс для работы с базами данных;</w:t>
@@ -4035,18 +3723,15 @@
           <w:ilvl w:val="0"/>
           <w:numId w:val="4"/>
         </w:numPr>
-        <w:spacing w:after="0" w:line="360" w:lineRule="auto"/>
         <w:ind w:left="993" w:hanging="284"/>
         <w:rPr>
-          <w:rFonts w:ascii="Times New Roman" w:hAnsi="Times New Roman" w:cs="Times New Roman"/>
-          <w:sz w:val="28"/>
-          <w:szCs w:val="28"/>
-        </w:rPr>
-      </w:pPr>
-      <w:r>
-        <w:rPr>
-          <w:rFonts w:ascii="Times New Roman" w:hAnsi="Times New Roman" w:cs="Times New Roman"/>
-          <w:sz w:val="28"/>
+          <w:rFonts w:cs="Times New Roman"/>
+          <w:szCs w:val="28"/>
+        </w:rPr>
+      </w:pPr>
+      <w:r>
+        <w:rPr>
+          <w:rFonts w:cs="Times New Roman"/>
           <w:szCs w:val="28"/>
         </w:rPr>
         <w:t>поддержка расширений и драйверов для подключения к различным БД.</w:t>
@@ -4054,18 +3739,14 @@
     </w:p>
     <w:p>
       <w:pPr>
-        <w:spacing w:after="0" w:line="360" w:lineRule="auto"/>
-        <w:ind w:firstLine="709"/>
-        <w:rPr>
-          <w:rFonts w:ascii="Times New Roman" w:hAnsi="Times New Roman" w:cs="Times New Roman"/>
-          <w:sz w:val="28"/>
-          <w:szCs w:val="28"/>
-        </w:rPr>
-      </w:pPr>
-      <w:r>
-        <w:rPr>
-          <w:rFonts w:ascii="Times New Roman" w:hAnsi="Times New Roman" w:cs="Times New Roman"/>
-          <w:sz w:val="28"/>
+        <w:rPr>
+          <w:rFonts w:cs="Times New Roman"/>
+          <w:szCs w:val="28"/>
+        </w:rPr>
+      </w:pPr>
+      <w:r>
+        <w:rPr>
+          <w:rFonts w:cs="Times New Roman"/>
           <w:szCs w:val="28"/>
         </w:rPr>
         <w:t>Ключевые функции:</w:t>
@@ -4078,18 +3759,15 @@
           <w:ilvl w:val="0"/>
           <w:numId w:val="5"/>
         </w:numPr>
-        <w:spacing w:after="0" w:line="360" w:lineRule="auto"/>
         <w:ind w:left="993" w:hanging="284"/>
         <w:rPr>
-          <w:rFonts w:ascii="Times New Roman" w:hAnsi="Times New Roman" w:cs="Times New Roman"/>
-          <w:sz w:val="28"/>
-          <w:szCs w:val="28"/>
-        </w:rPr>
-      </w:pPr>
-      <w:r>
-        <w:rPr>
-          <w:rFonts w:ascii="Times New Roman" w:hAnsi="Times New Roman" w:cs="Times New Roman"/>
-          <w:sz w:val="28"/>
+          <w:rFonts w:cs="Times New Roman"/>
+          <w:szCs w:val="28"/>
+        </w:rPr>
+      </w:pPr>
+      <w:r>
+        <w:rPr>
+          <w:rFonts w:cs="Times New Roman"/>
           <w:szCs w:val="28"/>
         </w:rPr>
         <w:t>подключение и управление различными базами данных;</w:t>
@@ -4102,18 +3780,15 @@
           <w:ilvl w:val="0"/>
           <w:numId w:val="5"/>
         </w:numPr>
-        <w:spacing w:after="0" w:line="360" w:lineRule="auto"/>
         <w:ind w:left="993" w:hanging="284"/>
         <w:rPr>
-          <w:rFonts w:ascii="Times New Roman" w:hAnsi="Times New Roman" w:cs="Times New Roman"/>
-          <w:sz w:val="28"/>
-          <w:szCs w:val="28"/>
-        </w:rPr>
-      </w:pPr>
-      <w:r>
-        <w:rPr>
-          <w:rFonts w:ascii="Times New Roman" w:hAnsi="Times New Roman" w:cs="Times New Roman"/>
-          <w:sz w:val="28"/>
+          <w:rFonts w:cs="Times New Roman"/>
+          <w:szCs w:val="28"/>
+        </w:rPr>
+      </w:pPr>
+      <w:r>
+        <w:rPr>
+          <w:rFonts w:cs="Times New Roman"/>
           <w:szCs w:val="28"/>
         </w:rPr>
         <w:t>создание, редактирование и удаление таблиц и других объектов БД;</w:t>
@@ -4126,20 +3801,18 @@
           <w:ilvl w:val="0"/>
           <w:numId w:val="5"/>
         </w:numPr>
-        <w:spacing w:after="0" w:line="360" w:lineRule="auto"/>
         <w:ind w:left="993" w:hanging="284"/>
         <w:rPr>
-          <w:rFonts w:ascii="Times New Roman" w:hAnsi="Times New Roman" w:cs="Times New Roman"/>
-          <w:sz w:val="28"/>
-          <w:szCs w:val="28"/>
-        </w:rPr>
-      </w:pPr>
-      <w:r>
-        <w:rPr>
-          <w:rFonts w:ascii="Times New Roman" w:hAnsi="Times New Roman" w:cs="Times New Roman"/>
-          <w:sz w:val="28"/>
-          <w:szCs w:val="28"/>
-        </w:rPr>
+          <w:rFonts w:cs="Times New Roman"/>
+          <w:szCs w:val="28"/>
+        </w:rPr>
+      </w:pPr>
+      <w:r>
+        <w:rPr>
+          <w:rFonts w:cs="Times New Roman"/>
+          <w:szCs w:val="28"/>
+        </w:rPr>
+        <w:lastRenderedPageBreak/>
         <w:t>выполнение SQL-запросов и просмотр результатов;</w:t>
       </w:r>
     </w:p>
@@ -4150,28 +3823,23 @@
           <w:ilvl w:val="0"/>
           <w:numId w:val="5"/>
         </w:numPr>
-        <w:spacing w:after="0" w:line="360" w:lineRule="auto"/>
         <w:ind w:left="993" w:hanging="284"/>
         <w:rPr>
-          <w:rFonts w:ascii="Times New Roman" w:hAnsi="Times New Roman" w:cs="Times New Roman"/>
-          <w:sz w:val="28"/>
-          <w:szCs w:val="28"/>
-        </w:rPr>
-      </w:pPr>
-      <w:r>
-        <w:rPr>
-          <w:rFonts w:ascii="Times New Roman" w:hAnsi="Times New Roman" w:cs="Times New Roman"/>
-          <w:sz w:val="28"/>
-          <w:szCs w:val="28"/>
-        </w:rPr>
-        <w:lastRenderedPageBreak/>
+          <w:rFonts w:cs="Times New Roman"/>
+          <w:szCs w:val="28"/>
+        </w:rPr>
+      </w:pPr>
+      <w:r>
+        <w:rPr>
+          <w:rFonts w:cs="Times New Roman"/>
+          <w:szCs w:val="28"/>
+        </w:rPr>
         <w:t xml:space="preserve">импорт и экспорт данных (CSV, </w:t>
       </w:r>
       <w:proofErr w:type="spellStart"/>
       <w:r>
         <w:rPr>
-          <w:rFonts w:ascii="Times New Roman" w:hAnsi="Times New Roman" w:cs="Times New Roman"/>
-          <w:sz w:val="28"/>
+          <w:rFonts w:cs="Times New Roman"/>
           <w:szCs w:val="28"/>
         </w:rPr>
         <w:t>Excel</w:t>
@@ -4179,8 +3847,7 @@
       <w:proofErr w:type="spellEnd"/>
       <w:r>
         <w:rPr>
-          <w:rFonts w:ascii="Times New Roman" w:hAnsi="Times New Roman" w:cs="Times New Roman"/>
-          <w:sz w:val="28"/>
+          <w:rFonts w:cs="Times New Roman"/>
           <w:szCs w:val="28"/>
         </w:rPr>
         <w:t xml:space="preserve"> и др.);</w:t>
@@ -4193,18 +3860,15 @@
           <w:ilvl w:val="0"/>
           <w:numId w:val="5"/>
         </w:numPr>
-        <w:spacing w:after="0" w:line="360" w:lineRule="auto"/>
         <w:ind w:left="993" w:hanging="284"/>
         <w:rPr>
-          <w:rFonts w:ascii="Times New Roman" w:hAnsi="Times New Roman" w:cs="Times New Roman"/>
-          <w:sz w:val="28"/>
-          <w:szCs w:val="28"/>
-        </w:rPr>
-      </w:pPr>
-      <w:r>
-        <w:rPr>
-          <w:rFonts w:ascii="Times New Roman" w:hAnsi="Times New Roman" w:cs="Times New Roman"/>
-          <w:sz w:val="28"/>
+          <w:rFonts w:cs="Times New Roman"/>
+          <w:szCs w:val="28"/>
+        </w:rPr>
+      </w:pPr>
+      <w:r>
+        <w:rPr>
+          <w:rFonts w:cs="Times New Roman"/>
           <w:szCs w:val="28"/>
         </w:rPr>
         <w:t>визуализация структуры базы данных (ER-диаграммы);</w:t>
@@ -4217,18 +3881,15 @@
           <w:ilvl w:val="0"/>
           <w:numId w:val="5"/>
         </w:numPr>
-        <w:spacing w:after="0" w:line="360" w:lineRule="auto"/>
         <w:ind w:left="993" w:hanging="284"/>
         <w:rPr>
-          <w:rFonts w:ascii="Times New Roman" w:hAnsi="Times New Roman" w:cs="Times New Roman"/>
-          <w:sz w:val="28"/>
-          <w:szCs w:val="28"/>
-        </w:rPr>
-      </w:pPr>
-      <w:r>
-        <w:rPr>
-          <w:rFonts w:ascii="Times New Roman" w:hAnsi="Times New Roman" w:cs="Times New Roman"/>
-          <w:sz w:val="28"/>
+          <w:rFonts w:cs="Times New Roman"/>
+          <w:szCs w:val="28"/>
+        </w:rPr>
+      </w:pPr>
+      <w:r>
+        <w:rPr>
+          <w:rFonts w:cs="Times New Roman"/>
           <w:szCs w:val="28"/>
         </w:rPr>
         <w:t>редактирование данных в табличном виде.</w:t>
@@ -4236,18 +3897,14 @@
     </w:p>
     <w:p>
       <w:pPr>
-        <w:spacing w:after="0" w:line="360" w:lineRule="auto"/>
-        <w:ind w:firstLine="709"/>
-        <w:rPr>
-          <w:rFonts w:ascii="Times New Roman" w:hAnsi="Times New Roman" w:cs="Times New Roman"/>
-          <w:sz w:val="28"/>
-          <w:szCs w:val="28"/>
-        </w:rPr>
-      </w:pPr>
-      <w:r>
-        <w:rPr>
-          <w:rFonts w:ascii="Times New Roman" w:hAnsi="Times New Roman" w:cs="Times New Roman"/>
-          <w:sz w:val="28"/>
+        <w:rPr>
+          <w:rFonts w:cs="Times New Roman"/>
+          <w:szCs w:val="28"/>
+        </w:rPr>
+      </w:pPr>
+      <w:r>
+        <w:rPr>
+          <w:rFonts w:cs="Times New Roman"/>
           <w:szCs w:val="28"/>
         </w:rPr>
         <w:t>Основные характеристики:</w:t>
@@ -4260,18 +3917,15 @@
           <w:ilvl w:val="0"/>
           <w:numId w:val="6"/>
         </w:numPr>
-        <w:spacing w:after="0" w:line="360" w:lineRule="auto"/>
         <w:ind w:left="993" w:hanging="284"/>
         <w:rPr>
-          <w:rFonts w:ascii="Times New Roman" w:hAnsi="Times New Roman" w:cs="Times New Roman"/>
-          <w:sz w:val="28"/>
-          <w:szCs w:val="28"/>
-        </w:rPr>
-      </w:pPr>
-      <w:r>
-        <w:rPr>
-          <w:rFonts w:ascii="Times New Roman" w:hAnsi="Times New Roman" w:cs="Times New Roman"/>
-          <w:sz w:val="28"/>
+          <w:rFonts w:cs="Times New Roman"/>
+          <w:szCs w:val="28"/>
+        </w:rPr>
+      </w:pPr>
+      <w:r>
+        <w:rPr>
+          <w:rFonts w:cs="Times New Roman"/>
           <w:szCs w:val="28"/>
         </w:rPr>
         <w:t>тип: клиент для работы с СУБД (не сама СУБД);</w:t>
@@ -4284,18 +3938,15 @@
           <w:ilvl w:val="0"/>
           <w:numId w:val="6"/>
         </w:numPr>
-        <w:spacing w:after="0" w:line="360" w:lineRule="auto"/>
         <w:ind w:left="993" w:hanging="284"/>
         <w:rPr>
-          <w:rFonts w:ascii="Times New Roman" w:hAnsi="Times New Roman" w:cs="Times New Roman"/>
-          <w:sz w:val="28"/>
-          <w:szCs w:val="28"/>
-        </w:rPr>
-      </w:pPr>
-      <w:r>
-        <w:rPr>
-          <w:rFonts w:ascii="Times New Roman" w:hAnsi="Times New Roman" w:cs="Times New Roman"/>
-          <w:sz w:val="28"/>
+          <w:rFonts w:cs="Times New Roman"/>
+          <w:szCs w:val="28"/>
+        </w:rPr>
+      </w:pPr>
+      <w:r>
+        <w:rPr>
+          <w:rFonts w:cs="Times New Roman"/>
           <w:szCs w:val="28"/>
         </w:rPr>
         <w:t>поддерживаемые языки: SQL и диалекты различных СУБД;</w:t>
@@ -4308,18 +3959,15 @@
           <w:ilvl w:val="0"/>
           <w:numId w:val="6"/>
         </w:numPr>
-        <w:spacing w:after="0" w:line="360" w:lineRule="auto"/>
         <w:ind w:left="993" w:hanging="284"/>
         <w:rPr>
-          <w:rFonts w:ascii="Times New Roman" w:hAnsi="Times New Roman" w:cs="Times New Roman"/>
-          <w:sz w:val="28"/>
-          <w:szCs w:val="28"/>
-        </w:rPr>
-      </w:pPr>
-      <w:r>
-        <w:rPr>
-          <w:rFonts w:ascii="Times New Roman" w:hAnsi="Times New Roman" w:cs="Times New Roman"/>
-          <w:sz w:val="28"/>
+          <w:rFonts w:cs="Times New Roman"/>
+          <w:szCs w:val="28"/>
+        </w:rPr>
+      </w:pPr>
+      <w:r>
+        <w:rPr>
+          <w:rFonts w:cs="Times New Roman"/>
           <w:szCs w:val="28"/>
         </w:rPr>
         <w:t>архитектура: клиентское приложение;</w:t>
@@ -4332,18 +3980,15 @@
           <w:ilvl w:val="0"/>
           <w:numId w:val="6"/>
         </w:numPr>
-        <w:spacing w:after="0" w:line="360" w:lineRule="auto"/>
         <w:ind w:left="993" w:hanging="284"/>
         <w:rPr>
-          <w:rFonts w:ascii="Times New Roman" w:hAnsi="Times New Roman" w:cs="Times New Roman"/>
-          <w:sz w:val="28"/>
-          <w:szCs w:val="28"/>
-        </w:rPr>
-      </w:pPr>
-      <w:r>
-        <w:rPr>
-          <w:rFonts w:ascii="Times New Roman" w:hAnsi="Times New Roman" w:cs="Times New Roman"/>
-          <w:sz w:val="28"/>
+          <w:rFonts w:cs="Times New Roman"/>
+          <w:szCs w:val="28"/>
+        </w:rPr>
+      </w:pPr>
+      <w:r>
+        <w:rPr>
+          <w:rFonts w:cs="Times New Roman"/>
           <w:szCs w:val="28"/>
         </w:rPr>
         <w:t xml:space="preserve">поддержка БД: </w:t>
@@ -4351,8 +3996,7 @@
       <w:proofErr w:type="spellStart"/>
       <w:r>
         <w:rPr>
-          <w:rFonts w:ascii="Times New Roman" w:hAnsi="Times New Roman" w:cs="Times New Roman"/>
-          <w:sz w:val="28"/>
+          <w:rFonts w:cs="Times New Roman"/>
           <w:szCs w:val="28"/>
         </w:rPr>
         <w:t>MySQL</w:t>
@@ -4360,8 +4004,7 @@
       <w:proofErr w:type="spellEnd"/>
       <w:r>
         <w:rPr>
-          <w:rFonts w:ascii="Times New Roman" w:hAnsi="Times New Roman" w:cs="Times New Roman"/>
-          <w:sz w:val="28"/>
+          <w:rFonts w:cs="Times New Roman"/>
           <w:szCs w:val="28"/>
         </w:rPr>
         <w:t xml:space="preserve">, </w:t>
@@ -4369,8 +4012,7 @@
       <w:proofErr w:type="spellStart"/>
       <w:r>
         <w:rPr>
-          <w:rFonts w:ascii="Times New Roman" w:hAnsi="Times New Roman" w:cs="Times New Roman"/>
-          <w:sz w:val="28"/>
+          <w:rFonts w:cs="Times New Roman"/>
           <w:szCs w:val="28"/>
         </w:rPr>
         <w:t>PostgreSQL</w:t>
@@ -4378,8 +4020,7 @@
       <w:proofErr w:type="spellEnd"/>
       <w:r>
         <w:rPr>
-          <w:rFonts w:ascii="Times New Roman" w:hAnsi="Times New Roman" w:cs="Times New Roman"/>
-          <w:sz w:val="28"/>
+          <w:rFonts w:cs="Times New Roman"/>
           <w:szCs w:val="28"/>
         </w:rPr>
         <w:t xml:space="preserve">, </w:t>
@@ -4387,8 +4028,7 @@
       <w:proofErr w:type="spellStart"/>
       <w:r>
         <w:rPr>
-          <w:rFonts w:ascii="Times New Roman" w:hAnsi="Times New Roman" w:cs="Times New Roman"/>
-          <w:sz w:val="28"/>
+          <w:rFonts w:cs="Times New Roman"/>
           <w:szCs w:val="28"/>
         </w:rPr>
         <w:t>SQLite</w:t>
@@ -4396,8 +4036,7 @@
       <w:proofErr w:type="spellEnd"/>
       <w:r>
         <w:rPr>
-          <w:rFonts w:ascii="Times New Roman" w:hAnsi="Times New Roman" w:cs="Times New Roman"/>
-          <w:sz w:val="28"/>
+          <w:rFonts w:cs="Times New Roman"/>
           <w:szCs w:val="28"/>
         </w:rPr>
         <w:t xml:space="preserve">, </w:t>
@@ -4405,8 +4044,7 @@
       <w:proofErr w:type="spellStart"/>
       <w:r>
         <w:rPr>
-          <w:rFonts w:ascii="Times New Roman" w:hAnsi="Times New Roman" w:cs="Times New Roman"/>
-          <w:sz w:val="28"/>
+          <w:rFonts w:cs="Times New Roman"/>
           <w:szCs w:val="28"/>
         </w:rPr>
         <w:t>Oracle</w:t>
@@ -4414,8 +4052,7 @@
       <w:proofErr w:type="spellEnd"/>
       <w:r>
         <w:rPr>
-          <w:rFonts w:ascii="Times New Roman" w:hAnsi="Times New Roman" w:cs="Times New Roman"/>
-          <w:sz w:val="28"/>
+          <w:rFonts w:cs="Times New Roman"/>
           <w:szCs w:val="28"/>
         </w:rPr>
         <w:t xml:space="preserve">, SQL </w:t>
@@ -4423,8 +4060,7 @@
       <w:proofErr w:type="spellStart"/>
       <w:r>
         <w:rPr>
-          <w:rFonts w:ascii="Times New Roman" w:hAnsi="Times New Roman" w:cs="Times New Roman"/>
-          <w:sz w:val="28"/>
+          <w:rFonts w:cs="Times New Roman"/>
           <w:szCs w:val="28"/>
         </w:rPr>
         <w:t>Server</w:t>
@@ -4432,8 +4068,7 @@
       <w:proofErr w:type="spellEnd"/>
       <w:r>
         <w:rPr>
-          <w:rFonts w:ascii="Times New Roman" w:hAnsi="Times New Roman" w:cs="Times New Roman"/>
-          <w:sz w:val="28"/>
+          <w:rFonts w:cs="Times New Roman"/>
           <w:szCs w:val="28"/>
         </w:rPr>
         <w:t xml:space="preserve"> и др.;</w:t>
@@ -4446,54 +4081,31 @@
           <w:ilvl w:val="0"/>
           <w:numId w:val="6"/>
         </w:numPr>
-        <w:spacing w:after="0" w:line="360" w:lineRule="auto"/>
         <w:ind w:left="993" w:hanging="284"/>
         <w:rPr>
-          <w:rFonts w:ascii="Times New Roman" w:hAnsi="Times New Roman" w:cs="Times New Roman"/>
-          <w:sz w:val="28"/>
-          <w:szCs w:val="28"/>
-        </w:rPr>
-      </w:pPr>
-      <w:r>
-        <w:rPr>
-          <w:rFonts w:ascii="Times New Roman" w:hAnsi="Times New Roman" w:cs="Times New Roman"/>
-          <w:sz w:val="28"/>
-          <w:szCs w:val="28"/>
-        </w:rPr>
-        <w:t>безопасность: поддержка аутентификации, SSL-соединений и</w:t>
-      </w:r>
-      <w:r>
-        <w:rPr>
-          <w:rFonts w:ascii="Times New Roman" w:hAnsi="Times New Roman" w:cs="Times New Roman"/>
-          <w:sz w:val="28"/>
-          <w:szCs w:val="28"/>
-        </w:rPr>
-        <w:t xml:space="preserve"> </w:t>
-      </w:r>
-      <w:r>
-        <w:rPr>
-          <w:rFonts w:ascii="Times New Roman" w:hAnsi="Times New Roman" w:cs="Times New Roman"/>
-          <w:sz w:val="28"/>
-          <w:szCs w:val="28"/>
-        </w:rPr>
-        <w:t>управления доступом.</w:t>
-      </w:r>
-    </w:p>
-    <w:p>
-      <w:pPr>
-        <w:spacing w:after="0" w:line="360" w:lineRule="auto"/>
-        <w:ind w:firstLine="709"/>
-        <w:rPr>
-          <w:rFonts w:ascii="Times New Roman" w:hAnsi="Times New Roman" w:cs="Times New Roman"/>
-          <w:sz w:val="28"/>
+          <w:rFonts w:cs="Times New Roman"/>
+          <w:szCs w:val="28"/>
+        </w:rPr>
+      </w:pPr>
+      <w:r>
+        <w:rPr>
+          <w:rFonts w:cs="Times New Roman"/>
+          <w:szCs w:val="28"/>
+        </w:rPr>
+        <w:t>безопасность: поддержка аутентификации, SSL-соединений и управления доступом.</w:t>
+      </w:r>
+    </w:p>
+    <w:p>
+      <w:pPr>
+        <w:rPr>
+          <w:rFonts w:cs="Times New Roman"/>
           <w:szCs w:val="28"/>
         </w:rPr>
       </w:pPr>
       <w:proofErr w:type="spellStart"/>
       <w:r>
         <w:rPr>
-          <w:rFonts w:ascii="Times New Roman" w:hAnsi="Times New Roman" w:cs="Times New Roman"/>
-          <w:sz w:val="28"/>
+          <w:rFonts w:cs="Times New Roman"/>
           <w:szCs w:val="28"/>
         </w:rPr>
         <w:t>DBeaver</w:t>
@@ -4501,8 +4113,7 @@
       <w:proofErr w:type="spellEnd"/>
       <w:r>
         <w:rPr>
-          <w:rFonts w:ascii="Times New Roman" w:hAnsi="Times New Roman" w:cs="Times New Roman"/>
-          <w:sz w:val="28"/>
+          <w:rFonts w:cs="Times New Roman"/>
           <w:szCs w:val="28"/>
         </w:rPr>
         <w:t xml:space="preserve"> широко используется для разработки, администрирования и анализа баз данных, а также для обучения работе с SQL.</w:t>
@@ -4511,15 +4122,13 @@
     <w:p>
       <w:pPr>
         <w:rPr>
-          <w:rFonts w:ascii="Times New Roman" w:hAnsi="Times New Roman" w:cs="Times New Roman"/>
-          <w:sz w:val="28"/>
-          <w:szCs w:val="28"/>
-        </w:rPr>
-      </w:pPr>
-      <w:r>
-        <w:rPr>
-          <w:rFonts w:ascii="Times New Roman" w:hAnsi="Times New Roman" w:cs="Times New Roman"/>
-          <w:sz w:val="28"/>
+          <w:rFonts w:cs="Times New Roman"/>
+          <w:szCs w:val="28"/>
+        </w:rPr>
+      </w:pPr>
+      <w:r>
+        <w:rPr>
+          <w:rFonts w:cs="Times New Roman"/>
           <w:szCs w:val="28"/>
         </w:rPr>
         <w:br w:type="page"/>
@@ -4527,18 +4136,14 @@
     </w:p>
     <w:p>
       <w:pPr>
-        <w:spacing w:after="0" w:line="360" w:lineRule="auto"/>
-        <w:ind w:firstLine="709"/>
-        <w:rPr>
-          <w:rFonts w:ascii="Times New Roman" w:hAnsi="Times New Roman" w:cs="Times New Roman"/>
-          <w:sz w:val="28"/>
-          <w:szCs w:val="28"/>
-        </w:rPr>
-      </w:pPr>
-      <w:r>
-        <w:rPr>
-          <w:rFonts w:ascii="Times New Roman" w:hAnsi="Times New Roman" w:cs="Times New Roman"/>
-          <w:sz w:val="28"/>
+        <w:rPr>
+          <w:rFonts w:cs="Times New Roman"/>
+          <w:szCs w:val="28"/>
+        </w:rPr>
+      </w:pPr>
+      <w:r>
+        <w:rPr>
+          <w:rFonts w:cs="Times New Roman"/>
           <w:szCs w:val="28"/>
         </w:rPr>
         <w:lastRenderedPageBreak/>
@@ -4546,24 +4151,21 @@
       </w:r>
       <w:r>
         <w:rPr>
-          <w:rFonts w:ascii="Times New Roman" w:hAnsi="Times New Roman" w:cs="Times New Roman"/>
-          <w:sz w:val="28"/>
+          <w:rFonts w:cs="Times New Roman"/>
           <w:szCs w:val="28"/>
         </w:rPr>
         <w:t>лиенты</w:t>
       </w:r>
       <w:r>
         <w:rPr>
-          <w:rFonts w:ascii="Times New Roman" w:hAnsi="Times New Roman" w:cs="Times New Roman"/>
-          <w:sz w:val="28"/>
+          <w:rFonts w:cs="Times New Roman"/>
           <w:szCs w:val="28"/>
         </w:rPr>
         <w:t>»</w:t>
       </w:r>
       <w:r>
         <w:rPr>
-          <w:rFonts w:ascii="Times New Roman" w:hAnsi="Times New Roman" w:cs="Times New Roman"/>
-          <w:sz w:val="28"/>
+          <w:rFonts w:cs="Times New Roman"/>
           <w:szCs w:val="28"/>
         </w:rPr>
         <w:t xml:space="preserve"> (см. рис. 6).</w:t>
@@ -4571,7 +4173,7 @@
     </w:p>
     <w:p>
       <w:pPr>
-        <w:spacing w:after="0" w:line="240" w:lineRule="auto"/>
+        <w:spacing w:line="240" w:lineRule="auto"/>
         <w:ind w:left="567"/>
         <w:rPr>
           <w:rFonts w:ascii="Courier New" w:hAnsi="Courier New" w:cs="Courier New"/>
@@ -4707,7 +4309,7 @@
     </w:p>
     <w:p>
       <w:pPr>
-        <w:spacing w:after="0" w:line="240" w:lineRule="auto"/>
+        <w:spacing w:line="240" w:lineRule="auto"/>
         <w:ind w:left="567"/>
         <w:rPr>
           <w:rFonts w:ascii="Courier New" w:hAnsi="Courier New" w:cs="Courier New"/>
@@ -4716,7 +4318,8 @@
     </w:p>
     <w:p>
       <w:pPr>
-        <w:spacing w:after="0" w:line="240" w:lineRule="auto"/>
+        <w:spacing w:line="240" w:lineRule="auto"/>
+        <w:ind w:firstLine="0"/>
         <w:jc w:val="center"/>
         <w:rPr>
           <w:rFonts w:ascii="Courier New" w:hAnsi="Courier New" w:cs="Courier New"/>
@@ -4725,451 +4328,14 @@
       <w:r>
         <w:rPr>
           <w:rFonts w:ascii="Courier New" w:hAnsi="Courier New" w:cs="Courier New"/>
-          <w:sz w:val="28"/>
+          <w:noProof/>
           <w:szCs w:val="28"/>
         </w:rPr>
         <w:drawing>
-          <wp:inline distT="0" distB="0" distL="0" distR="0" wp14:anchorId="58F159C3" wp14:editId="3283BBB5">
-            <wp:extent cx="5940425" cy="2620645"/>
-            <wp:effectExtent l="19050" t="19050" r="22225" b="27305"/>
+          <wp:inline distT="0" distB="0" distL="0" distR="0" wp14:anchorId="58F159C3" wp14:editId="37F6CE37">
+            <wp:extent cx="4964508" cy="2190115"/>
+            <wp:effectExtent l="19050" t="19050" r="26670" b="19685"/>
             <wp:docPr id="5" name="Рисунок 5"/>
-            <wp:cNvGraphicFramePr>
-              <a:graphicFrameLocks xmlns:a="http://schemas.openxmlformats.org/drawingml/2006/main" noChangeAspect="1"/>
-            </wp:cNvGraphicFramePr>
-            <a:graphic xmlns:a="http://schemas.openxmlformats.org/drawingml/2006/main">
-              <a:graphicData uri="http://schemas.openxmlformats.org/drawingml/2006/picture">
-                <pic:pic xmlns:pic="http://schemas.openxmlformats.org/drawingml/2006/picture">
-                  <pic:nvPicPr>
-                    <pic:cNvPr id="1" name=""/>
-                    <pic:cNvPicPr/>
-                  </pic:nvPicPr>
-                  <pic:blipFill>
-                    <a:blip r:embed="rId9"/>
-                    <a:stretch>
-                      <a:fillRect/>
-                    </a:stretch>
-                  </pic:blipFill>
-                  <pic:spPr>
-                    <a:xfrm>
-                      <a:off x="0" y="0"/>
-                      <a:ext cx="5940425" cy="2620645"/>
-                    </a:xfrm>
-                    <a:prstGeom prst="rect">
-                      <a:avLst/>
-                    </a:prstGeom>
-                    <a:ln>
-                      <a:solidFill>
-                        <a:schemeClr val="tx1"/>
-                      </a:solidFill>
-                    </a:ln>
-                  </pic:spPr>
-                </pic:pic>
-              </a:graphicData>
-            </a:graphic>
-          </wp:inline>
-        </w:drawing>
-      </w:r>
-    </w:p>
-    <w:p>
-      <w:pPr>
-        <w:spacing w:after="0" w:line="240" w:lineRule="auto"/>
-        <w:jc w:val="center"/>
-        <w:rPr>
-          <w:rFonts w:ascii="Courier New" w:hAnsi="Courier New" w:cs="Courier New"/>
-        </w:rPr>
-      </w:pPr>
-    </w:p>
-    <w:p>
-      <w:pPr>
-        <w:spacing w:after="0" w:line="240" w:lineRule="auto"/>
-        <w:jc w:val="center"/>
-        <w:rPr>
-          <w:rFonts w:ascii="Times New Roman" w:hAnsi="Times New Roman" w:cs="Times New Roman"/>
-        </w:rPr>
-      </w:pPr>
-      <w:r>
-        <w:rPr>
-          <w:rFonts w:ascii="Times New Roman" w:hAnsi="Times New Roman" w:cs="Times New Roman"/>
-        </w:rPr>
-        <w:t>Рисунок 6. Таблица «Клиенты»</w:t>
-      </w:r>
-    </w:p>
-    <w:p>
-      <w:pPr>
-        <w:spacing w:after="0" w:line="240" w:lineRule="auto"/>
-        <w:jc w:val="center"/>
-        <w:rPr>
-          <w:rFonts w:ascii="Courier New" w:hAnsi="Courier New" w:cs="Courier New"/>
-          <w:sz w:val="28"/>
-          <w:szCs w:val="28"/>
-        </w:rPr>
-      </w:pPr>
-    </w:p>
-    <w:p>
-      <w:pPr>
-        <w:spacing w:after="0" w:line="240" w:lineRule="auto"/>
-        <w:jc w:val="center"/>
-        <w:rPr>
-          <w:rFonts w:ascii="Courier New" w:hAnsi="Courier New" w:cs="Courier New"/>
-          <w:sz w:val="28"/>
-          <w:szCs w:val="28"/>
-        </w:rPr>
-      </w:pPr>
-    </w:p>
-    <w:p>
-      <w:pPr>
-        <w:spacing w:after="0" w:line="360" w:lineRule="auto"/>
-        <w:ind w:firstLine="709"/>
-        <w:rPr>
-          <w:rFonts w:ascii="Times New Roman" w:hAnsi="Times New Roman" w:cs="Times New Roman"/>
-          <w:sz w:val="28"/>
-          <w:szCs w:val="28"/>
-        </w:rPr>
-      </w:pPr>
-      <w:r>
-        <w:rPr>
-          <w:rFonts w:ascii="Times New Roman" w:hAnsi="Times New Roman" w:cs="Times New Roman"/>
-          <w:sz w:val="28"/>
-          <w:szCs w:val="28"/>
-        </w:rPr>
-        <w:t>Таблица «</w:t>
-      </w:r>
-      <w:r>
-        <w:rPr>
-          <w:rFonts w:ascii="Times New Roman" w:hAnsi="Times New Roman" w:cs="Times New Roman"/>
-          <w:sz w:val="28"/>
-          <w:szCs w:val="28"/>
-        </w:rPr>
-        <w:t>Авиабилеты</w:t>
-      </w:r>
-      <w:r>
-        <w:rPr>
-          <w:rFonts w:ascii="Times New Roman" w:hAnsi="Times New Roman" w:cs="Times New Roman"/>
-          <w:sz w:val="28"/>
-          <w:szCs w:val="28"/>
-        </w:rPr>
-        <w:t>»</w:t>
-      </w:r>
-      <w:r>
-        <w:rPr>
-          <w:rFonts w:ascii="Times New Roman" w:hAnsi="Times New Roman" w:cs="Times New Roman"/>
-          <w:sz w:val="28"/>
-          <w:szCs w:val="28"/>
-        </w:rPr>
-        <w:t xml:space="preserve"> (см. рис. 7).</w:t>
-      </w:r>
-    </w:p>
-    <w:p>
-      <w:pPr>
-        <w:spacing w:after="0" w:line="240" w:lineRule="auto"/>
-        <w:ind w:left="708" w:firstLine="1"/>
-        <w:rPr>
-          <w:rFonts w:ascii="Courier New" w:hAnsi="Courier New" w:cs="Courier New"/>
-          <w:lang w:val="en-US"/>
-        </w:rPr>
-      </w:pPr>
-      <w:r>
-        <w:rPr>
-          <w:rFonts w:ascii="Courier New" w:hAnsi="Courier New" w:cs="Courier New"/>
-          <w:lang w:val="en-US"/>
-        </w:rPr>
-        <w:t xml:space="preserve">CREATE TABLE </w:t>
-      </w:r>
-      <w:r>
-        <w:rPr>
-          <w:rFonts w:ascii="Courier New" w:hAnsi="Courier New" w:cs="Courier New"/>
-        </w:rPr>
-        <w:t>Авиабилеты</w:t>
-      </w:r>
-      <w:r>
-        <w:rPr>
-          <w:rFonts w:ascii="Courier New" w:hAnsi="Courier New" w:cs="Courier New"/>
-          <w:lang w:val="en-US"/>
-        </w:rPr>
-        <w:t xml:space="preserve"> (</w:t>
-      </w:r>
-    </w:p>
-    <w:p>
-      <w:pPr>
-        <w:spacing w:after="0" w:line="240" w:lineRule="auto"/>
-        <w:ind w:left="708" w:firstLine="1"/>
-        <w:rPr>
-          <w:rFonts w:ascii="Courier New" w:hAnsi="Courier New" w:cs="Courier New"/>
-          <w:lang w:val="en-US"/>
-        </w:rPr>
-      </w:pPr>
-      <w:r>
-        <w:rPr>
-          <w:rFonts w:ascii="Courier New" w:hAnsi="Courier New" w:cs="Courier New"/>
-        </w:rPr>
-        <w:t>Код</w:t>
-      </w:r>
-      <w:r>
-        <w:rPr>
-          <w:rFonts w:ascii="Courier New" w:hAnsi="Courier New" w:cs="Courier New"/>
-          <w:lang w:val="en-US"/>
-        </w:rPr>
-        <w:t>_</w:t>
-      </w:r>
-      <w:r>
-        <w:rPr>
-          <w:rFonts w:ascii="Courier New" w:hAnsi="Courier New" w:cs="Courier New"/>
-        </w:rPr>
-        <w:t>билета</w:t>
-      </w:r>
-      <w:r>
-        <w:rPr>
-          <w:rFonts w:ascii="Courier New" w:hAnsi="Courier New" w:cs="Courier New"/>
-          <w:lang w:val="en-US"/>
-        </w:rPr>
-        <w:t xml:space="preserve"> INTEGER PRIMARY KEY AUTOINCREMENT,</w:t>
-      </w:r>
-    </w:p>
-    <w:p>
-      <w:pPr>
-        <w:spacing w:after="0" w:line="240" w:lineRule="auto"/>
-        <w:ind w:left="708" w:firstLine="1"/>
-        <w:rPr>
-          <w:rFonts w:ascii="Courier New" w:hAnsi="Courier New" w:cs="Courier New"/>
-        </w:rPr>
-      </w:pPr>
-      <w:proofErr w:type="spellStart"/>
-      <w:r>
-        <w:rPr>
-          <w:rFonts w:ascii="Courier New" w:hAnsi="Courier New" w:cs="Courier New"/>
-        </w:rPr>
-        <w:t>Клиенты_Код_клиента</w:t>
-      </w:r>
-      <w:proofErr w:type="spellEnd"/>
-      <w:r>
-        <w:rPr>
-          <w:rFonts w:ascii="Courier New" w:hAnsi="Courier New" w:cs="Courier New"/>
-        </w:rPr>
-        <w:t xml:space="preserve"> INTEGER NOT NULL,</w:t>
-      </w:r>
-    </w:p>
-    <w:p>
-      <w:pPr>
-        <w:spacing w:after="0" w:line="240" w:lineRule="auto"/>
-        <w:ind w:left="708" w:firstLine="1"/>
-        <w:rPr>
-          <w:rFonts w:ascii="Courier New" w:hAnsi="Courier New" w:cs="Courier New"/>
-        </w:rPr>
-      </w:pPr>
-      <w:r>
-        <w:rPr>
-          <w:rFonts w:ascii="Courier New" w:hAnsi="Courier New" w:cs="Courier New"/>
-        </w:rPr>
-        <w:t>Маршрут TEXT,</w:t>
-      </w:r>
-    </w:p>
-    <w:p>
-      <w:pPr>
-        <w:spacing w:after="0" w:line="240" w:lineRule="auto"/>
-        <w:ind w:left="708" w:firstLine="1"/>
-        <w:rPr>
-          <w:rFonts w:ascii="Courier New" w:hAnsi="Courier New" w:cs="Courier New"/>
-        </w:rPr>
-      </w:pPr>
-      <w:proofErr w:type="spellStart"/>
-      <w:r>
-        <w:rPr>
-          <w:rFonts w:ascii="Courier New" w:hAnsi="Courier New" w:cs="Courier New"/>
-        </w:rPr>
-        <w:t>Конечный_пункт</w:t>
-      </w:r>
-      <w:proofErr w:type="spellEnd"/>
-      <w:r>
-        <w:rPr>
-          <w:rFonts w:ascii="Courier New" w:hAnsi="Courier New" w:cs="Courier New"/>
-        </w:rPr>
-        <w:t xml:space="preserve"> TEXT,</w:t>
-      </w:r>
-    </w:p>
-    <w:p>
-      <w:pPr>
-        <w:spacing w:after="0" w:line="240" w:lineRule="auto"/>
-        <w:ind w:left="708" w:firstLine="1"/>
-        <w:rPr>
-          <w:rFonts w:ascii="Courier New" w:hAnsi="Courier New" w:cs="Courier New"/>
-        </w:rPr>
-      </w:pPr>
-      <w:proofErr w:type="spellStart"/>
-      <w:r>
-        <w:rPr>
-          <w:rFonts w:ascii="Courier New" w:hAnsi="Courier New" w:cs="Courier New"/>
-        </w:rPr>
-        <w:t>Тип_самолета</w:t>
-      </w:r>
-      <w:proofErr w:type="spellEnd"/>
-      <w:r>
-        <w:rPr>
-          <w:rFonts w:ascii="Courier New" w:hAnsi="Courier New" w:cs="Courier New"/>
-        </w:rPr>
-        <w:t xml:space="preserve"> TEXT,</w:t>
-      </w:r>
-    </w:p>
-    <w:p>
-      <w:pPr>
-        <w:spacing w:after="0" w:line="240" w:lineRule="auto"/>
-        <w:ind w:left="708" w:firstLine="1"/>
-        <w:rPr>
-          <w:rFonts w:ascii="Courier New" w:hAnsi="Courier New" w:cs="Courier New"/>
-        </w:rPr>
-      </w:pPr>
-      <w:proofErr w:type="spellStart"/>
-      <w:r>
-        <w:rPr>
-          <w:rFonts w:ascii="Courier New" w:hAnsi="Courier New" w:cs="Courier New"/>
-        </w:rPr>
-        <w:t>Дата_вылета</w:t>
-      </w:r>
-      <w:proofErr w:type="spellEnd"/>
-      <w:r>
-        <w:rPr>
-          <w:rFonts w:ascii="Courier New" w:hAnsi="Courier New" w:cs="Courier New"/>
-        </w:rPr>
-        <w:t xml:space="preserve"> DATE,</w:t>
-      </w:r>
-    </w:p>
-    <w:p>
-      <w:pPr>
-        <w:spacing w:after="0" w:line="240" w:lineRule="auto"/>
-        <w:ind w:left="708" w:firstLine="1"/>
-        <w:rPr>
-          <w:rFonts w:ascii="Courier New" w:hAnsi="Courier New" w:cs="Courier New"/>
-        </w:rPr>
-      </w:pPr>
-      <w:proofErr w:type="spellStart"/>
-      <w:r>
-        <w:rPr>
-          <w:rFonts w:ascii="Courier New" w:hAnsi="Courier New" w:cs="Courier New"/>
-        </w:rPr>
-        <w:t>Продолжительность_полета</w:t>
-      </w:r>
-      <w:proofErr w:type="spellEnd"/>
-      <w:r>
-        <w:rPr>
-          <w:rFonts w:ascii="Courier New" w:hAnsi="Courier New" w:cs="Courier New"/>
-        </w:rPr>
-        <w:t xml:space="preserve"> INTEGER,</w:t>
-      </w:r>
-    </w:p>
-    <w:p>
-      <w:pPr>
-        <w:spacing w:after="0" w:line="240" w:lineRule="auto"/>
-        <w:ind w:left="708" w:firstLine="1"/>
-        <w:rPr>
-          <w:rFonts w:ascii="Courier New" w:hAnsi="Courier New" w:cs="Courier New"/>
-        </w:rPr>
-      </w:pPr>
-      <w:r>
-        <w:rPr>
-          <w:rFonts w:ascii="Courier New" w:hAnsi="Courier New" w:cs="Courier New"/>
-        </w:rPr>
-        <w:t xml:space="preserve">Цена </w:t>
-      </w:r>
-      <w:proofErr w:type="gramStart"/>
-      <w:r>
-        <w:rPr>
-          <w:rFonts w:ascii="Courier New" w:hAnsi="Courier New" w:cs="Courier New"/>
-        </w:rPr>
-        <w:t>DECIMAL(</w:t>
-      </w:r>
-      <w:proofErr w:type="gramEnd"/>
-      <w:r>
-        <w:rPr>
-          <w:rFonts w:ascii="Courier New" w:hAnsi="Courier New" w:cs="Courier New"/>
-        </w:rPr>
-        <w:t>10,2),</w:t>
-      </w:r>
-    </w:p>
-    <w:p>
-      <w:pPr>
-        <w:spacing w:after="0" w:line="240" w:lineRule="auto"/>
-        <w:ind w:left="708" w:firstLine="1"/>
-        <w:rPr>
-          <w:rFonts w:ascii="Courier New" w:hAnsi="Courier New" w:cs="Courier New"/>
-        </w:rPr>
-      </w:pPr>
-      <w:r>
-        <w:rPr>
-          <w:rFonts w:ascii="Courier New" w:hAnsi="Courier New" w:cs="Courier New"/>
-        </w:rPr>
-        <w:t>FOREIGN KEY (</w:t>
-      </w:r>
-      <w:proofErr w:type="spellStart"/>
-      <w:r>
-        <w:rPr>
-          <w:rFonts w:ascii="Courier New" w:hAnsi="Courier New" w:cs="Courier New"/>
-        </w:rPr>
-        <w:t>Клиенты_Код_клиента</w:t>
-      </w:r>
-      <w:proofErr w:type="spellEnd"/>
-      <w:r>
-        <w:rPr>
-          <w:rFonts w:ascii="Courier New" w:hAnsi="Courier New" w:cs="Courier New"/>
-        </w:rPr>
-        <w:t xml:space="preserve">) REFERENCES </w:t>
-      </w:r>
-      <w:proofErr w:type="gramStart"/>
-      <w:r>
-        <w:rPr>
-          <w:rFonts w:ascii="Courier New" w:hAnsi="Courier New" w:cs="Courier New"/>
-        </w:rPr>
-        <w:t>Клиенты(</w:t>
-      </w:r>
-      <w:proofErr w:type="spellStart"/>
-      <w:proofErr w:type="gramEnd"/>
-      <w:r>
-        <w:rPr>
-          <w:rFonts w:ascii="Courier New" w:hAnsi="Courier New" w:cs="Courier New"/>
-        </w:rPr>
-        <w:t>Код_клиента</w:t>
-      </w:r>
-      <w:proofErr w:type="spellEnd"/>
-      <w:r>
-        <w:rPr>
-          <w:rFonts w:ascii="Courier New" w:hAnsi="Courier New" w:cs="Courier New"/>
-        </w:rPr>
-        <w:t>)</w:t>
-      </w:r>
-    </w:p>
-    <w:p>
-      <w:pPr>
-        <w:spacing w:after="0" w:line="240" w:lineRule="auto"/>
-        <w:ind w:left="708" w:firstLine="1"/>
-        <w:rPr>
-          <w:rFonts w:ascii="Courier New" w:hAnsi="Courier New" w:cs="Courier New"/>
-        </w:rPr>
-      </w:pPr>
-      <w:r>
-        <w:rPr>
-          <w:rFonts w:ascii="Courier New" w:hAnsi="Courier New" w:cs="Courier New"/>
-        </w:rPr>
-        <w:t>);</w:t>
-      </w:r>
-    </w:p>
-    <w:p>
-      <w:pPr>
-        <w:spacing w:after="0" w:line="240" w:lineRule="auto"/>
-        <w:jc w:val="center"/>
-        <w:rPr>
-          <w:rFonts w:ascii="Times New Roman" w:hAnsi="Times New Roman" w:cs="Times New Roman"/>
-        </w:rPr>
-      </w:pPr>
-      <w:r>
-        <w:rPr>
-          <w:rFonts w:ascii="Times New Roman" w:hAnsi="Times New Roman" w:cs="Times New Roman"/>
-          <w:sz w:val="28"/>
-          <w:szCs w:val="28"/>
-        </w:rPr>
-        <w:lastRenderedPageBreak/>
-        <w:drawing>
-          <wp:inline distT="0" distB="0" distL="0" distR="0" wp14:anchorId="5B046A90" wp14:editId="11A4B1DD">
-            <wp:extent cx="5940425" cy="1620520"/>
-            <wp:effectExtent l="19050" t="19050" r="22225" b="17780"/>
-            <wp:docPr id="6" name="Рисунок 6"/>
             <wp:cNvGraphicFramePr>
               <a:graphicFrameLocks xmlns:a="http://schemas.openxmlformats.org/drawingml/2006/main" noChangeAspect="1"/>
             </wp:cNvGraphicFramePr>
@@ -5189,7 +4355,7 @@
                   <pic:spPr>
                     <a:xfrm>
                       <a:off x="0" y="0"/>
-                      <a:ext cx="5940425" cy="1620520"/>
+                      <a:ext cx="4973663" cy="2194154"/>
                     </a:xfrm>
                     <a:prstGeom prst="rect">
                       <a:avLst/>
@@ -5209,169 +4375,235 @@
     </w:p>
     <w:p>
       <w:pPr>
-        <w:spacing w:after="0" w:line="240" w:lineRule="auto"/>
+        <w:spacing w:line="240" w:lineRule="auto"/>
         <w:jc w:val="center"/>
         <w:rPr>
-          <w:rFonts w:ascii="Times New Roman" w:hAnsi="Times New Roman" w:cs="Times New Roman"/>
-        </w:rPr>
-      </w:pPr>
-    </w:p>
-    <w:p>
-      <w:pPr>
-        <w:spacing w:after="0" w:line="240" w:lineRule="auto"/>
+          <w:rFonts w:ascii="Courier New" w:hAnsi="Courier New" w:cs="Courier New"/>
+        </w:rPr>
+      </w:pPr>
+    </w:p>
+    <w:p>
+      <w:pPr>
+        <w:spacing w:line="240" w:lineRule="auto"/>
         <w:jc w:val="center"/>
         <w:rPr>
-          <w:rFonts w:ascii="Times New Roman" w:hAnsi="Times New Roman" w:cs="Times New Roman"/>
-        </w:rPr>
-      </w:pPr>
-      <w:r>
-        <w:rPr>
-          <w:rFonts w:ascii="Times New Roman" w:hAnsi="Times New Roman" w:cs="Times New Roman"/>
-        </w:rPr>
-        <w:t>Рисунок 7. Таблица «Авиабилеты»</w:t>
-      </w:r>
-    </w:p>
-    <w:p>
-      <w:pPr>
-        <w:spacing w:after="0" w:line="240" w:lineRule="auto"/>
+          <w:rFonts w:cs="Times New Roman"/>
+          <w:sz w:val="24"/>
+          <w:szCs w:val="22"/>
+        </w:rPr>
+      </w:pPr>
+      <w:r>
+        <w:rPr>
+          <w:rFonts w:cs="Times New Roman"/>
+          <w:sz w:val="24"/>
+          <w:szCs w:val="22"/>
+        </w:rPr>
+        <w:t>Рисунок 6. Таблица «Клиенты»</w:t>
+      </w:r>
+    </w:p>
+    <w:p>
+      <w:pPr>
+        <w:spacing w:line="240" w:lineRule="auto"/>
         <w:jc w:val="center"/>
         <w:rPr>
-          <w:rFonts w:ascii="Times New Roman" w:hAnsi="Times New Roman" w:cs="Times New Roman"/>
-          <w:sz w:val="28"/>
-          <w:szCs w:val="28"/>
-        </w:rPr>
-      </w:pPr>
-    </w:p>
-    <w:p>
-      <w:pPr>
-        <w:spacing w:after="0" w:line="240" w:lineRule="auto"/>
+          <w:rFonts w:ascii="Courier New" w:hAnsi="Courier New" w:cs="Courier New"/>
+          <w:szCs w:val="28"/>
+        </w:rPr>
+      </w:pPr>
+    </w:p>
+    <w:p>
+      <w:pPr>
+        <w:spacing w:line="240" w:lineRule="auto"/>
         <w:jc w:val="center"/>
         <w:rPr>
-          <w:rFonts w:ascii="Times New Roman" w:hAnsi="Times New Roman" w:cs="Times New Roman"/>
-          <w:sz w:val="28"/>
-          <w:szCs w:val="28"/>
-        </w:rPr>
-      </w:pPr>
-    </w:p>
-    <w:p>
-      <w:pPr>
-        <w:spacing w:after="0" w:line="360" w:lineRule="auto"/>
-        <w:ind w:firstLine="709"/>
-        <w:rPr>
-          <w:rFonts w:ascii="Times New Roman" w:hAnsi="Times New Roman" w:cs="Times New Roman"/>
-          <w:sz w:val="28"/>
-          <w:szCs w:val="28"/>
-        </w:rPr>
-      </w:pPr>
-      <w:r>
-        <w:rPr>
-          <w:rFonts w:ascii="Times New Roman" w:hAnsi="Times New Roman" w:cs="Times New Roman"/>
-          <w:sz w:val="28"/>
-          <w:szCs w:val="28"/>
-        </w:rPr>
-        <w:t>Таблица «Заказы»</w:t>
-      </w:r>
-      <w:r>
-        <w:rPr>
-          <w:rFonts w:ascii="Times New Roman" w:hAnsi="Times New Roman" w:cs="Times New Roman"/>
-          <w:sz w:val="28"/>
-          <w:szCs w:val="28"/>
-        </w:rPr>
-        <w:t xml:space="preserve"> (см. рис. 8).</w:t>
-      </w:r>
-    </w:p>
-    <w:p>
-      <w:pPr>
-        <w:spacing w:after="0" w:line="360" w:lineRule="auto"/>
+          <w:rFonts w:ascii="Courier New" w:hAnsi="Courier New" w:cs="Courier New"/>
+          <w:szCs w:val="28"/>
+        </w:rPr>
+      </w:pPr>
+    </w:p>
+    <w:p>
+      <w:pPr>
+        <w:rPr>
+          <w:rFonts w:cs="Times New Roman"/>
+          <w:szCs w:val="28"/>
+        </w:rPr>
+      </w:pPr>
+      <w:r>
+        <w:rPr>
+          <w:rFonts w:cs="Times New Roman"/>
+          <w:szCs w:val="28"/>
+        </w:rPr>
+        <w:t>Таблица «</w:t>
+      </w:r>
+      <w:r>
+        <w:rPr>
+          <w:rFonts w:cs="Times New Roman"/>
+          <w:szCs w:val="28"/>
+        </w:rPr>
+        <w:t>Авиабилеты</w:t>
+      </w:r>
+      <w:r>
+        <w:rPr>
+          <w:rFonts w:cs="Times New Roman"/>
+          <w:szCs w:val="28"/>
+        </w:rPr>
+        <w:t>»</w:t>
+      </w:r>
+      <w:r>
+        <w:rPr>
+          <w:rFonts w:cs="Times New Roman"/>
+          <w:szCs w:val="28"/>
+        </w:rPr>
+        <w:t xml:space="preserve"> (см. рис. 7).</w:t>
+      </w:r>
+    </w:p>
+    <w:p>
+      <w:pPr>
+        <w:spacing w:line="240" w:lineRule="auto"/>
         <w:ind w:left="708" w:firstLine="1"/>
         <w:rPr>
           <w:rFonts w:ascii="Courier New" w:hAnsi="Courier New" w:cs="Courier New"/>
+        </w:rPr>
+      </w:pPr>
+      <w:r>
+        <w:rPr>
+          <w:rFonts w:ascii="Courier New" w:hAnsi="Courier New" w:cs="Courier New"/>
           <w:lang w:val="en-US"/>
         </w:rPr>
-      </w:pPr>
+        <w:t>CREATE</w:t>
+      </w:r>
+      <w:r>
+        <w:rPr>
+          <w:rFonts w:ascii="Courier New" w:hAnsi="Courier New" w:cs="Courier New"/>
+        </w:rPr>
+        <w:t xml:space="preserve"> </w:t>
+      </w:r>
       <w:r>
         <w:rPr>
           <w:rFonts w:ascii="Courier New" w:hAnsi="Courier New" w:cs="Courier New"/>
           <w:lang w:val="en-US"/>
         </w:rPr>
-        <w:t xml:space="preserve">CREATE TABLE </w:t>
-      </w:r>
-      <w:r>
-        <w:rPr>
-          <w:rFonts w:ascii="Courier New" w:hAnsi="Courier New" w:cs="Courier New"/>
-        </w:rPr>
-        <w:t>Заказы</w:t>
-      </w:r>
-      <w:r>
+        <w:t>TABLE</w:t>
+      </w:r>
+      <w:r>
+        <w:rPr>
+          <w:rFonts w:ascii="Courier New" w:hAnsi="Courier New" w:cs="Courier New"/>
+        </w:rPr>
+        <w:t xml:space="preserve"> </w:t>
+      </w:r>
+      <w:r>
+        <w:rPr>
+          <w:rFonts w:ascii="Courier New" w:hAnsi="Courier New" w:cs="Courier New"/>
+        </w:rPr>
+        <w:t>Авиабилеты</w:t>
+      </w:r>
+      <w:r>
+        <w:rPr>
+          <w:rFonts w:ascii="Courier New" w:hAnsi="Courier New" w:cs="Courier New"/>
+        </w:rPr>
+        <w:t xml:space="preserve"> (</w:t>
+      </w:r>
+    </w:p>
+    <w:p>
+      <w:pPr>
+        <w:spacing w:line="240" w:lineRule="auto"/>
+        <w:ind w:left="708" w:firstLine="1"/>
         <w:rPr>
           <w:rFonts w:ascii="Courier New" w:hAnsi="Courier New" w:cs="Courier New"/>
           <w:lang w:val="en-US"/>
         </w:rPr>
-        <w:t xml:space="preserve"> (</w:t>
-      </w:r>
-    </w:p>
-    <w:p>
-      <w:pPr>
-        <w:spacing w:after="0" w:line="360" w:lineRule="auto"/>
+      </w:pPr>
+      <w:r>
+        <w:rPr>
+          <w:rFonts w:ascii="Courier New" w:hAnsi="Courier New" w:cs="Courier New"/>
+        </w:rPr>
+        <w:t>Код</w:t>
+      </w:r>
+      <w:r>
+        <w:rPr>
+          <w:rFonts w:ascii="Courier New" w:hAnsi="Courier New" w:cs="Courier New"/>
+          <w:lang w:val="en-US"/>
+        </w:rPr>
+        <w:t>_</w:t>
+      </w:r>
+      <w:r>
+        <w:rPr>
+          <w:rFonts w:ascii="Courier New" w:hAnsi="Courier New" w:cs="Courier New"/>
+        </w:rPr>
+        <w:t>билета</w:t>
+      </w:r>
+      <w:r>
+        <w:rPr>
+          <w:rFonts w:ascii="Courier New" w:hAnsi="Courier New" w:cs="Courier New"/>
+          <w:lang w:val="en-US"/>
+        </w:rPr>
+        <w:t xml:space="preserve"> INTEGER PRIMARY KEY AUTOINCREMENT,</w:t>
+      </w:r>
+    </w:p>
+    <w:p>
+      <w:pPr>
+        <w:spacing w:line="240" w:lineRule="auto"/>
         <w:ind w:left="708" w:firstLine="1"/>
         <w:rPr>
           <w:rFonts w:ascii="Courier New" w:hAnsi="Courier New" w:cs="Courier New"/>
-          <w:lang w:val="en-US"/>
-        </w:rPr>
-      </w:pPr>
-      <w:r>
-        <w:rPr>
-          <w:rFonts w:ascii="Courier New" w:hAnsi="Courier New" w:cs="Courier New"/>
-        </w:rPr>
-        <w:t>Номер</w:t>
-      </w:r>
-      <w:r>
-        <w:rPr>
-          <w:rFonts w:ascii="Courier New" w:hAnsi="Courier New" w:cs="Courier New"/>
-          <w:lang w:val="en-US"/>
-        </w:rPr>
-        <w:t>_</w:t>
-      </w:r>
-      <w:r>
-        <w:rPr>
-          <w:rFonts w:ascii="Courier New" w:hAnsi="Courier New" w:cs="Courier New"/>
-        </w:rPr>
-        <w:t>заказа</w:t>
-      </w:r>
-      <w:r>
-        <w:rPr>
-          <w:rFonts w:ascii="Courier New" w:hAnsi="Courier New" w:cs="Courier New"/>
-          <w:lang w:val="en-US"/>
-        </w:rPr>
-        <w:t xml:space="preserve"> INTEGER PRIMARY KEY AUTOINCREMENT,</w:t>
-      </w:r>
-    </w:p>
-    <w:p>
-      <w:pPr>
-        <w:spacing w:after="0" w:line="360" w:lineRule="auto"/>
+        </w:rPr>
+      </w:pPr>
+      <w:proofErr w:type="spellStart"/>
+      <w:r>
+        <w:rPr>
+          <w:rFonts w:ascii="Courier New" w:hAnsi="Courier New" w:cs="Courier New"/>
+        </w:rPr>
+        <w:t>Клиенты_Код_клиента</w:t>
+      </w:r>
+      <w:proofErr w:type="spellEnd"/>
+      <w:r>
+        <w:rPr>
+          <w:rFonts w:ascii="Courier New" w:hAnsi="Courier New" w:cs="Courier New"/>
+        </w:rPr>
+        <w:t xml:space="preserve"> INTEGER NOT NULL,</w:t>
+      </w:r>
+    </w:p>
+    <w:p>
+      <w:pPr>
+        <w:spacing w:line="240" w:lineRule="auto"/>
         <w:ind w:left="708" w:firstLine="1"/>
         <w:rPr>
           <w:rFonts w:ascii="Courier New" w:hAnsi="Courier New" w:cs="Courier New"/>
         </w:rPr>
       </w:pPr>
+      <w:r>
+        <w:rPr>
+          <w:rFonts w:ascii="Courier New" w:hAnsi="Courier New" w:cs="Courier New"/>
+        </w:rPr>
+        <w:t>Маршрут TEXT,</w:t>
+      </w:r>
+    </w:p>
+    <w:p>
+      <w:pPr>
+        <w:spacing w:line="240" w:lineRule="auto"/>
+        <w:ind w:left="708" w:firstLine="1"/>
+        <w:rPr>
+          <w:rFonts w:ascii="Courier New" w:hAnsi="Courier New" w:cs="Courier New"/>
+        </w:rPr>
+      </w:pPr>
       <w:proofErr w:type="spellStart"/>
       <w:r>
         <w:rPr>
           <w:rFonts w:ascii="Courier New" w:hAnsi="Courier New" w:cs="Courier New"/>
         </w:rPr>
-        <w:t>Клиенты_Код_клиента</w:t>
+        <w:t>Конечный_пункт</w:t>
       </w:r>
       <w:proofErr w:type="spellEnd"/>
       <w:r>
         <w:rPr>
           <w:rFonts w:ascii="Courier New" w:hAnsi="Courier New" w:cs="Courier New"/>
         </w:rPr>
-        <w:t xml:space="preserve"> INTEGER NOT NULL,</w:t>
-      </w:r>
-    </w:p>
-    <w:p>
-      <w:pPr>
-        <w:spacing w:after="0" w:line="360" w:lineRule="auto"/>
+        <w:t xml:space="preserve"> TEXT,</w:t>
+      </w:r>
+    </w:p>
+    <w:p>
+      <w:pPr>
+        <w:spacing w:line="240" w:lineRule="auto"/>
         <w:ind w:left="708" w:firstLine="1"/>
         <w:rPr>
           <w:rFonts w:ascii="Courier New" w:hAnsi="Courier New" w:cs="Courier New"/>
@@ -5382,44 +4614,75 @@
         <w:rPr>
           <w:rFonts w:ascii="Courier New" w:hAnsi="Courier New" w:cs="Courier New"/>
         </w:rPr>
-        <w:t>Авиабилеты_Код_билета</w:t>
+        <w:t>Тип_самолета</w:t>
       </w:r>
       <w:proofErr w:type="spellEnd"/>
       <w:r>
         <w:rPr>
           <w:rFonts w:ascii="Courier New" w:hAnsi="Courier New" w:cs="Courier New"/>
         </w:rPr>
-        <w:t xml:space="preserve"> INTEGER NOT NULL,</w:t>
-      </w:r>
-    </w:p>
-    <w:p>
-      <w:pPr>
-        <w:spacing w:after="0" w:line="360" w:lineRule="auto"/>
+        <w:t xml:space="preserve"> TEXT,</w:t>
+      </w:r>
+    </w:p>
+    <w:p>
+      <w:pPr>
+        <w:spacing w:line="240" w:lineRule="auto"/>
         <w:ind w:left="708" w:firstLine="1"/>
         <w:rPr>
           <w:rFonts w:ascii="Courier New" w:hAnsi="Courier New" w:cs="Courier New"/>
         </w:rPr>
       </w:pPr>
-      <w:r>
-        <w:rPr>
-          <w:rFonts w:ascii="Courier New" w:hAnsi="Courier New" w:cs="Courier New"/>
-        </w:rPr>
-        <w:t>Количество INTEGER,</w:t>
-      </w:r>
-    </w:p>
-    <w:p>
-      <w:pPr>
-        <w:spacing w:after="0" w:line="360" w:lineRule="auto"/>
+      <w:proofErr w:type="spellStart"/>
+      <w:r>
+        <w:rPr>
+          <w:rFonts w:ascii="Courier New" w:hAnsi="Courier New" w:cs="Courier New"/>
+        </w:rPr>
+        <w:t>Дата_вылета</w:t>
+      </w:r>
+      <w:proofErr w:type="spellEnd"/>
+      <w:r>
+        <w:rPr>
+          <w:rFonts w:ascii="Courier New" w:hAnsi="Courier New" w:cs="Courier New"/>
+        </w:rPr>
+        <w:t xml:space="preserve"> DATE,</w:t>
+      </w:r>
+    </w:p>
+    <w:p>
+      <w:pPr>
+        <w:spacing w:line="240" w:lineRule="auto"/>
         <w:ind w:left="708" w:firstLine="1"/>
         <w:rPr>
           <w:rFonts w:ascii="Courier New" w:hAnsi="Courier New" w:cs="Courier New"/>
         </w:rPr>
       </w:pPr>
-      <w:r>
-        <w:rPr>
-          <w:rFonts w:ascii="Courier New" w:hAnsi="Courier New" w:cs="Courier New"/>
-        </w:rPr>
-        <w:t xml:space="preserve">Скидка </w:t>
+      <w:proofErr w:type="spellStart"/>
+      <w:r>
+        <w:rPr>
+          <w:rFonts w:ascii="Courier New" w:hAnsi="Courier New" w:cs="Courier New"/>
+        </w:rPr>
+        <w:t>Продолжительность_полета</w:t>
+      </w:r>
+      <w:proofErr w:type="spellEnd"/>
+      <w:r>
+        <w:rPr>
+          <w:rFonts w:ascii="Courier New" w:hAnsi="Courier New" w:cs="Courier New"/>
+        </w:rPr>
+        <w:t xml:space="preserve"> INTEGER,</w:t>
+      </w:r>
+    </w:p>
+    <w:p>
+      <w:pPr>
+        <w:spacing w:line="240" w:lineRule="auto"/>
+        <w:ind w:left="708" w:firstLine="1"/>
+        <w:rPr>
+          <w:rFonts w:ascii="Courier New" w:hAnsi="Courier New" w:cs="Courier New"/>
+        </w:rPr>
+      </w:pPr>
+      <w:r>
+        <w:rPr>
+          <w:rFonts w:ascii="Courier New" w:hAnsi="Courier New" w:cs="Courier New"/>
+        </w:rPr>
+        <w:t xml:space="preserve">Цена </w:t>
       </w:r>
       <w:proofErr w:type="gramStart"/>
       <w:r>
@@ -5433,35 +4696,12 @@
         <w:rPr>
           <w:rFonts w:ascii="Courier New" w:hAnsi="Courier New" w:cs="Courier New"/>
         </w:rPr>
-        <w:t>5,2),</w:t>
-      </w:r>
-    </w:p>
-    <w:p>
-      <w:pPr>
-        <w:spacing w:after="0" w:line="360" w:lineRule="auto"/>
-        <w:ind w:left="708" w:firstLine="1"/>
-        <w:rPr>
-          <w:rFonts w:ascii="Courier New" w:hAnsi="Courier New" w:cs="Courier New"/>
-        </w:rPr>
-      </w:pPr>
-      <w:proofErr w:type="spellStart"/>
-      <w:r>
-        <w:rPr>
-          <w:rFonts w:ascii="Courier New" w:hAnsi="Courier New" w:cs="Courier New"/>
-        </w:rPr>
-        <w:t>Дата_заказа</w:t>
-      </w:r>
-      <w:proofErr w:type="spellEnd"/>
-      <w:r>
-        <w:rPr>
-          <w:rFonts w:ascii="Courier New" w:hAnsi="Courier New" w:cs="Courier New"/>
-        </w:rPr>
-        <w:t xml:space="preserve"> DATE,</w:t>
-      </w:r>
-    </w:p>
-    <w:p>
-      <w:pPr>
-        <w:spacing w:after="0" w:line="360" w:lineRule="auto"/>
+        <w:t>10,2),</w:t>
+      </w:r>
+    </w:p>
+    <w:p>
+      <w:pPr>
+        <w:spacing w:line="240" w:lineRule="auto"/>
         <w:ind w:left="708" w:firstLine="1"/>
         <w:rPr>
           <w:rFonts w:ascii="Courier New" w:hAnsi="Courier New" w:cs="Courier New"/>
@@ -5507,12 +4747,12 @@
         <w:rPr>
           <w:rFonts w:ascii="Courier New" w:hAnsi="Courier New" w:cs="Courier New"/>
         </w:rPr>
-        <w:t>),</w:t>
-      </w:r>
-    </w:p>
-    <w:p>
-      <w:pPr>
-        <w:spacing w:after="0" w:line="360" w:lineRule="auto"/>
+        <w:t>)</w:t>
+      </w:r>
+    </w:p>
+    <w:p>
+      <w:pPr>
+        <w:spacing w:line="240" w:lineRule="auto"/>
         <w:ind w:left="708" w:firstLine="1"/>
         <w:rPr>
           <w:rFonts w:ascii="Courier New" w:hAnsi="Courier New" w:cs="Courier New"/>
@@ -5522,90 +4762,28 @@
         <w:rPr>
           <w:rFonts w:ascii="Courier New" w:hAnsi="Courier New" w:cs="Courier New"/>
         </w:rPr>
-        <w:t>FOREIGN KEY (</w:t>
-      </w:r>
-      <w:proofErr w:type="spellStart"/>
-      <w:r>
-        <w:rPr>
-          <w:rFonts w:ascii="Courier New" w:hAnsi="Courier New" w:cs="Courier New"/>
-        </w:rPr>
-        <w:t>Авиабилеты_Код_билета</w:t>
-      </w:r>
-      <w:proofErr w:type="spellEnd"/>
-      <w:r>
-        <w:rPr>
-          <w:rFonts w:ascii="Courier New" w:hAnsi="Courier New" w:cs="Courier New"/>
-        </w:rPr>
-        <w:t xml:space="preserve">) REFERENCES </w:t>
-      </w:r>
-      <w:proofErr w:type="gramStart"/>
-      <w:r>
-        <w:rPr>
-          <w:rFonts w:ascii="Courier New" w:hAnsi="Courier New" w:cs="Courier New"/>
-        </w:rPr>
-        <w:t>Авиабилеты(</w:t>
-      </w:r>
-      <w:proofErr w:type="spellStart"/>
-      <w:proofErr w:type="gramEnd"/>
-      <w:r>
-        <w:rPr>
-          <w:rFonts w:ascii="Courier New" w:hAnsi="Courier New" w:cs="Courier New"/>
-        </w:rPr>
-        <w:t>Код_билета</w:t>
-      </w:r>
-      <w:proofErr w:type="spellEnd"/>
-      <w:r>
-        <w:rPr>
-          <w:rFonts w:ascii="Courier New" w:hAnsi="Courier New" w:cs="Courier New"/>
-        </w:rPr>
-        <w:t>)</w:t>
-      </w:r>
-    </w:p>
-    <w:p>
-      <w:pPr>
-        <w:spacing w:after="0" w:line="360" w:lineRule="auto"/>
-        <w:ind w:left="708" w:firstLine="1"/>
-        <w:rPr>
-          <w:rFonts w:ascii="Courier New" w:hAnsi="Courier New" w:cs="Courier New"/>
-        </w:rPr>
-      </w:pPr>
-      <w:r>
-        <w:rPr>
-          <w:rFonts w:ascii="Courier New" w:hAnsi="Courier New" w:cs="Courier New"/>
-        </w:rPr>
         <w:t>);</w:t>
       </w:r>
     </w:p>
     <w:p>
       <w:pPr>
-        <w:spacing w:after="0" w:line="360" w:lineRule="auto"/>
-        <w:ind w:left="708" w:firstLine="1"/>
-        <w:rPr>
-          <w:rFonts w:ascii="Courier New" w:hAnsi="Courier New" w:cs="Courier New"/>
-          <w:sz w:val="28"/>
-          <w:szCs w:val="28"/>
-        </w:rPr>
-      </w:pPr>
-    </w:p>
-    <w:p>
-      <w:pPr>
-        <w:spacing w:after="0" w:line="360" w:lineRule="auto"/>
+        <w:spacing w:line="240" w:lineRule="auto"/>
+        <w:ind w:firstLine="0"/>
         <w:jc w:val="center"/>
         <w:rPr>
-          <w:rFonts w:ascii="Times New Roman" w:hAnsi="Times New Roman" w:cs="Times New Roman"/>
-        </w:rPr>
-      </w:pPr>
-      <w:r>
-        <w:rPr>
-          <w:rFonts w:ascii="Times New Roman" w:hAnsi="Times New Roman" w:cs="Times New Roman"/>
-          <w:sz w:val="28"/>
-          <w:szCs w:val="28"/>
-        </w:rPr>
+          <w:rFonts w:cs="Times New Roman"/>
+        </w:rPr>
+      </w:pPr>
+      <w:r>
+        <w:rPr>
+          <w:noProof/>
+        </w:rPr>
+        <w:lastRenderedPageBreak/>
         <w:drawing>
-          <wp:inline distT="0" distB="0" distL="0" distR="0" wp14:anchorId="38FAD23F" wp14:editId="496A3D33">
-            <wp:extent cx="5940425" cy="1955165"/>
-            <wp:effectExtent l="19050" t="19050" r="22225" b="26035"/>
-            <wp:docPr id="8" name="Рисунок 8"/>
+          <wp:inline distT="0" distB="0" distL="0" distR="0" wp14:anchorId="36BC38F9" wp14:editId="7E9DF063">
+            <wp:extent cx="5940425" cy="1735455"/>
+            <wp:effectExtent l="19050" t="19050" r="22225" b="17145"/>
+            <wp:docPr id="22" name="Рисунок 22"/>
             <wp:cNvGraphicFramePr>
               <a:graphicFrameLocks xmlns:a="http://schemas.openxmlformats.org/drawingml/2006/main" noChangeAspect="1"/>
             </wp:cNvGraphicFramePr>
@@ -5625,7 +4803,7 @@
                   <pic:spPr>
                     <a:xfrm>
                       <a:off x="0" y="0"/>
-                      <a:ext cx="5940425" cy="1955165"/>
+                      <a:ext cx="5940425" cy="1735455"/>
                     </a:xfrm>
                     <a:prstGeom prst="rect">
                       <a:avLst/>
@@ -5645,63 +4823,496 @@
     </w:p>
     <w:p>
       <w:pPr>
-        <w:spacing w:after="0" w:line="360" w:lineRule="auto"/>
+        <w:spacing w:line="240" w:lineRule="auto"/>
         <w:jc w:val="center"/>
         <w:rPr>
-          <w:rFonts w:ascii="Times New Roman" w:hAnsi="Times New Roman" w:cs="Times New Roman"/>
-        </w:rPr>
-      </w:pPr>
-    </w:p>
-    <w:p>
-      <w:pPr>
-        <w:spacing w:after="0" w:line="360" w:lineRule="auto"/>
+          <w:rFonts w:cs="Times New Roman"/>
+        </w:rPr>
+      </w:pPr>
+    </w:p>
+    <w:p>
+      <w:pPr>
+        <w:spacing w:line="240" w:lineRule="auto"/>
         <w:jc w:val="center"/>
         <w:rPr>
-          <w:rFonts w:ascii="Times New Roman" w:hAnsi="Times New Roman" w:cs="Times New Roman"/>
-        </w:rPr>
-      </w:pPr>
-      <w:r>
-        <w:rPr>
-          <w:rFonts w:ascii="Times New Roman" w:hAnsi="Times New Roman" w:cs="Times New Roman"/>
+          <w:rFonts w:cs="Times New Roman"/>
+          <w:sz w:val="24"/>
+          <w:szCs w:val="22"/>
+        </w:rPr>
+      </w:pPr>
+      <w:r>
+        <w:rPr>
+          <w:rFonts w:cs="Times New Roman"/>
+          <w:sz w:val="24"/>
+          <w:szCs w:val="22"/>
+        </w:rPr>
+        <w:t>Рисунок 7. Таблица «Авиабилеты»</w:t>
+      </w:r>
+    </w:p>
+    <w:p>
+      <w:pPr>
+        <w:spacing w:line="240" w:lineRule="auto"/>
+        <w:jc w:val="center"/>
+        <w:rPr>
+          <w:rFonts w:cs="Times New Roman"/>
+          <w:szCs w:val="28"/>
+        </w:rPr>
+      </w:pPr>
+    </w:p>
+    <w:p>
+      <w:pPr>
+        <w:spacing w:line="240" w:lineRule="auto"/>
+        <w:jc w:val="center"/>
+        <w:rPr>
+          <w:rFonts w:cs="Times New Roman"/>
+          <w:szCs w:val="28"/>
+        </w:rPr>
+      </w:pPr>
+    </w:p>
+    <w:p>
+      <w:pPr>
+        <w:rPr>
+          <w:rFonts w:cs="Times New Roman"/>
+          <w:szCs w:val="28"/>
+        </w:rPr>
+      </w:pPr>
+      <w:r>
+        <w:rPr>
+          <w:rFonts w:cs="Times New Roman"/>
+          <w:szCs w:val="28"/>
+        </w:rPr>
+        <w:t>Таблица «Заказы»</w:t>
+      </w:r>
+      <w:r>
+        <w:rPr>
+          <w:rFonts w:cs="Times New Roman"/>
+          <w:szCs w:val="28"/>
+        </w:rPr>
+        <w:t xml:space="preserve"> (см. рис. 8).</w:t>
+      </w:r>
+    </w:p>
+    <w:p>
+      <w:pPr>
+        <w:ind w:left="708" w:firstLine="1"/>
+        <w:rPr>
+          <w:rFonts w:ascii="Courier New" w:hAnsi="Courier New" w:cs="Courier New"/>
+        </w:rPr>
+      </w:pPr>
+      <w:r>
+        <w:rPr>
+          <w:rFonts w:ascii="Courier New" w:hAnsi="Courier New" w:cs="Courier New"/>
+          <w:lang w:val="en-US"/>
+        </w:rPr>
+        <w:t>CREATE</w:t>
+      </w:r>
+      <w:r>
+        <w:rPr>
+          <w:rFonts w:ascii="Courier New" w:hAnsi="Courier New" w:cs="Courier New"/>
+        </w:rPr>
+        <w:t xml:space="preserve"> </w:t>
+      </w:r>
+      <w:r>
+        <w:rPr>
+          <w:rFonts w:ascii="Courier New" w:hAnsi="Courier New" w:cs="Courier New"/>
+          <w:lang w:val="en-US"/>
+        </w:rPr>
+        <w:t>TABLE</w:t>
+      </w:r>
+      <w:r>
+        <w:rPr>
+          <w:rFonts w:ascii="Courier New" w:hAnsi="Courier New" w:cs="Courier New"/>
+        </w:rPr>
+        <w:t xml:space="preserve"> </w:t>
+      </w:r>
+      <w:r>
+        <w:rPr>
+          <w:rFonts w:ascii="Courier New" w:hAnsi="Courier New" w:cs="Courier New"/>
+        </w:rPr>
+        <w:t>Заказы</w:t>
+      </w:r>
+      <w:r>
+        <w:rPr>
+          <w:rFonts w:ascii="Courier New" w:hAnsi="Courier New" w:cs="Courier New"/>
+        </w:rPr>
+        <w:t xml:space="preserve"> (</w:t>
+      </w:r>
+    </w:p>
+    <w:p>
+      <w:pPr>
+        <w:ind w:left="708" w:firstLine="1"/>
+        <w:rPr>
+          <w:rFonts w:ascii="Courier New" w:hAnsi="Courier New" w:cs="Courier New"/>
+          <w:lang w:val="en-US"/>
+        </w:rPr>
+      </w:pPr>
+      <w:r>
+        <w:rPr>
+          <w:rFonts w:ascii="Courier New" w:hAnsi="Courier New" w:cs="Courier New"/>
+        </w:rPr>
+        <w:t>Номер</w:t>
+      </w:r>
+      <w:r>
+        <w:rPr>
+          <w:rFonts w:ascii="Courier New" w:hAnsi="Courier New" w:cs="Courier New"/>
+          <w:lang w:val="en-US"/>
+        </w:rPr>
+        <w:t>_</w:t>
+      </w:r>
+      <w:r>
+        <w:rPr>
+          <w:rFonts w:ascii="Courier New" w:hAnsi="Courier New" w:cs="Courier New"/>
+        </w:rPr>
+        <w:t>заказа</w:t>
+      </w:r>
+      <w:r>
+        <w:rPr>
+          <w:rFonts w:ascii="Courier New" w:hAnsi="Courier New" w:cs="Courier New"/>
+          <w:lang w:val="en-US"/>
+        </w:rPr>
+        <w:t xml:space="preserve"> INTEGER PRIMARY KEY AUTOINCREMENT,</w:t>
+      </w:r>
+    </w:p>
+    <w:p>
+      <w:pPr>
+        <w:ind w:left="708" w:firstLine="1"/>
+        <w:rPr>
+          <w:rFonts w:ascii="Courier New" w:hAnsi="Courier New" w:cs="Courier New"/>
+        </w:rPr>
+      </w:pPr>
+      <w:proofErr w:type="spellStart"/>
+      <w:r>
+        <w:rPr>
+          <w:rFonts w:ascii="Courier New" w:hAnsi="Courier New" w:cs="Courier New"/>
+        </w:rPr>
+        <w:t>Клиенты_Код_клиента</w:t>
+      </w:r>
+      <w:proofErr w:type="spellEnd"/>
+      <w:r>
+        <w:rPr>
+          <w:rFonts w:ascii="Courier New" w:hAnsi="Courier New" w:cs="Courier New"/>
+        </w:rPr>
+        <w:t xml:space="preserve"> INTEGER NOT NULL,</w:t>
+      </w:r>
+    </w:p>
+    <w:p>
+      <w:pPr>
+        <w:ind w:left="708" w:firstLine="1"/>
+        <w:rPr>
+          <w:rFonts w:ascii="Courier New" w:hAnsi="Courier New" w:cs="Courier New"/>
+        </w:rPr>
+      </w:pPr>
+      <w:proofErr w:type="spellStart"/>
+      <w:r>
+        <w:rPr>
+          <w:rFonts w:ascii="Courier New" w:hAnsi="Courier New" w:cs="Courier New"/>
+        </w:rPr>
+        <w:t>Авиабилеты_Код_билета</w:t>
+      </w:r>
+      <w:proofErr w:type="spellEnd"/>
+      <w:r>
+        <w:rPr>
+          <w:rFonts w:ascii="Courier New" w:hAnsi="Courier New" w:cs="Courier New"/>
+        </w:rPr>
+        <w:t xml:space="preserve"> INTEGER NOT NULL,</w:t>
+      </w:r>
+    </w:p>
+    <w:p>
+      <w:pPr>
+        <w:ind w:left="708" w:firstLine="1"/>
+        <w:rPr>
+          <w:rFonts w:ascii="Courier New" w:hAnsi="Courier New" w:cs="Courier New"/>
+        </w:rPr>
+      </w:pPr>
+      <w:r>
+        <w:rPr>
+          <w:rFonts w:ascii="Courier New" w:hAnsi="Courier New" w:cs="Courier New"/>
+        </w:rPr>
+        <w:t>Количество INTEGER,</w:t>
+      </w:r>
+    </w:p>
+    <w:p>
+      <w:pPr>
+        <w:ind w:left="708" w:firstLine="1"/>
+        <w:rPr>
+          <w:rFonts w:ascii="Courier New" w:hAnsi="Courier New" w:cs="Courier New"/>
+        </w:rPr>
+      </w:pPr>
+      <w:r>
+        <w:rPr>
+          <w:rFonts w:ascii="Courier New" w:hAnsi="Courier New" w:cs="Courier New"/>
+        </w:rPr>
+        <w:t xml:space="preserve">Скидка </w:t>
+      </w:r>
+      <w:proofErr w:type="gramStart"/>
+      <w:r>
+        <w:rPr>
+          <w:rFonts w:ascii="Courier New" w:hAnsi="Courier New" w:cs="Courier New"/>
+        </w:rPr>
+        <w:t>DECIMAL(</w:t>
+      </w:r>
+      <w:proofErr w:type="gramEnd"/>
+      <w:r>
+        <w:rPr>
+          <w:rFonts w:ascii="Courier New" w:hAnsi="Courier New" w:cs="Courier New"/>
+        </w:rPr>
+        <w:t>5,2),</w:t>
+      </w:r>
+    </w:p>
+    <w:p>
+      <w:pPr>
+        <w:ind w:left="708" w:firstLine="1"/>
+        <w:rPr>
+          <w:rFonts w:ascii="Courier New" w:hAnsi="Courier New" w:cs="Courier New"/>
+        </w:rPr>
+      </w:pPr>
+      <w:proofErr w:type="spellStart"/>
+      <w:r>
+        <w:rPr>
+          <w:rFonts w:ascii="Courier New" w:hAnsi="Courier New" w:cs="Courier New"/>
+        </w:rPr>
+        <w:t>Дата_заказа</w:t>
+      </w:r>
+      <w:proofErr w:type="spellEnd"/>
+      <w:r>
+        <w:rPr>
+          <w:rFonts w:ascii="Courier New" w:hAnsi="Courier New" w:cs="Courier New"/>
+        </w:rPr>
+        <w:t xml:space="preserve"> DATE,</w:t>
+      </w:r>
+    </w:p>
+    <w:p>
+      <w:pPr>
+        <w:ind w:left="708" w:firstLine="1"/>
+        <w:rPr>
+          <w:rFonts w:ascii="Courier New" w:hAnsi="Courier New" w:cs="Courier New"/>
+        </w:rPr>
+      </w:pPr>
+      <w:r>
+        <w:rPr>
+          <w:rFonts w:ascii="Courier New" w:hAnsi="Courier New" w:cs="Courier New"/>
+        </w:rPr>
+        <w:t>FOREIGN KEY (</w:t>
+      </w:r>
+      <w:proofErr w:type="spellStart"/>
+      <w:r>
+        <w:rPr>
+          <w:rFonts w:ascii="Courier New" w:hAnsi="Courier New" w:cs="Courier New"/>
+        </w:rPr>
+        <w:t>Клиенты_Код_клиента</w:t>
+      </w:r>
+      <w:proofErr w:type="spellEnd"/>
+      <w:r>
+        <w:rPr>
+          <w:rFonts w:ascii="Courier New" w:hAnsi="Courier New" w:cs="Courier New"/>
+        </w:rPr>
+        <w:t xml:space="preserve">) REFERENCES </w:t>
+      </w:r>
+      <w:proofErr w:type="gramStart"/>
+      <w:r>
+        <w:rPr>
+          <w:rFonts w:ascii="Courier New" w:hAnsi="Courier New" w:cs="Courier New"/>
+        </w:rPr>
+        <w:t>Клиенты(</w:t>
+      </w:r>
+      <w:proofErr w:type="spellStart"/>
+      <w:proofErr w:type="gramEnd"/>
+      <w:r>
+        <w:rPr>
+          <w:rFonts w:ascii="Courier New" w:hAnsi="Courier New" w:cs="Courier New"/>
+        </w:rPr>
+        <w:t>Код_клиента</w:t>
+      </w:r>
+      <w:proofErr w:type="spellEnd"/>
+      <w:r>
+        <w:rPr>
+          <w:rFonts w:ascii="Courier New" w:hAnsi="Courier New" w:cs="Courier New"/>
+        </w:rPr>
+        <w:t>),</w:t>
+      </w:r>
+    </w:p>
+    <w:p>
+      <w:pPr>
+        <w:ind w:left="708" w:firstLine="1"/>
+        <w:rPr>
+          <w:rFonts w:ascii="Courier New" w:hAnsi="Courier New" w:cs="Courier New"/>
+        </w:rPr>
+      </w:pPr>
+      <w:r>
+        <w:rPr>
+          <w:rFonts w:ascii="Courier New" w:hAnsi="Courier New" w:cs="Courier New"/>
+        </w:rPr>
+        <w:t>FOREIGN KEY (</w:t>
+      </w:r>
+      <w:proofErr w:type="spellStart"/>
+      <w:r>
+        <w:rPr>
+          <w:rFonts w:ascii="Courier New" w:hAnsi="Courier New" w:cs="Courier New"/>
+        </w:rPr>
+        <w:t>Авиабилеты_Код_билета</w:t>
+      </w:r>
+      <w:proofErr w:type="spellEnd"/>
+      <w:r>
+        <w:rPr>
+          <w:rFonts w:ascii="Courier New" w:hAnsi="Courier New" w:cs="Courier New"/>
+        </w:rPr>
+        <w:t xml:space="preserve">) REFERENCES </w:t>
+      </w:r>
+      <w:proofErr w:type="gramStart"/>
+      <w:r>
+        <w:rPr>
+          <w:rFonts w:ascii="Courier New" w:hAnsi="Courier New" w:cs="Courier New"/>
+        </w:rPr>
+        <w:t>Авиабилеты(</w:t>
+      </w:r>
+      <w:proofErr w:type="spellStart"/>
+      <w:proofErr w:type="gramEnd"/>
+      <w:r>
+        <w:rPr>
+          <w:rFonts w:ascii="Courier New" w:hAnsi="Courier New" w:cs="Courier New"/>
+        </w:rPr>
+        <w:t>Код_билета</w:t>
+      </w:r>
+      <w:proofErr w:type="spellEnd"/>
+      <w:r>
+        <w:rPr>
+          <w:rFonts w:ascii="Courier New" w:hAnsi="Courier New" w:cs="Courier New"/>
+        </w:rPr>
+        <w:t>)</w:t>
+      </w:r>
+    </w:p>
+    <w:p>
+      <w:pPr>
+        <w:ind w:left="708" w:firstLine="1"/>
+        <w:rPr>
+          <w:rFonts w:ascii="Courier New" w:hAnsi="Courier New" w:cs="Courier New"/>
+        </w:rPr>
+      </w:pPr>
+      <w:r>
+        <w:rPr>
+          <w:rFonts w:ascii="Courier New" w:hAnsi="Courier New" w:cs="Courier New"/>
+        </w:rPr>
+        <w:t>);</w:t>
+      </w:r>
+    </w:p>
+    <w:p>
+      <w:pPr>
+        <w:ind w:left="708" w:firstLine="1"/>
+        <w:rPr>
+          <w:rFonts w:ascii="Courier New" w:hAnsi="Courier New" w:cs="Courier New"/>
+          <w:szCs w:val="28"/>
+        </w:rPr>
+      </w:pPr>
+    </w:p>
+    <w:p>
+      <w:pPr>
+        <w:ind w:firstLine="0"/>
+        <w:jc w:val="center"/>
+        <w:rPr>
+          <w:rFonts w:cs="Times New Roman"/>
+        </w:rPr>
+      </w:pPr>
+      <w:r>
+        <w:rPr>
+          <w:rFonts w:cs="Times New Roman"/>
+          <w:noProof/>
+          <w:szCs w:val="28"/>
+        </w:rPr>
+        <w:drawing>
+          <wp:inline distT="0" distB="0" distL="0" distR="0" wp14:anchorId="38FAD23F" wp14:editId="0D7D072D">
+            <wp:extent cx="5688330" cy="1872193"/>
+            <wp:effectExtent l="19050" t="19050" r="26670" b="13970"/>
+            <wp:docPr id="8" name="Рисунок 8"/>
+            <wp:cNvGraphicFramePr>
+              <a:graphicFrameLocks xmlns:a="http://schemas.openxmlformats.org/drawingml/2006/main" noChangeAspect="1"/>
+            </wp:cNvGraphicFramePr>
+            <a:graphic xmlns:a="http://schemas.openxmlformats.org/drawingml/2006/main">
+              <a:graphicData uri="http://schemas.openxmlformats.org/drawingml/2006/picture">
+                <pic:pic xmlns:pic="http://schemas.openxmlformats.org/drawingml/2006/picture">
+                  <pic:nvPicPr>
+                    <pic:cNvPr id="1" name=""/>
+                    <pic:cNvPicPr/>
+                  </pic:nvPicPr>
+                  <pic:blipFill>
+                    <a:blip r:embed="rId12"/>
+                    <a:stretch>
+                      <a:fillRect/>
+                    </a:stretch>
+                  </pic:blipFill>
+                  <pic:spPr>
+                    <a:xfrm>
+                      <a:off x="0" y="0"/>
+                      <a:ext cx="5699473" cy="1875860"/>
+                    </a:xfrm>
+                    <a:prstGeom prst="rect">
+                      <a:avLst/>
+                    </a:prstGeom>
+                    <a:ln>
+                      <a:solidFill>
+                        <a:schemeClr val="tx1"/>
+                      </a:solidFill>
+                    </a:ln>
+                  </pic:spPr>
+                </pic:pic>
+              </a:graphicData>
+            </a:graphic>
+          </wp:inline>
+        </w:drawing>
+      </w:r>
+    </w:p>
+    <w:p>
+      <w:pPr>
+        <w:spacing w:line="240" w:lineRule="auto"/>
+        <w:jc w:val="center"/>
+        <w:rPr>
+          <w:rFonts w:cs="Times New Roman"/>
+        </w:rPr>
+      </w:pPr>
+    </w:p>
+    <w:p>
+      <w:pPr>
+        <w:jc w:val="center"/>
+        <w:rPr>
+          <w:rFonts w:cs="Times New Roman"/>
+          <w:sz w:val="24"/>
+          <w:szCs w:val="22"/>
+        </w:rPr>
+      </w:pPr>
+      <w:r>
+        <w:rPr>
+          <w:rFonts w:cs="Times New Roman"/>
+          <w:sz w:val="24"/>
+          <w:szCs w:val="22"/>
         </w:rPr>
         <w:t>Рисунок 8. Таблица «Заказы»</w:t>
       </w:r>
     </w:p>
     <w:p>
       <w:pPr>
-        <w:spacing w:after="0" w:line="360" w:lineRule="auto"/>
-        <w:rPr>
-          <w:rFonts w:ascii="Times New Roman" w:hAnsi="Times New Roman" w:cs="Times New Roman"/>
-          <w:sz w:val="28"/>
-          <w:szCs w:val="28"/>
-        </w:rPr>
-      </w:pPr>
-    </w:p>
-    <w:p>
-      <w:pPr>
-        <w:spacing w:after="0" w:line="360" w:lineRule="auto"/>
-        <w:ind w:firstLine="709"/>
+        <w:rPr>
+          <w:rFonts w:cs="Times New Roman"/>
+          <w:szCs w:val="28"/>
+        </w:rPr>
+      </w:pPr>
+    </w:p>
+    <w:p>
+      <w:pPr>
         <w:jc w:val="both"/>
         <w:rPr>
-          <w:rFonts w:ascii="Times New Roman" w:hAnsi="Times New Roman" w:cs="Times New Roman"/>
-          <w:sz w:val="28"/>
-          <w:szCs w:val="28"/>
-        </w:rPr>
-      </w:pPr>
-      <w:r>
-        <w:rPr>
-          <w:rFonts w:ascii="Times New Roman" w:hAnsi="Times New Roman" w:cs="Times New Roman"/>
-          <w:sz w:val="28"/>
-          <w:szCs w:val="28"/>
-        </w:rPr>
-        <w:lastRenderedPageBreak/>
+          <w:rFonts w:cs="Times New Roman"/>
+          <w:szCs w:val="28"/>
+        </w:rPr>
+      </w:pPr>
+      <w:r>
+        <w:rPr>
+          <w:rFonts w:cs="Times New Roman"/>
+          <w:szCs w:val="28"/>
+        </w:rPr>
         <w:t>SQL-запрос – это команда на языке SQL (</w:t>
       </w:r>
       <w:proofErr w:type="spellStart"/>
       <w:r>
         <w:rPr>
-          <w:rFonts w:ascii="Times New Roman" w:hAnsi="Times New Roman" w:cs="Times New Roman"/>
-          <w:sz w:val="28"/>
+          <w:rFonts w:cs="Times New Roman"/>
           <w:szCs w:val="28"/>
         </w:rPr>
         <w:t>Structured</w:t>
@@ -5709,8 +5320,7 @@
       <w:proofErr w:type="spellEnd"/>
       <w:r>
         <w:rPr>
-          <w:rFonts w:ascii="Times New Roman" w:hAnsi="Times New Roman" w:cs="Times New Roman"/>
-          <w:sz w:val="28"/>
+          <w:rFonts w:cs="Times New Roman"/>
           <w:szCs w:val="28"/>
         </w:rPr>
         <w:t xml:space="preserve"> </w:t>
@@ -5718,8 +5328,7 @@
       <w:proofErr w:type="spellStart"/>
       <w:r>
         <w:rPr>
-          <w:rFonts w:ascii="Times New Roman" w:hAnsi="Times New Roman" w:cs="Times New Roman"/>
-          <w:sz w:val="28"/>
+          <w:rFonts w:cs="Times New Roman"/>
           <w:szCs w:val="28"/>
         </w:rPr>
         <w:t>Query</w:t>
@@ -5727,8 +5336,7 @@
       <w:proofErr w:type="spellEnd"/>
       <w:r>
         <w:rPr>
-          <w:rFonts w:ascii="Times New Roman" w:hAnsi="Times New Roman" w:cs="Times New Roman"/>
-          <w:sz w:val="28"/>
+          <w:rFonts w:cs="Times New Roman"/>
           <w:szCs w:val="28"/>
         </w:rPr>
         <w:t xml:space="preserve"> </w:t>
@@ -5736,8 +5344,7 @@
       <w:proofErr w:type="spellStart"/>
       <w:r>
         <w:rPr>
-          <w:rFonts w:ascii="Times New Roman" w:hAnsi="Times New Roman" w:cs="Times New Roman"/>
-          <w:sz w:val="28"/>
+          <w:rFonts w:cs="Times New Roman"/>
           <w:szCs w:val="28"/>
         </w:rPr>
         <w:t>Language</w:t>
@@ -5745,8 +5352,7 @@
       <w:proofErr w:type="spellEnd"/>
       <w:r>
         <w:rPr>
-          <w:rFonts w:ascii="Times New Roman" w:hAnsi="Times New Roman" w:cs="Times New Roman"/>
-          <w:sz w:val="28"/>
+          <w:rFonts w:cs="Times New Roman"/>
           <w:szCs w:val="28"/>
         </w:rPr>
         <w:t>), с помощью которой вы работаете с данными в базе данных, получаете информацию, вы добавляете, изменяете или удаляете записи.</w:t>
@@ -5754,23 +5360,19 @@
     </w:p>
     <w:p>
       <w:pPr>
-        <w:spacing w:after="0" w:line="360" w:lineRule="auto"/>
-        <w:ind w:firstLine="709"/>
         <w:jc w:val="both"/>
         <w:rPr>
-          <w:rFonts w:ascii="Times New Roman" w:hAnsi="Times New Roman" w:cs="Times New Roman"/>
+          <w:rFonts w:cs="Times New Roman"/>
           <w:i/>
           <w:iCs/>
-          <w:sz w:val="28"/>
-          <w:szCs w:val="28"/>
-        </w:rPr>
-      </w:pPr>
-      <w:r>
-        <w:rPr>
-          <w:rFonts w:ascii="Times New Roman" w:hAnsi="Times New Roman" w:cs="Times New Roman"/>
+          <w:szCs w:val="28"/>
+        </w:rPr>
+      </w:pPr>
+      <w:r>
+        <w:rPr>
+          <w:rFonts w:cs="Times New Roman"/>
           <w:i/>
           <w:iCs/>
-          <w:sz w:val="28"/>
           <w:szCs w:val="28"/>
         </w:rPr>
         <w:t>Запросы</w:t>
@@ -5783,34 +5385,29 @@
           <w:ilvl w:val="0"/>
           <w:numId w:val="1"/>
         </w:numPr>
-        <w:spacing w:after="0" w:line="360" w:lineRule="auto"/>
         <w:jc w:val="both"/>
         <w:rPr>
-          <w:rFonts w:ascii="Times New Roman" w:hAnsi="Times New Roman" w:cs="Times New Roman"/>
-          <w:sz w:val="28"/>
-          <w:szCs w:val="28"/>
-        </w:rPr>
-      </w:pPr>
-      <w:r>
-        <w:rPr>
-          <w:rFonts w:ascii="Times New Roman" w:hAnsi="Times New Roman" w:cs="Times New Roman"/>
-          <w:sz w:val="28"/>
+          <w:rFonts w:cs="Times New Roman"/>
+          <w:szCs w:val="28"/>
+        </w:rPr>
+      </w:pPr>
+      <w:r>
+        <w:rPr>
+          <w:rFonts w:cs="Times New Roman"/>
           <w:szCs w:val="28"/>
         </w:rPr>
         <w:t>На выборку: всех клиентов, которые купили авиабилеты на самолет АН-24 до Симферополя в период с 1 июня</w:t>
       </w:r>
       <w:r>
         <w:rPr>
-          <w:rFonts w:ascii="Times New Roman" w:hAnsi="Times New Roman" w:cs="Times New Roman"/>
-          <w:sz w:val="28"/>
+          <w:rFonts w:cs="Times New Roman"/>
           <w:szCs w:val="28"/>
         </w:rPr>
         <w:t xml:space="preserve"> (см. рис. 9)</w:t>
       </w:r>
       <w:r>
         <w:rPr>
-          <w:rFonts w:ascii="Times New Roman" w:hAnsi="Times New Roman" w:cs="Times New Roman"/>
-          <w:sz w:val="28"/>
+          <w:rFonts w:cs="Times New Roman"/>
           <w:szCs w:val="28"/>
         </w:rPr>
         <w:t xml:space="preserve">. </w:t>
@@ -5819,32 +5416,29 @@
     <w:p>
       <w:pPr>
         <w:pStyle w:val="a7"/>
-        <w:spacing w:after="0" w:line="240" w:lineRule="auto"/>
+        <w:spacing w:line="240" w:lineRule="auto"/>
         <w:ind w:left="1069"/>
         <w:jc w:val="both"/>
         <w:rPr>
-          <w:rFonts w:ascii="Times New Roman" w:hAnsi="Times New Roman" w:cs="Times New Roman"/>
-          <w:sz w:val="28"/>
-          <w:szCs w:val="28"/>
-        </w:rPr>
-      </w:pPr>
-    </w:p>
-    <w:p>
-      <w:pPr>
-        <w:pStyle w:val="a7"/>
-        <w:spacing w:after="0" w:line="240" w:lineRule="auto"/>
+          <w:rFonts w:cs="Times New Roman"/>
+          <w:szCs w:val="28"/>
+        </w:rPr>
+      </w:pPr>
+    </w:p>
+    <w:p>
+      <w:pPr>
+        <w:pStyle w:val="a7"/>
+        <w:spacing w:line="240" w:lineRule="auto"/>
         <w:ind w:left="1069"/>
         <w:jc w:val="both"/>
         <w:rPr>
           <w:rFonts w:ascii="Courier New" w:hAnsi="Courier New" w:cs="Courier New"/>
-          <w:sz w:val="28"/>
-          <w:szCs w:val="28"/>
-        </w:rPr>
-      </w:pPr>
-      <w:r>
-        <w:rPr>
-          <w:rFonts w:ascii="Courier New" w:hAnsi="Courier New" w:cs="Courier New"/>
-          <w:sz w:val="28"/>
+          <w:szCs w:val="28"/>
+        </w:rPr>
+      </w:pPr>
+      <w:r>
+        <w:rPr>
+          <w:rFonts w:ascii="Courier New" w:hAnsi="Courier New" w:cs="Courier New"/>
           <w:szCs w:val="28"/>
         </w:rPr>
         <w:t xml:space="preserve">SELECT DISTINCT </w:t>
@@ -5853,19 +5447,17 @@
     <w:p>
       <w:pPr>
         <w:pStyle w:val="a7"/>
-        <w:spacing w:after="0" w:line="240" w:lineRule="auto"/>
+        <w:spacing w:line="240" w:lineRule="auto"/>
         <w:ind w:left="1069"/>
         <w:jc w:val="both"/>
         <w:rPr>
           <w:rFonts w:ascii="Courier New" w:hAnsi="Courier New" w:cs="Courier New"/>
-          <w:sz w:val="28"/>
-          <w:szCs w:val="28"/>
-        </w:rPr>
-      </w:pPr>
-      <w:r>
-        <w:rPr>
-          <w:rFonts w:ascii="Courier New" w:hAnsi="Courier New" w:cs="Courier New"/>
-          <w:sz w:val="28"/>
+          <w:szCs w:val="28"/>
+        </w:rPr>
+      </w:pPr>
+      <w:r>
+        <w:rPr>
+          <w:rFonts w:ascii="Courier New" w:hAnsi="Courier New" w:cs="Courier New"/>
           <w:szCs w:val="28"/>
         </w:rPr>
         <w:t xml:space="preserve">    </w:t>
@@ -5874,7 +5466,6 @@
       <w:r>
         <w:rPr>
           <w:rFonts w:ascii="Courier New" w:hAnsi="Courier New" w:cs="Courier New"/>
-          <w:sz w:val="28"/>
           <w:szCs w:val="28"/>
         </w:rPr>
         <w:t>Клиенты.Фамилия</w:t>
@@ -5883,7 +5474,6 @@
       <w:r>
         <w:rPr>
           <w:rFonts w:ascii="Courier New" w:hAnsi="Courier New" w:cs="Courier New"/>
-          <w:sz w:val="28"/>
           <w:szCs w:val="28"/>
         </w:rPr>
         <w:t>,</w:t>
@@ -5892,19 +5482,17 @@
     <w:p>
       <w:pPr>
         <w:pStyle w:val="a7"/>
-        <w:spacing w:after="0" w:line="240" w:lineRule="auto"/>
+        <w:spacing w:line="240" w:lineRule="auto"/>
         <w:ind w:left="1069"/>
         <w:jc w:val="both"/>
         <w:rPr>
           <w:rFonts w:ascii="Courier New" w:hAnsi="Courier New" w:cs="Courier New"/>
-          <w:sz w:val="28"/>
-          <w:szCs w:val="28"/>
-        </w:rPr>
-      </w:pPr>
-      <w:r>
-        <w:rPr>
-          <w:rFonts w:ascii="Courier New" w:hAnsi="Courier New" w:cs="Courier New"/>
-          <w:sz w:val="28"/>
+          <w:szCs w:val="28"/>
+        </w:rPr>
+      </w:pPr>
+      <w:r>
+        <w:rPr>
+          <w:rFonts w:ascii="Courier New" w:hAnsi="Courier New" w:cs="Courier New"/>
           <w:szCs w:val="28"/>
         </w:rPr>
         <w:t xml:space="preserve">    </w:t>
@@ -5913,7 +5501,6 @@
       <w:r>
         <w:rPr>
           <w:rFonts w:ascii="Courier New" w:hAnsi="Courier New" w:cs="Courier New"/>
-          <w:sz w:val="28"/>
           <w:szCs w:val="28"/>
         </w:rPr>
         <w:t>Клиенты.Имя</w:t>
@@ -5922,7 +5509,6 @@
       <w:r>
         <w:rPr>
           <w:rFonts w:ascii="Courier New" w:hAnsi="Courier New" w:cs="Courier New"/>
-          <w:sz w:val="28"/>
           <w:szCs w:val="28"/>
         </w:rPr>
         <w:t>,</w:t>
@@ -5931,19 +5517,17 @@
     <w:p>
       <w:pPr>
         <w:pStyle w:val="a7"/>
-        <w:spacing w:after="0" w:line="240" w:lineRule="auto"/>
+        <w:spacing w:line="240" w:lineRule="auto"/>
         <w:ind w:left="1069"/>
         <w:jc w:val="both"/>
         <w:rPr>
           <w:rFonts w:ascii="Courier New" w:hAnsi="Courier New" w:cs="Courier New"/>
-          <w:sz w:val="28"/>
-          <w:szCs w:val="28"/>
-        </w:rPr>
-      </w:pPr>
-      <w:r>
-        <w:rPr>
-          <w:rFonts w:ascii="Courier New" w:hAnsi="Courier New" w:cs="Courier New"/>
-          <w:sz w:val="28"/>
+          <w:szCs w:val="28"/>
+        </w:rPr>
+      </w:pPr>
+      <w:r>
+        <w:rPr>
+          <w:rFonts w:ascii="Courier New" w:hAnsi="Courier New" w:cs="Courier New"/>
           <w:szCs w:val="28"/>
         </w:rPr>
         <w:t xml:space="preserve">    </w:t>
@@ -5952,7 +5536,6 @@
       <w:r>
         <w:rPr>
           <w:rFonts w:ascii="Courier New" w:hAnsi="Courier New" w:cs="Courier New"/>
-          <w:sz w:val="28"/>
           <w:szCs w:val="28"/>
         </w:rPr>
         <w:t>Клиенты.Отчество</w:t>
@@ -5962,19 +5545,17 @@
     <w:p>
       <w:pPr>
         <w:pStyle w:val="a7"/>
-        <w:spacing w:after="0" w:line="240" w:lineRule="auto"/>
+        <w:spacing w:line="240" w:lineRule="auto"/>
         <w:ind w:left="1069"/>
         <w:jc w:val="both"/>
         <w:rPr>
           <w:rFonts w:ascii="Courier New" w:hAnsi="Courier New" w:cs="Courier New"/>
-          <w:sz w:val="28"/>
-          <w:szCs w:val="28"/>
-        </w:rPr>
-      </w:pPr>
-      <w:r>
-        <w:rPr>
-          <w:rFonts w:ascii="Courier New" w:hAnsi="Courier New" w:cs="Courier New"/>
-          <w:sz w:val="28"/>
+          <w:szCs w:val="28"/>
+        </w:rPr>
+      </w:pPr>
+      <w:r>
+        <w:rPr>
+          <w:rFonts w:ascii="Courier New" w:hAnsi="Courier New" w:cs="Courier New"/>
           <w:szCs w:val="28"/>
         </w:rPr>
         <w:t>FROM Заказы</w:t>
@@ -5983,19 +5564,17 @@
     <w:p>
       <w:pPr>
         <w:pStyle w:val="a7"/>
-        <w:spacing w:after="0" w:line="240" w:lineRule="auto"/>
+        <w:spacing w:line="240" w:lineRule="auto"/>
         <w:ind w:left="1069"/>
         <w:jc w:val="both"/>
         <w:rPr>
           <w:rFonts w:ascii="Courier New" w:hAnsi="Courier New" w:cs="Courier New"/>
-          <w:sz w:val="28"/>
-          <w:szCs w:val="28"/>
-        </w:rPr>
-      </w:pPr>
-      <w:r>
-        <w:rPr>
-          <w:rFonts w:ascii="Courier New" w:hAnsi="Courier New" w:cs="Courier New"/>
-          <w:sz w:val="28"/>
+          <w:szCs w:val="28"/>
+        </w:rPr>
+      </w:pPr>
+      <w:r>
+        <w:rPr>
+          <w:rFonts w:ascii="Courier New" w:hAnsi="Courier New" w:cs="Courier New"/>
           <w:szCs w:val="28"/>
         </w:rPr>
         <w:t xml:space="preserve">JOIN Клиенты </w:t>
@@ -6004,19 +5583,17 @@
     <w:p>
       <w:pPr>
         <w:pStyle w:val="a7"/>
-        <w:spacing w:after="0" w:line="240" w:lineRule="auto"/>
+        <w:spacing w:line="240" w:lineRule="auto"/>
         <w:ind w:left="1069"/>
         <w:jc w:val="both"/>
         <w:rPr>
           <w:rFonts w:ascii="Courier New" w:hAnsi="Courier New" w:cs="Courier New"/>
-          <w:sz w:val="28"/>
-          <w:szCs w:val="28"/>
-        </w:rPr>
-      </w:pPr>
-      <w:r>
-        <w:rPr>
-          <w:rFonts w:ascii="Courier New" w:hAnsi="Courier New" w:cs="Courier New"/>
-          <w:sz w:val="28"/>
+          <w:szCs w:val="28"/>
+        </w:rPr>
+      </w:pPr>
+      <w:r>
+        <w:rPr>
+          <w:rFonts w:ascii="Courier New" w:hAnsi="Courier New" w:cs="Courier New"/>
           <w:szCs w:val="28"/>
         </w:rPr>
         <w:t xml:space="preserve">    ON </w:t>
@@ -6025,7 +5602,6 @@
       <w:r>
         <w:rPr>
           <w:rFonts w:ascii="Courier New" w:hAnsi="Courier New" w:cs="Courier New"/>
-          <w:sz w:val="28"/>
           <w:szCs w:val="28"/>
         </w:rPr>
         <w:t>Заказы.Клиенты_Код_клиента</w:t>
@@ -6034,7 +5610,6 @@
       <w:r>
         <w:rPr>
           <w:rFonts w:ascii="Courier New" w:hAnsi="Courier New" w:cs="Courier New"/>
-          <w:sz w:val="28"/>
           <w:szCs w:val="28"/>
         </w:rPr>
         <w:t xml:space="preserve"> = </w:t>
@@ -6043,7 +5618,6 @@
       <w:r>
         <w:rPr>
           <w:rFonts w:ascii="Courier New" w:hAnsi="Courier New" w:cs="Courier New"/>
-          <w:sz w:val="28"/>
           <w:szCs w:val="28"/>
         </w:rPr>
         <w:t>Клиенты.Код_клиента</w:t>
@@ -6053,19 +5627,17 @@
     <w:p>
       <w:pPr>
         <w:pStyle w:val="a7"/>
-        <w:spacing w:after="0" w:line="240" w:lineRule="auto"/>
+        <w:spacing w:line="240" w:lineRule="auto"/>
         <w:ind w:left="1069"/>
         <w:jc w:val="both"/>
         <w:rPr>
           <w:rFonts w:ascii="Courier New" w:hAnsi="Courier New" w:cs="Courier New"/>
-          <w:sz w:val="28"/>
-          <w:szCs w:val="28"/>
-        </w:rPr>
-      </w:pPr>
-      <w:r>
-        <w:rPr>
-          <w:rFonts w:ascii="Courier New" w:hAnsi="Courier New" w:cs="Courier New"/>
-          <w:sz w:val="28"/>
+          <w:szCs w:val="28"/>
+        </w:rPr>
+      </w:pPr>
+      <w:r>
+        <w:rPr>
+          <w:rFonts w:ascii="Courier New" w:hAnsi="Courier New" w:cs="Courier New"/>
           <w:szCs w:val="28"/>
         </w:rPr>
         <w:t xml:space="preserve">JOIN Авиабилеты </w:t>
@@ -6074,19 +5646,17 @@
     <w:p>
       <w:pPr>
         <w:pStyle w:val="a7"/>
-        <w:spacing w:after="0" w:line="240" w:lineRule="auto"/>
+        <w:spacing w:line="240" w:lineRule="auto"/>
         <w:ind w:left="1069"/>
         <w:jc w:val="both"/>
         <w:rPr>
           <w:rFonts w:ascii="Courier New" w:hAnsi="Courier New" w:cs="Courier New"/>
-          <w:sz w:val="28"/>
-          <w:szCs w:val="28"/>
-        </w:rPr>
-      </w:pPr>
-      <w:r>
-        <w:rPr>
-          <w:rFonts w:ascii="Courier New" w:hAnsi="Courier New" w:cs="Courier New"/>
-          <w:sz w:val="28"/>
+          <w:szCs w:val="28"/>
+        </w:rPr>
+      </w:pPr>
+      <w:r>
+        <w:rPr>
+          <w:rFonts w:ascii="Courier New" w:hAnsi="Courier New" w:cs="Courier New"/>
           <w:szCs w:val="28"/>
         </w:rPr>
         <w:t xml:space="preserve">    ON </w:t>
@@ -6095,7 +5665,6 @@
       <w:r>
         <w:rPr>
           <w:rFonts w:ascii="Courier New" w:hAnsi="Courier New" w:cs="Courier New"/>
-          <w:sz w:val="28"/>
           <w:szCs w:val="28"/>
         </w:rPr>
         <w:t>Заказы.Авиабилеты_Код_билета</w:t>
@@ -6104,7 +5673,6 @@
       <w:r>
         <w:rPr>
           <w:rFonts w:ascii="Courier New" w:hAnsi="Courier New" w:cs="Courier New"/>
-          <w:sz w:val="28"/>
           <w:szCs w:val="28"/>
         </w:rPr>
         <w:t xml:space="preserve"> = </w:t>
@@ -6113,7 +5681,6 @@
       <w:r>
         <w:rPr>
           <w:rFonts w:ascii="Courier New" w:hAnsi="Courier New" w:cs="Courier New"/>
-          <w:sz w:val="28"/>
           <w:szCs w:val="28"/>
         </w:rPr>
         <w:t>Авиабилеты.Код_билета</w:t>
@@ -6123,19 +5690,17 @@
     <w:p>
       <w:pPr>
         <w:pStyle w:val="a7"/>
-        <w:spacing w:after="0" w:line="240" w:lineRule="auto"/>
+        <w:spacing w:line="240" w:lineRule="auto"/>
         <w:ind w:left="1069"/>
         <w:jc w:val="both"/>
         <w:rPr>
           <w:rFonts w:ascii="Courier New" w:hAnsi="Courier New" w:cs="Courier New"/>
-          <w:sz w:val="28"/>
-          <w:szCs w:val="28"/>
-        </w:rPr>
-      </w:pPr>
-      <w:r>
-        <w:rPr>
-          <w:rFonts w:ascii="Courier New" w:hAnsi="Courier New" w:cs="Courier New"/>
-          <w:sz w:val="28"/>
+          <w:szCs w:val="28"/>
+        </w:rPr>
+      </w:pPr>
+      <w:r>
+        <w:rPr>
+          <w:rFonts w:ascii="Courier New" w:hAnsi="Courier New" w:cs="Courier New"/>
           <w:szCs w:val="28"/>
         </w:rPr>
         <w:t xml:space="preserve">WHERE </w:t>
@@ -6144,19 +5709,17 @@
     <w:p>
       <w:pPr>
         <w:pStyle w:val="a7"/>
-        <w:spacing w:after="0" w:line="240" w:lineRule="auto"/>
+        <w:spacing w:line="240" w:lineRule="auto"/>
         <w:ind w:left="1069"/>
         <w:jc w:val="both"/>
         <w:rPr>
           <w:rFonts w:ascii="Courier New" w:hAnsi="Courier New" w:cs="Courier New"/>
-          <w:sz w:val="28"/>
-          <w:szCs w:val="28"/>
-        </w:rPr>
-      </w:pPr>
-      <w:r>
-        <w:rPr>
-          <w:rFonts w:ascii="Courier New" w:hAnsi="Courier New" w:cs="Courier New"/>
-          <w:sz w:val="28"/>
+          <w:szCs w:val="28"/>
+        </w:rPr>
+      </w:pPr>
+      <w:r>
+        <w:rPr>
+          <w:rFonts w:ascii="Courier New" w:hAnsi="Courier New" w:cs="Courier New"/>
           <w:szCs w:val="28"/>
         </w:rPr>
         <w:t xml:space="preserve">    </w:t>
@@ -6165,7 +5728,6 @@
       <w:r>
         <w:rPr>
           <w:rFonts w:ascii="Courier New" w:hAnsi="Courier New" w:cs="Courier New"/>
-          <w:sz w:val="28"/>
           <w:szCs w:val="28"/>
         </w:rPr>
         <w:t>Авиабилеты.Тип_самолета</w:t>
@@ -6174,7 +5736,6 @@
       <w:r>
         <w:rPr>
           <w:rFonts w:ascii="Courier New" w:hAnsi="Courier New" w:cs="Courier New"/>
-          <w:sz w:val="28"/>
           <w:szCs w:val="28"/>
         </w:rPr>
         <w:t xml:space="preserve"> = 'АН-24'</w:t>
@@ -6183,19 +5744,17 @@
     <w:p>
       <w:pPr>
         <w:pStyle w:val="a7"/>
-        <w:spacing w:after="0" w:line="240" w:lineRule="auto"/>
+        <w:spacing w:line="240" w:lineRule="auto"/>
         <w:ind w:left="1069"/>
         <w:jc w:val="both"/>
         <w:rPr>
           <w:rFonts w:ascii="Courier New" w:hAnsi="Courier New" w:cs="Courier New"/>
-          <w:sz w:val="28"/>
-          <w:szCs w:val="28"/>
-        </w:rPr>
-      </w:pPr>
-      <w:r>
-        <w:rPr>
-          <w:rFonts w:ascii="Courier New" w:hAnsi="Courier New" w:cs="Courier New"/>
-          <w:sz w:val="28"/>
+          <w:szCs w:val="28"/>
+        </w:rPr>
+      </w:pPr>
+      <w:r>
+        <w:rPr>
+          <w:rFonts w:ascii="Courier New" w:hAnsi="Courier New" w:cs="Courier New"/>
           <w:szCs w:val="28"/>
         </w:rPr>
         <w:t xml:space="preserve">    AND </w:t>
@@ -6204,7 +5763,6 @@
       <w:r>
         <w:rPr>
           <w:rFonts w:ascii="Courier New" w:hAnsi="Courier New" w:cs="Courier New"/>
-          <w:sz w:val="28"/>
           <w:szCs w:val="28"/>
         </w:rPr>
         <w:t>Авиабилеты.Конечный_пункт</w:t>
@@ -6213,7 +5771,6 @@
       <w:r>
         <w:rPr>
           <w:rFonts w:ascii="Courier New" w:hAnsi="Courier New" w:cs="Courier New"/>
-          <w:sz w:val="28"/>
           <w:szCs w:val="28"/>
         </w:rPr>
         <w:t xml:space="preserve"> = 'Симферополь'</w:t>
@@ -6222,19 +5779,17 @@
     <w:p>
       <w:pPr>
         <w:pStyle w:val="a7"/>
-        <w:spacing w:after="0" w:line="240" w:lineRule="auto"/>
+        <w:spacing w:line="240" w:lineRule="auto"/>
         <w:ind w:left="1069"/>
         <w:jc w:val="both"/>
         <w:rPr>
           <w:rFonts w:ascii="Courier New" w:hAnsi="Courier New" w:cs="Courier New"/>
-          <w:sz w:val="28"/>
-          <w:szCs w:val="28"/>
-        </w:rPr>
-      </w:pPr>
-      <w:r>
-        <w:rPr>
-          <w:rFonts w:ascii="Courier New" w:hAnsi="Courier New" w:cs="Courier New"/>
-          <w:sz w:val="28"/>
+          <w:szCs w:val="28"/>
+        </w:rPr>
+      </w:pPr>
+      <w:r>
+        <w:rPr>
+          <w:rFonts w:ascii="Courier New" w:hAnsi="Courier New" w:cs="Courier New"/>
           <w:szCs w:val="28"/>
         </w:rPr>
         <w:t xml:space="preserve">    AND </w:t>
@@ -6243,7 +5798,6 @@
       <w:r>
         <w:rPr>
           <w:rFonts w:ascii="Courier New" w:hAnsi="Courier New" w:cs="Courier New"/>
-          <w:sz w:val="28"/>
           <w:szCs w:val="28"/>
         </w:rPr>
         <w:t>Авиабилеты.Дата_</w:t>
@@ -6252,7 +5806,6 @@
       <w:r>
         <w:rPr>
           <w:rFonts w:ascii="Courier New" w:hAnsi="Courier New" w:cs="Courier New"/>
-          <w:sz w:val="28"/>
           <w:szCs w:val="28"/>
         </w:rPr>
         <w:t>вылета</w:t>
@@ -6261,7 +5814,6 @@
       <w:r>
         <w:rPr>
           <w:rFonts w:ascii="Courier New" w:hAnsi="Courier New" w:cs="Courier New"/>
-          <w:sz w:val="28"/>
           <w:szCs w:val="28"/>
         </w:rPr>
         <w:t xml:space="preserve"> &gt;</w:t>
@@ -6270,7 +5822,6 @@
       <w:r>
         <w:rPr>
           <w:rFonts w:ascii="Courier New" w:hAnsi="Courier New" w:cs="Courier New"/>
-          <w:sz w:val="28"/>
           <w:szCs w:val="28"/>
         </w:rPr>
         <w:t>= '2026-06-01';</w:t>
@@ -6279,24 +5830,23 @@
     <w:p>
       <w:pPr>
         <w:pStyle w:val="a7"/>
-        <w:spacing w:after="0" w:line="240" w:lineRule="auto"/>
+        <w:spacing w:line="240" w:lineRule="auto"/>
         <w:ind w:left="1069"/>
         <w:jc w:val="both"/>
         <w:rPr>
           <w:rFonts w:ascii="Courier New" w:hAnsi="Courier New" w:cs="Courier New"/>
-          <w:sz w:val="28"/>
-          <w:szCs w:val="28"/>
-        </w:rPr>
-      </w:pPr>
-    </w:p>
-    <w:p>
-      <w:pPr>
-        <w:pStyle w:val="a7"/>
-        <w:spacing w:after="0" w:line="360" w:lineRule="auto"/>
-        <w:ind w:left="0"/>
+          <w:szCs w:val="28"/>
+        </w:rPr>
+      </w:pPr>
+    </w:p>
+    <w:p>
+      <w:pPr>
+        <w:pStyle w:val="a7"/>
+        <w:spacing w:line="240" w:lineRule="auto"/>
+        <w:ind w:left="0" w:firstLine="0"/>
         <w:jc w:val="center"/>
         <w:rPr>
-          <w:rFonts w:ascii="Times New Roman" w:hAnsi="Times New Roman" w:cs="Times New Roman"/>
+          <w:rFonts w:cs="Times New Roman"/>
           <w:lang w:val="en-US"/>
         </w:rPr>
       </w:pPr>
@@ -6320,7 +5870,7 @@
                     <pic:cNvPicPr/>
                   </pic:nvPicPr>
                   <pic:blipFill>
-                    <a:blip r:embed="rId12"/>
+                    <a:blip r:embed="rId13"/>
                     <a:stretch>
                       <a:fillRect/>
                     </a:stretch>
@@ -6349,11 +5899,11 @@
     <w:p>
       <w:pPr>
         <w:pStyle w:val="a7"/>
-        <w:spacing w:after="0" w:line="360" w:lineRule="auto"/>
+        <w:spacing w:line="240" w:lineRule="auto"/>
         <w:ind w:left="0"/>
         <w:jc w:val="center"/>
         <w:rPr>
-          <w:rFonts w:ascii="Times New Roman" w:hAnsi="Times New Roman" w:cs="Times New Roman"/>
+          <w:rFonts w:cs="Times New Roman"/>
           <w:lang w:val="en-US"/>
         </w:rPr>
       </w:pPr>
@@ -6361,29 +5911,66 @@
     <w:p>
       <w:pPr>
         <w:pStyle w:val="a7"/>
-        <w:spacing w:after="0" w:line="360" w:lineRule="auto"/>
+        <w:ind w:left="0" w:firstLine="0"/>
+        <w:jc w:val="center"/>
+        <w:rPr>
+          <w:rFonts w:cs="Times New Roman"/>
+          <w:sz w:val="24"/>
+          <w:szCs w:val="22"/>
+        </w:rPr>
+      </w:pPr>
+      <w:r>
+        <w:rPr>
+          <w:rFonts w:cs="Times New Roman"/>
+          <w:sz w:val="24"/>
+          <w:szCs w:val="22"/>
+        </w:rPr>
+        <w:t>Рисунок 9. Результат первого запроса</w:t>
+      </w:r>
+    </w:p>
+    <w:p>
+      <w:pPr>
+        <w:pStyle w:val="a7"/>
         <w:ind w:left="0"/>
         <w:jc w:val="center"/>
         <w:rPr>
-          <w:rFonts w:ascii="Times New Roman" w:hAnsi="Times New Roman" w:cs="Times New Roman"/>
-        </w:rPr>
-      </w:pPr>
-      <w:r>
-        <w:rPr>
-          <w:rFonts w:ascii="Times New Roman" w:hAnsi="Times New Roman" w:cs="Times New Roman"/>
-        </w:rPr>
-        <w:t>Рисунок 9. Результат первого запроса</w:t>
-      </w:r>
-    </w:p>
-    <w:p>
-      <w:pPr>
-        <w:pStyle w:val="a7"/>
-        <w:spacing w:after="0" w:line="360" w:lineRule="auto"/>
+          <w:rFonts w:ascii="Courier New" w:hAnsi="Courier New" w:cs="Courier New"/>
+          <w:szCs w:val="28"/>
+          <w:lang w:val="en-US"/>
+        </w:rPr>
+      </w:pPr>
+    </w:p>
+    <w:p>
+      <w:pPr>
+        <w:pStyle w:val="a7"/>
         <w:ind w:left="0"/>
         <w:jc w:val="center"/>
         <w:rPr>
           <w:rFonts w:ascii="Courier New" w:hAnsi="Courier New" w:cs="Courier New"/>
-          <w:sz w:val="28"/>
+          <w:szCs w:val="28"/>
+          <w:lang w:val="en-US"/>
+        </w:rPr>
+      </w:pPr>
+    </w:p>
+    <w:p>
+      <w:pPr>
+        <w:pStyle w:val="a7"/>
+        <w:ind w:left="0"/>
+        <w:jc w:val="center"/>
+        <w:rPr>
+          <w:rFonts w:ascii="Courier New" w:hAnsi="Courier New" w:cs="Courier New"/>
+          <w:szCs w:val="28"/>
+          <w:lang w:val="en-US"/>
+        </w:rPr>
+      </w:pPr>
+    </w:p>
+    <w:p>
+      <w:pPr>
+        <w:pStyle w:val="a7"/>
+        <w:ind w:left="0"/>
+        <w:jc w:val="center"/>
+        <w:rPr>
+          <w:rFonts w:ascii="Courier New" w:hAnsi="Courier New" w:cs="Courier New"/>
           <w:szCs w:val="28"/>
           <w:lang w:val="en-US"/>
         </w:rPr>
@@ -6396,33 +5983,29 @@
           <w:ilvl w:val="0"/>
           <w:numId w:val="1"/>
         </w:numPr>
-        <w:spacing w:after="0" w:line="360" w:lineRule="auto"/>
-        <w:rPr>
-          <w:rFonts w:ascii="Times New Roman" w:hAnsi="Times New Roman" w:cs="Times New Roman"/>
-          <w:sz w:val="28"/>
-          <w:szCs w:val="28"/>
-        </w:rPr>
-      </w:pPr>
-      <w:r>
-        <w:rPr>
-          <w:rFonts w:ascii="Times New Roman" w:hAnsi="Times New Roman" w:cs="Times New Roman"/>
-          <w:sz w:val="28"/>
-          <w:szCs w:val="28"/>
-        </w:rPr>
+        <w:rPr>
+          <w:rFonts w:cs="Times New Roman"/>
+          <w:szCs w:val="28"/>
+        </w:rPr>
+      </w:pPr>
+      <w:r>
+        <w:rPr>
+          <w:rFonts w:cs="Times New Roman"/>
+          <w:szCs w:val="28"/>
+        </w:rPr>
+        <w:lastRenderedPageBreak/>
         <w:t>Заказы, полученные от клиентов, фамилии которых начинаются на буквы «П» или «К»</w:t>
       </w:r>
       <w:r>
         <w:rPr>
-          <w:rFonts w:ascii="Times New Roman" w:hAnsi="Times New Roman" w:cs="Times New Roman"/>
-          <w:sz w:val="28"/>
+          <w:rFonts w:cs="Times New Roman"/>
           <w:szCs w:val="28"/>
         </w:rPr>
         <w:t xml:space="preserve"> (см. рис. 10)</w:t>
       </w:r>
       <w:r>
         <w:rPr>
-          <w:rFonts w:ascii="Times New Roman" w:hAnsi="Times New Roman" w:cs="Times New Roman"/>
-          <w:sz w:val="28"/>
+          <w:rFonts w:cs="Times New Roman"/>
           <w:szCs w:val="28"/>
         </w:rPr>
         <w:t>.</w:t>
@@ -6431,30 +6014,27 @@
     <w:p>
       <w:pPr>
         <w:pStyle w:val="a7"/>
-        <w:spacing w:after="0" w:line="240" w:lineRule="auto"/>
+        <w:spacing w:line="240" w:lineRule="auto"/>
         <w:ind w:left="709"/>
         <w:rPr>
-          <w:rFonts w:ascii="Times New Roman" w:hAnsi="Times New Roman" w:cs="Times New Roman"/>
-          <w:sz w:val="28"/>
-          <w:szCs w:val="28"/>
-        </w:rPr>
-      </w:pPr>
-    </w:p>
-    <w:p>
-      <w:pPr>
-        <w:pStyle w:val="a7"/>
-        <w:spacing w:after="0" w:line="240" w:lineRule="auto"/>
+          <w:rFonts w:cs="Times New Roman"/>
+          <w:szCs w:val="28"/>
+        </w:rPr>
+      </w:pPr>
+    </w:p>
+    <w:p>
+      <w:pPr>
+        <w:pStyle w:val="a7"/>
+        <w:spacing w:line="240" w:lineRule="auto"/>
         <w:ind w:left="1134" w:firstLine="1"/>
         <w:rPr>
           <w:rFonts w:ascii="Courier New" w:hAnsi="Courier New" w:cs="Courier New"/>
-          <w:sz w:val="28"/>
-          <w:szCs w:val="28"/>
-        </w:rPr>
-      </w:pPr>
-      <w:r>
-        <w:rPr>
-          <w:rFonts w:ascii="Courier New" w:hAnsi="Courier New" w:cs="Courier New"/>
-          <w:sz w:val="28"/>
+          <w:szCs w:val="28"/>
+        </w:rPr>
+      </w:pPr>
+      <w:r>
+        <w:rPr>
+          <w:rFonts w:ascii="Courier New" w:hAnsi="Courier New" w:cs="Courier New"/>
           <w:szCs w:val="28"/>
         </w:rPr>
         <w:t xml:space="preserve">SELECT </w:t>
@@ -6463,18 +6043,16 @@
     <w:p>
       <w:pPr>
         <w:pStyle w:val="a7"/>
-        <w:spacing w:after="0" w:line="240" w:lineRule="auto"/>
+        <w:spacing w:line="240" w:lineRule="auto"/>
         <w:ind w:left="1134" w:firstLine="1"/>
         <w:rPr>
           <w:rFonts w:ascii="Courier New" w:hAnsi="Courier New" w:cs="Courier New"/>
-          <w:sz w:val="28"/>
-          <w:szCs w:val="28"/>
-        </w:rPr>
-      </w:pPr>
-      <w:r>
-        <w:rPr>
-          <w:rFonts w:ascii="Courier New" w:hAnsi="Courier New" w:cs="Courier New"/>
-          <w:sz w:val="28"/>
+          <w:szCs w:val="28"/>
+        </w:rPr>
+      </w:pPr>
+      <w:r>
+        <w:rPr>
+          <w:rFonts w:ascii="Courier New" w:hAnsi="Courier New" w:cs="Courier New"/>
           <w:szCs w:val="28"/>
         </w:rPr>
         <w:t xml:space="preserve">    </w:t>
@@ -6483,7 +6061,6 @@
       <w:r>
         <w:rPr>
           <w:rFonts w:ascii="Courier New" w:hAnsi="Courier New" w:cs="Courier New"/>
-          <w:sz w:val="28"/>
           <w:szCs w:val="28"/>
         </w:rPr>
         <w:t>Заказы.Номер_заказа</w:t>
@@ -6492,7 +6069,6 @@
       <w:r>
         <w:rPr>
           <w:rFonts w:ascii="Courier New" w:hAnsi="Courier New" w:cs="Courier New"/>
-          <w:sz w:val="28"/>
           <w:szCs w:val="28"/>
         </w:rPr>
         <w:t>,</w:t>
@@ -6501,18 +6077,16 @@
     <w:p>
       <w:pPr>
         <w:pStyle w:val="a7"/>
-        <w:spacing w:after="0" w:line="240" w:lineRule="auto"/>
+        <w:spacing w:line="240" w:lineRule="auto"/>
         <w:ind w:left="1134" w:firstLine="1"/>
         <w:rPr>
           <w:rFonts w:ascii="Courier New" w:hAnsi="Courier New" w:cs="Courier New"/>
-          <w:sz w:val="28"/>
-          <w:szCs w:val="28"/>
-        </w:rPr>
-      </w:pPr>
-      <w:r>
-        <w:rPr>
-          <w:rFonts w:ascii="Courier New" w:hAnsi="Courier New" w:cs="Courier New"/>
-          <w:sz w:val="28"/>
+          <w:szCs w:val="28"/>
+        </w:rPr>
+      </w:pPr>
+      <w:r>
+        <w:rPr>
+          <w:rFonts w:ascii="Courier New" w:hAnsi="Courier New" w:cs="Courier New"/>
           <w:szCs w:val="28"/>
         </w:rPr>
         <w:t xml:space="preserve">    </w:t>
@@ -6521,7 +6095,6 @@
       <w:r>
         <w:rPr>
           <w:rFonts w:ascii="Courier New" w:hAnsi="Courier New" w:cs="Courier New"/>
-          <w:sz w:val="28"/>
           <w:szCs w:val="28"/>
         </w:rPr>
         <w:t>Клиенты.Фамилия</w:t>
@@ -6530,7 +6103,6 @@
       <w:r>
         <w:rPr>
           <w:rFonts w:ascii="Courier New" w:hAnsi="Courier New" w:cs="Courier New"/>
-          <w:sz w:val="28"/>
           <w:szCs w:val="28"/>
         </w:rPr>
         <w:t>,</w:t>
@@ -6539,18 +6111,16 @@
     <w:p>
       <w:pPr>
         <w:pStyle w:val="a7"/>
-        <w:spacing w:after="0" w:line="240" w:lineRule="auto"/>
+        <w:spacing w:line="240" w:lineRule="auto"/>
         <w:ind w:left="1134" w:firstLine="1"/>
         <w:rPr>
           <w:rFonts w:ascii="Courier New" w:hAnsi="Courier New" w:cs="Courier New"/>
-          <w:sz w:val="28"/>
-          <w:szCs w:val="28"/>
-        </w:rPr>
-      </w:pPr>
-      <w:r>
-        <w:rPr>
-          <w:rFonts w:ascii="Courier New" w:hAnsi="Courier New" w:cs="Courier New"/>
-          <w:sz w:val="28"/>
+          <w:szCs w:val="28"/>
+        </w:rPr>
+      </w:pPr>
+      <w:r>
+        <w:rPr>
+          <w:rFonts w:ascii="Courier New" w:hAnsi="Courier New" w:cs="Courier New"/>
           <w:szCs w:val="28"/>
         </w:rPr>
         <w:t xml:space="preserve">    </w:t>
@@ -6559,7 +6129,6 @@
       <w:r>
         <w:rPr>
           <w:rFonts w:ascii="Courier New" w:hAnsi="Courier New" w:cs="Courier New"/>
-          <w:sz w:val="28"/>
           <w:szCs w:val="28"/>
         </w:rPr>
         <w:t>Заказы.Количество</w:t>
@@ -6568,7 +6137,6 @@
       <w:r>
         <w:rPr>
           <w:rFonts w:ascii="Courier New" w:hAnsi="Courier New" w:cs="Courier New"/>
-          <w:sz w:val="28"/>
           <w:szCs w:val="28"/>
         </w:rPr>
         <w:t>,</w:t>
@@ -6577,28 +6145,24 @@
     <w:p>
       <w:pPr>
         <w:pStyle w:val="a7"/>
-        <w:spacing w:after="0" w:line="240" w:lineRule="auto"/>
+        <w:spacing w:line="240" w:lineRule="auto"/>
         <w:ind w:left="1134" w:firstLine="1"/>
         <w:rPr>
           <w:rFonts w:ascii="Courier New" w:hAnsi="Courier New" w:cs="Courier New"/>
-          <w:sz w:val="28"/>
-          <w:szCs w:val="28"/>
-        </w:rPr>
-      </w:pPr>
-      <w:r>
-        <w:rPr>
-          <w:rFonts w:ascii="Courier New" w:hAnsi="Courier New" w:cs="Courier New"/>
-          <w:sz w:val="28"/>
-          <w:szCs w:val="28"/>
-        </w:rPr>
-        <w:lastRenderedPageBreak/>
+          <w:szCs w:val="28"/>
+        </w:rPr>
+      </w:pPr>
+      <w:r>
+        <w:rPr>
+          <w:rFonts w:ascii="Courier New" w:hAnsi="Courier New" w:cs="Courier New"/>
+          <w:szCs w:val="28"/>
+        </w:rPr>
         <w:t xml:space="preserve">    </w:t>
       </w:r>
       <w:proofErr w:type="spellStart"/>
       <w:r>
         <w:rPr>
           <w:rFonts w:ascii="Courier New" w:hAnsi="Courier New" w:cs="Courier New"/>
-          <w:sz w:val="28"/>
           <w:szCs w:val="28"/>
         </w:rPr>
         <w:t>Заказы.Скидка</w:t>
@@ -6607,7 +6171,6 @@
       <w:r>
         <w:rPr>
           <w:rFonts w:ascii="Courier New" w:hAnsi="Courier New" w:cs="Courier New"/>
-          <w:sz w:val="28"/>
           <w:szCs w:val="28"/>
         </w:rPr>
         <w:t>,</w:t>
@@ -6616,18 +6179,16 @@
     <w:p>
       <w:pPr>
         <w:pStyle w:val="a7"/>
-        <w:spacing w:after="0" w:line="240" w:lineRule="auto"/>
+        <w:spacing w:line="240" w:lineRule="auto"/>
         <w:ind w:left="1134" w:firstLine="1"/>
         <w:rPr>
           <w:rFonts w:ascii="Courier New" w:hAnsi="Courier New" w:cs="Courier New"/>
-          <w:sz w:val="28"/>
-          <w:szCs w:val="28"/>
-        </w:rPr>
-      </w:pPr>
-      <w:r>
-        <w:rPr>
-          <w:rFonts w:ascii="Courier New" w:hAnsi="Courier New" w:cs="Courier New"/>
-          <w:sz w:val="28"/>
+          <w:szCs w:val="28"/>
+        </w:rPr>
+      </w:pPr>
+      <w:r>
+        <w:rPr>
+          <w:rFonts w:ascii="Courier New" w:hAnsi="Courier New" w:cs="Courier New"/>
           <w:szCs w:val="28"/>
         </w:rPr>
         <w:t xml:space="preserve">    </w:t>
@@ -6636,7 +6197,6 @@
       <w:r>
         <w:rPr>
           <w:rFonts w:ascii="Courier New" w:hAnsi="Courier New" w:cs="Courier New"/>
-          <w:sz w:val="28"/>
           <w:szCs w:val="28"/>
         </w:rPr>
         <w:t>Заказы.Дата_заказа</w:t>
@@ -6646,18 +6206,16 @@
     <w:p>
       <w:pPr>
         <w:pStyle w:val="a7"/>
-        <w:spacing w:after="0" w:line="240" w:lineRule="auto"/>
+        <w:spacing w:line="240" w:lineRule="auto"/>
         <w:ind w:left="1134" w:firstLine="1"/>
         <w:rPr>
           <w:rFonts w:ascii="Courier New" w:hAnsi="Courier New" w:cs="Courier New"/>
-          <w:sz w:val="28"/>
-          <w:szCs w:val="28"/>
-        </w:rPr>
-      </w:pPr>
-      <w:r>
-        <w:rPr>
-          <w:rFonts w:ascii="Courier New" w:hAnsi="Courier New" w:cs="Courier New"/>
-          <w:sz w:val="28"/>
+          <w:szCs w:val="28"/>
+        </w:rPr>
+      </w:pPr>
+      <w:r>
+        <w:rPr>
+          <w:rFonts w:ascii="Courier New" w:hAnsi="Courier New" w:cs="Courier New"/>
           <w:szCs w:val="28"/>
         </w:rPr>
         <w:t>FROM Заказы</w:t>
@@ -6666,18 +6224,16 @@
     <w:p>
       <w:pPr>
         <w:pStyle w:val="a7"/>
-        <w:spacing w:after="0" w:line="240" w:lineRule="auto"/>
+        <w:spacing w:line="240" w:lineRule="auto"/>
         <w:ind w:left="1134" w:firstLine="1"/>
         <w:rPr>
           <w:rFonts w:ascii="Courier New" w:hAnsi="Courier New" w:cs="Courier New"/>
-          <w:sz w:val="28"/>
-          <w:szCs w:val="28"/>
-        </w:rPr>
-      </w:pPr>
-      <w:r>
-        <w:rPr>
-          <w:rFonts w:ascii="Courier New" w:hAnsi="Courier New" w:cs="Courier New"/>
-          <w:sz w:val="28"/>
+          <w:szCs w:val="28"/>
+        </w:rPr>
+      </w:pPr>
+      <w:r>
+        <w:rPr>
+          <w:rFonts w:ascii="Courier New" w:hAnsi="Courier New" w:cs="Courier New"/>
           <w:szCs w:val="28"/>
         </w:rPr>
         <w:t xml:space="preserve">JOIN Клиенты </w:t>
@@ -6686,18 +6242,16 @@
     <w:p>
       <w:pPr>
         <w:pStyle w:val="a7"/>
-        <w:spacing w:after="0" w:line="240" w:lineRule="auto"/>
+        <w:spacing w:line="240" w:lineRule="auto"/>
         <w:ind w:left="1134" w:firstLine="1"/>
         <w:rPr>
           <w:rFonts w:ascii="Courier New" w:hAnsi="Courier New" w:cs="Courier New"/>
-          <w:sz w:val="28"/>
-          <w:szCs w:val="28"/>
-        </w:rPr>
-      </w:pPr>
-      <w:r>
-        <w:rPr>
-          <w:rFonts w:ascii="Courier New" w:hAnsi="Courier New" w:cs="Courier New"/>
-          <w:sz w:val="28"/>
+          <w:szCs w:val="28"/>
+        </w:rPr>
+      </w:pPr>
+      <w:r>
+        <w:rPr>
+          <w:rFonts w:ascii="Courier New" w:hAnsi="Courier New" w:cs="Courier New"/>
           <w:szCs w:val="28"/>
         </w:rPr>
         <w:t xml:space="preserve">    ON </w:t>
@@ -6706,7 +6260,6 @@
       <w:r>
         <w:rPr>
           <w:rFonts w:ascii="Courier New" w:hAnsi="Courier New" w:cs="Courier New"/>
-          <w:sz w:val="28"/>
           <w:szCs w:val="28"/>
         </w:rPr>
         <w:t>Заказы.Клиенты_Код_клиента</w:t>
@@ -6715,7 +6268,6 @@
       <w:r>
         <w:rPr>
           <w:rFonts w:ascii="Courier New" w:hAnsi="Courier New" w:cs="Courier New"/>
-          <w:sz w:val="28"/>
           <w:szCs w:val="28"/>
         </w:rPr>
         <w:t xml:space="preserve"> = </w:t>
@@ -6724,7 +6276,6 @@
       <w:r>
         <w:rPr>
           <w:rFonts w:ascii="Courier New" w:hAnsi="Courier New" w:cs="Courier New"/>
-          <w:sz w:val="28"/>
           <w:szCs w:val="28"/>
         </w:rPr>
         <w:t>Клиенты.Код_клиента</w:t>
@@ -6734,18 +6285,16 @@
     <w:p>
       <w:pPr>
         <w:pStyle w:val="a7"/>
-        <w:spacing w:after="0" w:line="240" w:lineRule="auto"/>
+        <w:spacing w:line="240" w:lineRule="auto"/>
         <w:ind w:left="1134" w:firstLine="1"/>
         <w:rPr>
           <w:rFonts w:ascii="Courier New" w:hAnsi="Courier New" w:cs="Courier New"/>
-          <w:sz w:val="28"/>
-          <w:szCs w:val="28"/>
-        </w:rPr>
-      </w:pPr>
-      <w:r>
-        <w:rPr>
-          <w:rFonts w:ascii="Courier New" w:hAnsi="Courier New" w:cs="Courier New"/>
-          <w:sz w:val="28"/>
+          <w:szCs w:val="28"/>
+        </w:rPr>
+      </w:pPr>
+      <w:r>
+        <w:rPr>
+          <w:rFonts w:ascii="Courier New" w:hAnsi="Courier New" w:cs="Courier New"/>
           <w:szCs w:val="28"/>
         </w:rPr>
         <w:t xml:space="preserve">WHERE </w:t>
@@ -6754,18 +6303,16 @@
     <w:p>
       <w:pPr>
         <w:pStyle w:val="a7"/>
-        <w:spacing w:after="0" w:line="240" w:lineRule="auto"/>
+        <w:spacing w:line="240" w:lineRule="auto"/>
         <w:ind w:left="1134" w:firstLine="1"/>
         <w:rPr>
           <w:rFonts w:ascii="Courier New" w:hAnsi="Courier New" w:cs="Courier New"/>
-          <w:sz w:val="28"/>
-          <w:szCs w:val="28"/>
-        </w:rPr>
-      </w:pPr>
-      <w:r>
-        <w:rPr>
-          <w:rFonts w:ascii="Courier New" w:hAnsi="Courier New" w:cs="Courier New"/>
-          <w:sz w:val="28"/>
+          <w:szCs w:val="28"/>
+        </w:rPr>
+      </w:pPr>
+      <w:r>
+        <w:rPr>
+          <w:rFonts w:ascii="Courier New" w:hAnsi="Courier New" w:cs="Courier New"/>
           <w:szCs w:val="28"/>
         </w:rPr>
         <w:t xml:space="preserve">    </w:t>
@@ -6774,7 +6321,6 @@
       <w:r>
         <w:rPr>
           <w:rFonts w:ascii="Courier New" w:hAnsi="Courier New" w:cs="Courier New"/>
-          <w:sz w:val="28"/>
           <w:szCs w:val="28"/>
         </w:rPr>
         <w:t>Клиенты.Фамилия</w:t>
@@ -6783,7 +6329,6 @@
       <w:r>
         <w:rPr>
           <w:rFonts w:ascii="Courier New" w:hAnsi="Courier New" w:cs="Courier New"/>
-          <w:sz w:val="28"/>
           <w:szCs w:val="28"/>
         </w:rPr>
         <w:t xml:space="preserve"> LIKE 'П%'</w:t>
@@ -6792,18 +6337,16 @@
     <w:p>
       <w:pPr>
         <w:pStyle w:val="a7"/>
-        <w:spacing w:after="0" w:line="240" w:lineRule="auto"/>
+        <w:spacing w:line="240" w:lineRule="auto"/>
         <w:ind w:left="1134" w:firstLine="1"/>
         <w:rPr>
           <w:rFonts w:ascii="Courier New" w:hAnsi="Courier New" w:cs="Courier New"/>
-          <w:sz w:val="28"/>
-          <w:szCs w:val="28"/>
-        </w:rPr>
-      </w:pPr>
-      <w:r>
-        <w:rPr>
-          <w:rFonts w:ascii="Courier New" w:hAnsi="Courier New" w:cs="Courier New"/>
-          <w:sz w:val="28"/>
+          <w:szCs w:val="28"/>
+        </w:rPr>
+      </w:pPr>
+      <w:r>
+        <w:rPr>
+          <w:rFonts w:ascii="Courier New" w:hAnsi="Courier New" w:cs="Courier New"/>
           <w:szCs w:val="28"/>
         </w:rPr>
         <w:t xml:space="preserve">    OR </w:t>
@@ -6812,7 +6355,6 @@
       <w:r>
         <w:rPr>
           <w:rFonts w:ascii="Courier New" w:hAnsi="Courier New" w:cs="Courier New"/>
-          <w:sz w:val="28"/>
           <w:szCs w:val="28"/>
         </w:rPr>
         <w:t>Клиенты.Фамилия</w:t>
@@ -6821,7 +6363,6 @@
       <w:r>
         <w:rPr>
           <w:rFonts w:ascii="Courier New" w:hAnsi="Courier New" w:cs="Courier New"/>
-          <w:sz w:val="28"/>
           <w:szCs w:val="28"/>
         </w:rPr>
         <w:t xml:space="preserve"> LIKE 'К%';</w:t>
@@ -6830,23 +6371,22 @@
     <w:p>
       <w:pPr>
         <w:pStyle w:val="a7"/>
-        <w:spacing w:after="0" w:line="240" w:lineRule="auto"/>
+        <w:spacing w:line="240" w:lineRule="auto"/>
         <w:ind w:left="708" w:firstLine="1"/>
         <w:rPr>
           <w:rFonts w:ascii="Courier New" w:hAnsi="Courier New" w:cs="Courier New"/>
-          <w:sz w:val="28"/>
-          <w:szCs w:val="28"/>
-        </w:rPr>
-      </w:pPr>
-    </w:p>
-    <w:p>
-      <w:pPr>
-        <w:pStyle w:val="a7"/>
-        <w:spacing w:after="0" w:line="240" w:lineRule="auto"/>
-        <w:ind w:left="0"/>
+          <w:szCs w:val="28"/>
+        </w:rPr>
+      </w:pPr>
+    </w:p>
+    <w:p>
+      <w:pPr>
+        <w:pStyle w:val="a7"/>
+        <w:spacing w:line="240" w:lineRule="auto"/>
+        <w:ind w:left="0" w:firstLine="0"/>
         <w:jc w:val="center"/>
         <w:rPr>
-          <w:rFonts w:ascii="Times New Roman" w:hAnsi="Times New Roman" w:cs="Times New Roman"/>
+          <w:rFonts w:cs="Times New Roman"/>
           <w:lang w:val="en-US"/>
         </w:rPr>
       </w:pPr>
@@ -6870,7 +6410,7 @@
                     <pic:cNvPicPr/>
                   </pic:nvPicPr>
                   <pic:blipFill>
-                    <a:blip r:embed="rId13"/>
+                    <a:blip r:embed="rId14"/>
                     <a:stretch>
                       <a:fillRect/>
                     </a:stretch>
@@ -6899,11 +6439,11 @@
     <w:p>
       <w:pPr>
         <w:pStyle w:val="a7"/>
-        <w:spacing w:after="0" w:line="240" w:lineRule="auto"/>
+        <w:spacing w:line="240" w:lineRule="auto"/>
         <w:ind w:left="0"/>
         <w:jc w:val="center"/>
         <w:rPr>
-          <w:rFonts w:ascii="Times New Roman" w:hAnsi="Times New Roman" w:cs="Times New Roman"/>
+          <w:rFonts w:cs="Times New Roman"/>
           <w:lang w:val="en-US"/>
         </w:rPr>
       </w:pPr>
@@ -6911,19 +6451,1782 @@
     <w:p>
       <w:pPr>
         <w:pStyle w:val="a7"/>
-        <w:spacing w:after="0" w:line="240" w:lineRule="auto"/>
-        <w:ind w:left="0"/>
+        <w:spacing w:line="240" w:lineRule="auto"/>
+        <w:ind w:left="0" w:firstLine="0"/>
         <w:jc w:val="center"/>
         <w:rPr>
-          <w:rFonts w:ascii="Times New Roman" w:hAnsi="Times New Roman" w:cs="Times New Roman"/>
-        </w:rPr>
-      </w:pPr>
-      <w:r>
-        <w:rPr>
-          <w:rFonts w:ascii="Times New Roman" w:hAnsi="Times New Roman" w:cs="Times New Roman"/>
+          <w:rFonts w:cs="Times New Roman"/>
+          <w:sz w:val="24"/>
+          <w:szCs w:val="22"/>
+        </w:rPr>
+      </w:pPr>
+      <w:r>
+        <w:rPr>
+          <w:rFonts w:cs="Times New Roman"/>
+          <w:sz w:val="24"/>
+          <w:szCs w:val="22"/>
         </w:rPr>
         <w:t>Рисунок 10. Результат второго запроса</w:t>
       </w:r>
+    </w:p>
+    <w:p>
+      <w:pPr>
+        <w:pStyle w:val="a7"/>
+        <w:ind w:left="0" w:firstLine="0"/>
+        <w:jc w:val="center"/>
+        <w:rPr>
+          <w:rFonts w:cs="Times New Roman"/>
+          <w:szCs w:val="28"/>
+        </w:rPr>
+      </w:pPr>
+    </w:p>
+    <w:p>
+      <w:pPr>
+        <w:pStyle w:val="a7"/>
+        <w:numPr>
+          <w:ilvl w:val="0"/>
+          <w:numId w:val="1"/>
+        </w:numPr>
+      </w:pPr>
+      <w:r>
+        <w:t>Все клиенты из Москвы (см. рис. 11).</w:t>
+      </w:r>
+    </w:p>
+    <w:p>
+      <w:pPr>
+        <w:pStyle w:val="a7"/>
+        <w:spacing w:line="240" w:lineRule="auto"/>
+        <w:ind w:left="1069" w:firstLine="0"/>
+      </w:pPr>
+    </w:p>
+    <w:p>
+      <w:pPr>
+        <w:pStyle w:val="a7"/>
+        <w:spacing w:line="240" w:lineRule="auto"/>
+        <w:ind w:left="1069" w:firstLine="0"/>
+        <w:rPr>
+          <w:rFonts w:ascii="Courier New" w:hAnsi="Courier New" w:cs="Courier New"/>
+          <w:sz w:val="24"/>
+          <w:szCs w:val="22"/>
+        </w:rPr>
+      </w:pPr>
+      <w:r>
+        <w:rPr>
+          <w:rFonts w:ascii="Courier New" w:hAnsi="Courier New" w:cs="Courier New"/>
+          <w:sz w:val="24"/>
+          <w:szCs w:val="22"/>
+        </w:rPr>
+        <w:t>SELECT * FROM Клиенты WHERE Город = 'Москва';</w:t>
+      </w:r>
+    </w:p>
+    <w:p>
+      <w:pPr>
+        <w:pStyle w:val="a7"/>
+        <w:spacing w:line="240" w:lineRule="auto"/>
+        <w:ind w:left="0" w:firstLine="0"/>
+        <w:jc w:val="center"/>
+      </w:pPr>
+    </w:p>
+    <w:p>
+      <w:pPr>
+        <w:pStyle w:val="a7"/>
+        <w:spacing w:line="240" w:lineRule="auto"/>
+        <w:ind w:left="0" w:firstLine="0"/>
+        <w:jc w:val="center"/>
+      </w:pPr>
+      <w:r>
+        <w:rPr>
+          <w:noProof/>
+        </w:rPr>
+        <w:drawing>
+          <wp:inline distT="0" distB="0" distL="0" distR="0" wp14:anchorId="29339D2E" wp14:editId="2167F772">
+            <wp:extent cx="5368290" cy="373571"/>
+            <wp:effectExtent l="19050" t="19050" r="22860" b="26670"/>
+            <wp:docPr id="7" name="Рисунок 7"/>
+            <wp:cNvGraphicFramePr>
+              <a:graphicFrameLocks xmlns:a="http://schemas.openxmlformats.org/drawingml/2006/main" noChangeAspect="1"/>
+            </wp:cNvGraphicFramePr>
+            <a:graphic xmlns:a="http://schemas.openxmlformats.org/drawingml/2006/main">
+              <a:graphicData uri="http://schemas.openxmlformats.org/drawingml/2006/picture">
+                <pic:pic xmlns:pic="http://schemas.openxmlformats.org/drawingml/2006/picture">
+                  <pic:nvPicPr>
+                    <pic:cNvPr id="1" name=""/>
+                    <pic:cNvPicPr/>
+                  </pic:nvPicPr>
+                  <pic:blipFill>
+                    <a:blip r:embed="rId15"/>
+                    <a:stretch>
+                      <a:fillRect/>
+                    </a:stretch>
+                  </pic:blipFill>
+                  <pic:spPr>
+                    <a:xfrm>
+                      <a:off x="0" y="0"/>
+                      <a:ext cx="5512022" cy="383573"/>
+                    </a:xfrm>
+                    <a:prstGeom prst="rect">
+                      <a:avLst/>
+                    </a:prstGeom>
+                    <a:ln>
+                      <a:solidFill>
+                        <a:schemeClr val="tx1"/>
+                      </a:solidFill>
+                    </a:ln>
+                  </pic:spPr>
+                </pic:pic>
+              </a:graphicData>
+            </a:graphic>
+          </wp:inline>
+        </w:drawing>
+      </w:r>
+    </w:p>
+    <w:p>
+      <w:pPr>
+        <w:pStyle w:val="a7"/>
+        <w:spacing w:line="240" w:lineRule="auto"/>
+        <w:ind w:left="0" w:firstLine="0"/>
+        <w:jc w:val="center"/>
+        <w:rPr>
+          <w:sz w:val="24"/>
+          <w:szCs w:val="22"/>
+        </w:rPr>
+      </w:pPr>
+    </w:p>
+    <w:p>
+      <w:pPr>
+        <w:pStyle w:val="a7"/>
+        <w:spacing w:line="240" w:lineRule="auto"/>
+        <w:ind w:left="0" w:firstLine="0"/>
+        <w:jc w:val="center"/>
+        <w:rPr>
+          <w:sz w:val="24"/>
+          <w:szCs w:val="22"/>
+        </w:rPr>
+      </w:pPr>
+      <w:r>
+        <w:rPr>
+          <w:sz w:val="24"/>
+          <w:szCs w:val="22"/>
+        </w:rPr>
+        <w:t>Рисунок 11. Результат третьего запроса</w:t>
+      </w:r>
+    </w:p>
+    <w:p>
+      <w:pPr>
+        <w:pStyle w:val="a7"/>
+        <w:spacing w:line="240" w:lineRule="auto"/>
+        <w:ind w:left="0" w:firstLine="0"/>
+        <w:jc w:val="center"/>
+      </w:pPr>
+    </w:p>
+    <w:p>
+      <w:pPr>
+        <w:pStyle w:val="a7"/>
+        <w:spacing w:line="240" w:lineRule="auto"/>
+        <w:ind w:left="0" w:firstLine="0"/>
+        <w:jc w:val="center"/>
+      </w:pPr>
+    </w:p>
+    <w:p>
+      <w:pPr>
+        <w:pStyle w:val="a7"/>
+        <w:numPr>
+          <w:ilvl w:val="0"/>
+          <w:numId w:val="1"/>
+        </w:numPr>
+      </w:pPr>
+      <w:r>
+        <w:rPr>
+          <w:szCs w:val="32"/>
+        </w:rPr>
+        <w:t xml:space="preserve">Список всех авиабилетов стоимостью более </w:t>
+      </w:r>
+      <w:r>
+        <w:rPr>
+          <w:szCs w:val="32"/>
+        </w:rPr>
+        <w:t>1</w:t>
+      </w:r>
+      <w:r>
+        <w:rPr>
+          <w:szCs w:val="32"/>
+        </w:rPr>
+        <w:t>0000 рублей</w:t>
+      </w:r>
+      <w:r>
+        <w:rPr>
+          <w:szCs w:val="32"/>
+        </w:rPr>
+        <w:t xml:space="preserve"> (см. рис. 12).</w:t>
+      </w:r>
+    </w:p>
+    <w:p>
+      <w:pPr>
+        <w:pStyle w:val="a7"/>
+        <w:ind w:left="1069" w:firstLine="0"/>
+        <w:rPr>
+          <w:szCs w:val="32"/>
+        </w:rPr>
+      </w:pPr>
+    </w:p>
+    <w:p>
+      <w:pPr>
+        <w:pStyle w:val="a7"/>
+        <w:ind w:left="1069" w:firstLine="0"/>
+        <w:rPr>
+          <w:rFonts w:ascii="Courier New" w:hAnsi="Courier New" w:cs="Courier New"/>
+          <w:sz w:val="24"/>
+          <w:szCs w:val="22"/>
+          <w:lang w:val="en-US"/>
+        </w:rPr>
+      </w:pPr>
+      <w:r>
+        <w:rPr>
+          <w:rFonts w:ascii="Courier New" w:hAnsi="Courier New" w:cs="Courier New"/>
+          <w:sz w:val="24"/>
+          <w:szCs w:val="22"/>
+          <w:lang w:val="en-US"/>
+        </w:rPr>
+        <w:t xml:space="preserve">SELECT * FROM </w:t>
+      </w:r>
+      <w:proofErr w:type="spellStart"/>
+      <w:r>
+        <w:rPr>
+          <w:rFonts w:ascii="Courier New" w:hAnsi="Courier New" w:cs="Courier New"/>
+          <w:sz w:val="24"/>
+          <w:szCs w:val="22"/>
+          <w:lang w:val="en-US"/>
+        </w:rPr>
+        <w:t>Авиабилеты</w:t>
+      </w:r>
+      <w:proofErr w:type="spellEnd"/>
+      <w:r>
+        <w:rPr>
+          <w:rFonts w:ascii="Courier New" w:hAnsi="Courier New" w:cs="Courier New"/>
+          <w:sz w:val="24"/>
+          <w:szCs w:val="22"/>
+          <w:lang w:val="en-US"/>
+        </w:rPr>
+        <w:t xml:space="preserve"> WHERE </w:t>
+      </w:r>
+      <w:proofErr w:type="spellStart"/>
+      <w:r>
+        <w:rPr>
+          <w:rFonts w:ascii="Courier New" w:hAnsi="Courier New" w:cs="Courier New"/>
+          <w:sz w:val="24"/>
+          <w:szCs w:val="22"/>
+          <w:lang w:val="en-US"/>
+        </w:rPr>
+        <w:t>Цена</w:t>
+      </w:r>
+      <w:proofErr w:type="spellEnd"/>
+      <w:r>
+        <w:rPr>
+          <w:rFonts w:ascii="Courier New" w:hAnsi="Courier New" w:cs="Courier New"/>
+          <w:sz w:val="24"/>
+          <w:szCs w:val="22"/>
+          <w:lang w:val="en-US"/>
+        </w:rPr>
+        <w:t xml:space="preserve"> &gt; 10000;</w:t>
+      </w:r>
+    </w:p>
+    <w:p>
+      <w:pPr>
+        <w:pStyle w:val="a7"/>
+        <w:ind w:left="1069" w:firstLine="0"/>
+        <w:rPr>
+          <w:rFonts w:ascii="Courier New" w:hAnsi="Courier New" w:cs="Courier New"/>
+          <w:sz w:val="24"/>
+          <w:szCs w:val="22"/>
+          <w:lang w:val="en-US"/>
+        </w:rPr>
+      </w:pPr>
+    </w:p>
+    <w:p>
+      <w:pPr>
+        <w:pStyle w:val="a7"/>
+        <w:ind w:left="0" w:firstLine="0"/>
+        <w:jc w:val="center"/>
+        <w:rPr>
+          <w:rFonts w:ascii="Courier New" w:hAnsi="Courier New" w:cs="Courier New"/>
+          <w:sz w:val="24"/>
+          <w:szCs w:val="22"/>
+          <w:lang w:val="en-US"/>
+        </w:rPr>
+      </w:pPr>
+      <w:r>
+        <w:rPr>
+          <w:noProof/>
+        </w:rPr>
+        <w:lastRenderedPageBreak/>
+        <w:drawing>
+          <wp:inline distT="0" distB="0" distL="0" distR="0" wp14:anchorId="0273E21D" wp14:editId="196D366C">
+            <wp:extent cx="5940425" cy="920750"/>
+            <wp:effectExtent l="19050" t="19050" r="22225" b="12700"/>
+            <wp:docPr id="11" name="Рисунок 11"/>
+            <wp:cNvGraphicFramePr>
+              <a:graphicFrameLocks xmlns:a="http://schemas.openxmlformats.org/drawingml/2006/main" noChangeAspect="1"/>
+            </wp:cNvGraphicFramePr>
+            <a:graphic xmlns:a="http://schemas.openxmlformats.org/drawingml/2006/main">
+              <a:graphicData uri="http://schemas.openxmlformats.org/drawingml/2006/picture">
+                <pic:pic xmlns:pic="http://schemas.openxmlformats.org/drawingml/2006/picture">
+                  <pic:nvPicPr>
+                    <pic:cNvPr id="1" name=""/>
+                    <pic:cNvPicPr/>
+                  </pic:nvPicPr>
+                  <pic:blipFill>
+                    <a:blip r:embed="rId16"/>
+                    <a:stretch>
+                      <a:fillRect/>
+                    </a:stretch>
+                  </pic:blipFill>
+                  <pic:spPr>
+                    <a:xfrm>
+                      <a:off x="0" y="0"/>
+                      <a:ext cx="5940425" cy="920750"/>
+                    </a:xfrm>
+                    <a:prstGeom prst="rect">
+                      <a:avLst/>
+                    </a:prstGeom>
+                    <a:ln>
+                      <a:solidFill>
+                        <a:schemeClr val="tx1"/>
+                      </a:solidFill>
+                    </a:ln>
+                  </pic:spPr>
+                </pic:pic>
+              </a:graphicData>
+            </a:graphic>
+          </wp:inline>
+        </w:drawing>
+      </w:r>
+    </w:p>
+    <w:p>
+      <w:pPr>
+        <w:pStyle w:val="a7"/>
+        <w:spacing w:line="240" w:lineRule="auto"/>
+        <w:ind w:left="0" w:firstLine="0"/>
+        <w:jc w:val="center"/>
+        <w:rPr>
+          <w:rFonts w:ascii="Courier New" w:hAnsi="Courier New" w:cs="Courier New"/>
+          <w:sz w:val="24"/>
+          <w:szCs w:val="22"/>
+          <w:lang w:val="en-US"/>
+        </w:rPr>
+      </w:pPr>
+    </w:p>
+    <w:p>
+      <w:pPr>
+        <w:pStyle w:val="a7"/>
+        <w:spacing w:line="240" w:lineRule="auto"/>
+        <w:ind w:left="0" w:firstLine="0"/>
+        <w:jc w:val="center"/>
+        <w:rPr>
+          <w:rFonts w:cs="Times New Roman"/>
+          <w:sz w:val="24"/>
+          <w:szCs w:val="22"/>
+        </w:rPr>
+      </w:pPr>
+      <w:r>
+        <w:rPr>
+          <w:rFonts w:cs="Times New Roman"/>
+          <w:sz w:val="24"/>
+          <w:szCs w:val="22"/>
+        </w:rPr>
+        <w:t>Рисунок 1</w:t>
+      </w:r>
+      <w:r>
+        <w:rPr>
+          <w:rFonts w:cs="Times New Roman"/>
+          <w:sz w:val="24"/>
+          <w:szCs w:val="22"/>
+        </w:rPr>
+        <w:t xml:space="preserve">2. </w:t>
+      </w:r>
+      <w:r>
+        <w:rPr>
+          <w:rFonts w:cs="Times New Roman"/>
+          <w:sz w:val="24"/>
+          <w:szCs w:val="22"/>
+        </w:rPr>
+        <w:t>Результат четвертого запроса</w:t>
+      </w:r>
+    </w:p>
+    <w:p>
+      <w:pPr>
+        <w:pStyle w:val="a7"/>
+        <w:spacing w:line="240" w:lineRule="auto"/>
+        <w:ind w:left="0" w:firstLine="0"/>
+        <w:jc w:val="center"/>
+        <w:rPr>
+          <w:rFonts w:cs="Times New Roman"/>
+          <w:sz w:val="24"/>
+          <w:szCs w:val="22"/>
+        </w:rPr>
+      </w:pPr>
+    </w:p>
+    <w:p>
+      <w:pPr>
+        <w:pStyle w:val="a7"/>
+        <w:numPr>
+          <w:ilvl w:val="0"/>
+          <w:numId w:val="1"/>
+        </w:numPr>
+      </w:pPr>
+      <w:r>
+        <w:rPr>
+          <w:szCs w:val="32"/>
+        </w:rPr>
+        <w:t>Заказы с количеством билетов 2</w:t>
+      </w:r>
+      <w:r>
+        <w:rPr>
+          <w:szCs w:val="32"/>
+        </w:rPr>
+        <w:t xml:space="preserve"> (см. рис. 13).</w:t>
+      </w:r>
+    </w:p>
+    <w:p>
+      <w:pPr>
+        <w:pStyle w:val="a7"/>
+        <w:ind w:left="1069" w:firstLine="0"/>
+        <w:rPr>
+          <w:szCs w:val="32"/>
+        </w:rPr>
+      </w:pPr>
+    </w:p>
+    <w:p>
+      <w:pPr>
+        <w:pStyle w:val="a7"/>
+        <w:ind w:left="1069" w:firstLine="0"/>
+        <w:rPr>
+          <w:rFonts w:ascii="Courier New" w:hAnsi="Courier New" w:cs="Courier New"/>
+          <w:sz w:val="24"/>
+          <w:szCs w:val="22"/>
+        </w:rPr>
+      </w:pPr>
+      <w:r>
+        <w:rPr>
+          <w:rFonts w:ascii="Courier New" w:hAnsi="Courier New" w:cs="Courier New"/>
+          <w:sz w:val="24"/>
+          <w:szCs w:val="22"/>
+        </w:rPr>
+        <w:t>SELECT * FROM Заказы WHERE Количество = 2;</w:t>
+      </w:r>
+    </w:p>
+    <w:p>
+      <w:pPr>
+        <w:pStyle w:val="a7"/>
+        <w:ind w:left="1069" w:firstLine="0"/>
+        <w:rPr>
+          <w:rFonts w:ascii="Courier New" w:hAnsi="Courier New" w:cs="Courier New"/>
+          <w:sz w:val="24"/>
+          <w:szCs w:val="22"/>
+        </w:rPr>
+      </w:pPr>
+    </w:p>
+    <w:p>
+      <w:pPr>
+        <w:pStyle w:val="a7"/>
+        <w:ind w:left="0" w:firstLine="0"/>
+        <w:jc w:val="center"/>
+        <w:rPr>
+          <w:rFonts w:ascii="Courier New" w:hAnsi="Courier New" w:cs="Courier New"/>
+          <w:sz w:val="24"/>
+          <w:szCs w:val="22"/>
+        </w:rPr>
+      </w:pPr>
+      <w:r>
+        <w:rPr>
+          <w:noProof/>
+        </w:rPr>
+        <w:drawing>
+          <wp:inline distT="0" distB="0" distL="0" distR="0" wp14:anchorId="1241345F" wp14:editId="650E1077">
+            <wp:extent cx="5940425" cy="897255"/>
+            <wp:effectExtent l="19050" t="19050" r="22225" b="17145"/>
+            <wp:docPr id="12" name="Рисунок 12"/>
+            <wp:cNvGraphicFramePr>
+              <a:graphicFrameLocks xmlns:a="http://schemas.openxmlformats.org/drawingml/2006/main" noChangeAspect="1"/>
+            </wp:cNvGraphicFramePr>
+            <a:graphic xmlns:a="http://schemas.openxmlformats.org/drawingml/2006/main">
+              <a:graphicData uri="http://schemas.openxmlformats.org/drawingml/2006/picture">
+                <pic:pic xmlns:pic="http://schemas.openxmlformats.org/drawingml/2006/picture">
+                  <pic:nvPicPr>
+                    <pic:cNvPr id="1" name=""/>
+                    <pic:cNvPicPr/>
+                  </pic:nvPicPr>
+                  <pic:blipFill>
+                    <a:blip r:embed="rId17"/>
+                    <a:stretch>
+                      <a:fillRect/>
+                    </a:stretch>
+                  </pic:blipFill>
+                  <pic:spPr>
+                    <a:xfrm>
+                      <a:off x="0" y="0"/>
+                      <a:ext cx="5940425" cy="897255"/>
+                    </a:xfrm>
+                    <a:prstGeom prst="rect">
+                      <a:avLst/>
+                    </a:prstGeom>
+                    <a:ln>
+                      <a:solidFill>
+                        <a:schemeClr val="tx1"/>
+                      </a:solidFill>
+                    </a:ln>
+                  </pic:spPr>
+                </pic:pic>
+              </a:graphicData>
+            </a:graphic>
+          </wp:inline>
+        </w:drawing>
+      </w:r>
+    </w:p>
+    <w:p>
+      <w:pPr>
+        <w:pStyle w:val="a7"/>
+        <w:spacing w:line="240" w:lineRule="auto"/>
+        <w:ind w:left="0" w:firstLine="0"/>
+        <w:jc w:val="center"/>
+        <w:rPr>
+          <w:rFonts w:ascii="Courier New" w:hAnsi="Courier New" w:cs="Courier New"/>
+          <w:sz w:val="24"/>
+          <w:szCs w:val="22"/>
+        </w:rPr>
+      </w:pPr>
+    </w:p>
+    <w:p>
+      <w:pPr>
+        <w:pStyle w:val="a7"/>
+        <w:spacing w:line="240" w:lineRule="auto"/>
+        <w:ind w:left="0" w:firstLine="0"/>
+        <w:jc w:val="center"/>
+        <w:rPr>
+          <w:rFonts w:cs="Times New Roman"/>
+          <w:sz w:val="24"/>
+          <w:szCs w:val="22"/>
+        </w:rPr>
+      </w:pPr>
+      <w:r>
+        <w:rPr>
+          <w:rFonts w:cs="Times New Roman"/>
+          <w:sz w:val="24"/>
+          <w:szCs w:val="22"/>
+        </w:rPr>
+        <w:t>Рисунок 13. Результат пятого запроса</w:t>
+      </w:r>
+    </w:p>
+    <w:p>
+      <w:pPr>
+        <w:pStyle w:val="a7"/>
+        <w:spacing w:line="240" w:lineRule="auto"/>
+        <w:ind w:left="0" w:firstLine="0"/>
+        <w:jc w:val="center"/>
+        <w:rPr>
+          <w:rFonts w:cs="Times New Roman"/>
+        </w:rPr>
+      </w:pPr>
+    </w:p>
+    <w:p>
+      <w:pPr>
+        <w:pStyle w:val="a7"/>
+        <w:spacing w:line="240" w:lineRule="auto"/>
+        <w:ind w:left="0" w:firstLine="0"/>
+        <w:jc w:val="center"/>
+        <w:rPr>
+          <w:rFonts w:cs="Times New Roman"/>
+        </w:rPr>
+      </w:pPr>
+    </w:p>
+    <w:p>
+      <w:pPr>
+        <w:pStyle w:val="a7"/>
+        <w:numPr>
+          <w:ilvl w:val="0"/>
+          <w:numId w:val="1"/>
+        </w:numPr>
+      </w:pPr>
+      <w:r>
+        <w:rPr>
+          <w:szCs w:val="32"/>
+        </w:rPr>
+        <w:t>Заказы со скидкой (см. рис. 14).</w:t>
+      </w:r>
+    </w:p>
+    <w:p>
+      <w:pPr>
+        <w:pStyle w:val="a7"/>
+        <w:ind w:left="1069" w:firstLine="0"/>
+        <w:rPr>
+          <w:szCs w:val="32"/>
+        </w:rPr>
+      </w:pPr>
+    </w:p>
+    <w:p>
+      <w:pPr>
+        <w:pStyle w:val="a7"/>
+        <w:ind w:left="1069" w:firstLine="0"/>
+        <w:rPr>
+          <w:rFonts w:ascii="Courier New" w:hAnsi="Courier New" w:cs="Courier New"/>
+          <w:sz w:val="24"/>
+          <w:szCs w:val="22"/>
+          <w:lang w:val="en-US"/>
+        </w:rPr>
+      </w:pPr>
+      <w:r>
+        <w:rPr>
+          <w:rFonts w:ascii="Courier New" w:hAnsi="Courier New" w:cs="Courier New"/>
+          <w:sz w:val="24"/>
+          <w:szCs w:val="22"/>
+          <w:lang w:val="en-US"/>
+        </w:rPr>
+        <w:t xml:space="preserve">SELECT * FROM </w:t>
+      </w:r>
+      <w:proofErr w:type="spellStart"/>
+      <w:r>
+        <w:rPr>
+          <w:rFonts w:ascii="Courier New" w:hAnsi="Courier New" w:cs="Courier New"/>
+          <w:sz w:val="24"/>
+          <w:szCs w:val="22"/>
+          <w:lang w:val="en-US"/>
+        </w:rPr>
+        <w:t>Заказы</w:t>
+      </w:r>
+      <w:proofErr w:type="spellEnd"/>
+      <w:r>
+        <w:rPr>
+          <w:rFonts w:ascii="Courier New" w:hAnsi="Courier New" w:cs="Courier New"/>
+          <w:sz w:val="24"/>
+          <w:szCs w:val="22"/>
+          <w:lang w:val="en-US"/>
+        </w:rPr>
+        <w:t xml:space="preserve"> WHERE </w:t>
+      </w:r>
+      <w:proofErr w:type="spellStart"/>
+      <w:r>
+        <w:rPr>
+          <w:rFonts w:ascii="Courier New" w:hAnsi="Courier New" w:cs="Courier New"/>
+          <w:sz w:val="24"/>
+          <w:szCs w:val="22"/>
+          <w:lang w:val="en-US"/>
+        </w:rPr>
+        <w:t>Скидка</w:t>
+      </w:r>
+      <w:proofErr w:type="spellEnd"/>
+      <w:r>
+        <w:rPr>
+          <w:rFonts w:ascii="Courier New" w:hAnsi="Courier New" w:cs="Courier New"/>
+          <w:sz w:val="24"/>
+          <w:szCs w:val="22"/>
+          <w:lang w:val="en-US"/>
+        </w:rPr>
+        <w:t xml:space="preserve"> &gt; 0;</w:t>
+      </w:r>
+    </w:p>
+    <w:p>
+      <w:pPr>
+        <w:pStyle w:val="a7"/>
+        <w:ind w:left="1069" w:firstLine="0"/>
+        <w:rPr>
+          <w:rFonts w:ascii="Courier New" w:hAnsi="Courier New" w:cs="Courier New"/>
+          <w:sz w:val="24"/>
+          <w:szCs w:val="22"/>
+          <w:lang w:val="en-US"/>
+        </w:rPr>
+      </w:pPr>
+    </w:p>
+    <w:p>
+      <w:pPr>
+        <w:pStyle w:val="a7"/>
+        <w:spacing w:line="240" w:lineRule="auto"/>
+        <w:ind w:left="0" w:firstLine="0"/>
+        <w:jc w:val="center"/>
+        <w:rPr>
+          <w:rFonts w:cs="Times New Roman"/>
+          <w:sz w:val="24"/>
+          <w:szCs w:val="22"/>
+          <w:lang w:val="en-US"/>
+        </w:rPr>
+      </w:pPr>
+      <w:r>
+        <w:rPr>
+          <w:noProof/>
+        </w:rPr>
+        <w:drawing>
+          <wp:inline distT="0" distB="0" distL="0" distR="0" wp14:anchorId="64C06E1C" wp14:editId="43270A8C">
+            <wp:extent cx="5940425" cy="1951990"/>
+            <wp:effectExtent l="19050" t="19050" r="22225" b="10160"/>
+            <wp:docPr id="13" name="Рисунок 13"/>
+            <wp:cNvGraphicFramePr>
+              <a:graphicFrameLocks xmlns:a="http://schemas.openxmlformats.org/drawingml/2006/main" noChangeAspect="1"/>
+            </wp:cNvGraphicFramePr>
+            <a:graphic xmlns:a="http://schemas.openxmlformats.org/drawingml/2006/main">
+              <a:graphicData uri="http://schemas.openxmlformats.org/drawingml/2006/picture">
+                <pic:pic xmlns:pic="http://schemas.openxmlformats.org/drawingml/2006/picture">
+                  <pic:nvPicPr>
+                    <pic:cNvPr id="1" name=""/>
+                    <pic:cNvPicPr/>
+                  </pic:nvPicPr>
+                  <pic:blipFill>
+                    <a:blip r:embed="rId18"/>
+                    <a:stretch>
+                      <a:fillRect/>
+                    </a:stretch>
+                  </pic:blipFill>
+                  <pic:spPr>
+                    <a:xfrm>
+                      <a:off x="0" y="0"/>
+                      <a:ext cx="5940425" cy="1951990"/>
+                    </a:xfrm>
+                    <a:prstGeom prst="rect">
+                      <a:avLst/>
+                    </a:prstGeom>
+                    <a:ln>
+                      <a:solidFill>
+                        <a:schemeClr val="tx1"/>
+                      </a:solidFill>
+                    </a:ln>
+                  </pic:spPr>
+                </pic:pic>
+              </a:graphicData>
+            </a:graphic>
+          </wp:inline>
+        </w:drawing>
+      </w:r>
+    </w:p>
+    <w:p>
+      <w:pPr>
+        <w:pStyle w:val="a7"/>
+        <w:spacing w:line="240" w:lineRule="auto"/>
+        <w:ind w:left="0" w:firstLine="0"/>
+        <w:jc w:val="center"/>
+        <w:rPr>
+          <w:rFonts w:cs="Times New Roman"/>
+          <w:sz w:val="24"/>
+          <w:szCs w:val="22"/>
+          <w:lang w:val="en-US"/>
+        </w:rPr>
+      </w:pPr>
+    </w:p>
+    <w:p>
+      <w:pPr>
+        <w:pStyle w:val="a7"/>
+        <w:spacing w:line="240" w:lineRule="auto"/>
+        <w:ind w:left="0" w:firstLine="0"/>
+        <w:jc w:val="center"/>
+        <w:rPr>
+          <w:rFonts w:cs="Times New Roman"/>
+          <w:sz w:val="24"/>
+          <w:szCs w:val="22"/>
+        </w:rPr>
+      </w:pPr>
+      <w:r>
+        <w:rPr>
+          <w:rFonts w:cs="Times New Roman"/>
+          <w:sz w:val="24"/>
+          <w:szCs w:val="22"/>
+        </w:rPr>
+        <w:t>Рисунок 14. Результат шестого запроса</w:t>
+      </w:r>
+    </w:p>
+    <w:p>
+      <w:pPr>
+        <w:pStyle w:val="a7"/>
+        <w:spacing w:line="240" w:lineRule="auto"/>
+        <w:ind w:left="0" w:firstLine="0"/>
+        <w:jc w:val="center"/>
+        <w:rPr>
+          <w:rFonts w:cs="Times New Roman"/>
+        </w:rPr>
+      </w:pPr>
+    </w:p>
+    <w:p>
+      <w:pPr>
+        <w:pStyle w:val="a7"/>
+        <w:spacing w:line="240" w:lineRule="auto"/>
+        <w:ind w:left="0" w:firstLine="0"/>
+        <w:jc w:val="center"/>
+        <w:rPr>
+          <w:rFonts w:cs="Times New Roman"/>
+        </w:rPr>
+      </w:pPr>
+    </w:p>
+    <w:p>
+      <w:pPr>
+        <w:pStyle w:val="a7"/>
+        <w:numPr>
+          <w:ilvl w:val="0"/>
+          <w:numId w:val="1"/>
+        </w:numPr>
+      </w:pPr>
+      <w:r>
+        <w:rPr>
+          <w:szCs w:val="36"/>
+        </w:rPr>
+        <w:t xml:space="preserve">Заказы, оформленные </w:t>
+      </w:r>
+      <w:r>
+        <w:rPr>
+          <w:szCs w:val="36"/>
+        </w:rPr>
+        <w:t>20</w:t>
+      </w:r>
+      <w:r>
+        <w:rPr>
+          <w:szCs w:val="36"/>
+        </w:rPr>
+        <w:t>.</w:t>
+      </w:r>
+      <w:r>
+        <w:rPr>
+          <w:szCs w:val="36"/>
+        </w:rPr>
+        <w:t>03</w:t>
+      </w:r>
+      <w:r>
+        <w:rPr>
+          <w:szCs w:val="36"/>
+        </w:rPr>
+        <w:t>.202</w:t>
+      </w:r>
+      <w:r>
+        <w:rPr>
+          <w:szCs w:val="36"/>
+        </w:rPr>
+        <w:t>6</w:t>
+      </w:r>
+      <w:r>
+        <w:rPr>
+          <w:szCs w:val="36"/>
+        </w:rPr>
+        <w:t xml:space="preserve"> (см. рис. 15).</w:t>
+      </w:r>
+    </w:p>
+    <w:p>
+      <w:pPr>
+        <w:pStyle w:val="a7"/>
+        <w:spacing w:line="240" w:lineRule="auto"/>
+        <w:ind w:left="1069" w:firstLine="0"/>
+        <w:rPr>
+          <w:szCs w:val="36"/>
+        </w:rPr>
+      </w:pPr>
+    </w:p>
+    <w:p>
+      <w:pPr>
+        <w:pStyle w:val="a7"/>
+        <w:spacing w:line="240" w:lineRule="auto"/>
+        <w:ind w:left="1069" w:firstLine="0"/>
+        <w:rPr>
+          <w:rFonts w:ascii="Courier New" w:hAnsi="Courier New" w:cs="Courier New"/>
+          <w:sz w:val="24"/>
+          <w:szCs w:val="22"/>
+          <w:lang w:val="en-US"/>
+        </w:rPr>
+      </w:pPr>
+      <w:r>
+        <w:rPr>
+          <w:rFonts w:ascii="Courier New" w:hAnsi="Courier New" w:cs="Courier New"/>
+          <w:sz w:val="24"/>
+          <w:szCs w:val="22"/>
+        </w:rPr>
+        <w:t xml:space="preserve">SELECT * FROM Заказы WHERE </w:t>
+      </w:r>
+      <w:proofErr w:type="spellStart"/>
+      <w:r>
+        <w:rPr>
+          <w:rFonts w:ascii="Courier New" w:hAnsi="Courier New" w:cs="Courier New"/>
+          <w:sz w:val="24"/>
+          <w:szCs w:val="22"/>
+        </w:rPr>
+        <w:t>Дата_заказа</w:t>
+      </w:r>
+      <w:proofErr w:type="spellEnd"/>
+      <w:r>
+        <w:rPr>
+          <w:rFonts w:ascii="Courier New" w:hAnsi="Courier New" w:cs="Courier New"/>
+          <w:sz w:val="24"/>
+          <w:szCs w:val="22"/>
+        </w:rPr>
+        <w:t xml:space="preserve"> = '2026-03-20'</w:t>
+      </w:r>
+      <w:r>
+        <w:rPr>
+          <w:rFonts w:ascii="Courier New" w:hAnsi="Courier New" w:cs="Courier New"/>
+          <w:sz w:val="24"/>
+          <w:szCs w:val="22"/>
+          <w:lang w:val="en-US"/>
+        </w:rPr>
+        <w:t>;</w:t>
+      </w:r>
+    </w:p>
+    <w:p>
+      <w:pPr>
+        <w:pStyle w:val="a7"/>
+        <w:spacing w:line="240" w:lineRule="auto"/>
+        <w:ind w:left="1069" w:firstLine="0"/>
+        <w:rPr>
+          <w:rFonts w:ascii="Courier New" w:hAnsi="Courier New" w:cs="Courier New"/>
+          <w:sz w:val="24"/>
+          <w:szCs w:val="22"/>
+          <w:lang w:val="en-US"/>
+        </w:rPr>
+      </w:pPr>
+    </w:p>
+    <w:p>
+      <w:pPr>
+        <w:pStyle w:val="a7"/>
+        <w:spacing w:line="240" w:lineRule="auto"/>
+        <w:ind w:left="0" w:firstLine="0"/>
+        <w:jc w:val="center"/>
+        <w:rPr>
+          <w:rFonts w:cs="Times New Roman"/>
+          <w:sz w:val="24"/>
+          <w:szCs w:val="22"/>
+          <w:lang w:val="en-US"/>
+        </w:rPr>
+      </w:pPr>
+      <w:r>
+        <w:rPr>
+          <w:noProof/>
+        </w:rPr>
+        <w:lastRenderedPageBreak/>
+        <w:drawing>
+          <wp:inline distT="0" distB="0" distL="0" distR="0" wp14:anchorId="7D1C7EC4" wp14:editId="05412E30">
+            <wp:extent cx="5940425" cy="452120"/>
+            <wp:effectExtent l="19050" t="19050" r="22225" b="24130"/>
+            <wp:docPr id="14" name="Рисунок 14"/>
+            <wp:cNvGraphicFramePr>
+              <a:graphicFrameLocks xmlns:a="http://schemas.openxmlformats.org/drawingml/2006/main" noChangeAspect="1"/>
+            </wp:cNvGraphicFramePr>
+            <a:graphic xmlns:a="http://schemas.openxmlformats.org/drawingml/2006/main">
+              <a:graphicData uri="http://schemas.openxmlformats.org/drawingml/2006/picture">
+                <pic:pic xmlns:pic="http://schemas.openxmlformats.org/drawingml/2006/picture">
+                  <pic:nvPicPr>
+                    <pic:cNvPr id="1" name=""/>
+                    <pic:cNvPicPr/>
+                  </pic:nvPicPr>
+                  <pic:blipFill>
+                    <a:blip r:embed="rId19"/>
+                    <a:stretch>
+                      <a:fillRect/>
+                    </a:stretch>
+                  </pic:blipFill>
+                  <pic:spPr>
+                    <a:xfrm>
+                      <a:off x="0" y="0"/>
+                      <a:ext cx="5940425" cy="452120"/>
+                    </a:xfrm>
+                    <a:prstGeom prst="rect">
+                      <a:avLst/>
+                    </a:prstGeom>
+                    <a:ln>
+                      <a:solidFill>
+                        <a:schemeClr val="tx1"/>
+                      </a:solidFill>
+                    </a:ln>
+                  </pic:spPr>
+                </pic:pic>
+              </a:graphicData>
+            </a:graphic>
+          </wp:inline>
+        </w:drawing>
+      </w:r>
+    </w:p>
+    <w:p>
+      <w:pPr>
+        <w:pStyle w:val="a7"/>
+        <w:spacing w:line="240" w:lineRule="auto"/>
+        <w:ind w:left="0" w:firstLine="0"/>
+        <w:jc w:val="center"/>
+        <w:rPr>
+          <w:rFonts w:cs="Times New Roman"/>
+          <w:sz w:val="24"/>
+          <w:szCs w:val="22"/>
+          <w:lang w:val="en-US"/>
+        </w:rPr>
+      </w:pPr>
+    </w:p>
+    <w:p>
+      <w:pPr>
+        <w:pStyle w:val="a7"/>
+        <w:spacing w:line="240" w:lineRule="auto"/>
+        <w:ind w:left="0" w:firstLine="0"/>
+        <w:jc w:val="center"/>
+        <w:rPr>
+          <w:rFonts w:cs="Times New Roman"/>
+          <w:sz w:val="24"/>
+          <w:szCs w:val="22"/>
+        </w:rPr>
+      </w:pPr>
+      <w:r>
+        <w:rPr>
+          <w:rFonts w:cs="Times New Roman"/>
+          <w:sz w:val="24"/>
+          <w:szCs w:val="22"/>
+        </w:rPr>
+        <w:t>Рисунок 15. Результат седьмого запроса</w:t>
+      </w:r>
+    </w:p>
+    <w:p>
+      <w:pPr>
+        <w:pStyle w:val="a7"/>
+        <w:spacing w:line="240" w:lineRule="auto"/>
+        <w:ind w:left="0" w:firstLine="0"/>
+        <w:jc w:val="center"/>
+        <w:rPr>
+          <w:rFonts w:cs="Times New Roman"/>
+          <w:sz w:val="24"/>
+          <w:szCs w:val="22"/>
+        </w:rPr>
+      </w:pPr>
+    </w:p>
+    <w:p>
+      <w:pPr>
+        <w:pStyle w:val="a7"/>
+        <w:spacing w:line="240" w:lineRule="auto"/>
+        <w:ind w:left="0" w:firstLine="0"/>
+        <w:jc w:val="center"/>
+        <w:rPr>
+          <w:rFonts w:cs="Times New Roman"/>
+          <w:sz w:val="24"/>
+          <w:szCs w:val="22"/>
+        </w:rPr>
+      </w:pPr>
+    </w:p>
+    <w:p>
+      <w:pPr>
+        <w:pStyle w:val="a7"/>
+        <w:spacing w:line="240" w:lineRule="auto"/>
+        <w:ind w:left="0" w:firstLine="0"/>
+        <w:jc w:val="center"/>
+        <w:rPr>
+          <w:rFonts w:cs="Times New Roman"/>
+          <w:sz w:val="24"/>
+          <w:szCs w:val="22"/>
+        </w:rPr>
+      </w:pPr>
+    </w:p>
+    <w:p>
+      <w:pPr>
+        <w:pStyle w:val="a7"/>
+        <w:spacing w:line="240" w:lineRule="auto"/>
+        <w:ind w:left="0" w:firstLine="0"/>
+        <w:jc w:val="center"/>
+        <w:rPr>
+          <w:rFonts w:cs="Times New Roman"/>
+          <w:sz w:val="24"/>
+          <w:szCs w:val="22"/>
+        </w:rPr>
+      </w:pPr>
+    </w:p>
+    <w:p>
+      <w:pPr>
+        <w:pStyle w:val="a7"/>
+        <w:numPr>
+          <w:ilvl w:val="0"/>
+          <w:numId w:val="1"/>
+        </w:numPr>
+      </w:pPr>
+      <w:r>
+        <w:t>Самый дорогой билет (см. рис. 16).</w:t>
+      </w:r>
+    </w:p>
+    <w:p>
+      <w:pPr>
+        <w:pStyle w:val="a7"/>
+        <w:ind w:left="1069" w:firstLine="0"/>
+      </w:pPr>
+    </w:p>
+    <w:p>
+      <w:pPr>
+        <w:pStyle w:val="a7"/>
+        <w:spacing w:line="240" w:lineRule="auto"/>
+        <w:ind w:left="1069" w:firstLine="0"/>
+        <w:rPr>
+          <w:rFonts w:ascii="Courier New" w:hAnsi="Courier New" w:cs="Courier New"/>
+          <w:sz w:val="24"/>
+          <w:lang w:val="en-US"/>
+        </w:rPr>
+      </w:pPr>
+      <w:r>
+        <w:rPr>
+          <w:rFonts w:ascii="Courier New" w:hAnsi="Courier New" w:cs="Courier New"/>
+          <w:sz w:val="24"/>
+          <w:lang w:val="en-US"/>
+        </w:rPr>
+        <w:t xml:space="preserve">SELECT * FROM </w:t>
+      </w:r>
+      <w:proofErr w:type="spellStart"/>
+      <w:r>
+        <w:rPr>
+          <w:rFonts w:ascii="Courier New" w:hAnsi="Courier New" w:cs="Courier New"/>
+          <w:sz w:val="24"/>
+          <w:lang w:val="en-US"/>
+        </w:rPr>
+        <w:t>Авиабилеты</w:t>
+      </w:r>
+      <w:proofErr w:type="spellEnd"/>
+    </w:p>
+    <w:p>
+      <w:pPr>
+        <w:pStyle w:val="a7"/>
+        <w:spacing w:line="240" w:lineRule="auto"/>
+        <w:ind w:left="1069" w:firstLine="0"/>
+        <w:rPr>
+          <w:rFonts w:ascii="Courier New" w:hAnsi="Courier New" w:cs="Courier New"/>
+          <w:sz w:val="24"/>
+          <w:lang w:val="en-US"/>
+        </w:rPr>
+      </w:pPr>
+      <w:r>
+        <w:rPr>
+          <w:rFonts w:ascii="Courier New" w:hAnsi="Courier New" w:cs="Courier New"/>
+          <w:sz w:val="24"/>
+          <w:lang w:val="en-US"/>
+        </w:rPr>
+        <w:t xml:space="preserve">ORDER BY </w:t>
+      </w:r>
+      <w:proofErr w:type="spellStart"/>
+      <w:r>
+        <w:rPr>
+          <w:rFonts w:ascii="Courier New" w:hAnsi="Courier New" w:cs="Courier New"/>
+          <w:sz w:val="24"/>
+          <w:lang w:val="en-US"/>
+        </w:rPr>
+        <w:t>Цена</w:t>
+      </w:r>
+      <w:proofErr w:type="spellEnd"/>
+      <w:r>
+        <w:rPr>
+          <w:rFonts w:ascii="Courier New" w:hAnsi="Courier New" w:cs="Courier New"/>
+          <w:sz w:val="24"/>
+          <w:lang w:val="en-US"/>
+        </w:rPr>
+        <w:t xml:space="preserve"> DESC</w:t>
+      </w:r>
+    </w:p>
+    <w:p>
+      <w:pPr>
+        <w:pStyle w:val="a7"/>
+        <w:spacing w:line="240" w:lineRule="auto"/>
+        <w:ind w:left="1069" w:firstLine="0"/>
+        <w:rPr>
+          <w:rFonts w:ascii="Courier New" w:hAnsi="Courier New" w:cs="Courier New"/>
+          <w:sz w:val="24"/>
+          <w:lang w:val="en-US"/>
+        </w:rPr>
+      </w:pPr>
+      <w:r>
+        <w:rPr>
+          <w:rFonts w:ascii="Courier New" w:hAnsi="Courier New" w:cs="Courier New"/>
+          <w:sz w:val="24"/>
+          <w:lang w:val="en-US"/>
+        </w:rPr>
+        <w:t>LIMIT 1;</w:t>
+      </w:r>
+    </w:p>
+    <w:p>
+      <w:pPr>
+        <w:pStyle w:val="a7"/>
+        <w:spacing w:line="240" w:lineRule="auto"/>
+        <w:ind w:left="1069" w:firstLine="0"/>
+        <w:rPr>
+          <w:rFonts w:ascii="Courier New" w:hAnsi="Courier New" w:cs="Courier New"/>
+          <w:sz w:val="24"/>
+          <w:lang w:val="en-US"/>
+        </w:rPr>
+      </w:pPr>
+    </w:p>
+    <w:p>
+      <w:pPr>
+        <w:pStyle w:val="a7"/>
+        <w:spacing w:line="240" w:lineRule="auto"/>
+        <w:ind w:left="0" w:firstLine="0"/>
+        <w:jc w:val="center"/>
+        <w:rPr>
+          <w:rFonts w:cs="Times New Roman"/>
+          <w:sz w:val="24"/>
+          <w:lang w:val="en-US"/>
+        </w:rPr>
+      </w:pPr>
+      <w:r>
+        <w:rPr>
+          <w:noProof/>
+        </w:rPr>
+        <w:drawing>
+          <wp:inline distT="0" distB="0" distL="0" distR="0" wp14:anchorId="5E40D666" wp14:editId="64EE2ED7">
+            <wp:extent cx="5940425" cy="248285"/>
+            <wp:effectExtent l="19050" t="19050" r="22225" b="18415"/>
+            <wp:docPr id="15" name="Рисунок 15"/>
+            <wp:cNvGraphicFramePr>
+              <a:graphicFrameLocks xmlns:a="http://schemas.openxmlformats.org/drawingml/2006/main" noChangeAspect="1"/>
+            </wp:cNvGraphicFramePr>
+            <a:graphic xmlns:a="http://schemas.openxmlformats.org/drawingml/2006/main">
+              <a:graphicData uri="http://schemas.openxmlformats.org/drawingml/2006/picture">
+                <pic:pic xmlns:pic="http://schemas.openxmlformats.org/drawingml/2006/picture">
+                  <pic:nvPicPr>
+                    <pic:cNvPr id="1" name=""/>
+                    <pic:cNvPicPr/>
+                  </pic:nvPicPr>
+                  <pic:blipFill>
+                    <a:blip r:embed="rId20"/>
+                    <a:stretch>
+                      <a:fillRect/>
+                    </a:stretch>
+                  </pic:blipFill>
+                  <pic:spPr>
+                    <a:xfrm>
+                      <a:off x="0" y="0"/>
+                      <a:ext cx="5940425" cy="248285"/>
+                    </a:xfrm>
+                    <a:prstGeom prst="rect">
+                      <a:avLst/>
+                    </a:prstGeom>
+                    <a:ln>
+                      <a:solidFill>
+                        <a:schemeClr val="tx1"/>
+                      </a:solidFill>
+                    </a:ln>
+                  </pic:spPr>
+                </pic:pic>
+              </a:graphicData>
+            </a:graphic>
+          </wp:inline>
+        </w:drawing>
+      </w:r>
+    </w:p>
+    <w:p>
+      <w:pPr>
+        <w:pStyle w:val="a7"/>
+        <w:spacing w:line="240" w:lineRule="auto"/>
+        <w:ind w:left="0" w:firstLine="0"/>
+        <w:jc w:val="center"/>
+        <w:rPr>
+          <w:rFonts w:cs="Times New Roman"/>
+          <w:sz w:val="24"/>
+          <w:lang w:val="en-US"/>
+        </w:rPr>
+      </w:pPr>
+    </w:p>
+    <w:p>
+      <w:pPr>
+        <w:pStyle w:val="a7"/>
+        <w:spacing w:line="240" w:lineRule="auto"/>
+        <w:ind w:left="0" w:firstLine="0"/>
+        <w:jc w:val="center"/>
+        <w:rPr>
+          <w:rFonts w:cs="Times New Roman"/>
+          <w:sz w:val="24"/>
+        </w:rPr>
+      </w:pPr>
+      <w:r>
+        <w:rPr>
+          <w:rFonts w:cs="Times New Roman"/>
+          <w:sz w:val="24"/>
+        </w:rPr>
+        <w:t>Рисунок 16. Результат восьмого запроса</w:t>
+      </w:r>
+    </w:p>
+    <w:p>
+      <w:pPr>
+        <w:pStyle w:val="a7"/>
+        <w:spacing w:line="240" w:lineRule="auto"/>
+        <w:ind w:left="0" w:firstLine="0"/>
+        <w:jc w:val="center"/>
+        <w:rPr>
+          <w:rFonts w:cs="Times New Roman"/>
+          <w:szCs w:val="28"/>
+        </w:rPr>
+      </w:pPr>
+    </w:p>
+    <w:p>
+      <w:pPr>
+        <w:pStyle w:val="a7"/>
+        <w:spacing w:line="240" w:lineRule="auto"/>
+        <w:ind w:left="0" w:firstLine="0"/>
+        <w:jc w:val="center"/>
+        <w:rPr>
+          <w:rFonts w:cs="Times New Roman"/>
+          <w:szCs w:val="28"/>
+        </w:rPr>
+      </w:pPr>
+    </w:p>
+    <w:p>
+      <w:pPr>
+        <w:pStyle w:val="a7"/>
+        <w:numPr>
+          <w:ilvl w:val="0"/>
+          <w:numId w:val="1"/>
+        </w:numPr>
+      </w:pPr>
+      <w:r>
+        <w:t>Средняя цена билетов (см. рис. 17).</w:t>
+      </w:r>
+    </w:p>
+    <w:p>
+      <w:pPr>
+        <w:pStyle w:val="a7"/>
+        <w:ind w:left="1069" w:firstLine="0"/>
+      </w:pPr>
+    </w:p>
+    <w:p>
+      <w:pPr>
+        <w:pStyle w:val="a7"/>
+        <w:ind w:left="1069" w:firstLine="0"/>
+        <w:rPr>
+          <w:rFonts w:ascii="Courier New" w:hAnsi="Courier New" w:cs="Courier New"/>
+          <w:sz w:val="24"/>
+          <w:szCs w:val="22"/>
+        </w:rPr>
+      </w:pPr>
+      <w:r>
+        <w:rPr>
+          <w:rFonts w:ascii="Courier New" w:hAnsi="Courier New" w:cs="Courier New"/>
+          <w:sz w:val="24"/>
+          <w:szCs w:val="22"/>
+        </w:rPr>
+        <w:t xml:space="preserve">SELECT AVG(Цена) AS </w:t>
+      </w:r>
+      <w:proofErr w:type="spellStart"/>
+      <w:r>
+        <w:rPr>
+          <w:rFonts w:ascii="Courier New" w:hAnsi="Courier New" w:cs="Courier New"/>
+          <w:sz w:val="24"/>
+          <w:szCs w:val="22"/>
+        </w:rPr>
+        <w:t>Средняя_цена</w:t>
+      </w:r>
+      <w:proofErr w:type="spellEnd"/>
+      <w:r>
+        <w:rPr>
+          <w:rFonts w:ascii="Courier New" w:hAnsi="Courier New" w:cs="Courier New"/>
+          <w:sz w:val="24"/>
+          <w:szCs w:val="22"/>
+        </w:rPr>
+        <w:t xml:space="preserve"> FROM Авиабилеты;</w:t>
+      </w:r>
+    </w:p>
+    <w:p>
+      <w:pPr>
+        <w:pStyle w:val="a7"/>
+        <w:ind w:left="1069" w:firstLine="0"/>
+        <w:rPr>
+          <w:rFonts w:ascii="Courier New" w:hAnsi="Courier New" w:cs="Courier New"/>
+          <w:sz w:val="24"/>
+          <w:szCs w:val="22"/>
+        </w:rPr>
+      </w:pPr>
+    </w:p>
+    <w:p>
+      <w:pPr>
+        <w:pStyle w:val="a7"/>
+        <w:spacing w:line="240" w:lineRule="auto"/>
+        <w:ind w:left="0" w:firstLine="0"/>
+        <w:jc w:val="center"/>
+        <w:rPr>
+          <w:rFonts w:cs="Times New Roman"/>
+          <w:sz w:val="24"/>
+          <w:szCs w:val="22"/>
+        </w:rPr>
+      </w:pPr>
+      <w:r>
+        <w:rPr>
+          <w:noProof/>
+        </w:rPr>
+        <w:drawing>
+          <wp:inline distT="0" distB="0" distL="0" distR="0" wp14:anchorId="2C0906EB" wp14:editId="715B297A">
+            <wp:extent cx="2333625" cy="638175"/>
+            <wp:effectExtent l="0" t="0" r="9525" b="9525"/>
+            <wp:docPr id="17" name="Рисунок 17"/>
+            <wp:cNvGraphicFramePr>
+              <a:graphicFrameLocks xmlns:a="http://schemas.openxmlformats.org/drawingml/2006/main" noChangeAspect="1"/>
+            </wp:cNvGraphicFramePr>
+            <a:graphic xmlns:a="http://schemas.openxmlformats.org/drawingml/2006/main">
+              <a:graphicData uri="http://schemas.openxmlformats.org/drawingml/2006/picture">
+                <pic:pic xmlns:pic="http://schemas.openxmlformats.org/drawingml/2006/picture">
+                  <pic:nvPicPr>
+                    <pic:cNvPr id="1" name=""/>
+                    <pic:cNvPicPr/>
+                  </pic:nvPicPr>
+                  <pic:blipFill>
+                    <a:blip r:embed="rId21"/>
+                    <a:stretch>
+                      <a:fillRect/>
+                    </a:stretch>
+                  </pic:blipFill>
+                  <pic:spPr>
+                    <a:xfrm>
+                      <a:off x="0" y="0"/>
+                      <a:ext cx="2333625" cy="638175"/>
+                    </a:xfrm>
+                    <a:prstGeom prst="rect">
+                      <a:avLst/>
+                    </a:prstGeom>
+                  </pic:spPr>
+                </pic:pic>
+              </a:graphicData>
+            </a:graphic>
+          </wp:inline>
+        </w:drawing>
+      </w:r>
+    </w:p>
+    <w:p>
+      <w:pPr>
+        <w:pStyle w:val="a7"/>
+        <w:spacing w:line="240" w:lineRule="auto"/>
+        <w:ind w:left="0" w:firstLine="0"/>
+        <w:jc w:val="center"/>
+        <w:rPr>
+          <w:rFonts w:cs="Times New Roman"/>
+          <w:sz w:val="24"/>
+          <w:szCs w:val="22"/>
+        </w:rPr>
+      </w:pPr>
+    </w:p>
+    <w:p>
+      <w:pPr>
+        <w:pStyle w:val="a7"/>
+        <w:spacing w:line="240" w:lineRule="auto"/>
+        <w:ind w:left="0" w:firstLine="0"/>
+        <w:jc w:val="center"/>
+        <w:rPr>
+          <w:rFonts w:cs="Times New Roman"/>
+          <w:sz w:val="24"/>
+          <w:szCs w:val="22"/>
+        </w:rPr>
+      </w:pPr>
+      <w:r>
+        <w:rPr>
+          <w:rFonts w:cs="Times New Roman"/>
+          <w:sz w:val="24"/>
+          <w:szCs w:val="22"/>
+        </w:rPr>
+        <w:t>Рисунок 17. Результат девятого запроса</w:t>
+      </w:r>
+    </w:p>
+    <w:p>
+      <w:pPr>
+        <w:pStyle w:val="a7"/>
+        <w:spacing w:line="240" w:lineRule="auto"/>
+        <w:ind w:left="0" w:firstLine="0"/>
+        <w:jc w:val="center"/>
+        <w:rPr>
+          <w:rFonts w:cs="Times New Roman"/>
+        </w:rPr>
+      </w:pPr>
+    </w:p>
+    <w:p>
+      <w:pPr>
+        <w:pStyle w:val="a7"/>
+        <w:spacing w:line="240" w:lineRule="auto"/>
+        <w:ind w:left="0" w:firstLine="0"/>
+        <w:jc w:val="center"/>
+        <w:rPr>
+          <w:rFonts w:cs="Times New Roman"/>
+        </w:rPr>
+      </w:pPr>
+    </w:p>
+    <w:p>
+      <w:pPr>
+        <w:pStyle w:val="a7"/>
+        <w:numPr>
+          <w:ilvl w:val="0"/>
+          <w:numId w:val="1"/>
+        </w:numPr>
+      </w:pPr>
+      <w:r>
+        <w:rPr>
+          <w:szCs w:val="36"/>
+        </w:rPr>
+        <w:t>Средняя продолжительность полёта для каждого типа самолёта</w:t>
+      </w:r>
+    </w:p>
+    <w:p>
+      <w:pPr>
+        <w:pStyle w:val="a7"/>
+        <w:ind w:left="1069" w:firstLine="0"/>
+        <w:rPr>
+          <w:szCs w:val="36"/>
+        </w:rPr>
+      </w:pPr>
+    </w:p>
+    <w:p>
+      <w:pPr>
+        <w:pStyle w:val="a7"/>
+        <w:ind w:left="1069" w:firstLine="0"/>
+        <w:rPr>
+          <w:rFonts w:ascii="Courier New" w:hAnsi="Courier New" w:cs="Courier New"/>
+          <w:sz w:val="24"/>
+          <w:szCs w:val="22"/>
+        </w:rPr>
+      </w:pPr>
+      <w:r>
+        <w:rPr>
+          <w:rFonts w:ascii="Courier New" w:hAnsi="Courier New" w:cs="Courier New"/>
+          <w:sz w:val="24"/>
+          <w:szCs w:val="22"/>
+        </w:rPr>
+        <w:t>SELECT</w:t>
+      </w:r>
+    </w:p>
+    <w:p>
+      <w:pPr>
+        <w:pStyle w:val="a7"/>
+        <w:ind w:left="1069" w:firstLine="0"/>
+        <w:rPr>
+          <w:rFonts w:ascii="Courier New" w:hAnsi="Courier New" w:cs="Courier New"/>
+          <w:sz w:val="24"/>
+          <w:szCs w:val="22"/>
+        </w:rPr>
+      </w:pPr>
+      <w:r>
+        <w:rPr>
+          <w:rFonts w:ascii="Courier New" w:hAnsi="Courier New" w:cs="Courier New"/>
+          <w:sz w:val="24"/>
+          <w:szCs w:val="22"/>
+        </w:rPr>
+        <w:tab/>
+      </w:r>
+      <w:proofErr w:type="spellStart"/>
+      <w:r>
+        <w:rPr>
+          <w:rFonts w:ascii="Courier New" w:hAnsi="Courier New" w:cs="Courier New"/>
+          <w:sz w:val="24"/>
+          <w:szCs w:val="22"/>
+        </w:rPr>
+        <w:t>Тип_самолета</w:t>
+      </w:r>
+      <w:proofErr w:type="spellEnd"/>
+      <w:r>
+        <w:rPr>
+          <w:rFonts w:ascii="Courier New" w:hAnsi="Courier New" w:cs="Courier New"/>
+          <w:sz w:val="24"/>
+          <w:szCs w:val="22"/>
+        </w:rPr>
+        <w:t>,</w:t>
+      </w:r>
+    </w:p>
+    <w:p>
+      <w:pPr>
+        <w:pStyle w:val="a7"/>
+        <w:ind w:left="1069" w:firstLine="0"/>
+        <w:rPr>
+          <w:rFonts w:ascii="Courier New" w:hAnsi="Courier New" w:cs="Courier New"/>
+          <w:sz w:val="24"/>
+          <w:szCs w:val="22"/>
+        </w:rPr>
+      </w:pPr>
+      <w:r>
+        <w:rPr>
+          <w:rFonts w:ascii="Courier New" w:hAnsi="Courier New" w:cs="Courier New"/>
+          <w:sz w:val="24"/>
+          <w:szCs w:val="22"/>
+        </w:rPr>
+        <w:tab/>
+        <w:t>AVG(</w:t>
+      </w:r>
+      <w:proofErr w:type="spellStart"/>
+      <w:r>
+        <w:rPr>
+          <w:rFonts w:ascii="Courier New" w:hAnsi="Courier New" w:cs="Courier New"/>
+          <w:sz w:val="24"/>
+          <w:szCs w:val="22"/>
+        </w:rPr>
+        <w:t>Продолжительность_полета</w:t>
+      </w:r>
+      <w:proofErr w:type="spellEnd"/>
+      <w:r>
+        <w:rPr>
+          <w:rFonts w:ascii="Courier New" w:hAnsi="Courier New" w:cs="Courier New"/>
+          <w:sz w:val="24"/>
+          <w:szCs w:val="22"/>
+        </w:rPr>
+        <w:t xml:space="preserve">) AS </w:t>
+      </w:r>
+      <w:proofErr w:type="spellStart"/>
+      <w:r>
+        <w:rPr>
+          <w:rFonts w:ascii="Courier New" w:hAnsi="Courier New" w:cs="Courier New"/>
+          <w:sz w:val="24"/>
+          <w:szCs w:val="22"/>
+        </w:rPr>
+        <w:t>Средняя_продолжительность</w:t>
+      </w:r>
+      <w:proofErr w:type="spellEnd"/>
+    </w:p>
+    <w:p>
+      <w:pPr>
+        <w:pStyle w:val="a7"/>
+        <w:ind w:left="1069" w:firstLine="0"/>
+        <w:rPr>
+          <w:rFonts w:ascii="Courier New" w:hAnsi="Courier New" w:cs="Courier New"/>
+          <w:sz w:val="24"/>
+          <w:szCs w:val="22"/>
+        </w:rPr>
+      </w:pPr>
+      <w:r>
+        <w:rPr>
+          <w:rFonts w:ascii="Courier New" w:hAnsi="Courier New" w:cs="Courier New"/>
+          <w:sz w:val="24"/>
+          <w:szCs w:val="22"/>
+        </w:rPr>
+        <w:t>FROM Авиабилеты</w:t>
+      </w:r>
+    </w:p>
+    <w:p>
+      <w:pPr>
+        <w:pStyle w:val="a7"/>
+        <w:ind w:left="1069" w:firstLine="0"/>
+        <w:rPr>
+          <w:rFonts w:ascii="Courier New" w:hAnsi="Courier New" w:cs="Courier New"/>
+          <w:sz w:val="24"/>
+          <w:szCs w:val="22"/>
+        </w:rPr>
+      </w:pPr>
+      <w:r>
+        <w:rPr>
+          <w:rFonts w:ascii="Courier New" w:hAnsi="Courier New" w:cs="Courier New"/>
+          <w:sz w:val="24"/>
+          <w:szCs w:val="22"/>
+        </w:rPr>
+        <w:t xml:space="preserve">GROUP BY </w:t>
+      </w:r>
+      <w:proofErr w:type="spellStart"/>
+      <w:r>
+        <w:rPr>
+          <w:rFonts w:ascii="Courier New" w:hAnsi="Courier New" w:cs="Courier New"/>
+          <w:sz w:val="24"/>
+          <w:szCs w:val="22"/>
+        </w:rPr>
+        <w:t>Тип_самолета</w:t>
+      </w:r>
+      <w:proofErr w:type="spellEnd"/>
+      <w:r>
+        <w:rPr>
+          <w:rFonts w:ascii="Courier New" w:hAnsi="Courier New" w:cs="Courier New"/>
+          <w:sz w:val="24"/>
+          <w:szCs w:val="22"/>
+        </w:rPr>
+        <w:t>;</w:t>
+      </w:r>
+    </w:p>
+    <w:p>
+      <w:pPr>
+        <w:pStyle w:val="a7"/>
+        <w:ind w:left="1069" w:firstLine="0"/>
+        <w:rPr>
+          <w:rFonts w:ascii="Courier New" w:hAnsi="Courier New" w:cs="Courier New"/>
+          <w:sz w:val="24"/>
+          <w:szCs w:val="22"/>
+        </w:rPr>
+      </w:pPr>
+    </w:p>
+    <w:p>
+      <w:pPr>
+        <w:pStyle w:val="a7"/>
+        <w:spacing w:line="240" w:lineRule="auto"/>
+        <w:ind w:left="0" w:firstLine="0"/>
+        <w:jc w:val="center"/>
+        <w:rPr>
+          <w:rFonts w:cs="Times New Roman"/>
+          <w:sz w:val="24"/>
+          <w:szCs w:val="22"/>
+        </w:rPr>
+      </w:pPr>
+      <w:r>
+        <w:rPr>
+          <w:noProof/>
+        </w:rPr>
+        <w:lastRenderedPageBreak/>
+        <w:drawing>
+          <wp:inline distT="0" distB="0" distL="0" distR="0" wp14:anchorId="512ADC4C" wp14:editId="6EAD12FB">
+            <wp:extent cx="5153025" cy="1323975"/>
+            <wp:effectExtent l="19050" t="19050" r="28575" b="28575"/>
+            <wp:docPr id="18" name="Рисунок 18"/>
+            <wp:cNvGraphicFramePr>
+              <a:graphicFrameLocks xmlns:a="http://schemas.openxmlformats.org/drawingml/2006/main" noChangeAspect="1"/>
+            </wp:cNvGraphicFramePr>
+            <a:graphic xmlns:a="http://schemas.openxmlformats.org/drawingml/2006/main">
+              <a:graphicData uri="http://schemas.openxmlformats.org/drawingml/2006/picture">
+                <pic:pic xmlns:pic="http://schemas.openxmlformats.org/drawingml/2006/picture">
+                  <pic:nvPicPr>
+                    <pic:cNvPr id="1" name=""/>
+                    <pic:cNvPicPr/>
+                  </pic:nvPicPr>
+                  <pic:blipFill>
+                    <a:blip r:embed="rId22"/>
+                    <a:stretch>
+                      <a:fillRect/>
+                    </a:stretch>
+                  </pic:blipFill>
+                  <pic:spPr>
+                    <a:xfrm>
+                      <a:off x="0" y="0"/>
+                      <a:ext cx="5153025" cy="1323975"/>
+                    </a:xfrm>
+                    <a:prstGeom prst="rect">
+                      <a:avLst/>
+                    </a:prstGeom>
+                    <a:ln>
+                      <a:solidFill>
+                        <a:schemeClr val="tx1"/>
+                      </a:solidFill>
+                    </a:ln>
+                  </pic:spPr>
+                </pic:pic>
+              </a:graphicData>
+            </a:graphic>
+          </wp:inline>
+        </w:drawing>
+      </w:r>
+    </w:p>
+    <w:p>
+      <w:pPr>
+        <w:pStyle w:val="a7"/>
+        <w:spacing w:line="240" w:lineRule="auto"/>
+        <w:ind w:left="0" w:firstLine="0"/>
+        <w:jc w:val="center"/>
+        <w:rPr>
+          <w:rFonts w:cs="Times New Roman"/>
+          <w:sz w:val="24"/>
+          <w:szCs w:val="22"/>
+        </w:rPr>
+      </w:pPr>
+    </w:p>
+    <w:p>
+      <w:pPr>
+        <w:pStyle w:val="a7"/>
+        <w:spacing w:line="240" w:lineRule="auto"/>
+        <w:ind w:left="0" w:firstLine="0"/>
+        <w:jc w:val="center"/>
+        <w:rPr>
+          <w:rFonts w:cs="Times New Roman"/>
+          <w:sz w:val="24"/>
+          <w:szCs w:val="22"/>
+          <w:lang w:val="en-US"/>
+        </w:rPr>
+      </w:pPr>
+      <w:r>
+        <w:rPr>
+          <w:rFonts w:cs="Times New Roman"/>
+          <w:sz w:val="24"/>
+          <w:szCs w:val="22"/>
+        </w:rPr>
+        <w:t>Рисунок 18. Результат десятого запроса</w:t>
+      </w:r>
+    </w:p>
+    <w:p>
+      <w:pPr>
+        <w:pStyle w:val="a7"/>
+        <w:spacing w:line="240" w:lineRule="auto"/>
+        <w:ind w:left="0" w:firstLine="0"/>
+        <w:jc w:val="center"/>
+        <w:rPr>
+          <w:rFonts w:cs="Times New Roman"/>
+          <w:sz w:val="24"/>
+        </w:rPr>
+      </w:pPr>
     </w:p>
     <w:sectPr>
       <w:pgSz w:w="11906" w:h="16838"/>
@@ -7593,9 +8896,9 @@
   <w:docDefaults>
     <w:rPrDefault>
       <w:rPr>
-        <w:rFonts w:asciiTheme="minorHAnsi" w:eastAsiaTheme="minorHAnsi" w:hAnsiTheme="minorHAnsi" w:cstheme="minorBidi"/>
+        <w:rFonts w:ascii="Times New Roman" w:eastAsiaTheme="minorHAnsi" w:hAnsi="Times New Roman" w:cstheme="minorBidi"/>
         <w:kern w:val="2"/>
-        <w:sz w:val="24"/>
+        <w:sz w:val="28"/>
         <w:szCs w:val="24"/>
         <w:lang w:val="ru-RU" w:eastAsia="en-US" w:bidi="ar-SA"/>
         <w14:ligatures w14:val="standardContextual"/>
@@ -7603,7 +8906,8 @@
     </w:rPrDefault>
     <w:pPrDefault>
       <w:pPr>
-        <w:spacing w:after="160" w:line="278" w:lineRule="auto"/>
+        <w:spacing w:line="360" w:lineRule="auto"/>
+        <w:ind w:firstLine="709"/>
       </w:pPr>
     </w:pPrDefault>
   </w:docDefaults>
@@ -8051,7 +9355,6 @@
     <w:rPr>
       <w:rFonts w:eastAsiaTheme="majorEastAsia" w:cstheme="majorBidi"/>
       <w:color w:val="0F4761" w:themeColor="accent1" w:themeShade="BF"/>
-      <w:sz w:val="28"/>
       <w:szCs w:val="28"/>
     </w:rPr>
   </w:style>
@@ -8112,7 +9415,7 @@
     <w:pPr>
       <w:keepNext/>
       <w:keepLines/>
-      <w:spacing w:before="40" w:after="0"/>
+      <w:spacing w:before="40"/>
       <w:outlineLvl w:val="5"/>
     </w:pPr>
     <w:rPr>
@@ -8135,7 +9438,7 @@
     <w:pPr>
       <w:keepNext/>
       <w:keepLines/>
-      <w:spacing w:before="40" w:after="0"/>
+      <w:spacing w:before="40"/>
       <w:outlineLvl w:val="6"/>
     </w:pPr>
     <w:rPr>
@@ -8156,7 +9459,6 @@
     <w:pPr>
       <w:keepNext/>
       <w:keepLines/>
-      <w:spacing w:after="0"/>
       <w:outlineLvl w:val="7"/>
     </w:pPr>
     <w:rPr>
@@ -8179,7 +9481,6 @@
     <w:pPr>
       <w:keepNext/>
       <w:keepLines/>
-      <w:spacing w:after="0"/>
       <w:outlineLvl w:val="8"/>
     </w:pPr>
     <w:rPr>
@@ -8378,12 +9679,12 @@
       <w:numPr>
         <w:ilvl w:val="1"/>
       </w:numPr>
+      <w:ind w:firstLine="709"/>
     </w:pPr>
     <w:rPr>
       <w:rFonts w:eastAsiaTheme="majorEastAsia" w:cstheme="majorBidi"/>
       <w:color w:val="595959" w:themeColor="text1" w:themeTint="A6"/>
       <w:spacing w:val="15"/>
-      <w:sz w:val="28"/>
       <w:szCs w:val="28"/>
     </w:rPr>
   </w:style>
@@ -8509,7 +9810,7 @@
     <w:uiPriority w:val="39"/>
     <w:rsid w:val="002C53AD"/>
     <w:pPr>
-      <w:spacing w:after="0" w:line="240" w:lineRule="auto"/>
+      <w:spacing w:line="240" w:lineRule="auto"/>
     </w:pPr>
     <w:tblPr>
       <w:tblBorders>
@@ -8529,15 +9830,13 @@
     <w:uiPriority w:val="39"/>
     <w:rsid w:val="009D671A"/>
     <w:pPr>
-      <w:spacing w:after="0" w:line="240" w:lineRule="auto"/>
-      <w:ind w:firstLine="709"/>
+      <w:spacing w:line="240" w:lineRule="auto"/>
       <w:jc w:val="both"/>
     </w:pPr>
     <w:rPr>
-      <w:rFonts w:ascii="Times New Roman" w:hAnsi="Times New Roman" w:cs="Times New Roman"/>
+      <w:rFonts w:cs="Times New Roman"/>
       <w:color w:val="00000A"/>
       <w:kern w:val="0"/>
-      <w:sz w:val="28"/>
       <w:szCs w:val="28"/>
       <w14:ligatures w14:val="none"/>
     </w:rPr>
@@ -8559,15 +9858,13 @@
     <w:uiPriority w:val="39"/>
     <w:rsid w:val="009D671A"/>
     <w:pPr>
-      <w:spacing w:after="0" w:line="240" w:lineRule="auto"/>
-      <w:ind w:firstLine="709"/>
+      <w:spacing w:line="240" w:lineRule="auto"/>
       <w:jc w:val="both"/>
     </w:pPr>
     <w:rPr>
-      <w:rFonts w:ascii="Times New Roman" w:hAnsi="Times New Roman" w:cs="Times New Roman"/>
+      <w:rFonts w:cs="Times New Roman"/>
       <w:color w:val="00000A"/>
       <w:kern w:val="0"/>
-      <w:sz w:val="28"/>
       <w:szCs w:val="28"/>
       <w14:ligatures w14:val="none"/>
     </w:rPr>
@@ -8589,15 +9886,13 @@
     <w:uiPriority w:val="39"/>
     <w:rsid w:val="009D671A"/>
     <w:pPr>
-      <w:spacing w:after="0" w:line="240" w:lineRule="auto"/>
-      <w:ind w:firstLine="709"/>
+      <w:spacing w:line="240" w:lineRule="auto"/>
       <w:jc w:val="both"/>
     </w:pPr>
     <w:rPr>
-      <w:rFonts w:ascii="Times New Roman" w:hAnsi="Times New Roman" w:cs="Times New Roman"/>
+      <w:rFonts w:cs="Times New Roman"/>
       <w:color w:val="00000A"/>
       <w:kern w:val="0"/>
-      <w:sz w:val="28"/>
       <w:szCs w:val="28"/>
       <w14:ligatures w14:val="none"/>
     </w:rPr>
@@ -8918,4 +10213,16 @@
     </a:ext>
   </a:extLst>
 </a:theme>
+</file>
+
+<file path=customXml/item1.xml><?xml version="1.0" encoding="utf-8"?>
+<b:Sources xmlns:b="http://schemas.openxmlformats.org/officeDocument/2006/bibliography" xmlns="http://schemas.openxmlformats.org/officeDocument/2006/bibliography" SelectedStyle="\APASixthEditionOfficeOnline.xsl" StyleName="APA" Version="6"/>
+</file>
+
+<file path=customXml/itemProps1.xml><?xml version="1.0" encoding="utf-8"?>
+<ds:datastoreItem xmlns:ds="http://schemas.openxmlformats.org/officeDocument/2006/customXml" ds:itemID="{7BE039EB-80B9-4269-9BB8-D87682B716F4}">
+  <ds:schemaRefs>
+    <ds:schemaRef ds:uri="http://schemas.openxmlformats.org/officeDocument/2006/bibliography"/>
+  </ds:schemaRefs>
+</ds:datastoreItem>
 </file>
--- a/ProektirovanieBD.docx
+++ b/ProektirovanieBD.docx
@@ -525,6 +525,240 @@
     </w:p>
     <w:p>
       <w:pPr>
+        <w:ind w:left="993" w:hanging="284"/>
+        <w:jc w:val="both"/>
+      </w:pPr>
+      <w:r>
+        <w:rPr>
+          <w:rFonts w:cs="Times New Roman"/>
+          <w:szCs w:val="28"/>
+        </w:rPr>
+        <w:t xml:space="preserve">3. </w:t>
+      </w:r>
+      <w:r>
+        <w:t>Все клиенты из Москвы</w:t>
+      </w:r>
+      <w:r>
+        <w:t>.</w:t>
+      </w:r>
+    </w:p>
+    <w:p>
+      <w:pPr>
+        <w:ind w:left="993" w:hanging="284"/>
+        <w:jc w:val="both"/>
+        <w:rPr>
+          <w:szCs w:val="32"/>
+        </w:rPr>
+      </w:pPr>
+      <w:r>
+        <w:lastRenderedPageBreak/>
+        <w:t xml:space="preserve">4. </w:t>
+      </w:r>
+      <w:r>
+        <w:rPr>
+          <w:szCs w:val="32"/>
+        </w:rPr>
+        <w:t xml:space="preserve">Список всех авиабилетов стоимостью более </w:t>
+      </w:r>
+      <w:r>
+        <w:rPr>
+          <w:szCs w:val="32"/>
+        </w:rPr>
+        <w:t>1</w:t>
+      </w:r>
+      <w:r>
+        <w:rPr>
+          <w:szCs w:val="32"/>
+        </w:rPr>
+        <w:t>0000 рублей</w:t>
+      </w:r>
+      <w:r>
+        <w:rPr>
+          <w:szCs w:val="32"/>
+        </w:rPr>
+        <w:t>.</w:t>
+      </w:r>
+    </w:p>
+    <w:p>
+      <w:pPr>
+        <w:ind w:left="993" w:hanging="284"/>
+        <w:jc w:val="both"/>
+        <w:rPr>
+          <w:szCs w:val="32"/>
+        </w:rPr>
+      </w:pPr>
+      <w:r>
+        <w:rPr>
+          <w:szCs w:val="32"/>
+        </w:rPr>
+        <w:t xml:space="preserve">5. </w:t>
+      </w:r>
+      <w:r>
+        <w:rPr>
+          <w:szCs w:val="32"/>
+        </w:rPr>
+        <w:t>Заказы с количеством билетов 2</w:t>
+      </w:r>
+      <w:r>
+        <w:rPr>
+          <w:szCs w:val="32"/>
+        </w:rPr>
+        <w:t>.</w:t>
+      </w:r>
+    </w:p>
+    <w:p>
+      <w:pPr>
+        <w:ind w:left="993" w:hanging="284"/>
+        <w:jc w:val="both"/>
+        <w:rPr>
+          <w:szCs w:val="32"/>
+        </w:rPr>
+      </w:pPr>
+      <w:r>
+        <w:rPr>
+          <w:szCs w:val="32"/>
+        </w:rPr>
+        <w:t xml:space="preserve">6. </w:t>
+      </w:r>
+      <w:r>
+        <w:rPr>
+          <w:szCs w:val="32"/>
+        </w:rPr>
+        <w:t>Заказы со скидкой</w:t>
+      </w:r>
+      <w:r>
+        <w:rPr>
+          <w:szCs w:val="32"/>
+        </w:rPr>
+        <w:t>.</w:t>
+      </w:r>
+    </w:p>
+    <w:p>
+      <w:pPr>
+        <w:ind w:left="993" w:hanging="284"/>
+        <w:jc w:val="both"/>
+        <w:rPr>
+          <w:szCs w:val="32"/>
+        </w:rPr>
+      </w:pPr>
+      <w:r>
+        <w:rPr>
+          <w:szCs w:val="32"/>
+        </w:rPr>
+        <w:t xml:space="preserve">7. </w:t>
+      </w:r>
+      <w:r>
+        <w:rPr>
+          <w:szCs w:val="36"/>
+        </w:rPr>
+        <w:t xml:space="preserve">Заказы, оформленные </w:t>
+      </w:r>
+      <w:r>
+        <w:rPr>
+          <w:szCs w:val="36"/>
+        </w:rPr>
+        <w:t>20</w:t>
+      </w:r>
+      <w:r>
+        <w:rPr>
+          <w:szCs w:val="36"/>
+        </w:rPr>
+        <w:t>.</w:t>
+      </w:r>
+      <w:r>
+        <w:rPr>
+          <w:szCs w:val="36"/>
+        </w:rPr>
+        <w:t>03</w:t>
+      </w:r>
+      <w:r>
+        <w:rPr>
+          <w:szCs w:val="36"/>
+        </w:rPr>
+        <w:t>.202</w:t>
+      </w:r>
+      <w:r>
+        <w:rPr>
+          <w:szCs w:val="36"/>
+        </w:rPr>
+        <w:t>6</w:t>
+      </w:r>
+      <w:r>
+        <w:rPr>
+          <w:szCs w:val="36"/>
+        </w:rPr>
+        <w:t>.</w:t>
+      </w:r>
+    </w:p>
+    <w:p>
+      <w:pPr>
+        <w:ind w:left="993" w:hanging="284"/>
+        <w:jc w:val="both"/>
+        <w:rPr>
+          <w:szCs w:val="32"/>
+        </w:rPr>
+      </w:pPr>
+      <w:r>
+        <w:rPr>
+          <w:szCs w:val="32"/>
+        </w:rPr>
+        <w:t xml:space="preserve">8. </w:t>
+      </w:r>
+      <w:r>
+        <w:t>Самый дорогой билет</w:t>
+      </w:r>
+      <w:r>
+        <w:t>.</w:t>
+      </w:r>
+    </w:p>
+    <w:p>
+      <w:pPr>
+        <w:ind w:left="992" w:hanging="284"/>
+        <w:jc w:val="both"/>
+        <w:rPr>
+          <w:szCs w:val="32"/>
+        </w:rPr>
+      </w:pPr>
+      <w:r>
+        <w:rPr>
+          <w:szCs w:val="32"/>
+        </w:rPr>
+        <w:t xml:space="preserve">9. </w:t>
+      </w:r>
+      <w:r>
+        <w:t>Средняя цена билетов</w:t>
+      </w:r>
+      <w:r>
+        <w:t>.</w:t>
+      </w:r>
+    </w:p>
+    <w:p>
+      <w:pPr>
+        <w:pStyle w:val="a7"/>
+        <w:numPr>
+          <w:ilvl w:val="0"/>
+          <w:numId w:val="7"/>
+        </w:numPr>
+      </w:pPr>
+      <w:r>
+        <w:rPr>
+          <w:szCs w:val="36"/>
+        </w:rPr>
+        <w:t>Средняя продолжительность полёта для каждого типа самолёта</w:t>
+      </w:r>
+    </w:p>
+    <w:p>
+      <w:pPr>
+        <w:ind w:left="993" w:hanging="284"/>
+        <w:jc w:val="both"/>
+        <w:rPr>
+          <w:rFonts w:cs="Times New Roman"/>
+          <w:szCs w:val="28"/>
+        </w:rPr>
+      </w:pPr>
+    </w:p>
+    <w:p>
+      <w:pPr>
         <w:jc w:val="both"/>
         <w:rPr>
           <w:rFonts w:cs="Times New Roman"/>
@@ -549,7 +783,6 @@
           <w:iCs/>
           <w:szCs w:val="28"/>
         </w:rPr>
-        <w:lastRenderedPageBreak/>
         <w:t>Сущности и атрибуты:</w:t>
       </w:r>
     </w:p>
@@ -897,21 +1130,6 @@
     </w:p>
     <w:p>
       <w:pPr>
-        <w:rPr>
-          <w:rFonts w:cs="Times New Roman"/>
-          <w:szCs w:val="28"/>
-        </w:rPr>
-      </w:pPr>
-      <w:r>
-        <w:rPr>
-          <w:rFonts w:cs="Times New Roman"/>
-          <w:szCs w:val="28"/>
-        </w:rPr>
-        <w:br w:type="page"/>
-      </w:r>
-    </w:p>
-    <w:p>
-      <w:pPr>
         <w:jc w:val="both"/>
         <w:rPr>
           <w:rFonts w:cs="Times New Roman"/>
@@ -927,7 +1145,6 @@
           <w:iCs/>
           <w:szCs w:val="28"/>
         </w:rPr>
-        <w:lastRenderedPageBreak/>
         <w:t xml:space="preserve">Инфологическая </w:t>
       </w:r>
       <w:r>
@@ -1190,11 +1407,12 @@
         <w:rPr>
           <w:noProof/>
         </w:rPr>
+        <w:lastRenderedPageBreak/>
         <w:drawing>
-          <wp:inline distT="0" distB="0" distL="0" distR="0" wp14:anchorId="7079897B" wp14:editId="47A98658">
-            <wp:extent cx="3466887" cy="2129790"/>
-            <wp:effectExtent l="19050" t="19050" r="19685" b="22860"/>
-            <wp:docPr id="20" name="Рисунок 20"/>
+          <wp:inline distT="0" distB="0" distL="0" distR="0" wp14:anchorId="1CD8458F" wp14:editId="1C4F866E">
+            <wp:extent cx="5276850" cy="3186416"/>
+            <wp:effectExtent l="19050" t="19050" r="19050" b="14605"/>
+            <wp:docPr id="3" name="Рисунок 3"/>
             <wp:cNvGraphicFramePr>
               <a:graphicFrameLocks xmlns:a="http://schemas.openxmlformats.org/drawingml/2006/main" noChangeAspect="1"/>
             </wp:cNvGraphicFramePr>
@@ -1214,7 +1432,7 @@
                   <pic:spPr>
                     <a:xfrm>
                       <a:off x="0" y="0"/>
-                      <a:ext cx="3525227" cy="2165630"/>
+                      <a:ext cx="5287454" cy="3192819"/>
                     </a:xfrm>
                     <a:prstGeom prst="rect">
                       <a:avLst/>
@@ -1350,10 +1568,10 @@
           <w:noProof/>
         </w:rPr>
         <w:drawing>
-          <wp:inline distT="0" distB="0" distL="0" distR="0" wp14:anchorId="738D83D5" wp14:editId="717D5467">
-            <wp:extent cx="4874724" cy="2994660"/>
-            <wp:effectExtent l="19050" t="19050" r="21590" b="15240"/>
-            <wp:docPr id="21" name="Рисунок 21"/>
+          <wp:inline distT="0" distB="0" distL="0" distR="0" wp14:anchorId="16585CA1" wp14:editId="08731392">
+            <wp:extent cx="4629150" cy="2795304"/>
+            <wp:effectExtent l="19050" t="19050" r="19050" b="24130"/>
+            <wp:docPr id="2" name="Рисунок 2"/>
             <wp:cNvGraphicFramePr>
               <a:graphicFrameLocks xmlns:a="http://schemas.openxmlformats.org/drawingml/2006/main" noChangeAspect="1"/>
             </wp:cNvGraphicFramePr>
@@ -1373,7 +1591,7 @@
                   <pic:spPr>
                     <a:xfrm>
                       <a:off x="0" y="0"/>
-                      <a:ext cx="4898929" cy="3009530"/>
+                      <a:ext cx="4635304" cy="2799020"/>
                     </a:xfrm>
                     <a:prstGeom prst="rect">
                       <a:avLst/>
@@ -1422,15 +1640,7 @@
     <w:p>
       <w:pPr>
         <w:spacing w:line="240" w:lineRule="auto"/>
-        <w:rPr>
-          <w:rFonts w:cs="Times New Roman"/>
-          <w:szCs w:val="28"/>
-        </w:rPr>
-      </w:pPr>
-    </w:p>
-    <w:p>
-      <w:pPr>
-        <w:spacing w:line="240" w:lineRule="auto"/>
+        <w:ind w:firstLine="0"/>
         <w:rPr>
           <w:rFonts w:cs="Times New Roman"/>
           <w:szCs w:val="28"/>
@@ -1453,6 +1663,7 @@
           <w:iCs/>
           <w:szCs w:val="28"/>
         </w:rPr>
+        <w:lastRenderedPageBreak/>
         <w:t>Логическая модель</w:t>
       </w:r>
     </w:p>
@@ -1623,7 +1834,7 @@
               <w:rPr>
                 <w:rFonts w:eastAsia="Calibri"/>
               </w:rPr>
-              <w:t>Код_клиента</w:t>
+              <w:t>Номер_заказа</w:t>
             </w:r>
             <w:proofErr w:type="spellEnd"/>
           </w:p>
@@ -2156,7 +2367,6 @@
           <w:szCs w:val="28"/>
           <w14:ligatures w14:val="none"/>
         </w:rPr>
-        <w:lastRenderedPageBreak/>
         <w:t>Таблица 2 – Сущность «Клиенты»</w:t>
       </w:r>
     </w:p>
@@ -2167,9 +2377,9 @@
         <w:tblLook w:val="04A0" w:firstRow="1" w:lastRow="0" w:firstColumn="1" w:lastColumn="0" w:noHBand="0" w:noVBand="1"/>
       </w:tblPr>
       <w:tblGrid>
-        <w:gridCol w:w="3682"/>
-        <w:gridCol w:w="2798"/>
-        <w:gridCol w:w="2865"/>
+        <w:gridCol w:w="3115"/>
+        <w:gridCol w:w="3115"/>
+        <w:gridCol w:w="3115"/>
       </w:tblGrid>
       <w:tr>
         <w:tc>
@@ -2243,7 +2453,7 @@
               <w:rPr>
                 <w:rFonts w:eastAsia="Calibri"/>
               </w:rPr>
-              <w:t>Клиенты_Код_клиента</w:t>
+              <w:t>Код_клиента</w:t>
             </w:r>
             <w:proofErr w:type="spellEnd"/>
           </w:p>
@@ -2710,7 +2920,27 @@
           <w:szCs w:val="28"/>
           <w14:ligatures w14:val="none"/>
         </w:rPr>
-        <w:t>Таблица 3 – Сущность «Издательство»</w:t>
+        <w:t>Таблица 3 – Сущность «</w:t>
+      </w:r>
+      <w:r>
+        <w:rPr>
+          <w:rFonts w:eastAsia="Calibri" w:cs="Times New Roman"/>
+          <w:color w:val="00000A"/>
+          <w:kern w:val="0"/>
+          <w:szCs w:val="28"/>
+          <w14:ligatures w14:val="none"/>
+        </w:rPr>
+        <w:t>Заказы</w:t>
+      </w:r>
+      <w:r>
+        <w:rPr>
+          <w:rFonts w:eastAsia="Calibri" w:cs="Times New Roman"/>
+          <w:color w:val="00000A"/>
+          <w:kern w:val="0"/>
+          <w:szCs w:val="28"/>
+          <w14:ligatures w14:val="none"/>
+        </w:rPr>
+        <w:t>»</w:t>
       </w:r>
     </w:p>
     <w:tbl>
@@ -2720,14 +2950,14 @@
         <w:tblLook w:val="04A0" w:firstRow="1" w:lastRow="0" w:firstColumn="1" w:lastColumn="0" w:noHBand="0" w:noVBand="1"/>
       </w:tblPr>
       <w:tblGrid>
-        <w:gridCol w:w="3953"/>
-        <w:gridCol w:w="2647"/>
-        <w:gridCol w:w="2745"/>
+        <w:gridCol w:w="3682"/>
+        <w:gridCol w:w="2798"/>
+        <w:gridCol w:w="2865"/>
       </w:tblGrid>
       <w:tr>
         <w:tc>
           <w:tcPr>
-            <w:tcW w:w="3115" w:type="dxa"/>
+            <w:tcW w:w="3682" w:type="dxa"/>
           </w:tcPr>
           <w:p>
             <w:pPr>
@@ -2745,7 +2975,7 @@
         </w:tc>
         <w:tc>
           <w:tcPr>
-            <w:tcW w:w="3115" w:type="dxa"/>
+            <w:tcW w:w="2798" w:type="dxa"/>
           </w:tcPr>
           <w:p>
             <w:pPr>
@@ -2763,7 +2993,7 @@
         </w:tc>
         <w:tc>
           <w:tcPr>
-            <w:tcW w:w="3115" w:type="dxa"/>
+            <w:tcW w:w="2865" w:type="dxa"/>
           </w:tcPr>
           <w:p>
             <w:pPr>
@@ -2783,7 +3013,7 @@
       <w:tr>
         <w:tc>
           <w:tcPr>
-            <w:tcW w:w="3115" w:type="dxa"/>
+            <w:tcW w:w="3682" w:type="dxa"/>
           </w:tcPr>
           <w:p>
             <w:pPr>
@@ -2803,7 +3033,7 @@
         </w:tc>
         <w:tc>
           <w:tcPr>
-            <w:tcW w:w="3115" w:type="dxa"/>
+            <w:tcW w:w="2798" w:type="dxa"/>
           </w:tcPr>
           <w:p>
             <w:pPr>
@@ -2823,7 +3053,7 @@
         </w:tc>
         <w:tc>
           <w:tcPr>
-            <w:tcW w:w="3115" w:type="dxa"/>
+            <w:tcW w:w="2865" w:type="dxa"/>
           </w:tcPr>
           <w:p>
             <w:pPr>
@@ -2845,7 +3075,7 @@
       <w:tr>
         <w:tc>
           <w:tcPr>
-            <w:tcW w:w="3115" w:type="dxa"/>
+            <w:tcW w:w="3682" w:type="dxa"/>
           </w:tcPr>
           <w:p>
             <w:pPr>
@@ -2865,7 +3095,7 @@
         </w:tc>
         <w:tc>
           <w:tcPr>
-            <w:tcW w:w="3115" w:type="dxa"/>
+            <w:tcW w:w="2798" w:type="dxa"/>
           </w:tcPr>
           <w:p>
             <w:pPr>
@@ -2885,7 +3115,7 @@
         </w:tc>
         <w:tc>
           <w:tcPr>
-            <w:tcW w:w="3115" w:type="dxa"/>
+            <w:tcW w:w="2865" w:type="dxa"/>
           </w:tcPr>
           <w:p>
             <w:pPr>
@@ -2907,7 +3137,7 @@
       <w:tr>
         <w:tc>
           <w:tcPr>
-            <w:tcW w:w="3115" w:type="dxa"/>
+            <w:tcW w:w="3682" w:type="dxa"/>
           </w:tcPr>
           <w:p>
             <w:pPr>
@@ -2915,19 +3145,17 @@
                 <w:rFonts w:eastAsia="Calibri"/>
               </w:rPr>
             </w:pPr>
-            <w:proofErr w:type="spellStart"/>
             <w:r>
               <w:rPr>
                 <w:rFonts w:eastAsia="Calibri"/>
               </w:rPr>
-              <w:t>Авиабилеты_Код_билета</w:t>
+              <w:t>Количество</w:t>
             </w:r>
-            <w:proofErr w:type="spellEnd"/>
           </w:p>
         </w:tc>
         <w:tc>
           <w:tcPr>
-            <w:tcW w:w="3115" w:type="dxa"/>
+            <w:tcW w:w="2798" w:type="dxa"/>
           </w:tcPr>
           <w:p>
             <w:pPr>
@@ -2947,7 +3175,7 @@
         </w:tc>
         <w:tc>
           <w:tcPr>
-            <w:tcW w:w="3115" w:type="dxa"/>
+            <w:tcW w:w="2865" w:type="dxa"/>
           </w:tcPr>
           <w:p>
             <w:pPr>
@@ -2967,7 +3195,7 @@
       <w:tr>
         <w:tc>
           <w:tcPr>
-            <w:tcW w:w="3115" w:type="dxa"/>
+            <w:tcW w:w="3682" w:type="dxa"/>
           </w:tcPr>
           <w:p>
             <w:pPr>
@@ -2979,13 +3207,13 @@
               <w:rPr>
                 <w:rFonts w:eastAsia="Calibri"/>
               </w:rPr>
-              <w:t>Количество</w:t>
+              <w:t>Скидка</w:t>
             </w:r>
           </w:p>
         </w:tc>
         <w:tc>
           <w:tcPr>
-            <w:tcW w:w="3115" w:type="dxa"/>
+            <w:tcW w:w="2798" w:type="dxa"/>
           </w:tcPr>
           <w:p>
             <w:pPr>
@@ -3005,17 +3233,19 @@
         </w:tc>
         <w:tc>
           <w:tcPr>
-            <w:tcW w:w="3115" w:type="dxa"/>
+            <w:tcW w:w="2865" w:type="dxa"/>
           </w:tcPr>
           <w:p>
             <w:pPr>
               <w:rPr>
                 <w:rFonts w:eastAsia="Calibri"/>
+                <w:lang w:val="en-US"/>
               </w:rPr>
             </w:pPr>
             <w:r>
               <w:rPr>
                 <w:rFonts w:eastAsia="Calibri"/>
+                <w:lang w:val="en-US"/>
               </w:rPr>
               <w:t>6</w:t>
             </w:r>
@@ -3025,7 +3255,7 @@
       <w:tr>
         <w:tc>
           <w:tcPr>
-            <w:tcW w:w="3115" w:type="dxa"/>
+            <w:tcW w:w="3682" w:type="dxa"/>
           </w:tcPr>
           <w:p>
             <w:pPr>
@@ -3033,17 +3263,19 @@
                 <w:rFonts w:eastAsia="Calibri"/>
               </w:rPr>
             </w:pPr>
+            <w:proofErr w:type="spellStart"/>
             <w:r>
               <w:rPr>
                 <w:rFonts w:eastAsia="Calibri"/>
               </w:rPr>
-              <w:t>Скидка</w:t>
+              <w:t>Дата_заказа</w:t>
             </w:r>
+            <w:proofErr w:type="spellEnd"/>
           </w:p>
         </w:tc>
         <w:tc>
           <w:tcPr>
-            <w:tcW w:w="3115" w:type="dxa"/>
+            <w:tcW w:w="2798" w:type="dxa"/>
           </w:tcPr>
           <w:p>
             <w:pPr>
@@ -3063,19 +3295,17 @@
         </w:tc>
         <w:tc>
           <w:tcPr>
-            <w:tcW w:w="3115" w:type="dxa"/>
+            <w:tcW w:w="2865" w:type="dxa"/>
           </w:tcPr>
           <w:p>
             <w:pPr>
               <w:rPr>
                 <w:rFonts w:eastAsia="Calibri"/>
-                <w:lang w:val="en-US"/>
               </w:rPr>
             </w:pPr>
             <w:r>
               <w:rPr>
                 <w:rFonts w:eastAsia="Calibri"/>
-                <w:lang w:val="en-US"/>
               </w:rPr>
               <w:t>6</w:t>
             </w:r>
@@ -3085,67 +3315,7 @@
       <w:tr>
         <w:tc>
           <w:tcPr>
-            <w:tcW w:w="3115" w:type="dxa"/>
-          </w:tcPr>
-          <w:p>
-            <w:pPr>
-              <w:rPr>
-                <w:rFonts w:eastAsia="Calibri"/>
-              </w:rPr>
-            </w:pPr>
-            <w:proofErr w:type="spellStart"/>
-            <w:r>
-              <w:rPr>
-                <w:rFonts w:eastAsia="Calibri"/>
-              </w:rPr>
-              <w:t>Дата_заказа</w:t>
-            </w:r>
-            <w:proofErr w:type="spellEnd"/>
-          </w:p>
-        </w:tc>
-        <w:tc>
-          <w:tcPr>
-            <w:tcW w:w="3115" w:type="dxa"/>
-          </w:tcPr>
-          <w:p>
-            <w:pPr>
-              <w:rPr>
-                <w:rFonts w:eastAsia="Calibri"/>
-                <w:lang w:val="en-US"/>
-              </w:rPr>
-            </w:pPr>
-            <w:r>
-              <w:rPr>
-                <w:rFonts w:eastAsia="Calibri"/>
-                <w:lang w:val="en-US"/>
-              </w:rPr>
-              <w:t>N</w:t>
-            </w:r>
-          </w:p>
-        </w:tc>
-        <w:tc>
-          <w:tcPr>
-            <w:tcW w:w="3115" w:type="dxa"/>
-          </w:tcPr>
-          <w:p>
-            <w:pPr>
-              <w:rPr>
-                <w:rFonts w:eastAsia="Calibri"/>
-              </w:rPr>
-            </w:pPr>
-            <w:r>
-              <w:rPr>
-                <w:rFonts w:eastAsia="Calibri"/>
-              </w:rPr>
-              <w:t>6</w:t>
-            </w:r>
-          </w:p>
-        </w:tc>
-      </w:tr>
-      <w:tr>
-        <w:tc>
-          <w:tcPr>
-            <w:tcW w:w="6230" w:type="dxa"/>
+            <w:tcW w:w="6480" w:type="dxa"/>
             <w:gridSpan w:val="2"/>
           </w:tcPr>
           <w:p>
@@ -3165,7 +3335,7 @@
         </w:tc>
         <w:tc>
           <w:tcPr>
-            <w:tcW w:w="3115" w:type="dxa"/>
+            <w:tcW w:w="2865" w:type="dxa"/>
           </w:tcPr>
           <w:p>
             <w:pPr>
@@ -3178,7 +3348,20 @@
                 <w:rFonts w:eastAsia="Calibri"/>
                 <w:lang w:val="en-US"/>
               </w:rPr>
-              <w:t xml:space="preserve">36 </w:t>
+              <w:t>3</w:t>
+            </w:r>
+            <w:r>
+              <w:rPr>
+                <w:rFonts w:eastAsia="Calibri"/>
+              </w:rPr>
+              <w:t>0</w:t>
+            </w:r>
+            <w:r>
+              <w:rPr>
+                <w:rFonts w:eastAsia="Calibri"/>
+                <w:lang w:val="en-US"/>
+              </w:rPr>
+              <w:t xml:space="preserve"> </w:t>
             </w:r>
             <w:r>
               <w:rPr>
@@ -3192,7 +3375,7 @@
       <w:tr>
         <w:tc>
           <w:tcPr>
-            <w:tcW w:w="6230" w:type="dxa"/>
+            <w:tcW w:w="6480" w:type="dxa"/>
             <w:gridSpan w:val="2"/>
           </w:tcPr>
           <w:p>
@@ -3212,7 +3395,7 @@
         </w:tc>
         <w:tc>
           <w:tcPr>
-            <w:tcW w:w="3115" w:type="dxa"/>
+            <w:tcW w:w="2865" w:type="dxa"/>
           </w:tcPr>
           <w:p>
             <w:pPr>
@@ -3225,7 +3408,20 @@
                 <w:rFonts w:eastAsia="Calibri"/>
                 <w:lang w:val="en-US"/>
               </w:rPr>
-              <w:t>3600</w:t>
+              <w:t>3</w:t>
+            </w:r>
+            <w:r>
+              <w:rPr>
+                <w:rFonts w:eastAsia="Calibri"/>
+              </w:rPr>
+              <w:t>0</w:t>
+            </w:r>
+            <w:r>
+              <w:rPr>
+                <w:rFonts w:eastAsia="Calibri"/>
+                <w:lang w:val="en-US"/>
+              </w:rPr>
+              <w:t>00</w:t>
             </w:r>
             <w:r>
               <w:rPr>
@@ -3260,7 +3456,21 @@
           <w:rFonts w:cs="Times New Roman"/>
           <w:szCs w:val="32"/>
         </w:rPr>
-        <w:t>Всего база данных займет на 100 записей: 15600 Б.</w:t>
+        <w:t>Всего база данных займет на 100 записей: 15</w:t>
+      </w:r>
+      <w:r>
+        <w:rPr>
+          <w:rFonts w:cs="Times New Roman"/>
+          <w:szCs w:val="32"/>
+        </w:rPr>
+        <w:t>0</w:t>
+      </w:r>
+      <w:r>
+        <w:rPr>
+          <w:rFonts w:cs="Times New Roman"/>
+          <w:szCs w:val="32"/>
+        </w:rPr>
+        <w:t>00 Б.</w:t>
       </w:r>
     </w:p>
     <w:p>
@@ -4463,18 +4673,20 @@
         <w:ind w:left="708" w:firstLine="1"/>
         <w:rPr>
           <w:rFonts w:ascii="Courier New" w:hAnsi="Courier New" w:cs="Courier New"/>
-        </w:rPr>
-      </w:pPr>
-      <w:r>
-        <w:rPr>
-          <w:rFonts w:ascii="Courier New" w:hAnsi="Courier New" w:cs="Courier New"/>
           <w:lang w:val="en-US"/>
         </w:rPr>
+      </w:pPr>
+      <w:r>
+        <w:rPr>
+          <w:rFonts w:ascii="Courier New" w:hAnsi="Courier New" w:cs="Courier New"/>
+          <w:lang w:val="en-US"/>
+        </w:rPr>
         <w:t>CREATE</w:t>
       </w:r>
       <w:r>
         <w:rPr>
           <w:rFonts w:ascii="Courier New" w:hAnsi="Courier New" w:cs="Courier New"/>
+          <w:lang w:val="en-US"/>
         </w:rPr>
         <w:t xml:space="preserve"> </w:t>
       </w:r>
@@ -4488,6 +4700,7 @@
       <w:r>
         <w:rPr>
           <w:rFonts w:ascii="Courier New" w:hAnsi="Courier New" w:cs="Courier New"/>
+          <w:lang w:val="en-US"/>
         </w:rPr>
         <w:t xml:space="preserve"> </w:t>
       </w:r>
@@ -4500,6 +4713,7 @@
       <w:r>
         <w:rPr>
           <w:rFonts w:ascii="Courier New" w:hAnsi="Courier New" w:cs="Courier New"/>
+          <w:lang w:val="en-US"/>
         </w:rPr>
         <w:t xml:space="preserve"> (</w:t>
       </w:r>
@@ -4896,18 +5110,20 @@
         <w:ind w:left="708" w:firstLine="1"/>
         <w:rPr>
           <w:rFonts w:ascii="Courier New" w:hAnsi="Courier New" w:cs="Courier New"/>
-        </w:rPr>
-      </w:pPr>
-      <w:r>
-        <w:rPr>
-          <w:rFonts w:ascii="Courier New" w:hAnsi="Courier New" w:cs="Courier New"/>
           <w:lang w:val="en-US"/>
         </w:rPr>
+      </w:pPr>
+      <w:r>
+        <w:rPr>
+          <w:rFonts w:ascii="Courier New" w:hAnsi="Courier New" w:cs="Courier New"/>
+          <w:lang w:val="en-US"/>
+        </w:rPr>
         <w:t>CREATE</w:t>
       </w:r>
       <w:r>
         <w:rPr>
           <w:rFonts w:ascii="Courier New" w:hAnsi="Courier New" w:cs="Courier New"/>
+          <w:lang w:val="en-US"/>
         </w:rPr>
         <w:t xml:space="preserve"> </w:t>
       </w:r>
@@ -4921,6 +5137,7 @@
       <w:r>
         <w:rPr>
           <w:rFonts w:ascii="Courier New" w:hAnsi="Courier New" w:cs="Courier New"/>
+          <w:lang w:val="en-US"/>
         </w:rPr>
         <w:t xml:space="preserve"> </w:t>
       </w:r>
@@ -4933,6 +5150,7 @@
       <w:r>
         <w:rPr>
           <w:rFonts w:ascii="Courier New" w:hAnsi="Courier New" w:cs="Courier New"/>
+          <w:lang w:val="en-US"/>
         </w:rPr>
         <w:t xml:space="preserve"> (</w:t>
       </w:r>
@@ -5288,14 +5506,6 @@
     </w:p>
     <w:p>
       <w:pPr>
-        <w:rPr>
-          <w:rFonts w:cs="Times New Roman"/>
-          <w:szCs w:val="28"/>
-        </w:rPr>
-      </w:pPr>
-    </w:p>
-    <w:p>
-      <w:pPr>
         <w:jc w:val="both"/>
         <w:rPr>
           <w:rFonts w:cs="Times New Roman"/>
@@ -5307,6 +5517,7 @@
           <w:rFonts w:cs="Times New Roman"/>
           <w:szCs w:val="28"/>
         </w:rPr>
+        <w:lastRenderedPageBreak/>
         <w:t>SQL-запрос – это команда на языке SQL (</w:t>
       </w:r>
       <w:proofErr w:type="spellStart"/>
@@ -5979,6 +6190,18 @@
     <w:p>
       <w:pPr>
         <w:pStyle w:val="a7"/>
+        <w:ind w:left="0"/>
+        <w:jc w:val="center"/>
+        <w:rPr>
+          <w:rFonts w:ascii="Courier New" w:hAnsi="Courier New" w:cs="Courier New"/>
+          <w:szCs w:val="28"/>
+          <w:lang w:val="en-US"/>
+        </w:rPr>
+      </w:pPr>
+    </w:p>
+    <w:p>
+      <w:pPr>
+        <w:pStyle w:val="a7"/>
         <w:numPr>
           <w:ilvl w:val="0"/>
           <w:numId w:val="1"/>
@@ -6395,9 +6618,9 @@
           <w:noProof/>
         </w:rPr>
         <w:drawing>
-          <wp:inline distT="0" distB="0" distL="0" distR="0" wp14:anchorId="3D4CCBD5" wp14:editId="1D37EB79">
-            <wp:extent cx="5940425" cy="914400"/>
-            <wp:effectExtent l="19050" t="19050" r="22225" b="19050"/>
+          <wp:inline distT="0" distB="0" distL="0" distR="0" wp14:anchorId="3D4CCBD5" wp14:editId="1B0B65D3">
+            <wp:extent cx="4636770" cy="713730"/>
+            <wp:effectExtent l="19050" t="19050" r="11430" b="10795"/>
             <wp:docPr id="10" name="Рисунок 10"/>
             <wp:cNvGraphicFramePr>
               <a:graphicFrameLocks xmlns:a="http://schemas.openxmlformats.org/drawingml/2006/main" noChangeAspect="1"/>
@@ -6418,7 +6641,7 @@
                   <pic:spPr>
                     <a:xfrm>
                       <a:off x="0" y="0"/>
-                      <a:ext cx="5940425" cy="914400"/>
+                      <a:ext cx="4653487" cy="716303"/>
                     </a:xfrm>
                     <a:prstGeom prst="rect">
                       <a:avLst/>
@@ -6760,9 +6983,9 @@
         </w:rPr>
         <w:lastRenderedPageBreak/>
         <w:drawing>
-          <wp:inline distT="0" distB="0" distL="0" distR="0" wp14:anchorId="0273E21D" wp14:editId="196D366C">
-            <wp:extent cx="5940425" cy="920750"/>
-            <wp:effectExtent l="19050" t="19050" r="22225" b="12700"/>
+          <wp:inline distT="0" distB="0" distL="0" distR="0" wp14:anchorId="0273E21D" wp14:editId="208464E9">
+            <wp:extent cx="4872990" cy="755300"/>
+            <wp:effectExtent l="19050" t="19050" r="22860" b="26035"/>
             <wp:docPr id="11" name="Рисунок 11"/>
             <wp:cNvGraphicFramePr>
               <a:graphicFrameLocks xmlns:a="http://schemas.openxmlformats.org/drawingml/2006/main" noChangeAspect="1"/>
@@ -6783,7 +7006,7 @@
                   <pic:spPr>
                     <a:xfrm>
                       <a:off x="0" y="0"/>
-                      <a:ext cx="5940425" cy="920750"/>
+                      <a:ext cx="4964820" cy="769533"/>
                     </a:xfrm>
                     <a:prstGeom prst="rect">
                       <a:avLst/>
@@ -7046,11 +7269,19 @@
           <w:numId w:val="1"/>
         </w:numPr>
       </w:pPr>
+      <w:bookmarkStart w:id="0" w:name="_Hlk225507072"/>
       <w:r>
         <w:rPr>
           <w:szCs w:val="32"/>
         </w:rPr>
-        <w:t>Заказы со скидкой (см. рис. 14).</w:t>
+        <w:t xml:space="preserve">Заказы со скидкой </w:t>
+      </w:r>
+      <w:bookmarkEnd w:id="0"/>
+      <w:r>
+        <w:rPr>
+          <w:szCs w:val="32"/>
+        </w:rPr>
+        <w:t>(см. рис. 14).</w:t>
       </w:r>
     </w:p>
     <w:p>
@@ -7935,6 +8166,7 @@
           <w:numId w:val="1"/>
         </w:numPr>
       </w:pPr>
+      <w:bookmarkStart w:id="1" w:name="_Hlk225507199"/>
       <w:r>
         <w:rPr>
           <w:szCs w:val="36"/>
@@ -7942,6 +8174,7 @@
         <w:t>Средняя продолжительность полёта для каждого типа самолёта</w:t>
       </w:r>
     </w:p>
+    <w:bookmarkEnd w:id="1"/>
     <w:p>
       <w:pPr>
         <w:pStyle w:val="a7"/>
@@ -8140,9 +8373,9 @@
         </w:rPr>
         <w:lastRenderedPageBreak/>
         <w:drawing>
-          <wp:inline distT="0" distB="0" distL="0" distR="0" wp14:anchorId="512ADC4C" wp14:editId="6EAD12FB">
-            <wp:extent cx="5153025" cy="1323975"/>
-            <wp:effectExtent l="19050" t="19050" r="28575" b="28575"/>
+          <wp:inline distT="0" distB="0" distL="0" distR="0" wp14:anchorId="512ADC4C" wp14:editId="1656BBE6">
+            <wp:extent cx="3897630" cy="1001424"/>
+            <wp:effectExtent l="19050" t="19050" r="26670" b="27305"/>
             <wp:docPr id="18" name="Рисунок 18"/>
             <wp:cNvGraphicFramePr>
               <a:graphicFrameLocks xmlns:a="http://schemas.openxmlformats.org/drawingml/2006/main" noChangeAspect="1"/>
@@ -8163,7 +8396,7 @@
                   <pic:spPr>
                     <a:xfrm>
                       <a:off x="0" y="0"/>
-                      <a:ext cx="5153025" cy="1323975"/>
+                      <a:ext cx="3957079" cy="1016698"/>
                     </a:xfrm>
                     <a:prstGeom prst="rect">
                       <a:avLst/>
@@ -8215,18 +8448,6 @@
         </w:rPr>
         <w:t>Рисунок 18. Результат десятого запроса</w:t>
       </w:r>
-    </w:p>
-    <w:p>
-      <w:pPr>
-        <w:pStyle w:val="a7"/>
-        <w:spacing w:line="240" w:lineRule="auto"/>
-        <w:ind w:left="0" w:firstLine="0"/>
-        <w:jc w:val="center"/>
-        <w:rPr>
-          <w:rFonts w:cs="Times New Roman"/>
-          <w:sz w:val="24"/>
-        </w:rPr>
-      </w:pPr>
     </w:p>
     <w:sectPr>
       <w:pgSz w:w="11906" w:h="16838"/>
@@ -8467,11 +8688,11 @@
     </w:lvl>
   </w:abstractNum>
   <w:abstractNum w:abstractNumId="2" w15:restartNumberingAfterBreak="0">
-    <w:nsid w:val="45714E12"/>
+    <w:nsid w:val="36940386"/>
     <w:multiLevelType w:val="hybridMultilevel"/>
-    <w:tmpl w:val="5FF251C4"/>
-    <w:lvl w:ilvl="0" w:tplc="01DCBB48">
-      <w:start w:val="1"/>
+    <w:tmpl w:val="4FB0A7D2"/>
+    <w:lvl w:ilvl="0" w:tplc="CEFE669E">
+      <w:start w:val="10"/>
       <w:numFmt w:val="decimal"/>
       <w:lvlText w:val="%1."/>
       <w:lvlJc w:val="left"/>
@@ -8556,6 +8777,95 @@
     </w:lvl>
   </w:abstractNum>
   <w:abstractNum w:abstractNumId="3" w15:restartNumberingAfterBreak="0">
+    <w:nsid w:val="45714E12"/>
+    <w:multiLevelType w:val="hybridMultilevel"/>
+    <w:tmpl w:val="5FF251C4"/>
+    <w:lvl w:ilvl="0" w:tplc="01DCBB48">
+      <w:start w:val="1"/>
+      <w:numFmt w:val="decimal"/>
+      <w:lvlText w:val="%1."/>
+      <w:lvlJc w:val="left"/>
+      <w:pPr>
+        <w:ind w:left="1069" w:hanging="360"/>
+      </w:pPr>
+      <w:rPr>
+        <w:rFonts w:hint="default"/>
+      </w:rPr>
+    </w:lvl>
+    <w:lvl w:ilvl="1" w:tplc="04190019" w:tentative="1">
+      <w:start w:val="1"/>
+      <w:numFmt w:val="lowerLetter"/>
+      <w:lvlText w:val="%2."/>
+      <w:lvlJc w:val="left"/>
+      <w:pPr>
+        <w:ind w:left="1789" w:hanging="360"/>
+      </w:pPr>
+    </w:lvl>
+    <w:lvl w:ilvl="2" w:tplc="0419001B" w:tentative="1">
+      <w:start w:val="1"/>
+      <w:numFmt w:val="lowerRoman"/>
+      <w:lvlText w:val="%3."/>
+      <w:lvlJc w:val="right"/>
+      <w:pPr>
+        <w:ind w:left="2509" w:hanging="180"/>
+      </w:pPr>
+    </w:lvl>
+    <w:lvl w:ilvl="3" w:tplc="0419000F" w:tentative="1">
+      <w:start w:val="1"/>
+      <w:numFmt w:val="decimal"/>
+      <w:lvlText w:val="%4."/>
+      <w:lvlJc w:val="left"/>
+      <w:pPr>
+        <w:ind w:left="3229" w:hanging="360"/>
+      </w:pPr>
+    </w:lvl>
+    <w:lvl w:ilvl="4" w:tplc="04190019" w:tentative="1">
+      <w:start w:val="1"/>
+      <w:numFmt w:val="lowerLetter"/>
+      <w:lvlText w:val="%5."/>
+      <w:lvlJc w:val="left"/>
+      <w:pPr>
+        <w:ind w:left="3949" w:hanging="360"/>
+      </w:pPr>
+    </w:lvl>
+    <w:lvl w:ilvl="5" w:tplc="0419001B" w:tentative="1">
+      <w:start w:val="1"/>
+      <w:numFmt w:val="lowerRoman"/>
+      <w:lvlText w:val="%6."/>
+      <w:lvlJc w:val="right"/>
+      <w:pPr>
+        <w:ind w:left="4669" w:hanging="180"/>
+      </w:pPr>
+    </w:lvl>
+    <w:lvl w:ilvl="6" w:tplc="0419000F" w:tentative="1">
+      <w:start w:val="1"/>
+      <w:numFmt w:val="decimal"/>
+      <w:lvlText w:val="%7."/>
+      <w:lvlJc w:val="left"/>
+      <w:pPr>
+        <w:ind w:left="5389" w:hanging="360"/>
+      </w:pPr>
+    </w:lvl>
+    <w:lvl w:ilvl="7" w:tplc="04190019" w:tentative="1">
+      <w:start w:val="1"/>
+      <w:numFmt w:val="lowerLetter"/>
+      <w:lvlText w:val="%8."/>
+      <w:lvlJc w:val="left"/>
+      <w:pPr>
+        <w:ind w:left="6109" w:hanging="360"/>
+      </w:pPr>
+    </w:lvl>
+    <w:lvl w:ilvl="8" w:tplc="0419001B" w:tentative="1">
+      <w:start w:val="1"/>
+      <w:numFmt w:val="lowerRoman"/>
+      <w:lvlText w:val="%9."/>
+      <w:lvlJc w:val="right"/>
+      <w:pPr>
+        <w:ind w:left="6829" w:hanging="180"/>
+      </w:pPr>
+    </w:lvl>
+  </w:abstractNum>
+  <w:abstractNum w:abstractNumId="4" w15:restartNumberingAfterBreak="0">
     <w:nsid w:val="4ACB1F4C"/>
     <w:multiLevelType w:val="hybridMultilevel"/>
     <w:tmpl w:val="DF38FA2E"/>
@@ -8668,7 +8978,7 @@
       </w:rPr>
     </w:lvl>
   </w:abstractNum>
-  <w:abstractNum w:abstractNumId="4" w15:restartNumberingAfterBreak="0">
+  <w:abstractNum w:abstractNumId="5" w15:restartNumberingAfterBreak="0">
     <w:nsid w:val="56275EE7"/>
     <w:multiLevelType w:val="hybridMultilevel"/>
     <w:tmpl w:val="1884E102"/>
@@ -8781,7 +9091,7 @@
       </w:rPr>
     </w:lvl>
   </w:abstractNum>
-  <w:abstractNum w:abstractNumId="5" w15:restartNumberingAfterBreak="0">
+  <w:abstractNum w:abstractNumId="6" w15:restartNumberingAfterBreak="0">
     <w:nsid w:val="62A51E13"/>
     <w:multiLevelType w:val="hybridMultilevel"/>
     <w:tmpl w:val="D9E82210"/>
@@ -8871,22 +9181,25 @@
     </w:lvl>
   </w:abstractNum>
   <w:num w:numId="1">
-    <w:abstractNumId w:val="2"/>
+    <w:abstractNumId w:val="3"/>
   </w:num>
   <w:num w:numId="2">
-    <w:abstractNumId w:val="5"/>
+    <w:abstractNumId w:val="6"/>
   </w:num>
   <w:num w:numId="3">
     <w:abstractNumId w:val="1"/>
   </w:num>
   <w:num w:numId="4">
-    <w:abstractNumId w:val="3"/>
+    <w:abstractNumId w:val="4"/>
   </w:num>
   <w:num w:numId="5">
     <w:abstractNumId w:val="0"/>
   </w:num>
   <w:num w:numId="6">
-    <w:abstractNumId w:val="4"/>
+    <w:abstractNumId w:val="5"/>
+  </w:num>
+  <w:num w:numId="7">
+    <w:abstractNumId w:val="2"/>
   </w:num>
 </w:numbering>
 </file>
